--- a/spa/docx/42.content.docx
+++ b/spa/docx/42.content.docx
@@ -214,7 +214,7 @@
         <w:rPr>
           <w:lang w:val="es_ES" w:bidi="es_ES"/>
         </w:rPr>
-        <w:t xml:space="preserve"> Muchos han intentado organizar un relato de las cosas que se han cumplido entre nosotros,</w:t>
+        <w:t xml:space="preserve"> Muchos han intentado organizar un relato de las cosas que se han cumplido entre nosotros.</w:t>
       </w:r>
     </w:p>
     <w:p>
@@ -235,7 +235,7 @@
         <w:rPr>
           <w:lang w:val="es_ES" w:bidi="es_ES"/>
         </w:rPr>
-        <w:t xml:space="preserve"> tal como nos lo contaron los que desde el principio fueron testigos oculares y siervos de la palabra</w:t>
+        <w:t xml:space="preserve"> Estos asuntos nos los transmitieron quienes fueron testigos presenciales desde el principio. Ellos se convirtieron en servidores de la Palabra.</w:t>
       </w:r>
     </w:p>
     <w:p>
@@ -256,7 +256,7 @@
         <w:rPr>
           <w:lang w:val="es_ES" w:bidi="es_ES"/>
         </w:rPr>
-        <w:t xml:space="preserve"> Y yo mismo, distinguido Teófilo, he investigado con mucho cuidado los hechos desde su origen, y ahora te los expongo en orden,</w:t>
+        <w:t xml:space="preserve"> Por eso, distinguido Teófilo, yo también decidí investigar con cuidado todo desde el principio. Decidí escribirte un relato ordenado,</w:t>
       </w:r>
     </w:p>
     <w:p>
@@ -298,7 +298,7 @@
         <w:rPr>
           <w:lang w:val="es_ES" w:bidi="es_ES"/>
         </w:rPr>
-        <w:t xml:space="preserve"> En los días en que Herodes era rey de Judea, hubo un sacerdote llamado Zacarías, que pertenecía a la clase de Abías. Su esposa, Elisabet, también era descendiente de Aarón.</w:t>
+        <w:t xml:space="preserve"> En los días de Herodes, rey de Judea, había un sacerdote llamado Zacarías. Pertenecía al grupo de Abías. Su esposa se llamaba Elisabet y ella era descendiente de Aarón también.</w:t>
       </w:r>
     </w:p>
     <w:p>
@@ -319,7 +319,7 @@
         <w:rPr>
           <w:lang w:val="es_ES" w:bidi="es_ES"/>
         </w:rPr>
-        <w:t xml:space="preserve"> Zacarías y Elisabet eran justos ante Dios, y tenían una conducta intachable, cumpliendo todos las mandamientos y decretos del Señor.</w:t>
+        <w:t xml:space="preserve"> Zacarías y Elisabet eran justos ante Dios. Tenían una conducta intachable. Cumplían todos los mandamientos y decretos del Señor.</w:t>
       </w:r>
     </w:p>
     <w:p>
@@ -340,7 +340,7 @@
         <w:rPr>
           <w:lang w:val="es_ES" w:bidi="es_ES"/>
         </w:rPr>
-        <w:t xml:space="preserve"> No tenían hijos, porque Elisabet no podía tenerlos, y ambos eran ya ancianos.</w:t>
+        <w:t xml:space="preserve"> No tenían hijos, porque Elisabet no podía tenerlos. Ambos eran ya ancianos.</w:t>
       </w:r>
     </w:p>
     <w:p>
@@ -361,7 +361,7 @@
         <w:rPr>
           <w:lang w:val="es_ES" w:bidi="es_ES"/>
         </w:rPr>
-        <w:t xml:space="preserve"> Un día, cuando al grupo del sacerdote Zacarías le llegó el turno de servir a Dios en el templo,</w:t>
+        <w:t xml:space="preserve"> Un día, el grupo sacerdotal de Zacarías estaba de turno para servir a Dios en el templo.</w:t>
       </w:r>
     </w:p>
     <w:p>
@@ -382,7 +382,7 @@
         <w:rPr>
           <w:lang w:val="es_ES" w:bidi="es_ES"/>
         </w:rPr>
-        <w:t xml:space="preserve"> le tocó a Zacarías, según era la costumbre de los sacerdotes, entrar en el santuario del templo del Señor para quemar incienso.</w:t>
+        <w:t xml:space="preserve"> Le tocó por sorteo a Zacarías entrar en el santuario del templo del Señor para quemar incienso. Así era la costumbre del sacerdocio.</w:t>
       </w:r>
     </w:p>
     <w:p>
@@ -424,7 +424,7 @@
         <w:rPr>
           <w:lang w:val="es_ES" w:bidi="es_ES"/>
         </w:rPr>
-        <w:t xml:space="preserve"> Un ángel del Señor se le apareció a Zacarías, de pie a la derecha del altar del incienso</w:t>
+        <w:t xml:space="preserve"> Entonces se le apareció a Zacarías un ángel del Señor. Estuvo de pie a la derecha del altar del incienso.</w:t>
       </w:r>
     </w:p>
     <w:p>
@@ -466,7 +466,7 @@
         <w:rPr>
           <w:lang w:val="es_ES" w:bidi="es_ES"/>
         </w:rPr>
-        <w:t xml:space="preserve"> Pero el ángel le dijo: ―No tengas miedo, Zacarías, pues Dios ha escuchado tus oraciones. Tu esposa Elisabet te dará un hijo, y lo llamarás Juan.</w:t>
+        <w:t xml:space="preserve"> Pero el ángel le dijo: —No tengas miedo, Zacarías. Dios ha escuchado tus oraciones. Tu esposa Elisabet te dará un hijo, y lo llamarás Juan.</w:t>
       </w:r>
     </w:p>
     <w:p>
@@ -487,7 +487,7 @@
         <w:rPr>
           <w:lang w:val="es_ES" w:bidi="es_ES"/>
         </w:rPr>
-        <w:t xml:space="preserve"> Y será para ti motivo de gran alegría, y muchos se alegrarán por su nacimiento.</w:t>
+        <w:t xml:space="preserve"> Será para ti motivo de gran alegría, y muchos se alegrarán por su nacimiento.</w:t>
       </w:r>
     </w:p>
     <w:p>
@@ -508,7 +508,7 @@
         <w:rPr>
           <w:lang w:val="es_ES" w:bidi="es_ES"/>
         </w:rPr>
-        <w:t xml:space="preserve"> Tu hijo será grande delante del Señor, y no beberá ni vino ni licor alguno, y será lleno del Espíritu Santo desde antes de nacer.</w:t>
+        <w:t xml:space="preserve"> Tu hijo será grande delante del Señor. No beberá ni vino ni licor alguno. Será lleno del Espíritu Santo desde antes de nacer.</w:t>
       </w:r>
     </w:p>
     <w:p>
@@ -529,7 +529,7 @@
         <w:rPr>
           <w:lang w:val="es_ES" w:bidi="es_ES"/>
         </w:rPr>
-        <w:t xml:space="preserve"> Él hará que muchos de los hijos de Israel vuelvan al Señor su Dios.</w:t>
+        <w:t xml:space="preserve"> Hará que muchos israelitas se vuelvan al Señor su Dios.</w:t>
       </w:r>
     </w:p>
     <w:p>
@@ -550,7 +550,7 @@
         <w:rPr>
           <w:lang w:val="es_ES" w:bidi="es_ES"/>
         </w:rPr>
-        <w:t xml:space="preserve"> También irá primero, delante del Señor, con el mismo espíritu y poder del profeta Elías. Reconciliará a los padres con los hijos y hará que los desobedientes aprendan de la sabiduría de los justos.Así preparará al pueblo para recibir al Señor.</w:t>
+        <w:t xml:space="preserve"> Irá delante del Señor con el mismo espíritu y poder que tuvo el profeta Elías. Reconciliará a los padres con sus hijos. Hará que los desobedientes aprendan la sabiduría de los justos. Así preparará al pueblo para recibir al Señor.</w:t>
       </w:r>
     </w:p>
     <w:p>
@@ -571,7 +571,7 @@
         <w:rPr>
           <w:lang w:val="es_ES" w:bidi="es_ES"/>
         </w:rPr>
-        <w:t xml:space="preserve"> Zacarías le preguntó al ángel: ―¿Cómo podré estar seguro de esto? Mi esposa y yo somos ya ancianos.</w:t>
+        <w:t xml:space="preserve"> Zacarías le preguntó al ángel: —¿Cómo podré estar seguro de esto? Mi esposa y yo somos ya ancianos.</w:t>
       </w:r>
     </w:p>
     <w:p>
@@ -592,7 +592,7 @@
         <w:rPr>
           <w:lang w:val="es_ES" w:bidi="es_ES"/>
         </w:rPr>
-        <w:t xml:space="preserve"> El ángel le contestó: ―Yo soy Gabriel, que estoy a las órdenes de Dios, y he sido enviado para hablar contigo y darte estas buenas noticias.</w:t>
+        <w:t xml:space="preserve"> El ángel le contestó: —Yo soy Gabriel y estoy a las órdenes de Dios. He sido enviado para hablar contigo y darte estas buenas noticias.</w:t>
       </w:r>
     </w:p>
     <w:p>
@@ -613,7 +613,7 @@
         <w:rPr>
           <w:lang w:val="es_ES" w:bidi="es_ES"/>
         </w:rPr>
-        <w:t xml:space="preserve"> Mira, te vas a quedar mudo y no podrás hablar hasta el día en que esto suceda, porque no creíste mis palabras, que se cumplirán a su tiempo.</w:t>
+        <w:t xml:space="preserve"> Mira, te vas a quedar mudo y no podrás hablar hasta el día en que esto suceda. Será así porque no creíste mis palabras, que se cumplirán a su tiempo.</w:t>
       </w:r>
     </w:p>
     <w:p>
@@ -634,7 +634,7 @@
         <w:rPr>
           <w:lang w:val="es_ES" w:bidi="es_ES"/>
         </w:rPr>
-        <w:t xml:space="preserve"> Mientras tanto, el pueblo estaba afuera esperando a Zacarías y a todos les extrañaba que se demorara tanto en salir.</w:t>
+        <w:t xml:space="preserve"> Mientras tanto, el pueblo esperaba afuera a Zacarías. Se preguntaban por qué tardaba tanto en salir del santuario.</w:t>
       </w:r>
     </w:p>
     <w:p>
@@ -655,7 +655,7 @@
         <w:rPr>
           <w:lang w:val="es_ES" w:bidi="es_ES"/>
         </w:rPr>
-        <w:t xml:space="preserve"> Cuando salió, no podía hablar, y entendieron que había tenido una visión en el templo. Solo les hacía señas, pues estaba mudo.</w:t>
+        <w:t xml:space="preserve"> Cuando por fin salió, no podía hablar. Entonces se dieron cuenta de que había tenido una visión en el santuario.</w:t>
       </w:r>
     </w:p>
     <w:p>
@@ -676,7 +676,7 @@
         <w:rPr>
           <w:lang w:val="es_ES" w:bidi="es_ES"/>
         </w:rPr>
-        <w:t xml:space="preserve"> Cuando se cumplieron los días de su ministerio, regresó a su casa.</w:t>
+        <w:t xml:space="preserve"> Cuando terminó su tiempo de servicio, regresó a su casa.</w:t>
       </w:r>
     </w:p>
     <w:p>
@@ -697,7 +697,7 @@
         <w:rPr>
           <w:lang w:val="es_ES" w:bidi="es_ES"/>
         </w:rPr>
-        <w:t xml:space="preserve"> Poco después, Elisabet quedó embarazada; y durante cinco meses no salió de su casa.</w:t>
+        <w:t xml:space="preserve"> Poco tiempo después, Elisabet quedó embarazada. Durante 5 meses no salió de su casa.</w:t>
       </w:r>
     </w:p>
     <w:p>
@@ -718,7 +718,7 @@
         <w:rPr>
           <w:lang w:val="es_ES" w:bidi="es_ES"/>
         </w:rPr>
-        <w:t xml:space="preserve"> Ella decía: «El Señor me ha mostrado su bondad al darme un hijo y evitar la vergüenza que antes tenía».</w:t>
+        <w:t xml:space="preserve"> Ella decía: —El Señor me ha mostrado su bondad al darme un hijo y evitar la vergüenza que antes tenía.</w:t>
       </w:r>
     </w:p>
     <w:p>
@@ -739,7 +739,7 @@
         <w:rPr>
           <w:lang w:val="es_ES" w:bidi="es_ES"/>
         </w:rPr>
-        <w:t xml:space="preserve"> En el sexto mes del embarazo de Elisabet, Dios envió al ángel Gabriel a Nazaret, un pueblo de la región de Galilea.</w:t>
+        <w:t xml:space="preserve"> En el sexto mes del embarazo de Elisabet, Dios envió al ángel Gabriel a Nazaret. Era un pueblo de la región de Galilea.</w:t>
       </w:r>
     </w:p>
     <w:p>
@@ -760,7 +760,7 @@
         <w:rPr>
           <w:lang w:val="es_ES" w:bidi="es_ES"/>
         </w:rPr>
-        <w:t xml:space="preserve"> Fue a visitar a una joven virgen llamada María, que estaba comprometida con un hombre llamado José, descendiente del rey David.</w:t>
+        <w:t xml:space="preserve"> El ángel fue a visitar a una joven virgen llamada María. Ella estaba comprometida con un hombre llamado José. José era descendiente del rey David.</w:t>
       </w:r>
     </w:p>
     <w:p>
@@ -781,7 +781,7 @@
         <w:rPr>
           <w:lang w:val="es_ES" w:bidi="es_ES"/>
         </w:rPr>
-        <w:t xml:space="preserve"> El ángel entró donde ella estaba y le dijo: ―¡Te saludo, a ti que has recibido la bendición de Dios! El Señor está contigo.</w:t>
+        <w:t xml:space="preserve"> El ángel entró donde ella estaba y le dijo: —¡Te saludo, a ti que has recibido la bendición de Dios! El Señor está contigo.</w:t>
       </w:r>
     </w:p>
     <w:p>
@@ -802,7 +802,7 @@
         <w:rPr>
           <w:lang w:val="es_ES" w:bidi="es_ES"/>
         </w:rPr>
-        <w:t xml:space="preserve"> Estas palabras perturbaron a María, que se preguntaba qué significaría ese saludo.</w:t>
+        <w:t xml:space="preserve"> Estas palabras perturbaron a María. Se preguntaba qué significaría ese saludo.</w:t>
       </w:r>
     </w:p>
     <w:p>
@@ -823,7 +823,7 @@
         <w:rPr>
           <w:lang w:val="es_ES" w:bidi="es_ES"/>
         </w:rPr>
-        <w:t xml:space="preserve"> El ángel le dijo: ―No temas, María, Dios te ha concedido su favor.</w:t>
+        <w:t xml:space="preserve"> El ángel le dijo: —No temas, María. Dios te ha concedido su favor.</w:t>
       </w:r>
     </w:p>
     <w:p>
@@ -844,7 +844,7 @@
         <w:rPr>
           <w:lang w:val="es_ES" w:bidi="es_ES"/>
         </w:rPr>
-        <w:t xml:space="preserve"> Mira, vas a quedar embarazada y tendrás un hijo, y lo llamarás Jesús.</w:t>
+        <w:t xml:space="preserve"> Mira, vas a quedar embarazada. Tendrás un hijo y lo llamarás Jesús.</w:t>
       </w:r>
     </w:p>
     <w:p>
@@ -865,7 +865,7 @@
         <w:rPr>
           <w:lang w:val="es_ES" w:bidi="es_ES"/>
         </w:rPr>
-        <w:t xml:space="preserve"> Él será grande, y será llamado Hijo del Altísimo, y el Señor le dará el trono de David su padre,</w:t>
+        <w:t xml:space="preserve"> Él será grande, y será llamado Hijo del Altísimo. El Señor le dará el trono de David, su antepasado.</w:t>
       </w:r>
     </w:p>
     <w:p>
@@ -886,7 +886,7 @@
         <w:rPr>
           <w:lang w:val="es_ES" w:bidi="es_ES"/>
         </w:rPr>
-        <w:t xml:space="preserve"> reinará sobre la casa de Jacob para siempre, y su reino no tendrá fin.</w:t>
+        <w:t xml:space="preserve"> Reinará sobre la casa de Jacob para siempre, y su reino no tendrá fin.</w:t>
       </w:r>
     </w:p>
     <w:p>
@@ -907,7 +907,7 @@
         <w:rPr>
           <w:lang w:val="es_ES" w:bidi="es_ES"/>
         </w:rPr>
-        <w:t xml:space="preserve"> María le preguntó al ángel: ―¿Cómo será esto, si yo soy virgen?</w:t>
+        <w:t xml:space="preserve"> María le preguntó al ángel: —¿Cómo será esto, si yo soy virgen?</w:t>
       </w:r>
     </w:p>
     <w:p>
@@ -928,7 +928,7 @@
         <w:rPr>
           <w:lang w:val="es_ES" w:bidi="es_ES"/>
         </w:rPr>
-        <w:t xml:space="preserve"> El ángel le contestó: ―El Espíritu Santo vendrá sobre ti y el poder del Altísimo te cubrirá con su sombra. Por eso, el santo niño que va a nacer será llamado Hijo de Dios.</w:t>
+        <w:t xml:space="preserve"> El ángel le contestó: —El Espíritu Santo vendrá sobre ti y el poder del Altísimo te cubrirá con su sombra. Por eso, el santo niño que va a nacer será llamado Hijo de Dios.</w:t>
       </w:r>
     </w:p>
     <w:p>
@@ -949,7 +949,7 @@
         <w:rPr>
           <w:lang w:val="es_ES" w:bidi="es_ES"/>
         </w:rPr>
-        <w:t xml:space="preserve"> Tu parienta Elisabet también ha concebido un hijo en su vejez. La llamaban estéril, pero está ya en el sexto mes,</w:t>
+        <w:t xml:space="preserve"> Tu parienta Elisabet también ha concebido un hijo ¡y en su vejez! La llamaban estéril, pero está ya en el sexto mes.</w:t>
       </w:r>
     </w:p>
     <w:p>
@@ -970,7 +970,7 @@
         <w:rPr>
           <w:lang w:val="es_ES" w:bidi="es_ES"/>
         </w:rPr>
-        <w:t xml:space="preserve"> porque nada hay imposible para Dios.</w:t>
+        <w:t xml:space="preserve"> Nada es imposible para Dios.</w:t>
       </w:r>
     </w:p>
     <w:p>
@@ -991,7 +991,7 @@
         <w:rPr>
           <w:lang w:val="es_ES" w:bidi="es_ES"/>
         </w:rPr>
-        <w:t xml:space="preserve"> María dijo: —Aquí estoy, soy la sierva del Señor; que Dios haga conmigo conforme a lo que has dicho. Y el ángel se fue.</w:t>
+        <w:t xml:space="preserve"> María dijo: —Aquí estoy, soy la sierva del Señor. Que Dios haga conmigo conforme a lo que has dicho. Y el ángel se fue.</w:t>
       </w:r>
     </w:p>
     <w:p>
@@ -1033,7 +1033,7 @@
         <w:rPr>
           <w:lang w:val="es_ES" w:bidi="es_ES"/>
         </w:rPr>
-        <w:t xml:space="preserve"> Llegó a la casa de Zacarías, entró y saludó a Elisabet.</w:t>
+        <w:t xml:space="preserve"> Llegó a la casa de Zacarías. Entró y saludó a Elisabet.</w:t>
       </w:r>
     </w:p>
     <w:p>
@@ -1054,7 +1054,7 @@
         <w:rPr>
           <w:lang w:val="es_ES" w:bidi="es_ES"/>
         </w:rPr>
-        <w:t xml:space="preserve"> Cuando Elisabet oyó el saludo de María, el niño saltó de alegría en su vientre. Entonces Elisabet fue llena del Espíritu Santo,</w:t>
+        <w:t xml:space="preserve"> Cuando Elisabet oyó el saludo de María, el niño saltó de alegría en su vientre. Entonces Elisabet fue llena del Espíritu Santo.</w:t>
       </w:r>
     </w:p>
     <w:p>
@@ -1075,7 +1075,7 @@
         <w:rPr>
           <w:lang w:val="es_ES" w:bidi="es_ES"/>
         </w:rPr>
-        <w:t xml:space="preserve"> y exclamó: —¡Bendita tú entre las mujeres, y bendito el fruto de tu vientre!</w:t>
+        <w:t xml:space="preserve"> Exclamó: —¡Bendita tú entre las mujeres, y bendito el hijo que tienes en tu vientre!</w:t>
       </w:r>
     </w:p>
     <w:p>
@@ -1138,7 +1138,7 @@
         <w:rPr>
           <w:lang w:val="es_ES" w:bidi="es_ES"/>
         </w:rPr>
-        <w:t xml:space="preserve"> ¡Dichosa tú que has creído, porque lo que el Señor te ha dicho se cumplirá!</w:t>
+        <w:t xml:space="preserve"> ¡Dichosa tú que has creído, pues lo que el Señor te ha dicho se va a cumplir!</w:t>
       </w:r>
     </w:p>
     <w:p>
@@ -1369,7 +1369,7 @@
         <w:rPr>
           <w:lang w:val="es_ES" w:bidi="es_ES"/>
         </w:rPr>
-        <w:t xml:space="preserve"> María se quedó con Elisabet unos tres meses y luego regresó a su casa.</w:t>
+        <w:t xml:space="preserve"> María se quedó con Elisabet unos 3 meses y luego regresó a su casa.</w:t>
       </w:r>
     </w:p>
     <w:p>
@@ -1411,7 +1411,7 @@
         <w:rPr>
           <w:lang w:val="es_ES" w:bidi="es_ES"/>
         </w:rPr>
-        <w:t xml:space="preserve"> Sus vecinos y sus parientes oyeron que el Señor le había mostrado tal misericordia, y se alegraron con ella.</w:t>
+        <w:t xml:space="preserve"> Sus vecinos y familiares se enteraron de que el Señor había sido tan misericordioso con ella. Se alegraron mucho.</w:t>
       </w:r>
     </w:p>
     <w:p>
@@ -1432,7 +1432,7 @@
         <w:rPr>
           <w:lang w:val="es_ES" w:bidi="es_ES"/>
         </w:rPr>
-        <w:t xml:space="preserve"> Al octavo día vinieron a circuncidar al niño, y le pusieron el nombre de su padre, Zacarías.</w:t>
+        <w:t xml:space="preserve"> Al octavo día vinieron a circuncidar al niño. Le pusieron el nombre de su padre, Zacarías.</w:t>
       </w:r>
     </w:p>
     <w:p>
@@ -1453,7 +1453,7 @@
         <w:rPr>
           <w:lang w:val="es_ES" w:bidi="es_ES"/>
         </w:rPr>
-        <w:t xml:space="preserve"> Pero su madre dijo: ―¡De ninguna manera! Tiene que llamarse Juan.</w:t>
+        <w:t xml:space="preserve"> Pero su madre dijo: —¡De ninguna manera! Tiene que llamarse Juan.</w:t>
       </w:r>
     </w:p>
     <w:p>
@@ -1474,7 +1474,7 @@
         <w:rPr>
           <w:lang w:val="es_ES" w:bidi="es_ES"/>
         </w:rPr>
-        <w:t xml:space="preserve"> Le replicaron: ―¡Pero si en tu familia no hay nadie con ese nombre!</w:t>
+        <w:t xml:space="preserve"> Le replicaron: —¡Pero si en tu familia no hay nadie con ese nombre!</w:t>
       </w:r>
     </w:p>
     <w:p>
@@ -1516,7 +1516,7 @@
         <w:rPr>
           <w:lang w:val="es_ES" w:bidi="es_ES"/>
         </w:rPr>
-        <w:t xml:space="preserve"> Este pidió una tablilla para escribir, y puso: «Se llamará Juan». Y todos se asombraron.</w:t>
+        <w:t xml:space="preserve"> Este pidió una tablilla para escribir, y puso: “Se llamará Juan”. Todos se asombraron.</w:t>
       </w:r>
     </w:p>
     <w:p>
@@ -1558,7 +1558,7 @@
         <w:rPr>
           <w:lang w:val="es_ES" w:bidi="es_ES"/>
         </w:rPr>
-        <w:t xml:space="preserve"> Los vecinos se llenaron de temor, y en toda la región de los moentes de Judea se hablaba de lo sucedido.</w:t>
+        <w:t xml:space="preserve"> Los vecinos se llenaron de temor. En toda la región montañosa de Judea se hablaba de lo que había pasado.</w:t>
       </w:r>
     </w:p>
     <w:p>
@@ -1579,7 +1579,7 @@
         <w:rPr>
           <w:lang w:val="es_ES" w:bidi="es_ES"/>
         </w:rPr>
-        <w:t xml:space="preserve"> Todos los que oían hablar del asunto se preguntaban: «¿Qué llegará a ser ese niño? Porque iba acompañado del poder del Señor».</w:t>
+        <w:t xml:space="preserve"> Todos los que oían hablar del asunto se preguntaban: —¿Qué llegará a ser ese niño? Pues iba acompañado del poder del Señor.</w:t>
       </w:r>
     </w:p>
     <w:p>
@@ -1621,7 +1621,7 @@
         <w:rPr>
           <w:lang w:val="es_ES" w:bidi="es_ES"/>
         </w:rPr>
-        <w:t xml:space="preserve"> «¡Bendito sea el Señor, el Dios de Israel, porque ha venido a visitar y a redimir a su pueblo!</w:t>
+        <w:t xml:space="preserve"> —¡Bendito sea el Señor, el Dios de Israel, porque ha venido a visitar y a redimir a su pueblo!</w:t>
       </w:r>
     </w:p>
     <w:p>
@@ -1642,7 +1642,7 @@
         <w:rPr>
           <w:lang w:val="es_ES" w:bidi="es_ES"/>
         </w:rPr>
-        <w:t xml:space="preserve"> Nos ha enviado un poderoso Salvador, de la casa de su siervo David,</w:t>
+        <w:t xml:space="preserve"> Nos ha enviado un poderoso Salvador. Es de la casa de su siervo David,</w:t>
       </w:r>
     </w:p>
     <w:p>
@@ -1705,7 +1705,7 @@
         <w:rPr>
           <w:lang w:val="es_ES" w:bidi="es_ES"/>
         </w:rPr>
-        <w:t xml:space="preserve"> Viene para mostrar misericordia a nuestros padres y recordar su santo pacto,</w:t>
+        <w:t xml:space="preserve"> Viene para mostrar misericordia a nuestros padres. Viene para recordar su santo pacto,</w:t>
       </w:r>
     </w:p>
     <w:p>
@@ -1726,7 +1726,7 @@
         <w:rPr>
           <w:lang w:val="es_ES" w:bidi="es_ES"/>
         </w:rPr>
-        <w:t xml:space="preserve"> al juramento que le hizo a Abraham nuestro padre, para concedernos</w:t>
+        <w:t xml:space="preserve"> el juramento que le hizo a Abraham nuestro padre.</w:t>
       </w:r>
     </w:p>
     <w:p>
@@ -1747,7 +1747,7 @@
         <w:rPr>
           <w:lang w:val="es_ES" w:bidi="es_ES"/>
         </w:rPr>
-        <w:t xml:space="preserve"> que le sirvamos sin temor, por habernos rescatado de nuestros enemigos.</w:t>
+        <w:t xml:space="preserve"> Viene para rescatarnos de nuestros enemigos y concedernos que le sirvamos sin temor.</w:t>
       </w:r>
     </w:p>
     <w:p>
@@ -1768,7 +1768,7 @@
         <w:rPr>
           <w:lang w:val="es_ES" w:bidi="es_ES"/>
         </w:rPr>
-        <w:t xml:space="preserve"> Para que le sirvamos con santidad y justicia, delante de él, todos los días de nuestra vida.</w:t>
+        <w:t xml:space="preserve"> Quiere que le sirvamos con santidad y justicia, delante de él todos los días de nuestra vida.</w:t>
       </w:r>
     </w:p>
     <w:p>
@@ -1789,7 +1789,7 @@
         <w:rPr>
           <w:lang w:val="es_ES" w:bidi="es_ES"/>
         </w:rPr>
-        <w:t xml:space="preserve"> «Y tú, hijo mío, serás llamado profeta del Altísimo, porque irás delante del Señor para preparar su camino.</w:t>
+        <w:t xml:space="preserve"> Y tú, hijo mío, serás llamado profeta del Altísimo, porque irás delante del Señor para preparar su camino.</w:t>
       </w:r>
     </w:p>
     <w:p>
@@ -1873,7 +1873,7 @@
         <w:rPr>
           <w:lang w:val="es_ES" w:bidi="es_ES"/>
         </w:rPr>
-        <w:t xml:space="preserve"> El niño crecía y se fortalecía en espíritu, y vivió en el desierto hasta el día en que se presentó públicamente al pueblo de Israel.</w:t>
+        <w:t xml:space="preserve"> El niño crecía y se fortalecía en espíritu. Vivió en el desierto hasta el día en que se presentó públicamente ante Israel.</w:t>
       </w:r>
     </w:p>
     <w:p>
@@ -1910,7 +1910,7 @@
         <w:rPr>
           <w:lang w:val="es_ES" w:bidi="es_ES"/>
         </w:rPr>
-        <w:t xml:space="preserve"> Por aquellos días, salió un decreto de parte de César Augusto para que se empadronaran todos los habitantes del Imperio romano.</w:t>
+        <w:t xml:space="preserve"> En aquellos días, el emperador Augusto ordenó que se hiciera un censo en todo el Imperio romano.</w:t>
       </w:r>
     </w:p>
     <w:p>
@@ -1931,7 +1931,7 @@
         <w:rPr>
           <w:lang w:val="es_ES" w:bidi="es_ES"/>
         </w:rPr>
-        <w:t xml:space="preserve"> Este primer censo se llevó a cabo cuando Cirenio era gobernador de Siria.</w:t>
+        <w:t xml:space="preserve"> Este primer censo se realizó cuando Cirenio era gobernador de Siria.</w:t>
       </w:r>
     </w:p>
     <w:p>
@@ -1952,7 +1952,7 @@
         <w:rPr>
           <w:lang w:val="es_ES" w:bidi="es_ES"/>
         </w:rPr>
-        <w:t xml:space="preserve"> Y todos iban a registrarse, cada uno en su lugar de origen.</w:t>
+        <w:t xml:space="preserve"> Todos debían ir a su ciudad de origen para inscribirse.</w:t>
       </w:r>
     </w:p>
     <w:p>
@@ -1973,7 +1973,7 @@
         <w:rPr>
           <w:lang w:val="es_ES" w:bidi="es_ES"/>
         </w:rPr>
-        <w:t xml:space="preserve"> José también fue desde Nazaret, en Galilea, hasta Judea, a la ciudad de David llamada Belén, porque él era de la casa y familia de David, y Belén era la ciudad de David.</w:t>
+        <w:t xml:space="preserve"> José también fue. Fue desde Nazaret, en Galilea, hasta Judea. Fue a Belén, porque él era de la casa y familia de David, y Belén era la ciudad de David.</w:t>
       </w:r>
     </w:p>
     <w:p>
@@ -1994,7 +1994,7 @@
         <w:rPr>
           <w:lang w:val="es_ES" w:bidi="es_ES"/>
         </w:rPr>
-        <w:t xml:space="preserve"> José fue allí para registrarse con María, su prometida, que estaba embarazada.</w:t>
+        <w:t xml:space="preserve"> José fue allá para inscribirse junto con María, su prometida. María estaba embarazada.</w:t>
       </w:r>
     </w:p>
     <w:p>
@@ -2015,7 +2015,7 @@
         <w:rPr>
           <w:lang w:val="es_ES" w:bidi="es_ES"/>
         </w:rPr>
-        <w:t xml:space="preserve"> Mientras estaban en Belén, se cumplió el tiempo para que ella diera a luz,</w:t>
+        <w:t xml:space="preserve"> Mientras estaban en Belén, le llegó el tiempo del parto</w:t>
       </w:r>
     </w:p>
     <w:p>
@@ -2036,7 +2036,7 @@
         <w:rPr>
           <w:lang w:val="es_ES" w:bidi="es_ES"/>
         </w:rPr>
-        <w:t xml:space="preserve"> y tuvo a su hijo primogénito. Lo envolvió en pañales y lo recostó en un pesebre, porque no había lugar para ellos en la posada.</w:t>
+        <w:t xml:space="preserve"> y dio a luz a su primer hijo. Lo envolvió en pañales y lo acostó en un pesebre. No había lugar para ellos en la posada.</w:t>
       </w:r>
     </w:p>
     <w:p>
@@ -2057,7 +2057,7 @@
         <w:rPr>
           <w:lang w:val="es_ES" w:bidi="es_ES"/>
         </w:rPr>
-        <w:t xml:space="preserve"> En aquella misma región, había pastores que pasaban la noche en el campo y vigilaban sus rebaños,</w:t>
+        <w:t xml:space="preserve"> En aquella misma región, había pastores que pasaban la noche en el campo. Vigilaban sus rebaños</w:t>
       </w:r>
     </w:p>
     <w:p>
@@ -2078,7 +2078,7 @@
         <w:rPr>
           <w:lang w:val="es_ES" w:bidi="es_ES"/>
         </w:rPr>
-        <w:t xml:space="preserve"> De repente, un ángel del Señor se presentó ante ellos, y la gloria del Señor los envolvió en su luz, y se llenaron de temor.</w:t>
+        <w:t xml:space="preserve"> cuando de repente se les apareció un ángel del Señor. La gloria del Señor los rodeó con su resplandor. Los pastores se llenaron de terror.</w:t>
       </w:r>
     </w:p>
     <w:p>
@@ -2099,7 +2099,7 @@
         <w:rPr>
           <w:lang w:val="es_ES" w:bidi="es_ES"/>
         </w:rPr>
-        <w:t xml:space="preserve"> El ángel les dijo: «No teman. Les traigo buenas noticias que van a ser de gran alegría para todo el pueblo:</w:t>
+        <w:t xml:space="preserve"> El ángel les dijo: —No teman. Les traigo buenas noticias que van a ser de gran alegría para todo el pueblo.</w:t>
       </w:r>
     </w:p>
     <w:p>
@@ -2120,7 +2120,7 @@
         <w:rPr>
           <w:lang w:val="es_ES" w:bidi="es_ES"/>
         </w:rPr>
-        <w:t xml:space="preserve"> Esta noche ha nacido un Salvador, que es el Cristo, el Señor, en la ciudad de David.</w:t>
+        <w:t xml:space="preserve"> Esta noche ha nacido un Salvador en la ciudad de David. Es el Cristo, el Señor.</w:t>
       </w:r>
     </w:p>
     <w:p>
@@ -2141,7 +2141,7 @@
         <w:rPr>
           <w:lang w:val="es_ES" w:bidi="es_ES"/>
         </w:rPr>
-        <w:t xml:space="preserve"> Lo reconocerán porque lo encontrarán envuelto en pañales y acostado en un pesebre».</w:t>
+        <w:t xml:space="preserve"> Lo reconocerán porque lo encontrarán envuelto en pañales y acostado en un pesebre.</w:t>
       </w:r>
     </w:p>
     <w:p>
@@ -2162,7 +2162,7 @@
         <w:rPr>
           <w:lang w:val="es_ES" w:bidi="es_ES"/>
         </w:rPr>
-        <w:t xml:space="preserve"> De repente apareció con el ángel una gran multitud del ejército celestial, que glorificaba a Dios y decía:</w:t>
+        <w:t xml:space="preserve"> De repente apareció con el ángel una gran multitud del ejército celestial. La multitud glorificaba a Dios y decía:</w:t>
       </w:r>
     </w:p>
     <w:p>
@@ -2183,7 +2183,7 @@
         <w:rPr>
           <w:lang w:val="es_ES" w:bidi="es_ES"/>
         </w:rPr>
-        <w:t xml:space="preserve"> «Gloria a Dios en las alturas, y paz en la tierra para los que gozan de su buena voluntad».</w:t>
+        <w:t xml:space="preserve"> —¡Gloria a Dios en las alturas! ¡Paz en la tierra para los que gozan de su buena voluntad!</w:t>
       </w:r>
     </w:p>
     <w:p>
@@ -2204,7 +2204,7 @@
         <w:rPr>
           <w:lang w:val="es_ES" w:bidi="es_ES"/>
         </w:rPr>
-        <w:t xml:space="preserve"> Cuando los ángeles regresaron al cielo, los pastores se dijeron entre ellos: Vamos a Belén y veamos esto que el Señor nos ha anunciado».</w:t>
+        <w:t xml:space="preserve"> Cuando los ángeles regresaron al cielo, los pastores se dijeron entre ellos: —Vamos a Belén y veamos esto que el Señor nos ha anunciado.</w:t>
       </w:r>
     </w:p>
     <w:p>
@@ -2225,7 +2225,7 @@
         <w:rPr>
           <w:lang w:val="es_ES" w:bidi="es_ES"/>
         </w:rPr>
-        <w:t xml:space="preserve"> Fueron de prisa y encontraron a María y a José, y al niño acostado en el pesebre.</w:t>
+        <w:t xml:space="preserve"> Fueron de prisa. Encontraron a María y a José, y allí estaba el niño acostado en el pesebre.</w:t>
       </w:r>
     </w:p>
     <w:p>
@@ -2246,7 +2246,7 @@
         <w:rPr>
           <w:lang w:val="es_ES" w:bidi="es_ES"/>
         </w:rPr>
-        <w:t xml:space="preserve"> Cuando lo vieron, contaron lo que el ángel les había dicho acerca del niño.</w:t>
+        <w:t xml:space="preserve"> Cuando lo vieron, contaron lo que les habían dicho acerca del niño.</w:t>
       </w:r>
     </w:p>
     <w:p>
@@ -2288,7 +2288,7 @@
         <w:rPr>
           <w:lang w:val="es_ES" w:bidi="es_ES"/>
         </w:rPr>
-        <w:t xml:space="preserve"> Pero María guardaba todas estas cosas en su corazón y meditaba en ellas.</w:t>
+        <w:t xml:space="preserve"> María guardaba todas estas cosas en su corazón y meditaba en ellas.</w:t>
       </w:r>
     </w:p>
     <w:p>
@@ -2309,7 +2309,7 @@
         <w:rPr>
           <w:lang w:val="es_ES" w:bidi="es_ES"/>
         </w:rPr>
-        <w:t xml:space="preserve"> Los pastores regresaron glorificando y alabando a Dios por todo lo que habían oído y visto. Todo fue tal como les habían dicho.</w:t>
+        <w:t xml:space="preserve"> Los pastores regresaron glorificando y alabando a Dios por todo lo que habían visto y oído. Todo había sucedido tal como se les había anunciado.</w:t>
       </w:r>
     </w:p>
     <w:p>
@@ -2330,7 +2330,7 @@
         <w:rPr>
           <w:lang w:val="es_ES" w:bidi="es_ES"/>
         </w:rPr>
-        <w:t xml:space="preserve"> Ocho días después, fueron a circuncidar al niño, y le pusieron el nombre de Jesús, tal como el ángel le había dicho a María antes de su concepción.</w:t>
+        <w:t xml:space="preserve"> Al octavo día fueron a circuncidar al niño. Lo llamaron Jesús, tal como el ángel le había dicho a María antes de que quedara embarazada.</w:t>
       </w:r>
     </w:p>
     <w:p>
@@ -2351,7 +2351,7 @@
         <w:rPr>
           <w:lang w:val="es_ES" w:bidi="es_ES"/>
         </w:rPr>
-        <w:t xml:space="preserve"> Cuando llegó el día en que, según la ley de Moisés, ellos debían purificarse, José y María llevaron al niño a Jerusalén para presentárselo al Señor.</w:t>
+        <w:t xml:space="preserve"> Se cumplió el tiempo de purificación según la ley de Moisés. Entonces José y María llevaron al niño a Jerusalén para presentarlo al Señor.</w:t>
       </w:r>
     </w:p>
     <w:p>
@@ -2372,7 +2372,7 @@
         <w:rPr>
           <w:lang w:val="es_ES" w:bidi="es_ES"/>
         </w:rPr>
-        <w:t xml:space="preserve"> Así cumplieron con la ley del Señor, que dice: «Todo varón primogénito será consagrado al Señor».</w:t>
+        <w:t xml:space="preserve"> Así cumplieron con la ley del Señor, que dice: “Todo primogénito varón será apartado para mí”.</w:t>
       </w:r>
     </w:p>
     <w:p>
@@ -2393,7 +2393,7 @@
         <w:rPr>
           <w:lang w:val="es_ES" w:bidi="es_ES"/>
         </w:rPr>
-        <w:t xml:space="preserve"> También fueron a ofrecer el sacrificio que mandaba la ley del Señor: «un par de tórtolas o dos pichones».</w:t>
+        <w:t xml:space="preserve"> También fueron a ofrecer el sacrificio que mandaba la ley del Señor: “2 tórtolas o 2 pichones de paloma”.</w:t>
       </w:r>
     </w:p>
     <w:p>
@@ -2414,7 +2414,7 @@
         <w:rPr>
           <w:lang w:val="es_ES" w:bidi="es_ES"/>
         </w:rPr>
-        <w:t xml:space="preserve"> Había un hombre en Jerusalén que se llamaba Simeón, que era justo y piadoso. Este vivía esperando la consolación de Israel. El Espíritu Santo estaba con él</w:t>
+        <w:t xml:space="preserve"> En ese tiempo vivía en Jerusalén un hombre llamado Simeón. Era justo y comprometido con Dios. Esperaba con ansias la consolación de Israel. El Espíritu Santo estaba con él.</w:t>
       </w:r>
     </w:p>
     <w:p>
@@ -2435,7 +2435,7 @@
         <w:rPr>
           <w:lang w:val="es_ES" w:bidi="es_ES"/>
         </w:rPr>
-        <w:t xml:space="preserve"> y le había revelado que moriría antes de haber visto al Cristo del Señor.</w:t>
+        <w:t xml:space="preserve"> Le había revelado que no moriría antes de haber visto al Cristo del Señor.</w:t>
       </w:r>
     </w:p>
     <w:p>
@@ -2456,7 +2456,7 @@
         <w:rPr>
           <w:lang w:val="es_ES" w:bidi="es_ES"/>
         </w:rPr>
-        <w:t xml:space="preserve"> El Espíritu Santo guio a Simeón para ir al templo. Cuando los padres del niño Jesús lo llevaron para cumplir con la costumbre que mandaba la ley,</w:t>
+        <w:t xml:space="preserve"> Los padres del niño Jesús lo habían llevado para cumplir con la costumbre que mandaba la ley. En eso, el Espíritu Santo guio a Simeón para ir al templo.</w:t>
       </w:r>
     </w:p>
     <w:p>
@@ -2477,7 +2477,7 @@
         <w:rPr>
           <w:lang w:val="es_ES" w:bidi="es_ES"/>
         </w:rPr>
-        <w:t xml:space="preserve"> Simeón lo tomó en sus brazos y alabó a Dios, diciendo:</w:t>
+        <w:t xml:space="preserve"> Simeón tomó al niño Jesús en sus brazos y alabó a Dios, diciendo:</w:t>
       </w:r>
     </w:p>
     <w:p>
@@ -2498,7 +2498,7 @@
         <w:rPr>
           <w:lang w:val="es_ES" w:bidi="es_ES"/>
         </w:rPr>
-        <w:t xml:space="preserve"> «Ahora, Soberano Señor, se ha cumplido tu palabra: ya puedes dejar que este tu siervo muera en paz,</w:t>
+        <w:t xml:space="preserve"> —Ahora, Soberano Señor, se ha cumplido tu palabra. Ya puedes dejar que este tu siervo muera en paz.</w:t>
       </w:r>
     </w:p>
     <w:p>
@@ -2519,7 +2519,7 @@
         <w:rPr>
           <w:lang w:val="es_ES" w:bidi="es_ES"/>
         </w:rPr>
-        <w:t xml:space="preserve"> porque mis ojos han visto tu salvación,</w:t>
+        <w:t xml:space="preserve"> Mis ojos han visto tu salvación,</w:t>
       </w:r>
     </w:p>
     <w:p>
@@ -2540,7 +2540,7 @@
         <w:rPr>
           <w:lang w:val="es_ES" w:bidi="es_ES"/>
         </w:rPr>
-        <w:t xml:space="preserve"> la que has preparado ante los ojos de todos los pueblos;</w:t>
+        <w:t xml:space="preserve"> la que has preparado ante los ojos de todos los pueblos.</w:t>
       </w:r>
     </w:p>
     <w:p>
@@ -2561,7 +2561,7 @@
         <w:rPr>
           <w:lang w:val="es_ES" w:bidi="es_ES"/>
         </w:rPr>
-        <w:t xml:space="preserve"> es una luz que ilumina a las naciones y es la gloria de tu pueblo Israel.</w:t>
+        <w:t xml:space="preserve"> Es una luz que ilumina a las naciones. Es la gloria de tu pueblo Israel.</w:t>
       </w:r>
     </w:p>
     <w:p>
@@ -2603,7 +2603,7 @@
         <w:rPr>
           <w:lang w:val="es_ES" w:bidi="es_ES"/>
         </w:rPr>
-        <w:t xml:space="preserve"> Simeón los bendijo y le dijo a María, la madre de Jesús: «Mira, este niño va a hacer que muchos caigan y muchos se levanten en Israel. Será una señal que tendrá gran oposición,</w:t>
+        <w:t xml:space="preserve"> Simeón los bendijo. Le dijo a María, la madre de Jesús: —Este niño ha sido enviado para que muchos en Israel caigan o se levanten. Él será una señal, y muchos se le opondrán.</w:t>
       </w:r>
     </w:p>
     <w:p>
@@ -2624,7 +2624,7 @@
         <w:rPr>
           <w:lang w:val="es_ES" w:bidi="es_ES"/>
         </w:rPr>
-        <w:t xml:space="preserve"> así se revelarán los pensamientos de muchos corazones. En cuanto a ti, una espada te traspasará el alma».</w:t>
+        <w:t xml:space="preserve"> Así se revelarán los pensamientos de muchos corazones. Una espada atravesará tu propia alma.</w:t>
       </w:r>
     </w:p>
     <w:p>
@@ -2645,7 +2645,7 @@
         <w:rPr>
           <w:lang w:val="es_ES" w:bidi="es_ES"/>
         </w:rPr>
-        <w:t xml:space="preserve"> También había en el templo una profetisa llamada Ana, hija de Fanuel, de la tribu de Aser. Era muy anciana, y había vivido con su esposo siete años,</w:t>
+        <w:t xml:space="preserve"> También había en el templo una profeta llamada Ana. Era hija de Fanuel y de la tribu de Aser. Era muy anciana. Había vivido con su esposo 7 años,</w:t>
       </w:r>
     </w:p>
     <w:p>
@@ -2666,7 +2666,7 @@
         <w:rPr>
           <w:lang w:val="es_ES" w:bidi="es_ES"/>
         </w:rPr>
-        <w:t xml:space="preserve"> y luego quedó viuda hasta los ochenta y cuatro años.hasta … años.: Alt. durante ochenta y cuatro años." class="footnote-marker"&gt;1 Casi nunca salía del templo, adoraba a Dios con ayunos y oraciones, día y noche.</w:t>
+        <w:t xml:space="preserve"> y luego quedó viuda hasta los 84 años. Casi nunca salía del templo. Adoraba a Dios con ayunos y oraciones, día y noche.</w:t>
       </w:r>
     </w:p>
     <w:p>
@@ -2687,7 +2687,7 @@
         <w:rPr>
           <w:lang w:val="es_ES" w:bidi="es_ES"/>
         </w:rPr>
-        <w:t xml:space="preserve"> Ana llegó también en ese momento, dio gracias a Dios y comenzó a hablar del niño a todos los que esperaban que Dios redimiera a Jerusalén.</w:t>
+        <w:t xml:space="preserve"> Ana llegó en ese momento. Dio gracias a Dios y comenzó a hablar del niño a todos los que esperaban la redención de Jerusalén.</w:t>
       </w:r>
     </w:p>
     <w:p>
@@ -2708,7 +2708,7 @@
         <w:rPr>
           <w:lang w:val="es_ES" w:bidi="es_ES"/>
         </w:rPr>
-        <w:t xml:space="preserve"> Después de haber cumplido con todo lo que mandaba la ley, José y María regresaron a su pueblo Nazaret, en Galilea.</w:t>
+        <w:t xml:space="preserve"> José y María cumplieron con todo lo que exigía la ley del Señor. Después, regresaron a Galilea, a su pueblo de Nazaret.</w:t>
       </w:r>
     </w:p>
     <w:p>
@@ -2729,7 +2729,7 @@
         <w:rPr>
           <w:lang w:val="es_ES" w:bidi="es_ES"/>
         </w:rPr>
-        <w:t xml:space="preserve"> El niño crecía y se fortalecía; se llenaba de sabiduría y la gracia de Dios estaba sobre él.</w:t>
+        <w:t xml:space="preserve"> El niño crecía y se fortalecía. Se llenaba de sabiduría, y la gracia de Dios estaba sobre él.</w:t>
       </w:r>
     </w:p>
     <w:p>
@@ -2771,7 +2771,7 @@
         <w:rPr>
           <w:lang w:val="es_ES" w:bidi="es_ES"/>
         </w:rPr>
-        <w:t xml:space="preserve"> Cuando cumplió doce años, subieron a Jerusalén para la fiesta, como de costumbre, y él fue con ellos.</w:t>
+        <w:t xml:space="preserve"> Cuando Jesús cumplió 12 años, subieron a Jerusalén para la fiesta. Como de costumbre, él fue con ellos.</w:t>
       </w:r>
     </w:p>
     <w:p>
@@ -2792,7 +2792,7 @@
         <w:rPr>
           <w:lang w:val="es_ES" w:bidi="es_ES"/>
         </w:rPr>
-        <w:t xml:space="preserve"> Cuando terminó la fiesta y emprendieron el regreso, Jesús se quedó en Jerusalén, pero sus padres no lo sabían.</w:t>
+        <w:t xml:space="preserve"> Terminó la fiesta y emprendieron el regreso. Sin embargo, Jesús se quedó en Jerusalén. Sus padres no lo sabían.</w:t>
       </w:r>
     </w:p>
     <w:p>
@@ -2813,7 +2813,7 @@
         <w:rPr>
           <w:lang w:val="es_ES" w:bidi="es_ES"/>
         </w:rPr>
-        <w:t xml:space="preserve"> Creían que él estaba con el grupo de viajeros. Anduvieron un día de camino y luego lo buscaron entre sus familiares y conocidos.</w:t>
+        <w:t xml:space="preserve"> Creían que él estaba con el grupo de viajeros. Anduvieron un día de camino. Lo buscaron entre sus familiares y conocidos.</w:t>
       </w:r>
     </w:p>
     <w:p>
@@ -2855,7 +2855,7 @@
         <w:rPr>
           <w:lang w:val="es_ES" w:bidi="es_ES"/>
         </w:rPr>
-        <w:t xml:space="preserve"> Después de tres días, lo encontraron en el templo, sentado entre los maestros de la ley, escuchándolos y haciéndoles preguntas.</w:t>
+        <w:t xml:space="preserve"> Después de 3 días, lo encontraron en el templo. Estaba sentado entre los maestros de la ley, escuchándolos y haciéndoles preguntas.</w:t>
       </w:r>
     </w:p>
     <w:p>
@@ -2876,7 +2876,7 @@
         <w:rPr>
           <w:lang w:val="es_ES" w:bidi="es_ES"/>
         </w:rPr>
-        <w:t xml:space="preserve"> Todos los que lo escuchaban se quedaban asombrados por su inteligencia y por sus respuestas a los maestros.</w:t>
+        <w:t xml:space="preserve"> Todos los que lo escuchaban se quedaban asombrados. Su inteligencia y sus respuestas a los maestros los dejaron atónitos.</w:t>
       </w:r>
     </w:p>
     <w:p>
@@ -2897,7 +2897,7 @@
         <w:rPr>
           <w:lang w:val="es_ES" w:bidi="es_ES"/>
         </w:rPr>
-        <w:t xml:space="preserve"> Cuando sus padres lo vieron, se quedaron admirados. Su madre le dijo: ―Hijo, ¿por qué nos has hecho esto? ¡Tu padre y yo te hemos estado buscando llenos de angustia!</w:t>
+        <w:t xml:space="preserve"> Cuando sus padres lo vieron, se quedaron admirados. Su madre le dijo: —Hijo, ¿por qué nos has hecho esto? ¡Tu padre y yo te hemos estado buscando llenos de angustia!</w:t>
       </w:r>
     </w:p>
     <w:p>
@@ -2918,7 +2918,7 @@
         <w:rPr>
           <w:lang w:val="es_ES" w:bidi="es_ES"/>
         </w:rPr>
-        <w:t xml:space="preserve"> Él les respondió: ―¿Por qué me buscaban? ¿No sabían que tengo que estar en la casa de mi Padre?</w:t>
+        <w:t xml:space="preserve"> Él les respondió: —¿Por qué me buscaban? ¿No sabían que tengo que estar en la casa de mi Padre?</w:t>
       </w:r>
     </w:p>
     <w:p>
@@ -2939,7 +2939,7 @@
         <w:rPr>
           <w:lang w:val="es_ES" w:bidi="es_ES"/>
         </w:rPr>
-        <w:t xml:space="preserve"> Pero ellos no entendieron lo que quería decir.</w:t>
+        <w:t xml:space="preserve"> Ellos no entendieron lo que quería decir.</w:t>
       </w:r>
     </w:p>
     <w:p>
@@ -2960,7 +2960,7 @@
         <w:rPr>
           <w:lang w:val="es_ES" w:bidi="es_ES"/>
         </w:rPr>
-        <w:t xml:space="preserve"> Jesús volvió con sus padres a Nazaret y los obedecía en todo. Pero su madre guardaba todas estas cosas en su corazón.</w:t>
+        <w:t xml:space="preserve"> Entonces Jesús regresó con sus padres a Nazaret y les obedecía en todo. Su madre guardaba todas estas cosas en su corazón.</w:t>
       </w:r>
     </w:p>
     <w:p>
@@ -2981,7 +2981,7 @@
         <w:rPr>
           <w:lang w:val="es_ES" w:bidi="es_ES"/>
         </w:rPr>
-        <w:t xml:space="preserve"> Jesús seguía creciendo en sabiduría y estatura, y gozaba cada vez más del favor de Dios y de la gente.</w:t>
+        <w:t xml:space="preserve"> Jesús seguía creciendo en sabiduría y estatura. Gozaba cada vez más del favor de Dios y de la gente.</w:t>
       </w:r>
     </w:p>
     <w:p>
@@ -3018,7 +3018,7 @@
         <w:rPr>
           <w:lang w:val="es_ES" w:bidi="es_ES"/>
         </w:rPr>
-        <w:t xml:space="preserve"> En el año quince del reinado de Tiberio César, Poncio Pilato gobernaba Judea; Herodes era tetrarca de Galilea; Felipe, su hermano, era tetrarca de Iturea y de la región de Traconitis; y Lisanias era tetrarca de Abilene.</w:t>
+        <w:t xml:space="preserve"> Era el año 15 del reinado del emperador Tiberio. Poncio Pilato era gobernador de Judea. Herodes gobernaba en Galilea. Su hermano Felipe gobernaba en Iturea y en Traconite. Lisanias gobernaba en Abilene.</w:t>
       </w:r>
     </w:p>
     <w:p>
@@ -3039,7 +3039,7 @@
         <w:rPr>
           <w:lang w:val="es_ES" w:bidi="es_ES"/>
         </w:rPr>
-        <w:t xml:space="preserve"> Anás y Caifás eran los sumos sacerdotes. Vino palabra de Dios a Juan, hijo de Zacarías, en el desierto.</w:t>
+        <w:t xml:space="preserve"> Anás y Caifás eran los sumos sacerdotes. Vino entonces la palabra de Dios a Juan, hijo de Zacarías, en el desierto.</w:t>
       </w:r>
     </w:p>
     <w:p>
@@ -3060,7 +3060,7 @@
         <w:rPr>
           <w:lang w:val="es_ES" w:bidi="es_ES"/>
         </w:rPr>
-        <w:t xml:space="preserve"> Y Juan fue por toda la región alrededor del Jordán, proclamando el bautismo de arrepentimiento para el perdón de los pecados.</w:t>
+        <w:t xml:space="preserve"> Juan recorrió toda la región del río Jordán predicando un bautismo de arrepentimiento para el perdón de los pecados.</w:t>
       </w:r>
     </w:p>
     <w:p>
@@ -3081,7 +3081,7 @@
         <w:rPr>
           <w:lang w:val="es_ES" w:bidi="es_ES"/>
         </w:rPr>
-        <w:t xml:space="preserve"> Así está escrito en el libro de las palabras del profeta Isaías: «Voz de uno que clama en el desierto: "Preparen el camino para el Señor, enderecen sus sendas".</w:t>
+        <w:t xml:space="preserve"> Así está escrito en el libro del profeta Isaías: “Abran un camino para el Señor en el desierto. Tracen una calzada recta para nuestro Dios en el desierto.</w:t>
       </w:r>
     </w:p>
     <w:p>
@@ -3102,7 +3102,7 @@
         <w:rPr>
           <w:lang w:val="es_ES" w:bidi="es_ES"/>
         </w:rPr>
-        <w:t xml:space="preserve"> Todo valle será rellenado, los montes y colinas serán allanados; se enderezarán los caminos torcidos y se alisarán las sendas escabrosas.</w:t>
+        <w:t xml:space="preserve"> Se levantarán los valles y se allanarán los montes y las colinas. Se enderezarán los caminos torcidos y se allanarán los lugares escabrosos.</w:t>
       </w:r>
     </w:p>
     <w:p>
@@ -3123,7 +3123,7 @@
         <w:rPr>
           <w:lang w:val="es_ES" w:bidi="es_ES"/>
         </w:rPr>
-        <w:t xml:space="preserve"> Todo ser humano verá la salvación de Dios».</w:t>
+        <w:t xml:space="preserve"> Entonces se revelará la gloria del Señor, y toda la humanidad la verá”.</w:t>
       </w:r>
     </w:p>
     <w:p>
@@ -3144,7 +3144,7 @@
         <w:rPr>
           <w:lang w:val="es_ES" w:bidi="es_ES"/>
         </w:rPr>
-        <w:t xml:space="preserve"> Venían multitudes para ser bautizadas por Juan. Él decía: ―¡Generación de víboras! ¿Quién les dijo que huyeran de la ira que ha de venir?</w:t>
+        <w:t xml:space="preserve"> Muchos acudían para que Juan los bautizara. Él les decía: —¡Generación de víboras! ¿Quién les enseñó a huir de la ira que se acerca?</w:t>
       </w:r>
     </w:p>
     <w:p>
@@ -3165,7 +3165,7 @@
         <w:rPr>
           <w:lang w:val="es_ES" w:bidi="es_ES"/>
         </w:rPr>
-        <w:t xml:space="preserve"> Den frutos que muestren su arrepentimiento, y no comiencen a decirse: «Abraham es nuestro padre; porque les digo que Dios puede levantar hijos de Abraham aun de estas piedras.</w:t>
+        <w:t xml:space="preserve"> Produzcan frutos que demuestren su arrepentimiento. Y no se pongan a decir: “Tenemos a Abraham por padre”. Les digo que Dios puede sacar hijos de Abraham hasta de estas piedras.</w:t>
       </w:r>
     </w:p>
     <w:p>
@@ -3186,7 +3186,7 @@
         <w:rPr>
           <w:lang w:val="es_ES" w:bidi="es_ES"/>
         </w:rPr>
-        <w:t xml:space="preserve"> Sí, ya está el hacha puesta a la raíz de los árboles; todo árbol que no da buen fruto será cortado y echado al fuego.</w:t>
+        <w:t xml:space="preserve"> El hacha ya está apuntando a la raíz de los árboles. Por tanto, todo árbol que no da buen fruto se corta y se echa al fuego.</w:t>
       </w:r>
     </w:p>
     <w:p>
@@ -3228,7 +3228,7 @@
         <w:rPr>
           <w:lang w:val="es_ES" w:bidi="es_ES"/>
         </w:rPr>
-        <w:t xml:space="preserve"> Y Juan les contestaba: —El que tiene dos vestidos, que dé uno al que no tiene ninguna; y el que tiene comida, que haga lo mismo.</w:t>
+        <w:t xml:space="preserve"> Y Juan les contestaba: —El que tiene 2 vestidos, que dé 1 al que no tiene ninguna. El que tiene comida, que haga lo mismo.</w:t>
       </w:r>
     </w:p>
     <w:p>
@@ -3249,7 +3249,7 @@
         <w:rPr>
           <w:lang w:val="es_ES" w:bidi="es_ES"/>
         </w:rPr>
-        <w:t xml:space="preserve"> También vinieron algunos recaudadores de impuestos para que los bautizara, y le preguntaron: —Maestro, ¿qué debemos hacer nosotros?</w:t>
+        <w:t xml:space="preserve"> También vinieron algunos recaudadores de impuestos para que los bautizara. Le preguntaron: —Maestro, ¿qué debemos hacer nosotros?</w:t>
       </w:r>
     </w:p>
     <w:p>
@@ -3291,7 +3291,7 @@
         <w:rPr>
           <w:lang w:val="es_ES" w:bidi="es_ES"/>
         </w:rPr>
-        <w:t xml:space="preserve"> Unos soldados le preguntaron: —Y nosotros, ¿qué tenemos que hacer? Él les dijo: —No quiten nada a nadie ni hagan denuncias falsas, y confórmense con su salario.</w:t>
+        <w:t xml:space="preserve"> Unos soldados le preguntaron: —Y nosotros, ¿qué tenemos que hacer? Él les dijo: —No quiten nada a nadie ni hagan denuncias falsas. Confórmense con su salario.</w:t>
       </w:r>
     </w:p>
     <w:p>
@@ -3312,7 +3312,7 @@
         <w:rPr>
           <w:lang w:val="es_ES" w:bidi="es_ES"/>
         </w:rPr>
-        <w:t xml:space="preserve"> La gente tenía sus expectativas y todos se preguntaban si Juan podría ser el Cristo.</w:t>
+        <w:t xml:space="preserve"> La gente tenía sus expectativas acerca de la llegada del Cristo. Todos se preguntaban si Juan podría serlo.</w:t>
       </w:r>
     </w:p>
     <w:p>
@@ -3333,7 +3333,7 @@
         <w:rPr>
           <w:lang w:val="es_ES" w:bidi="es_ES"/>
         </w:rPr>
-        <w:t xml:space="preserve"> Juan entonces les respondió a todos: —Yo los bautizo concon: Alt. en" class="footnote-marker"&gt;1 agua. Pero pronto llegará uno más poderoso que yo, de quien no soy digno ni siquiera de desatar la correa de sus sandalias. Él los bautizará con el Espíritu Santo y con fuego.</w:t>
+        <w:t xml:space="preserve"> Juan entonces les respondió a todos: —Yo los bautizo con agua. Pero pronto llegará alguien más poderoso que yo. No soy digno ni siquiera de desatar la correa de sus sandalias. Él los bautizará con el Espíritu Santo y con fuego.</w:t>
       </w:r>
     </w:p>
     <w:p>
@@ -3354,7 +3354,7 @@
         <w:rPr>
           <w:lang w:val="es_ES" w:bidi="es_ES"/>
         </w:rPr>
-        <w:t xml:space="preserve"> Él tiene el aventador en la mano para limpiar su era, y separará el trigo de la paja. El trigo lo recogerá en su granero, y la paja la quemará en un fuego que nunca se apaga.</w:t>
+        <w:t xml:space="preserve"> Él tiene el rastrillo en la mano para limpiar el área donde se trilla. Separará el trigo de la paja. El trigo lo recogerá en su granero. La paja la quemará en un fuego que nunca se apaga.</w:t>
       </w:r>
     </w:p>
     <w:p>
@@ -3375,7 +3375,7 @@
         <w:rPr>
           <w:lang w:val="es_ES" w:bidi="es_ES"/>
         </w:rPr>
-        <w:t xml:space="preserve"> Con estas y muchas otras palabras Juan anunciaba al pueblo las buenas noticias.</w:t>
+        <w:t xml:space="preserve"> Con estas y muchas otras palabras, Juan anunciaba al pueblo las buenas noticias.</w:t>
       </w:r>
     </w:p>
     <w:p>
@@ -3396,7 +3396,7 @@
         <w:rPr>
           <w:lang w:val="es_ES" w:bidi="es_ES"/>
         </w:rPr>
-        <w:t xml:space="preserve"> Y reprendió a Herodes el tetrarca por lo que hizo con Herodías, la esposa de su hermano, y por todas las cosas malas que Herodes había hecho.</w:t>
+        <w:t xml:space="preserve"> Herodes era el gobernante de Galilea. Juan lo reprendió por causa de Herodías, la esposa de su hermano. También lo reprendió por todas las otras maldades que había cometido.</w:t>
       </w:r>
     </w:p>
     <w:p>
@@ -3438,7 +3438,7 @@
         <w:rPr>
           <w:lang w:val="es_ES" w:bidi="es_ES"/>
         </w:rPr>
-        <w:t xml:space="preserve"> En una ocasión en que todos acudían para que Juan los bautizara, Jesús fue también bautizado por él. Y mientras Jesús oraba, el cielo se abrió</w:t>
+        <w:t xml:space="preserve"> En una ocasión en que todos acudían para que Juan los bautizara, Jesús fue también bautizado por él. Y mientras Jesús oraba, el cielo se abrió.</w:t>
       </w:r>
     </w:p>
     <w:p>
@@ -3459,7 +3459,7 @@
         <w:rPr>
           <w:lang w:val="es_ES" w:bidi="es_ES"/>
         </w:rPr>
-        <w:t xml:space="preserve"> y descendió el Espíritu Santo sobre él en forma de paloma. Entonces vino una voz desde el cielo que dijo: ―Tú eres mi Hijo amado; estoy muy complacido contigo.</w:t>
+        <w:t xml:space="preserve"> El Espíritu Santo descendió sobre él en forma de paloma. Entonces vino una voz del cielo que decía: —Tú eres mi Hijo amado. Estoy muy complacido contigo.</w:t>
       </w:r>
     </w:p>
     <w:p>
@@ -3480,7 +3480,7 @@
         <w:rPr>
           <w:lang w:val="es_ES" w:bidi="es_ES"/>
         </w:rPr>
-        <w:t xml:space="preserve"> Jesús tenía unos treinta años cuando comenzó su ministerio; era, como se pensaba, hijo de José, hijo de Elí.</w:t>
+        <w:t xml:space="preserve"> Jesús tenía unos 30 años cuando comenzó su ministerio. Según se pensaba, era hijo de José. José era hijo de Elí.</w:t>
       </w:r>
     </w:p>
     <w:p>
@@ -3501,7 +3501,7 @@
         <w:rPr>
           <w:lang w:val="es_ES" w:bidi="es_ES"/>
         </w:rPr>
-        <w:t xml:space="preserve"> hijo de Matat, hijo de Leví, hijo de Melquí, hijo de Janay, hijo de José,</w:t>
+        <w:t xml:space="preserve"> Elí era hijo de Matat. Matat era hijo de Leví. Leví era hijo de Melquí. Melquí era hijo de Janay. Janay era hijo de José.</w:t>
       </w:r>
     </w:p>
     <w:p>
@@ -3522,7 +3522,7 @@
         <w:rPr>
           <w:lang w:val="es_ES" w:bidi="es_ES"/>
         </w:rPr>
-        <w:t xml:space="preserve"> hijo de Matatías, hijo de Amós, hijo de Nahúm, hijo de Eslí, hijo de Nagay,</w:t>
+        <w:t xml:space="preserve"> José era hijo de Matatías. Matatías era hijo de Amós. Amós era hijo de Nahúm. Nahúm era hijo de Eslí. Eslí era hijo de Nagay.</w:t>
       </w:r>
     </w:p>
     <w:p>
@@ -3543,7 +3543,7 @@
         <w:rPr>
           <w:lang w:val="es_ES" w:bidi="es_ES"/>
         </w:rPr>
-        <w:t xml:space="preserve"> hijo de Máat, hijo de Matatías, hijo de Semeí, hijo de Josec, hijo de Judá,</w:t>
+        <w:t xml:space="preserve"> Nagay era hijo de Máat. Máat era hijo de Matatías. Matatías era hijo de Semeí. Semeí era hijo de Josec. Josec era hijo de Judá.</w:t>
       </w:r>
     </w:p>
     <w:p>
@@ -3564,7 +3564,7 @@
         <w:rPr>
           <w:lang w:val="es_ES" w:bidi="es_ES"/>
         </w:rPr>
-        <w:t xml:space="preserve"> hijo de Yojanán, hijo de Resa, hijo de Zorobabel, hijo de Salatiel, hijo de Neri,</w:t>
+        <w:t xml:space="preserve"> Judá era hijo de Yojanán. Yojanán era hijo de Resa. Resa era hijo de Zorobabel. Zorobabel era hijo de Salatiel. Salatiel era hijo de Neri.</w:t>
       </w:r>
     </w:p>
     <w:p>
@@ -3585,7 +3585,7 @@
         <w:rPr>
           <w:lang w:val="es_ES" w:bidi="es_ES"/>
         </w:rPr>
-        <w:t xml:space="preserve"> hijo de Melquí, hijo de Adí, hijo de Cosán, hijo de Elmadán, hijo de Er,</w:t>
+        <w:t xml:space="preserve"> Neri era hijo de Melquí. Melquí era hijo de Adí. Adí era hijo de Cosán. Cosán era hijo de Elmadán. Elmadán era hijo de Er.</w:t>
       </w:r>
     </w:p>
     <w:p>
@@ -3606,7 +3606,7 @@
         <w:rPr>
           <w:lang w:val="es_ES" w:bidi="es_ES"/>
         </w:rPr>
-        <w:t xml:space="preserve"> hijo de Josué, hijo de Eliezer, hijo de Jorín, hijo de Matat, hijo de Leví,</w:t>
+        <w:t xml:space="preserve"> Er era hijo de Josué. Josué era hijo de Eliezer. Eliezer era hijo de Jorín. Jorín era hijo de Matat. Matat era hijo de Leví.</w:t>
       </w:r>
     </w:p>
     <w:p>
@@ -3627,7 +3627,7 @@
         <w:rPr>
           <w:lang w:val="es_ES" w:bidi="es_ES"/>
         </w:rPr>
-        <w:t xml:space="preserve"> hijo de Simeón, hijo de Judá, hijo de José, hijo de Jonán, hijo de Eliaquín,</w:t>
+        <w:t xml:space="preserve"> Leví era hijo de Simeón. Simeón era hijo de Judá. Judá era hijo de José. José era hijo de Jonán. Jonán era hijo de Eliaquín.</w:t>
       </w:r>
     </w:p>
     <w:p>
@@ -3648,7 +3648,7 @@
         <w:rPr>
           <w:lang w:val="es_ES" w:bidi="es_ES"/>
         </w:rPr>
-        <w:t xml:space="preserve"> hijo de Melea, hijo de Mainán, hijo de Matata, hijo de Natán, hijo de David,</w:t>
+        <w:t xml:space="preserve"> Eliaquín era hijo de Melea. Melea era hijo de Mainán. Mainán era hijo de Matata. Matata era hijo de Natán. Natán era hijo de David.</w:t>
       </w:r>
     </w:p>
     <w:p>
@@ -3669,7 +3669,7 @@
         <w:rPr>
           <w:lang w:val="es_ES" w:bidi="es_ES"/>
         </w:rPr>
-        <w:t xml:space="preserve"> hijo de Isaí, hijo de Obed, hijo de Booz, hijo de Salmón, hijo de Naasón,</w:t>
+        <w:t xml:space="preserve"> David era hijo de Isaí. Isaí era hijo de Obed. Obed era hijo de Booz. Booz era hijo de Salmón. Salmón era hijo de Naasón.</w:t>
       </w:r>
     </w:p>
     <w:p>
@@ -3690,7 +3690,7 @@
         <w:rPr>
           <w:lang w:val="es_ES" w:bidi="es_ES"/>
         </w:rPr>
-        <w:t xml:space="preserve"> hijo de Aminadab, hijo de Ram, hijo de Jezrón, hijo de Fares, hijo de Judá,</w:t>
+        <w:t xml:space="preserve"> Naasón era hijo de Aminadab. Aminadab era hijo de Ram. Ram era hijo de Jezrón. Jezrón era hijo de Fares. Fares era hijo de Judá.</w:t>
       </w:r>
     </w:p>
     <w:p>
@@ -3711,7 +3711,7 @@
         <w:rPr>
           <w:lang w:val="es_ES" w:bidi="es_ES"/>
         </w:rPr>
-        <w:t xml:space="preserve"> hijo de Jacob, hijo de Isaac, hijo de Abraham, hijo de Téraj, hijo de Najor,</w:t>
+        <w:t xml:space="preserve"> Judá era hijo de Jacob. Jacob era hijo de Isaac. Isaac era hijo de Abraham. Abraham era hijo de Téraj. Téraj era hijo de Najor.</w:t>
       </w:r>
     </w:p>
     <w:p>
@@ -3732,7 +3732,7 @@
         <w:rPr>
           <w:lang w:val="es_ES" w:bidi="es_ES"/>
         </w:rPr>
-        <w:t xml:space="preserve"> hijo de Serug, hijo de Ragau, hijo de Péleg, hijo de Éber, hijo de Selaj,</w:t>
+        <w:t xml:space="preserve"> Najor era hijo de Serug. Serug era hijo de Ragau. Ragau era hijo de Péleg. Péleg era hijo de Éber. Éber era hijo de Selaj.</w:t>
       </w:r>
     </w:p>
     <w:p>
@@ -3753,7 +3753,7 @@
         <w:rPr>
           <w:lang w:val="es_ES" w:bidi="es_ES"/>
         </w:rPr>
-        <w:t xml:space="preserve"> hijo de Cainán, hijo de Arfaxad, hijo de Sem, hijo de Noé, hijo de Lamec,</w:t>
+        <w:t xml:space="preserve"> Selaj era hijo de Cainán. Cainán era hijo de Arfaxad. Arfaxad era hijo de Sem. Sem era hijo de Noé. Noé era hijo de Lamec.</w:t>
       </w:r>
     </w:p>
     <w:p>
@@ -3774,7 +3774,7 @@
         <w:rPr>
           <w:lang w:val="es_ES" w:bidi="es_ES"/>
         </w:rPr>
-        <w:t xml:space="preserve"> hijo de Matusalén, hijo de Enoc, hijo de Jared, hijo de Malalel, hijo de Cainán,</w:t>
+        <w:t xml:space="preserve"> Lamec era hijo de Matusalén. Matusalén era hijo de Enoc. Enoc era hijo de Jared. Jared era hijo de Malalel. Malalel era hijo de Cainán.</w:t>
       </w:r>
     </w:p>
     <w:p>
@@ -3795,7 +3795,7 @@
         <w:rPr>
           <w:lang w:val="es_ES" w:bidi="es_ES"/>
         </w:rPr>
-        <w:t xml:space="preserve"> hijo de Enós, hijo de Set, hijo de Adán, hijo de Dios.</w:t>
+        <w:t xml:space="preserve"> Cainán era hijo de Enós. Enós era hijo de Set. Set era hijo de Adán. Adán era hijo de Dios.</w:t>
       </w:r>
     </w:p>
     <w:p>
@@ -3832,7 +3832,7 @@
         <w:rPr>
           <w:lang w:val="es_ES" w:bidi="es_ES"/>
         </w:rPr>
-        <w:t xml:space="preserve"> Jesús, lleno del Espíritu Santo, volvió del Jordán y fue llevado por el Espíritu al desierto.</w:t>
+        <w:t xml:space="preserve"> Jesús, lleno del Espíritu Santo, volvió del Jordán. Fue llevado por el Espíritu al desierto.</w:t>
       </w:r>
     </w:p>
     <w:p>
@@ -3853,7 +3853,7 @@
         <w:rPr>
           <w:lang w:val="es_ES" w:bidi="es_ES"/>
         </w:rPr>
-        <w:t xml:space="preserve"> Allí estuvo cuarenta días, y fue tentado por el diablo. Durante todos esos días no comió nada. Al final de esos días, tuvo mucha hambre.</w:t>
+        <w:t xml:space="preserve"> Permaneció allí 40 días y fue tentado por Satanás. Durante todo ese tiempo no comió nada. Al final tuvo hambre.</w:t>
       </w:r>
     </w:p>
     <w:p>
@@ -3874,7 +3874,7 @@
         <w:rPr>
           <w:lang w:val="es_ES" w:bidi="es_ES"/>
         </w:rPr>
-        <w:t xml:space="preserve"> El diablo le dijo: ―Si eres el Hijo de Dios, dile a esta piedra que se convierta en pan.</w:t>
+        <w:t xml:space="preserve"> El diablo le dijo: —Si eres el Hijo de Dios, dile a esta piedra que se convierta en pan.</w:t>
       </w:r>
     </w:p>
     <w:p>
@@ -3895,7 +3895,7 @@
         <w:rPr>
           <w:lang w:val="es_ES" w:bidi="es_ES"/>
         </w:rPr>
-        <w:t xml:space="preserve"> Jesús le respondió: ―Escrito está: “No solo de pan vive el hombre”.</w:t>
+        <w:t xml:space="preserve"> Jesús le respondió: —Escrito está: “Las personas no viven solo de pan”.</w:t>
       </w:r>
     </w:p>
     <w:p>
@@ -3937,7 +3937,7 @@
         <w:rPr>
           <w:lang w:val="es_ES" w:bidi="es_ES"/>
         </w:rPr>
-        <w:t xml:space="preserve"> El diablo le dijo: ―Te daré toda esta autoridad y toda su gloria, porque me ha sido entregada amí, y yo se la doy a quien quiera.</w:t>
+        <w:t xml:space="preserve"> El diablo le dijo: —Te daré todo el poder y la gloria de estos reinos. Me han sido entregados y puedo dárselos a quien yo quiera.</w:t>
       </w:r>
     </w:p>
     <w:p>
@@ -3979,7 +3979,7 @@
         <w:rPr>
           <w:lang w:val="es_ES" w:bidi="es_ES"/>
         </w:rPr>
-        <w:t xml:space="preserve"> Jesús respondió: —Escrito está: “Adora al Señor tu Dios y sírvele solo a él”.</w:t>
+        <w:t xml:space="preserve"> Jesús respondió: —Escrito está: “Debes adorar solo al Señor tu Dios y servirlo solo a él”.</w:t>
       </w:r>
     </w:p>
     <w:p>
@@ -4000,7 +4000,7 @@
         <w:rPr>
           <w:lang w:val="es_ES" w:bidi="es_ES"/>
         </w:rPr>
-        <w:t xml:space="preserve"> Luego el diablo llevó a Jesús a Jerusalén, lo colocó en la parte más alta del templo, y le dijo: —Si eres el Hijo de Dios, tírate desde aquí.</w:t>
+        <w:t xml:space="preserve"> Luego el diablo llevó a Jesús a Jerusalén y lo colocó en la parte más alta del templo. Le dijo: —Si eres el Hijo de Dios, tírate desde aquí.</w:t>
       </w:r>
     </w:p>
     <w:p>
@@ -4021,7 +4021,7 @@
         <w:rPr>
           <w:lang w:val="es_ES" w:bidi="es_ES"/>
         </w:rPr>
-        <w:t xml:space="preserve"> Porque está escrito: “Dios mandará a sus ángeles que te cuiden.</w:t>
+        <w:t xml:space="preserve"> Está escrito: “Él ordenará a sus ángeles que te protejan dondequiera que vayas.</w:t>
       </w:r>
     </w:p>
     <w:p>
@@ -4042,7 +4042,7 @@
         <w:rPr>
           <w:lang w:val="es_ES" w:bidi="es_ES"/>
         </w:rPr>
-        <w:t xml:space="preserve"> Ellos te sostendrán en sus manos para que no tropieces con piedra alguna.</w:t>
+        <w:t xml:space="preserve"> Te sostendrán con sus manos para que no tropieces con ninguna piedra”.</w:t>
       </w:r>
     </w:p>
     <w:p>
@@ -4105,7 +4105,7 @@
         <w:rPr>
           <w:lang w:val="es_ES" w:bidi="es_ES"/>
         </w:rPr>
-        <w:t xml:space="preserve"> Jesús regresó a Galilea con el poder del Espíritu, y su fama se difundió por toda la región.</w:t>
+        <w:t xml:space="preserve"> Jesús regresó a Galilea con el poder del Espíritu Santo. Su fama se extendió por toda la región.</w:t>
       </w:r>
     </w:p>
     <w:p>
@@ -4147,7 +4147,7 @@
         <w:rPr>
           <w:lang w:val="es_ES" w:bidi="es_ES"/>
         </w:rPr>
-        <w:t xml:space="preserve"> Fue a Nazaret, donde había crecido, y siguiendo su costumbre, entró en la sinagoga en sábado. Allí se levantó para leer.</w:t>
+        <w:t xml:space="preserve"> Fue a Nazaret, donde había crecido. Siguiendo su costumbre, entró en la sinagoga en día de reposo. Allí se levantó para leer.</w:t>
       </w:r>
     </w:p>
     <w:p>
@@ -4189,7 +4189,7 @@
         <w:rPr>
           <w:lang w:val="es_ES" w:bidi="es_ES"/>
         </w:rPr>
-        <w:t xml:space="preserve"> El Espíritu del Señor está sobre mí, pues me ha ungido para proclamar buenas noticias a los pobres. Me ha enviado para proclamar libertad a los cautivos, para que los ciegos recuperen la vista, para liberar a los oprimidos,</w:t>
+        <w:t xml:space="preserve"> «El Espíritu del Señor está sobre mí. El Señor me ha ungido para llevar buenas noticias a los pobres. Me ha enviado para proclamar libertad a los cautivos y dar vista a los ciegos. Me ha enviado para poner en libertad a los oprimidos.</w:t>
       </w:r>
     </w:p>
     <w:p>
@@ -4210,7 +4210,7 @@
         <w:rPr>
           <w:lang w:val="es_ES" w:bidi="es_ES"/>
         </w:rPr>
-        <w:t xml:space="preserve"> para proclamar el año en que el Señor mostrará su favor.</w:t>
+        <w:t xml:space="preserve"> Me ha enviado a proclamar el año del favor del Señor”.</w:t>
       </w:r>
     </w:p>
     <w:p>
@@ -4231,7 +4231,7 @@
         <w:rPr>
           <w:lang w:val="es_ES" w:bidi="es_ES"/>
         </w:rPr>
-        <w:t xml:space="preserve"> Luego enrolló el libro, se lo entregó al ayudante y se sentó para enseñar. Todos los que estaban en la sinagoga tenían los ojos puestos en él.</w:t>
+        <w:t xml:space="preserve"> Luego enrolló el libro. Se lo entregó al ayudante y se sentó para enseñar. Todos los que estaban en la sinagoga tenían los ojos puestos en él.</w:t>
       </w:r>
     </w:p>
     <w:p>
@@ -4252,7 +4252,7 @@
         <w:rPr>
           <w:lang w:val="es_ES" w:bidi="es_ES"/>
         </w:rPr>
-        <w:t xml:space="preserve"> Entonces comenzó a decirles: ―Esta Escritura se ha cumplido hoy delante de ustedes.</w:t>
+        <w:t xml:space="preserve"> Entonces comenzó a decirles: —Esta Escritura se ha cumplido hoy delante de ustedes.</w:t>
       </w:r>
     </w:p>
     <w:p>
@@ -4273,7 +4273,7 @@
         <w:rPr>
           <w:lang w:val="es_ES" w:bidi="es_ES"/>
         </w:rPr>
-        <w:t xml:space="preserve"> Todos hablaban bien de él y admiraban las hermosas palabras que decía, y se preguntaban: —¿No es este el hijo de José?</w:t>
+        <w:t xml:space="preserve"> Todos hablaban bien de él y admiraban las hermosas palabras que decía. Se preguntaban: —¿No es este el hijo de José?</w:t>
       </w:r>
     </w:p>
     <w:p>
@@ -4294,7 +4294,7 @@
         <w:rPr>
           <w:lang w:val="es_ES" w:bidi="es_ES"/>
         </w:rPr>
-        <w:t xml:space="preserve"> Entonces les dijo: Seguro que me recordarán este proverbio: «Médico, cúrate a ti mismo; haz aquí en tu pueblo todo lo que hemos oído que hiciste en Capernaúm».</w:t>
+        <w:t xml:space="preserve"> Entonces les dijo: —Seguro que me recordarán este proverbio: “Médico, cúrate a ti mismo. Haz aquí en tu pueblo todo lo que hemos oído que hiciste en Capernaúm”.</w:t>
       </w:r>
     </w:p>
     <w:p>
@@ -4336,7 +4336,7 @@
         <w:rPr>
           <w:lang w:val="es_ES" w:bidi="es_ES"/>
         </w:rPr>
-        <w:t xml:space="preserve"> Sin duda, había muchas viudas en Israel en los días de Elías, cuando no llovió por tres años y medio, y hubo una gran hambre en toda la tierra.</w:t>
+        <w:t xml:space="preserve"> Sin duda, había muchas viudas en Israel en los días de Elías. No llovió por 3,5 años, y hubo una gran hambre en toda la tierra.</w:t>
       </w:r>
     </w:p>
     <w:p>
@@ -4357,7 +4357,7 @@
         <w:rPr>
           <w:lang w:val="es_ES" w:bidi="es_ES"/>
         </w:rPr>
-        <w:t xml:space="preserve"> Pero no lo enviaron a ninguna de ellas, sino a una viuda de Sarepta, cerca de Sidón.</w:t>
+        <w:t xml:space="preserve"> Pero no lo enviaron a ninguna de ellas. En cambio, fue enviado a una viuda de Sarepta, cerca de Sidón.</w:t>
       </w:r>
     </w:p>
     <w:p>
@@ -4378,7 +4378,7 @@
         <w:rPr>
           <w:lang w:val="es_ES" w:bidi="es_ES"/>
         </w:rPr>
-        <w:t xml:space="preserve"> Y había muchos leprosos en Israel en los días del profeta Eliseo, y no sanó a ninguno de ellos, salvo a Naamán, el sirio».</w:t>
+        <w:t xml:space="preserve"> Y en Israel en los días del profeta Eliseo había muchos con enfermedades de la piel. Sin embargo, no sanó a ninguno de ellos, salvo a Naamán, el sirio.</w:t>
       </w:r>
     </w:p>
     <w:p>
@@ -4420,7 +4420,7 @@
         <w:rPr>
           <w:lang w:val="es_ES" w:bidi="es_ES"/>
         </w:rPr>
-        <w:t xml:space="preserve"> Se levantaron y lo expulsaron de la ciudad. Lo llevaron hasta el borde del precipicio del monte sobre el cual estaba construida la ciudad, para arrojarlo al vacío.</w:t>
+        <w:t xml:space="preserve"> Se levantaron y lo sacaron del pueblo. Lo llevaron a la cima de la colina sobre la que estaba construido el pueblo. Pensaban arrojarlo desde allí.</w:t>
       </w:r>
     </w:p>
     <w:p>
@@ -4462,7 +4462,7 @@
         <w:rPr>
           <w:lang w:val="es_ES" w:bidi="es_ES"/>
         </w:rPr>
-        <w:t xml:space="preserve"> Luego bajó a Capernaúm, en Galilea, y les enseñaba en los sábados.</w:t>
+        <w:t xml:space="preserve"> Luego bajó a Capernaúm, en Galilea, y les enseñaba en los días de reposo.</w:t>
       </w:r>
     </w:p>
     <w:p>
@@ -4483,7 +4483,7 @@
         <w:rPr>
           <w:lang w:val="es_ES" w:bidi="es_ES"/>
         </w:rPr>
-        <w:t xml:space="preserve"> Estaban asombrados con la manera en que enseñaba, porque hablaba con autoridad.</w:t>
+        <w:t xml:space="preserve"> La gente se asombraba de su enseñanza, porque hablaba con autoridad.</w:t>
       </w:r>
     </w:p>
     <w:p>
@@ -4504,7 +4504,7 @@
         <w:rPr>
           <w:lang w:val="es_ES" w:bidi="es_ES"/>
         </w:rPr>
-        <w:t xml:space="preserve"> En la sinagoga había un hombre que tenía un espíritu maligno, y gritó muy fuerte.</w:t>
+        <w:t xml:space="preserve"> En la sinagoga había un hombre atormentado por un espíritu maligno. Gritó muy fuerte:</w:t>
       </w:r>
     </w:p>
     <w:p>
@@ -4546,7 +4546,7 @@
         <w:rPr>
           <w:lang w:val="es_ES" w:bidi="es_ES"/>
         </w:rPr>
-        <w:t xml:space="preserve"> Jesús le reprendió: «¡Cállate! ¡Sal de él!» Entonces el demonio lo derribó en medio de la gente y salió de él sin hacerle daño.</w:t>
+        <w:t xml:space="preserve"> Jesús lo reprendió: —¡Cállate! ¡Sal de él! Entonces el demonio lo derribó en medio de la gente. Salió de él sin hacerle daño.</w:t>
       </w:r>
     </w:p>
     <w:p>
@@ -4567,7 +4567,7 @@
         <w:rPr>
           <w:lang w:val="es_ES" w:bidi="es_ES"/>
         </w:rPr>
-        <w:t xml:space="preserve"> Estaban todos muy asustados y se decían unos a otros: —¿Qué palabras son estas? Manda con autoridad y poder a los espíritus malignos, y salen.</w:t>
+        <w:t xml:space="preserve"> Estaban todos muy asustados. Se decían unos a otros: —¿Qué palabras son estas? Manda con autoridad y poder a los espíritus malignos, y salen.</w:t>
       </w:r>
     </w:p>
     <w:p>
@@ -4588,7 +4588,7 @@
         <w:rPr>
           <w:lang w:val="es_ES" w:bidi="es_ES"/>
         </w:rPr>
-        <w:t xml:space="preserve"> Y la fama de Jesús se extendió por toda la región.</w:t>
+        <w:t xml:space="preserve"> La fama de Jesús se extendió por toda la región.</w:t>
       </w:r>
     </w:p>
     <w:p>
@@ -4609,7 +4609,7 @@
         <w:rPr>
           <w:lang w:val="es_ES" w:bidi="es_ES"/>
         </w:rPr>
-        <w:t xml:space="preserve"> Al salir Jesús de la sinagoga, fue a casa de Simón. La suegra de Simón tenía una fiebre muy alta, y le pidieron que la sanara.</w:t>
+        <w:t xml:space="preserve"> Al salir Jesús de la sinagoga, fue a casa de Simón. La suegra de Simón tenía una fiebre muy alta. Le pidieron que la sanara.</w:t>
       </w:r>
     </w:p>
     <w:p>
@@ -4630,7 +4630,7 @@
         <w:rPr>
           <w:lang w:val="es_ES" w:bidi="es_ES"/>
         </w:rPr>
-        <w:t xml:space="preserve"> Él se inclinó sobre ella y reprendió la fiebre, y se le fue. Ella se levantó de inmediato y comenzó a servirles.</w:t>
+        <w:t xml:space="preserve"> Él se inclinó sobre ella y reprendió la fiebre. Se le fue. Ella se levantó de inmediato y comenzó a servirles.</w:t>
       </w:r>
     </w:p>
     <w:p>
@@ -4672,7 +4672,7 @@
         <w:rPr>
           <w:lang w:val="es_ES" w:bidi="es_ES"/>
         </w:rPr>
-        <w:t xml:space="preserve"> Y de muchas personas salían demonios que gritaban: «¡Tú eres el Hijo de Dios!» Pero Jesús los reprendía y no les permitía hablar, porque sabían que él era el Cristo.</w:t>
+        <w:t xml:space="preserve"> De muchas personas salían demonios que gritaban: —¡Tú eres el Hijo de Dios! Pero Jesús los reprendía y no les permitía hablar, porque sabían que él era el Cristo.</w:t>
       </w:r>
     </w:p>
     <w:p>
@@ -4693,7 +4693,7 @@
         <w:rPr>
           <w:lang w:val="es_ES" w:bidi="es_ES"/>
         </w:rPr>
-        <w:t xml:space="preserve"> Al amanecer, salió y se fue a un lugar solitario. Las multitudes lo buscaban, y llegaron hasta él y querían evitar que se fuera.</w:t>
+        <w:t xml:space="preserve"> Al amanecer, salió y se fue a un lugar solitario. Las multitudes lo buscaban. Llegaron hasta él y querían evitar que se fuera.</w:t>
       </w:r>
     </w:p>
     <w:p>
@@ -4714,7 +4714,7 @@
         <w:rPr>
           <w:lang w:val="es_ES" w:bidi="es_ES"/>
         </w:rPr>
-        <w:t xml:space="preserve"> Pero él les dijo: «También es necesario que anuncie las buenas noticias del reino de Dios en los demás pueblos, porque para esto fui enviado».</w:t>
+        <w:t xml:space="preserve"> Pero él les dijo: —También es necesario que anuncie las buenas noticias del reino de Dios en los demás pueblos. Para esto fui enviado.</w:t>
       </w:r>
     </w:p>
     <w:p>
@@ -4772,7 +4772,7 @@
         <w:rPr>
           <w:lang w:val="es_ES" w:bidi="es_ES"/>
         </w:rPr>
-        <w:t xml:space="preserve"> Un día, estaba Jesús junto al lago de Genesaret y la gente lo apretujaba para escuchar el mensaje de Dios.</w:t>
+        <w:t xml:space="preserve"> Un día, estaba Jesús junto al lago de Genesaret. La gente lo apretujaba para escuchar el mensaje de Dios.</w:t>
       </w:r>
     </w:p>
     <w:p>
@@ -4793,7 +4793,7 @@
         <w:rPr>
           <w:lang w:val="es_ES" w:bidi="es_ES"/>
         </w:rPr>
-        <w:t xml:space="preserve"> Y vio dos barcas junto a la orilla del lago; los pescadores que las habían dejado allí estaban lavando las redes.</w:t>
+        <w:t xml:space="preserve"> Entonces vio 2 barcas en la orilla del lago. Los pescadores las habían dejado allí y estaban lavando sus redes.</w:t>
       </w:r>
     </w:p>
     <w:p>
@@ -4814,7 +4814,7 @@
         <w:rPr>
           <w:lang w:val="es_ES" w:bidi="es_ES"/>
         </w:rPr>
-        <w:t xml:space="preserve"> Jesús entró en una de las barcas, la de Simón, que era pescador, y le pidió que remara un poco para alejarla de la orilla; y se sentó en ella para enseñar a la gente.</w:t>
+        <w:t xml:space="preserve"> Jesús subió a una de las barcas, que era de Simón. Le pidió que la alejara un poco de la orilla. Luego se sentó en la barca y desde allí enseñaba a la multitud.</w:t>
       </w:r>
     </w:p>
     <w:p>
@@ -4877,7 +4877,7 @@
         <w:rPr>
           <w:lang w:val="es_ES" w:bidi="es_ES"/>
         </w:rPr>
-        <w:t xml:space="preserve"> Cuando las echaron, pescaron una gran cantidad de peces, tanto que sus redes comenzaron a romperse.</w:t>
+        <w:t xml:space="preserve"> Así lo hicieron. Pescaron tantos peces que las redes comenzaban a romperse.</w:t>
       </w:r>
     </w:p>
     <w:p>
@@ -4961,7 +4961,7 @@
         <w:rPr>
           <w:lang w:val="es_ES" w:bidi="es_ES"/>
         </w:rPr>
-        <w:t xml:space="preserve"> También estaban asombrados Santiago y Juan, hijos de Zebedeo, que eran socios de Simón. Jesús le dijo a Simón: —No temas, desde ahora serás pescador de personas.</w:t>
+        <w:t xml:space="preserve"> También estaban asombrados Santiago y Juan, hijos de Zebedeo. Eran socios de Simón. Jesús le dijo a Simón: —No temas, desde ahora serás pescador de personas.</w:t>
       </w:r>
     </w:p>
     <w:p>
@@ -4982,7 +4982,7 @@
         <w:rPr>
           <w:lang w:val="es_ES" w:bidi="es_ES"/>
         </w:rPr>
-        <w:t xml:space="preserve"> Entonces trajeron las barcas a la orilla, lo dejaron todo y siguieron a Jesús.</w:t>
+        <w:t xml:space="preserve"> Entonces trajeron las barcas a la orilla. Lo dejaron todo y siguieron a Jesús.</w:t>
       </w:r>
     </w:p>
     <w:p>
@@ -5003,7 +5003,7 @@
         <w:rPr>
           <w:lang w:val="es_ES" w:bidi="es_ES"/>
         </w:rPr>
-        <w:t xml:space="preserve"> Cierto día, Jesús estaba en un pueblo y había un hombre enfermo de lepra. Este, cuando vio a Jesús, cayó rostro en tierra y le rogó: —Señor, si quieres, puedes limpiarme.</w:t>
+        <w:t xml:space="preserve"> Cierto día, Jesús estaba en un pueblo y había un hombre con una enfermedad de la piel. Este, cuando vio a Jesús, cayó rostro en tierra y le rogó: —Señor, si quieres, puedes limpiarme.</w:t>
       </w:r>
     </w:p>
     <w:p>
@@ -5024,7 +5024,7 @@
         <w:rPr>
           <w:lang w:val="es_ES" w:bidi="es_ES"/>
         </w:rPr>
-        <w:t xml:space="preserve"> Jesús extendió la mano y lo tocó, diciendo: Quiero, queda limpio; y al instante la lepra desapareció de él.</w:t>
+        <w:t xml:space="preserve"> Jesús extendió la mano y lo tocó, diciendo: —Quiero. Queda limpio. Y al instante la enfermedad de la piel desapareció de él.</w:t>
       </w:r>
     </w:p>
     <w:p>
@@ -5045,7 +5045,7 @@
         <w:rPr>
           <w:lang w:val="es_ES" w:bidi="es_ES"/>
         </w:rPr>
-        <w:t xml:space="preserve"> Le ordenó: —No se lo digas a nadie, sino ve y preséntate ante el sacerdote y lleva la ofrenda por tu purificación, como mandó Moisés, para que les sirva de testimonio a ellos.</w:t>
+        <w:t xml:space="preserve"> Jesús le ordenó: —No se lo digas a nadie. Ve y preséntate al sacerdote. Presenta la ofrenda que Moisés mandó por tu purificación, para que les sirva de testimonio.</w:t>
       </w:r>
     </w:p>
     <w:p>
@@ -5066,7 +5066,7 @@
         <w:rPr>
           <w:lang w:val="es_ES" w:bidi="es_ES"/>
         </w:rPr>
-        <w:t xml:space="preserve"> Sin embargo, la fama de Jesús era cada vez mayor, y muchos iban para oírlo y para que los sanara de sus enfermedades.</w:t>
+        <w:t xml:space="preserve"> Sin embargo, la fama de Jesús era cada vez mayor. Muchos iban para oírlo y para que los sanara de sus enfermedades.</w:t>
       </w:r>
     </w:p>
     <w:p>
@@ -5108,7 +5108,7 @@
         <w:rPr>
           <w:lang w:val="es_ES" w:bidi="es_ES"/>
         </w:rPr>
-        <w:t xml:space="preserve"> Un día, se encontraba enseñando y estaban presentes unos fariseos y maestros de la ley que habían venido de muchas aldeas de Galilea y Judea, y también de Jerusalén. El poder del Señor estaba con él para sanar.</w:t>
+        <w:t xml:space="preserve"> Un día, se encontraba enseñando. Estaban presentes unos fariseos y maestros de la ley. Habían venido de muchas aldeas de Galilea y Judea, y también de Jerusalén. El poder del Señor estaba con Jesús para sanar.</w:t>
       </w:r>
     </w:p>
     <w:p>
@@ -5129,7 +5129,7 @@
         <w:rPr>
           <w:lang w:val="es_ES" w:bidi="es_ES"/>
         </w:rPr>
-        <w:t xml:space="preserve"> Entonces llegaron unos hombres que traían en una camilla a un paralítico, y procuraban llevarlo adentro y ponerlo ante Jesús,</w:t>
+        <w:t xml:space="preserve"> Entonces llegaron unos hombres que traían en una camilla a un paralítico. Procuraban llevarlo adentro y ponerlo ante Jesús.</w:t>
       </w:r>
     </w:p>
     <w:p>
@@ -5150,7 +5150,7 @@
         <w:rPr>
           <w:lang w:val="es_ES" w:bidi="es_ES"/>
         </w:rPr>
-        <w:t xml:space="preserve"> pero había tanta gente que no tenían manera de llevarlo, así que subieron a la azotea y abrieron espacio entre las tejas, bajaron al paralítico en su camilla y lo pusieron ante Jesús.</w:t>
+        <w:t xml:space="preserve"> Pero no podían por causa de la multitud. Así que subieron a la azotea y abrieron un hueco en el tejado. Bajaron la camilla con el paralítico hasta ponerlo en medio, frente a Jesús.</w:t>
       </w:r>
     </w:p>
     <w:p>
@@ -5171,7 +5171,7 @@
         <w:rPr>
           <w:lang w:val="es_ES" w:bidi="es_ES"/>
         </w:rPr>
-        <w:t xml:space="preserve"> Y al ver la fe que tenían, Jesús le dijo al paralítico: ―Hombre, tus pecados quedan perdonados.</w:t>
+        <w:t xml:space="preserve"> Al ver la fe que tenían, Jesús le dijo al paralítico: —Hombre, tus pecados quedan perdonados.</w:t>
       </w:r>
     </w:p>
     <w:p>
@@ -5192,7 +5192,7 @@
         <w:rPr>
           <w:lang w:val="es_ES" w:bidi="es_ES"/>
         </w:rPr>
-        <w:t xml:space="preserve"> Los fariseos y los maestros de la ley comenzaron a pensar: «¿Quién es este que dice tales blasfemias? ¿Quién puede perdonar pecados sino solo Dios?».</w:t>
+        <w:t xml:space="preserve"> Los fariseos y los maestros de la ley comenzaron a pensar: «¿Quién es este que dice tales blasfemias? ¿Quién puede perdonar pecados sino solo Dios?”.</w:t>
       </w:r>
     </w:p>
     <w:p>
@@ -5213,7 +5213,7 @@
         <w:rPr>
           <w:lang w:val="es_ES" w:bidi="es_ES"/>
         </w:rPr>
-        <w:t xml:space="preserve"> Jesús sabía lo que estaban pensando y les dijo: ―¿Por qué piensan así?</w:t>
+        <w:t xml:space="preserve"> Jesús sabía lo que estaban pensando. Les dijo: —¿Por qué piensan así?</w:t>
       </w:r>
     </w:p>
     <w:p>
@@ -5234,7 +5234,7 @@
         <w:rPr>
           <w:lang w:val="es_ES" w:bidi="es_ES"/>
         </w:rPr>
-        <w:t xml:space="preserve"> ¿Qué es más fácil decir: “Tus pecados quedan perdonados” o : “Levántate y anda”?</w:t>
+        <w:t xml:space="preserve"> ¿Qué es más fácil decir: “Tus pecados quedan perdonados” o “Levántate y anda”?</w:t>
       </w:r>
     </w:p>
     <w:p>
@@ -5255,7 +5255,7 @@
         <w:rPr>
           <w:lang w:val="es_ES" w:bidi="es_ES"/>
         </w:rPr>
-        <w:t xml:space="preserve"> Pues ahora van a ver que el Hijo del hombre tiene autoridad en la tierra para perdonar pecados. Entonces le dijo al paralítico: ―Escucha, levántate, toma tu camilla y vete a tu casa.</w:t>
+        <w:t xml:space="preserve"> Pues ahora van a ver que el Hijo del hombre tiene autoridad en la tierra para perdonar pecados. Entonces le dijo al paralítico: —Escucha, levántate. Toma tu camilla y vete a tu casa.</w:t>
       </w:r>
     </w:p>
     <w:p>
@@ -5276,7 +5276,7 @@
         <w:rPr>
           <w:lang w:val="es_ES" w:bidi="es_ES"/>
         </w:rPr>
-        <w:t xml:space="preserve"> El hombre se levantó al instante delante de ellos, tomó su camilla y se fue a su casa glorificando a Dios.</w:t>
+        <w:t xml:space="preserve"> El hombre se levantó al instante delante de ellos. Tomó su camilla y se fue a su casa glorificando a Dios.</w:t>
       </w:r>
     </w:p>
     <w:p>
@@ -5297,7 +5297,7 @@
         <w:rPr>
           <w:lang w:val="es_ES" w:bidi="es_ES"/>
         </w:rPr>
-        <w:t xml:space="preserve"> Se apoderó de todos un gran asombro, y glorificaban a Dios. También estaban llenos de temor, diciendo: ―Hemos visto maravillas.</w:t>
+        <w:t xml:space="preserve"> Se apoderó de todos un gran asombro, y glorificaban a Dios. También estaban llenos de temor, diciendo: —Hemos visto maravillas.</w:t>
       </w:r>
     </w:p>
     <w:p>
@@ -5318,7 +5318,7 @@
         <w:rPr>
           <w:lang w:val="es_ES" w:bidi="es_ES"/>
         </w:rPr>
-        <w:t xml:space="preserve"> Después de estas cosas, Jesús salió y vio a un recaudador de impuestos llamado Leví, sentado a la mesa donde cobraba. Jesús le dijo: ―Sígueme.</w:t>
+        <w:t xml:space="preserve"> Después de estas cosas, Jesús salió y vio a un recaudador de impuestos llamado Leví. Estaba sentado a la mesa donde cobraba. Jesús le dijo: —Sígueme.</w:t>
       </w:r>
     </w:p>
     <w:p>
@@ -5360,7 +5360,7 @@
         <w:rPr>
           <w:lang w:val="es_ES" w:bidi="es_ES"/>
         </w:rPr>
-        <w:t xml:space="preserve"> Luego Leví hizo un gran banquete para Jesús en su casa, y había muchos recaudadores de impuestos y otras personas a la mesa.</w:t>
+        <w:t xml:space="preserve"> Entonces Leví hizo un gran banquete para Jesús en su casa. Había muchos recaudadores de impuestos y otras personas a la mesa.</w:t>
       </w:r>
     </w:p>
     <w:p>
@@ -5381,7 +5381,7 @@
         <w:rPr>
           <w:lang w:val="es_ES" w:bidi="es_ES"/>
         </w:rPr>
-        <w:t xml:space="preserve"> Pero los fariseos y los maestros de la ley, que eran de la misma secta, molestos, dijeron a los discípulos de Jesús: ―¿Por qué comen y beben con esos recaudadores de impuestos y pecadores?</w:t>
+        <w:t xml:space="preserve"> Los fariseos y los maestros de la ley eran de la misma secta. Ellos lo vieron todo y se molestaron. Dijeron a los discípulos de Jesús: —¿Por qué comen y beben con esos recaudadores de impuestos y pecadores?</w:t>
       </w:r>
     </w:p>
     <w:p>
@@ -5402,7 +5402,7 @@
         <w:rPr>
           <w:lang w:val="es_ES" w:bidi="es_ES"/>
         </w:rPr>
-        <w:t xml:space="preserve"> Jesús les contestó: ―Los que están sanos no necesitan médico, sino los enfermos.</w:t>
+        <w:t xml:space="preserve"> Jesús les respondió: —Los sanos no necesitan médico, sino los enfermos.</w:t>
       </w:r>
     </w:p>
     <w:p>
@@ -5444,7 +5444,7 @@
         <w:rPr>
           <w:lang w:val="es_ES" w:bidi="es_ES"/>
         </w:rPr>
-        <w:t xml:space="preserve"> Otras personas le dijeron: ―Los discípulos de Juan ayunan con frecuencia y oran, y también los de los fariseos, pero los tuyos no dejan de comer y beber.</w:t>
+        <w:t xml:space="preserve"> Otras personas le dijeron: —Los discípulos de Juan ayunan con frecuencia y oran. También lo hacen los de los fariseos. Pero los tuyos no dejan de comer y beber.</w:t>
       </w:r>
     </w:p>
     <w:p>
@@ -5486,7 +5486,7 @@
         <w:rPr>
           <w:lang w:val="es_ES" w:bidi="es_ES"/>
         </w:rPr>
-        <w:t xml:space="preserve"> Pero llegarán días cuando les quiten al novio; entonces ayunarán.</w:t>
+        <w:t xml:space="preserve"> Pero llegarán días cuando les quiten al novio. Entonces ayunarán.</w:t>
       </w:r>
     </w:p>
     <w:p>
@@ -5507,7 +5507,7 @@
         <w:rPr>
           <w:lang w:val="es_ES" w:bidi="es_ES"/>
         </w:rPr>
-        <w:t xml:space="preserve"> También les contó esta parábola: —Nadie quita un pedazo de tela de una prenda nueva para ponerlo en una prenda vieja. Si lo hace, también rasgará la nueva, y el parche desentonará con la tela vieja.</w:t>
+        <w:t xml:space="preserve"> También les contó esta parábola: —Nadie quita un pedazo de tela de una prenda nueva para ponerlo en una prenda vieja. Si lo hace, también rasgará la nueva. El parche no hará juego con la tela vieja.</w:t>
       </w:r>
     </w:p>
     <w:p>
@@ -5528,7 +5528,7 @@
         <w:rPr>
           <w:lang w:val="es_ES" w:bidi="es_ES"/>
         </w:rPr>
-        <w:t xml:space="preserve"> Y nadie pone vino nuevo en recipientes viejos. Si lo hace, el vino nuevo romperá los reciientes, el vino se derramará y los recipientes ya no servirán.</w:t>
+        <w:t xml:space="preserve"> Y nadie pone vino nuevo en recipientes viejos. Si lo hace, el vino nuevo romperá los recipientes. El vino se derramará y los recipientes ya no servirán.</w:t>
       </w:r>
     </w:p>
     <w:p>
@@ -5607,7 +5607,7 @@
         <w:rPr>
           <w:lang w:val="es_ES" w:bidi="es_ES"/>
         </w:rPr>
-        <w:t xml:space="preserve"> Un sábado, Jesús estaba pasandp por los campos de trigo y sus discípulos arrancaron unas espigas, para desgranarlas con las manos y comérselas.</w:t>
+        <w:t xml:space="preserve"> Un día de reposo, Jesús pasaba por los campos de trigo con sus discípulos. Sus discípulos comenzaron a arrancar espigas. Las frotaban con las manos y se comían los granos.</w:t>
       </w:r>
     </w:p>
     <w:p>
@@ -5628,7 +5628,7 @@
         <w:rPr>
           <w:lang w:val="es_ES" w:bidi="es_ES"/>
         </w:rPr>
-        <w:t xml:space="preserve"> Unos fariseos los vieron y les dijeron: ―¿Por qué hacen algo que está prohibido en sábado?</w:t>
+        <w:t xml:space="preserve"> Algunos fariseos les dijeron: —¿Por qué hacen algo que está prohibido en día de reposo?</w:t>
       </w:r>
     </w:p>
     <w:p>
@@ -5649,7 +5649,7 @@
         <w:rPr>
           <w:lang w:val="es_ES" w:bidi="es_ES"/>
         </w:rPr>
-        <w:t xml:space="preserve"> Jesús les respondió: ―¿No han leído en las Escrituras lo que hizo David cuando él y sus hombres tuvieron hambre?</w:t>
+        <w:t xml:space="preserve"> Jesús les respondió: —¿No han leído en las Escrituras lo que hizo David cuando él y sus hombres tuvieron hambre?</w:t>
       </w:r>
     </w:p>
     <w:p>
@@ -5670,7 +5670,7 @@
         <w:rPr>
           <w:lang w:val="es_ES" w:bidi="es_ES"/>
         </w:rPr>
-        <w:t xml:space="preserve"> Entró en la casa de Dios y tomó los panes consagrados a Dios, y los comieron él y sus compañeros, aunque la ley solo permite que los sacerdotes coman ese pan.</w:t>
+        <w:t xml:space="preserve"> Entró en la casa de Dios y tomó los panes consagrados a Dios. Los comieron él y sus compañeros. Lo hicieron aunque la ley solo permite que los sacerdotes coman ese pan.</w:t>
       </w:r>
     </w:p>
     <w:p>
@@ -5691,7 +5691,7 @@
         <w:rPr>
           <w:lang w:val="es_ES" w:bidi="es_ES"/>
         </w:rPr>
-        <w:t xml:space="preserve"> Y concluyó diciendo: ―El Hijo del hombre es Señor también del sábado.</w:t>
+        <w:t xml:space="preserve"> Y concluyó diciendo: —El Hijo del hombre es Señor también del día de reposo.</w:t>
       </w:r>
     </w:p>
     <w:p>
@@ -5712,7 +5712,7 @@
         <w:rPr>
           <w:lang w:val="es_ES" w:bidi="es_ES"/>
         </w:rPr>
-        <w:t xml:space="preserve"> Otro sábado, entró en la sinagoga y estaba enseñando, y había allí un hombre que tenía la mano derecha estaba paralizada.</w:t>
+        <w:t xml:space="preserve"> Otro día de reposo, Jesús entró en la sinagoga y comenzó a enseñar. Había allí un hombre que tenía la mano derecha paralizada.</w:t>
       </w:r>
     </w:p>
     <w:p>
@@ -5733,7 +5733,7 @@
         <w:rPr>
           <w:lang w:val="es_ES" w:bidi="es_ES"/>
         </w:rPr>
-        <w:t xml:space="preserve"> Los escribas y los fariseos lo vigilaban para ver si lo sanaría en sábado. Así tendrían algo para acusarlo.</w:t>
+        <w:t xml:space="preserve"> Los maestros de la ley y los fariseos vigilaban a Jesús tratando de encontrar algún motivo para acusarlo. Querían ver si sanaba en día de reposo.</w:t>
       </w:r>
     </w:p>
     <w:p>
@@ -5754,7 +5754,7 @@
         <w:rPr>
           <w:lang w:val="es_ES" w:bidi="es_ES"/>
         </w:rPr>
-        <w:t xml:space="preserve"> Pero Jesús sabía lo que estaban pensando, así que le dijo al hombre de la mano paralizada: ―Levántate, ponte en medio. El hombre le hizo caso.</w:t>
+        <w:t xml:space="preserve"> Jesús sabía lo que estaban pensando. Así que le dijo al hombre de la mano paralizada: —Levántate, ponte en medio. El hombre le hizo caso.</w:t>
       </w:r>
     </w:p>
     <w:p>
@@ -5775,7 +5775,7 @@
         <w:rPr>
           <w:lang w:val="es_ES" w:bidi="es_ES"/>
         </w:rPr>
-        <w:t xml:space="preserve"> Entonces Jesús les dijo: ―Voy a hacerles una pregunta. ¿Qué está permitido hacer en sábado: el bien o el mal? ¿Salvar una vida o destruirla?</w:t>
+        <w:t xml:space="preserve"> Entonces Jesús dijo a los otros: —Les voy a hacer una pregunta. ¿Qué está permitido hacer en día de reposo: el bien o el mal? ¿Salvar una vida o destruirla?</w:t>
       </w:r>
     </w:p>
     <w:p>
@@ -5796,7 +5796,7 @@
         <w:rPr>
           <w:lang w:val="es_ES" w:bidi="es_ES"/>
         </w:rPr>
-        <w:t xml:space="preserve"> Y mirando a todos ellos, le dijo al hombre: —Extiende tu mano. Él la extendió y quedó sana.</w:t>
+        <w:t xml:space="preserve"> Y mirando a todos ellos, le dijo al hombre: —Extiende tu mano. Él la extendió, y quedó sana.</w:t>
       </w:r>
     </w:p>
     <w:p>
@@ -5817,7 +5817,7 @@
         <w:rPr>
           <w:lang w:val="es_ES" w:bidi="es_ES"/>
         </w:rPr>
-        <w:t xml:space="preserve"> Entonces ellos se pusieron furiosos y empezaron a planear qué podrían hacer con Jesús.</w:t>
+        <w:t xml:space="preserve"> Ellos se pusieron furiosos y empezaron a planear qué podrían hacer con Jesús.</w:t>
       </w:r>
     </w:p>
     <w:p>
@@ -5838,7 +5838,7 @@
         <w:rPr>
           <w:lang w:val="es_ES" w:bidi="es_ES"/>
         </w:rPr>
-        <w:t xml:space="preserve"> En esos días, JEsús fue a un monte para orar, y pasó la noche entera orando.</w:t>
+        <w:t xml:space="preserve"> En esos días, Jesús fue a un monte para orar. Pasó la noche entera orando.</w:t>
       </w:r>
     </w:p>
     <w:p>
@@ -5859,7 +5859,7 @@
         <w:rPr>
           <w:lang w:val="es_ES" w:bidi="es_ES"/>
         </w:rPr>
-        <w:t xml:space="preserve"> Al amanecer, llamó a sus discípulos, escogió a doce de entre ellos y los nombró apóstoles.</w:t>
+        <w:t xml:space="preserve"> Al amanecer, llamó a sus discípulos. Escogió a 12 de entre ellos y los nombró apóstoles.</w:t>
       </w:r>
     </w:p>
     <w:p>
@@ -5880,7 +5880,7 @@
         <w:rPr>
           <w:lang w:val="es_ES" w:bidi="es_ES"/>
         </w:rPr>
-        <w:t xml:space="preserve"> Eran Simón, a quien le puso el nombre Pedro, y su hermano Andrés, Santiago, Juan, Felipe, Bartolomé,</w:t>
+        <w:t xml:space="preserve"> Eran Simón, a quien le puso el nombre Pedro; su hermano Andrés; Santiago; Juan; Felipe; Bartolomé;</w:t>
       </w:r>
     </w:p>
     <w:p>
@@ -5901,7 +5901,7 @@
         <w:rPr>
           <w:lang w:val="es_ES" w:bidi="es_ES"/>
         </w:rPr>
-        <w:t xml:space="preserve"> Mateo, Tomás, Santiago hijo de Alfeo, Simón, al que llamaban el Zelote,</w:t>
+        <w:t xml:space="preserve"> Mateo; Tomás; Santiago, hijo de Alfeo; Simón, al que llamaban el Zelote;</w:t>
       </w:r>
     </w:p>
     <w:p>
@@ -5922,7 +5922,7 @@
         <w:rPr>
           <w:lang w:val="es_ES" w:bidi="es_ES"/>
         </w:rPr>
-        <w:t xml:space="preserve"> Judas hijo de Santiago, y Judas Iscariote, el que lo traicionó.</w:t>
+        <w:t xml:space="preserve"> Judas, hijo de Santiago; y Judas Iscariote, el que lo traicionó.</w:t>
       </w:r>
     </w:p>
     <w:p>
@@ -5943,7 +5943,7 @@
         <w:rPr>
           <w:lang w:val="es_ES" w:bidi="es_ES"/>
         </w:rPr>
-        <w:t xml:space="preserve"> Cuando bajó del monte con ellos, se detuvo en un lugar llano. Allí había una gran multitud de sus discípulos y de gente de toda Judea, de Jerusalén y de la región costera de Tiro y Sidón.</w:t>
+        <w:t xml:space="preserve"> Cuando bajó del monte con ellos, se detuvo en un lugar llano. Allí había una gran multitud. Estaban sus discípulos y gente de toda Judea, de Jerusalén y de la región costera de Tiro y Sidón.</w:t>
       </w:r>
     </w:p>
     <w:p>
@@ -5964,7 +5964,7 @@
         <w:rPr>
           <w:lang w:val="es_ES" w:bidi="es_ES"/>
         </w:rPr>
-        <w:t xml:space="preserve"> Habían venido para escucharlo y para que sanara sus enfermedades. También libraba a los que estaban atormentados por espíritus malignos.</w:t>
+        <w:t xml:space="preserve"> Habían venido para oírlo y para que los sanara de sus enfermedades. Los que estaban atormentados por espíritus malignos también quedaban sanos.</w:t>
       </w:r>
     </w:p>
     <w:p>
@@ -5985,7 +5985,7 @@
         <w:rPr>
           <w:lang w:val="es_ES" w:bidi="es_ES"/>
         </w:rPr>
-        <w:t xml:space="preserve"> Todos querían tocarlo, porque de él salía poder que sanaba a todos.</w:t>
+        <w:t xml:space="preserve"> Todos querían tocar a Jesús, porque de él salía poder que sanaba a todos.</w:t>
       </w:r>
     </w:p>
     <w:p>
@@ -6006,7 +6006,7 @@
         <w:rPr>
           <w:lang w:val="es_ES" w:bidi="es_ES"/>
         </w:rPr>
-        <w:t xml:space="preserve"> Entonces miró a sus discípulos y dijo: «Dichosos ustedes los pobres, porque de ustedes es el reino de Dios».</w:t>
+        <w:t xml:space="preserve"> Entonces miró a sus discípulos y dijo: —Qué felices son ustedes los pobres, porque de ustedes es el reino de Dios.</w:t>
       </w:r>
     </w:p>
     <w:p>
@@ -6027,7 +6027,7 @@
         <w:rPr>
           <w:lang w:val="es_ES" w:bidi="es_ES"/>
         </w:rPr>
-        <w:t xml:space="preserve"> Dichosos ustedes que ahora pasan hambre, porque serán saciados. Dichosos ustedes que ahora lloran, porque reirán.</w:t>
+        <w:t xml:space="preserve"> Qué felices son ustedes que ahora pasan hambre, porque serán saciados. Qué felices son ustedes que ahora lloran, porque reirán.</w:t>
       </w:r>
     </w:p>
     <w:p>
@@ -6048,7 +6048,7 @@
         <w:rPr>
           <w:lang w:val="es_ES" w:bidi="es_ES"/>
         </w:rPr>
-        <w:t xml:space="preserve"> Dichosos serán ustedes cuando los odien, cuando los discriminen, los insulten y hablen mal de ustedes por causa del Hijo del hombre.</w:t>
+        <w:t xml:space="preserve"> Qué felices serán ustedes cuando los odien, los excluyan, los insulten y hablen mal de ustedes por causa del Hijo del hombre.</w:t>
       </w:r>
     </w:p>
     <w:p>
@@ -6069,7 +6069,7 @@
         <w:rPr>
           <w:lang w:val="es_ES" w:bidi="es_ES"/>
         </w:rPr>
-        <w:t xml:space="preserve"> »Alégrense en ese día y salten de alegría, porque su recompensa es grande en el cielo. Los antepasados de ellos hicieron lo mismo con los profetas.</w:t>
+        <w:t xml:space="preserve"> Alégrense en ese día y salten de alegría. Su recompensa es grande en el cielo. Los antepasados de ellos hicieron lo mismo con los profetas.</w:t>
       </w:r>
     </w:p>
     <w:p>
@@ -6111,7 +6111,7 @@
         <w:rPr>
           <w:lang w:val="es_ES" w:bidi="es_ES"/>
         </w:rPr>
-        <w:t xml:space="preserve"> »¡Ay de ustedes, los que están saciados ahora, porque pasarán hambre! ¡Ay de ustedes, los que ríen ahora, porque llorarán y se lamentarán!</w:t>
+        <w:t xml:space="preserve"> ¡Ay de ustedes, los que están saciados ahora, porque pasarán hambre! ¡Ay de ustedes, los que ríen ahora, porque llorarán y se lamentarán!</w:t>
       </w:r>
     </w:p>
     <w:p>
@@ -6132,7 +6132,7 @@
         <w:rPr>
           <w:lang w:val="es_ES" w:bidi="es_ES"/>
         </w:rPr>
-        <w:t xml:space="preserve"> »¡Ay de ustedes cuando todos hablen bien de ustedes! Los padres de ellos hicieron lo mismo con los falsos profetas.</w:t>
+        <w:t xml:space="preserve"> ¡Ay de ustedes cuando todos hablen bien de ustedes! Los padres de ellos hicieron lo mismo con los falsos profetas.</w:t>
       </w:r>
     </w:p>
     <w:p>
@@ -6153,7 +6153,7 @@
         <w:rPr>
           <w:lang w:val="es_ES" w:bidi="es_ES"/>
         </w:rPr>
-        <w:t xml:space="preserve"> »Pero a ustedes, los que están escuchando, les digo: Amen a sus enemigos, hagan bien a los que los odian,</w:t>
+        <w:t xml:space="preserve"> »Pero a ustedes, los que están escuchando, les digo estas cosas. Amen a sus enemigos. Hagan bien a los que los odian.</w:t>
       </w:r>
     </w:p>
     <w:p>
@@ -6174,7 +6174,7 @@
         <w:rPr>
           <w:lang w:val="es_ES" w:bidi="es_ES"/>
         </w:rPr>
-        <w:t xml:space="preserve"> bendigan a los que los maldicen, oren por los que los maltratan.</w:t>
+        <w:t xml:space="preserve"> Bendigan a los que los maldicen. Oren por los que los maltratan.</w:t>
       </w:r>
     </w:p>
     <w:p>
@@ -6195,7 +6195,7 @@
         <w:rPr>
           <w:lang w:val="es_ES" w:bidi="es_ES"/>
         </w:rPr>
-        <w:t xml:space="preserve"> Si alguien te golpea en una mejilla, ofrécele también la otra. Y si alguien te quita el manto, no le impidas que tome también la túnica.</w:t>
+        <w:t xml:space="preserve"> Si alguien te golpea en una mejilla, ofrécele también la otra. Si alguien te quita el manto, no le impidas que tome también la túnica.</w:t>
       </w:r>
     </w:p>
     <w:p>
@@ -6216,7 +6216,7 @@
         <w:rPr>
           <w:lang w:val="es_ES" w:bidi="es_ES"/>
         </w:rPr>
-        <w:t xml:space="preserve"> Al que te pida, dale, y a quien te quite tus cosas no le exijas que te las devuelva.</w:t>
+        <w:t xml:space="preserve"> Al que te pida, dale. A quien te quite tus cosas no le exijas que te las devuelva.</w:t>
       </w:r>
     </w:p>
     <w:p>
@@ -6279,7 +6279,7 @@
         <w:rPr>
           <w:lang w:val="es_ES" w:bidi="es_ES"/>
         </w:rPr>
-        <w:t xml:space="preserve"> Si sólo hacen bien a quienes les hacen bien, ¿qué mérito tienen? Hasta los pecadores hacen eso.</w:t>
+        <w:t xml:space="preserve"> Si solo hacen bien a quienes les hacen bien, ¿qué mérito tienen? Hasta los pecadores hacen eso.</w:t>
       </w:r>
     </w:p>
     <w:p>
@@ -6300,7 +6300,7 @@
         <w:rPr>
           <w:lang w:val="es_ES" w:bidi="es_ES"/>
         </w:rPr>
-        <w:t xml:space="preserve"> Si solo prestan a quienes pueden darles algo a cambio, ¿qué mérito tienen? Porque incluso los pecadores prestan a otros pecadores porque esperan algo a cambio.</w:t>
+        <w:t xml:space="preserve"> Si solo prestan a quienes pueden darles algo a cambio, ¿qué mérito tienen? También los pecadores prestan a otros pecadores, porque esperan algo a cambio.</w:t>
       </w:r>
     </w:p>
     <w:p>
@@ -6321,7 +6321,7 @@
         <w:rPr>
           <w:lang w:val="es_ES" w:bidi="es_ES"/>
         </w:rPr>
-        <w:t xml:space="preserve"> Pero amen a sus enemigos, háganles bien y presten sin esperar nada a cambio. Así su recompensa será grande y serán hijos del Dios Altísimo, porque él es bondadoso con los ingratos y los malvados.</w:t>
+        <w:t xml:space="preserve"> »Pero amen a sus enemigos. Háganles bien y presten sin esperar nada a cambio. Así su recompensa será grande y serán hijos del Dios Altísimo. Él es bondadoso con los ingratos y los malvados.</w:t>
       </w:r>
     </w:p>
     <w:p>
@@ -6363,7 +6363,7 @@
         <w:rPr>
           <w:lang w:val="es_ES" w:bidi="es_ES"/>
         </w:rPr>
-        <w:t xml:space="preserve"> No juzguen, y no serán juzgados. No condenen, y no serán condenados. Perdonen, y serán perdonados.</w:t>
+        <w:t xml:space="preserve"> No juzguen y no serán juzgados. No condenen y no serán condenados. Perdonen y serán perdonados.</w:t>
       </w:r>
     </w:p>
     <w:p>
@@ -6384,7 +6384,7 @@
         <w:rPr>
           <w:lang w:val="es_ES" w:bidi="es_ES"/>
         </w:rPr>
-        <w:t xml:space="preserve"> Den, y se les dará; recibirán en su regazo una medida buena, apretada, sacudida y rebosante. Con la medida con que midan a otros se les medirá a ustedes.</w:t>
+        <w:t xml:space="preserve"> Den y se les dará. Recibirán en su regazo una medida buena, apretada, sacudida y rebosante. Con la medida con que midan a otros se les medirá a ustedes.</w:t>
       </w:r>
     </w:p>
     <w:p>
@@ -6405,7 +6405,7 @@
         <w:rPr>
           <w:lang w:val="es_ES" w:bidi="es_ES"/>
         </w:rPr>
-        <w:t xml:space="preserve"> También les contó esta parábola: «¿Puede acaso un ciego guiar a otro ciego? ¿No caerán ambos en un hoyo?»</w:t>
+        <w:t xml:space="preserve"> También les contó esta parábola: —¿Puede acaso un ciego guiar a otro ciego? ¿No caerán ambos en un hoyo?</w:t>
       </w:r>
     </w:p>
     <w:p>
@@ -6426,7 +6426,7 @@
         <w:rPr>
           <w:lang w:val="es_ES" w:bidi="es_ES"/>
         </w:rPr>
-        <w:t xml:space="preserve"> Un discípulo no es más que su maestro, pero todo discípulo que haya completado su aprendizaje será como su maestro.</w:t>
+        <w:t xml:space="preserve"> Un discípulo no es más que su maestro. Todo discípulo que haya completado su aprendizaje será como su maestro.</w:t>
       </w:r>
     </w:p>
     <w:p>
@@ -6447,7 +6447,7 @@
         <w:rPr>
           <w:lang w:val="es_ES" w:bidi="es_ES"/>
         </w:rPr>
-        <w:t xml:space="preserve"> »¿Por qué miras la mota que tu hermano tien en el ojo, y no notas la viga que tú tienes en tu ojo?</w:t>
+        <w:t xml:space="preserve"> ¿Por qué miras la mota que tu hermano tiene en el ojo? ¿No notas la viga que tú tienes en tu ojo?</w:t>
       </w:r>
     </w:p>
     <w:p>
@@ -6468,7 +6468,7 @@
         <w:rPr>
           <w:lang w:val="es_ES" w:bidi="es_ES"/>
         </w:rPr>
-        <w:t xml:space="preserve"> ¿Cómo puedes decirle a tu hermano: "Hermano, déjame quitarte la mota del ojo, mientras tú mismo no ves la viga en el tuyo? ¡Hipócrita! Primero saca la viga de tu ojo y entonces verás bien para sacar la mota del ojo de tu hermano.</w:t>
+        <w:t xml:space="preserve"> Le dices a tu hermano: “Hermano, déjame quitarte la mota del ojo”. Mientras, tú mismo no ves la viga en el tuyo. ¿Cómo puede ser? ¡Hipócrita! Primero saca la viga de tu ojo. Entonces verás bien para sacar la mota del ojo de tu hermano.</w:t>
       </w:r>
     </w:p>
     <w:p>
@@ -6489,7 +6489,7 @@
         <w:rPr>
           <w:lang w:val="es_ES" w:bidi="es_ES"/>
         </w:rPr>
-        <w:t xml:space="preserve"> »Ningún árbol bueno da fruto malo; ningún árbol malo da fruto bueno.</w:t>
+        <w:t xml:space="preserve"> »Ningún árbol bueno da fruto malo. Ningún árbol malo da fruto bueno.</w:t>
       </w:r>
     </w:p>
     <w:p>
@@ -6510,7 +6510,7 @@
         <w:rPr>
           <w:lang w:val="es_ES" w:bidi="es_ES"/>
         </w:rPr>
-        <w:t xml:space="preserve"> El árbol se conoce por el fruto que da, porque no se recogen higos de los espinos, ni se vendimian uvas de las zarzas.</w:t>
+        <w:t xml:space="preserve"> El árbol se conoce por el fruto que da. No se recogen higos de los espinos. Ni se vendimian uvas de las zarzas.</w:t>
       </w:r>
     </w:p>
     <w:p>
@@ -6531,7 +6531,7 @@
         <w:rPr>
           <w:lang w:val="es_ES" w:bidi="es_ES"/>
         </w:rPr>
-        <w:t xml:space="preserve"> La persona buena produce el bien a partir del buen tesoro que guarda en su corazón, y la persona mala produce el mal a partir de su propia maldad, porque la boca habla a partir de lo que abunda en el corazón.</w:t>
+        <w:t xml:space="preserve"> La persona buena produce el bien a partir del buen tesoro que guarda en su corazón. La persona mala produce el mal a partir de su propia maldad. La boca habla a partir de lo que abunda en el corazón.</w:t>
       </w:r>
     </w:p>
     <w:p>
@@ -6573,7 +6573,7 @@
         <w:rPr>
           <w:lang w:val="es_ES" w:bidi="es_ES"/>
         </w:rPr>
-        <w:t xml:space="preserve"> Voy a mostrarles a quién se parece la persona que viene a mí, escucha mis palabras y las pone en práctica:</w:t>
+        <w:t xml:space="preserve"> Hay quien viene a mí, escucha mis palabras y las pone en práctica. Voy a mostrarles a quién se parece tal persona.</w:t>
       </w:r>
     </w:p>
     <w:p>
@@ -6594,7 +6594,7 @@
         <w:rPr>
           <w:lang w:val="es_ES" w:bidi="es_ES"/>
         </w:rPr>
-        <w:t xml:space="preserve"> Se parece a un hombre que estaba construyendo una casa, que cavó y cavó y estableció los cimientos sobre la roca. Cuando vino la inundación, el río rompió contra esa casa, pero no le afectó porque estaba bien construida.</w:t>
+        <w:t xml:space="preserve"> Es como un hombre que construyó su casa sobre la roca. Cavó profundo y puso los cimientos. Cuando vino la inundación, el río golpeó contra aquella casa. Pero no pudo moverla porque estaba bien construida.</w:t>
       </w:r>
     </w:p>
     <w:p>
@@ -6615,7 +6615,7 @@
         <w:rPr>
           <w:lang w:val="es_ES" w:bidi="es_ES"/>
         </w:rPr>
-        <w:t xml:space="preserve"> Pero la persona que escucha mis palabras y no las pone en práctica es como un hombre que construyó su casa sobre la tierra, sin cimientos. El río rompió contra esa casa y la derrumbó al instante, causando un gran desastre».</w:t>
+        <w:t xml:space="preserve"> También hay quien escucha mis palabras y no las pone en práctica. Tal persona es como un hombre que construyó su casa sobre la tierra, sin cimientos. El río rompió contra esa casa y la derrumbó al instante, causando un gran desastre.</w:t>
       </w:r>
     </w:p>
     <w:p>
@@ -6673,7 +6673,7 @@
         <w:rPr>
           <w:lang w:val="es_ES" w:bidi="es_ES"/>
         </w:rPr>
-        <w:t xml:space="preserve"> Allí vivía un capitán del ejército romano que tenía un siervo que estaba muy, a punto de morir. El centurión apreciaba mucho a su siervo.</w:t>
+        <w:t xml:space="preserve"> Allí vivía un capitán romano que tenía un siervo al que apreciaba mucho. Ese siervo estaba enfermo, a punto de morir.</w:t>
       </w:r>
     </w:p>
     <w:p>
@@ -6694,7 +6694,7 @@
         <w:rPr>
           <w:lang w:val="es_ES" w:bidi="es_ES"/>
         </w:rPr>
-        <w:t xml:space="preserve"> Cuando el capitán escuchó hablar de Jesús, envió a algunos ancianos de los judíos para que le pidieran que viniera y sanara a su siervo.</w:t>
+        <w:t xml:space="preserve"> El capitán escuchó hablar de Jesús. Envió a algunos ancianos de los judíos para que le pidieran que viniera y sanara a su siervo.</w:t>
       </w:r>
     </w:p>
     <w:p>
@@ -6715,7 +6715,7 @@
         <w:rPr>
           <w:lang w:val="es_ES" w:bidi="es_ES"/>
         </w:rPr>
-        <w:t xml:space="preserve"> Cuando llegaron ante Jesús, le entregaron el mensaje y le insistieron en su ruego: —Este hombre merece que le concedas su petición,</w:t>
+        <w:t xml:space="preserve"> Cuando llegaron ante Jesús, le entregaron el mensaje. Le insistieron en su ruego: —Este hombre merece que le concedas su petición.</w:t>
       </w:r>
     </w:p>
     <w:p>
@@ -6736,7 +6736,7 @@
         <w:rPr>
           <w:lang w:val="es_ES" w:bidi="es_ES"/>
         </w:rPr>
-        <w:t xml:space="preserve"> porque ama a nuestro pueblo y él mismo nos construyó una sinagoga.</w:t>
+        <w:t xml:space="preserve"> Ama a nuestro pueblo y él mismo nos construyó una sinagoga.</w:t>
       </w:r>
     </w:p>
     <w:p>
@@ -6757,7 +6757,7 @@
         <w:rPr>
           <w:lang w:val="es_ES" w:bidi="es_ES"/>
         </w:rPr>
-        <w:t xml:space="preserve"> Jesús fue con ellos y, cuando ya no estaba lejos de la casa del capitán, el militar envió a unos amigos para que le dijeran: —Señor, no te molestes, no soy digno de que entres bajo mi techo.</w:t>
+        <w:t xml:space="preserve"> Jesús fue con ellos. Cuando ya no estaba lejos de la casa del capitán, el militar envió a unos amigos para que le dijeran: —Señor, no te molestes. No soy digno de que entres bajo mi techo.</w:t>
       </w:r>
     </w:p>
     <w:p>
@@ -6778,7 +6778,7 @@
         <w:rPr>
           <w:lang w:val="es_ES" w:bidi="es_ES"/>
         </w:rPr>
-        <w:t xml:space="preserve"> Por eso ni siquiera me consideré digno de venir en persona, pero basta con que digas la palabra y mi siervo será sanado.</w:t>
+        <w:t xml:space="preserve"> Por eso ni siquiera me consideré digno de venir en persona. Basta con que digas la palabra, y mi siervo será sanado.</w:t>
       </w:r>
     </w:p>
     <w:p>
@@ -6799,7 +6799,7 @@
         <w:rPr>
           <w:lang w:val="es_ES" w:bidi="es_ES"/>
         </w:rPr>
-        <w:t xml:space="preserve"> Porque yo también soy un hombre sujeto a autoridad, y con soldados bajo mi mando; le digo a uno: “Ve”, y él va, le digo a otro: “Ven”, y él viene, y le digo a mi siervo: “Haz esto”, y él lo hace.</w:t>
+        <w:t xml:space="preserve"> Yo también soy un hombre sujeto a autoridad, y con soldados bajo mi mando. Le digo a uno: “Ve”, y él va. Le digo a otro: “Ven”, y él viene. Le digo a mi siervo: “Haz esto”, y él lo hace.</w:t>
       </w:r>
     </w:p>
     <w:p>
@@ -6841,7 +6841,7 @@
         <w:rPr>
           <w:lang w:val="es_ES" w:bidi="es_ES"/>
         </w:rPr>
-        <w:t xml:space="preserve"> Cuando los amigos que el capitán había enviado regresaron a la casa, encontraron sano al siervo.</w:t>
+        <w:t xml:space="preserve"> Los amigos que el capitán había enviado regresaron a la casa. Encontraron sano al siervo.</w:t>
       </w:r>
     </w:p>
     <w:p>
@@ -6862,7 +6862,7 @@
         <w:rPr>
           <w:lang w:val="es_ES" w:bidi="es_ES"/>
         </w:rPr>
-        <w:t xml:space="preserve"> Poco después, Jesús fue a una ciudad llamada Naín; sus discípulos y una gran multitud lo acompañaban.</w:t>
+        <w:t xml:space="preserve"> Poco después, Jesús fue a una ciudad llamada Naín. Sus discípulos y una gran multitud lo acompañaban.</w:t>
       </w:r>
     </w:p>
     <w:p>
@@ -6883,7 +6883,7 @@
         <w:rPr>
           <w:lang w:val="es_ES" w:bidi="es_ES"/>
         </w:rPr>
-        <w:t xml:space="preserve"> Cuando se acercaba a la entrada de la ciudad, vio que llevaban a enterrar a un muerto, que era hijo único de su madre, y ella era viuda. Mucha gente del pueblo la acompañaba.</w:t>
+        <w:t xml:space="preserve"> Cuando se acercaba a la entrada de la ciudad, vio que llevaban a enterrar a un muerto. Era hijo único de su madre, y ella era viuda. Mucha gente del pueblo la acompañaba.</w:t>
       </w:r>
     </w:p>
     <w:p>
@@ -6904,7 +6904,7 @@
         <w:rPr>
           <w:lang w:val="es_ES" w:bidi="es_ES"/>
         </w:rPr>
-        <w:t xml:space="preserve"> Al verla, el Señor sintió una gran compasión y le dijo con ternura: —No llores.</w:t>
+        <w:t xml:space="preserve"> Al verla, el Señor sintió una gran compasión. Le dijo con ternura: —No llores.</w:t>
       </w:r>
     </w:p>
     <w:p>
@@ -6925,7 +6925,7 @@
         <w:rPr>
           <w:lang w:val="es_ES" w:bidi="es_ES"/>
         </w:rPr>
-        <w:t xml:space="preserve"> Se acercó y tocó el féretro. Los que lo cargaban se detuvieron, y Jesús dijo: —Joven, ¡te ordeno que te levantes!</w:t>
+        <w:t xml:space="preserve"> Se acercó y tocó la camilla. Los que lo cargaban se detuvieron, y Jesús dijo: —Joven, ¡te ordeno que te levantes!</w:t>
       </w:r>
     </w:p>
     <w:p>
@@ -6946,7 +6946,7 @@
         <w:rPr>
           <w:lang w:val="es_ES" w:bidi="es_ES"/>
         </w:rPr>
-        <w:t xml:space="preserve"> Entonces el fallecido volvió a la vida, se sentó y comenzó a hablar, y Jesús se lo presentó a su madre.</w:t>
+        <w:t xml:space="preserve"> Entonces el fallecido volvió a la vida. Se sentó y comenzó a hablar, y Jesús se lo presentó a su madre.</w:t>
       </w:r>
     </w:p>
     <w:p>
@@ -7009,7 +7009,7 @@
         <w:rPr>
           <w:lang w:val="es_ES" w:bidi="es_ES"/>
         </w:rPr>
-        <w:t xml:space="preserve"> Los discípulos de Juan el Bautista le contaron todas estas cosas, y Juan llamó a dos de ellos</w:t>
+        <w:t xml:space="preserve"> Los discípulos de Juan el Bautista le contaron todas estas cosas. Juan llamó a 2 de ellos</w:t>
       </w:r>
     </w:p>
     <w:p>
@@ -7030,7 +7030,7 @@
         <w:rPr>
           <w:lang w:val="es_ES" w:bidi="es_ES"/>
         </w:rPr>
-        <w:t xml:space="preserve"> para enviarlos al Señor y preguntarle: —¿Eres tú el que ha de venir o debemos esperar a otro?</w:t>
+        <w:t xml:space="preserve"> para enviarlos al Señor y preguntarle: «¿Eres tú el que ha de venir o debemos esperar a otro?”.</w:t>
       </w:r>
     </w:p>
     <w:p>
@@ -7051,7 +7051,7 @@
         <w:rPr>
           <w:lang w:val="es_ES" w:bidi="es_ES"/>
         </w:rPr>
-        <w:t xml:space="preserve"> Cuando llegaron ante Jesús, dijeron: Juan el Bautista nos envió a preguntarte: "¿Eres tú el que ha de venir o debemos esperar a otro?".</w:t>
+        <w:t xml:space="preserve"> Cuando llegaron ante Jesús, dijeron: —Juan el Bautista nos envió a preguntarte: "¿Eres tú el que ha de venir o debemos esperar a otro?”.</w:t>
       </w:r>
     </w:p>
     <w:p>
@@ -7072,7 +7072,7 @@
         <w:rPr>
           <w:lang w:val="es_ES" w:bidi="es_ES"/>
         </w:rPr>
-        <w:t xml:space="preserve"> En ese momento Jesús sanó a muchos de enfermedades y dolencias, y de espíritus malignos, y dio la vista a muchos ciegos.</w:t>
+        <w:t xml:space="preserve"> En ese momento Jesús sanó a muchos de enfermedades y dolencias, y de espíritus malignos. También dio la vista a muchos ciegos.</w:t>
       </w:r>
     </w:p>
     <w:p>
@@ -7093,7 +7093,7 @@
         <w:rPr>
           <w:lang w:val="es_ES" w:bidi="es_ES"/>
         </w:rPr>
-        <w:t xml:space="preserve"> Así que les respondió: —Vayan y cuéntenle a Juan lo que han visto y oído: los ciegos recobran la vista, los cojos caminan, los leprosos son sanados, los sordos oyen, los muertos resucitan y a los pobres se les anuncian las buenas noticias.</w:t>
+        <w:t xml:space="preserve"> Y les respondió: —Vayan y cuéntenle a Juan lo que han visto y oído. Los ciegos recobran la vista y los cojos caminan. Los enfermos de la piel son sanados y los sordos oyen. Los muertos resucitan y a los pobres se les anuncian las buenas noticias.</w:t>
       </w:r>
     </w:p>
     <w:p>
@@ -7114,7 +7114,7 @@
         <w:rPr>
           <w:lang w:val="es_ES" w:bidi="es_ES"/>
         </w:rPr>
-        <w:t xml:space="preserve"> ¡Dichoso el que no tropieza por causa de mí!</w:t>
+        <w:t xml:space="preserve"> ¡Feliz es la persona que no tropieza por causa de mí!</w:t>
       </w:r>
     </w:p>
     <w:p>
@@ -7135,7 +7135,7 @@
         <w:rPr>
           <w:lang w:val="es_ES" w:bidi="es_ES"/>
         </w:rPr>
-        <w:t xml:space="preserve"> Cuando los mensajeros de Juan se fueron, Jesús comenzó a hablar a la multitud acerca de Juan: «¿Qué salieron a ver ustedes en el desierto? ¿Una caña sacudida por el viento?</w:t>
+        <w:t xml:space="preserve"> Los mensajeros de Juan se fueron. Entonces Jesús comenzó a hablar a la multitud acerca de Juan: —¿Qué salieron a ver ustedes en el desierto? ¿Una caña sacudida por el viento?</w:t>
       </w:r>
     </w:p>
     <w:p>
@@ -7198,7 +7198,7 @@
         <w:rPr>
           <w:lang w:val="es_ES" w:bidi="es_ES"/>
         </w:rPr>
-        <w:t xml:space="preserve"> Este es aquel a quien se refieren las Escrituras cuando dicen: "Voy a enviar a mi mensajero delante de ti, que preparará tu camino".</w:t>
+        <w:t xml:space="preserve"> Las Escrituras hablan de él. Dicen: “Yo envío a mi mensajero para que prepare el camino delante de mí”.</w:t>
       </w:r>
     </w:p>
     <w:p>
@@ -7219,7 +7219,7 @@
         <w:rPr>
           <w:lang w:val="es_ES" w:bidi="es_ES"/>
         </w:rPr>
-        <w:t xml:space="preserve"> No ha nacido nadie que sea más grande que Juan, pero el más pequeño en el reino de Dios es más grande que él».</w:t>
+        <w:t xml:space="preserve"> No ha nacido nadie que sea más grande que Juan. Pero el más pequeño en el reino de Dios es más grande que él.</w:t>
       </w:r>
     </w:p>
     <w:p>
@@ -7240,7 +7240,7 @@
         <w:rPr>
           <w:lang w:val="es_ES" w:bidi="es_ES"/>
         </w:rPr>
-        <w:t xml:space="preserve"> Todo el pueblo, al oírlo, así como los recaudadores de impuestos, reconocieron que Dios es justo y se bautizaron con el bautismo de Juan.</w:t>
+        <w:t xml:space="preserve"> Todo el pueblo, incluidos los recaudadores de impuestos, lo oían y reconocieron que Dios es justo. Habían sido bautizados con el bautismo de Juan.</w:t>
       </w:r>
     </w:p>
     <w:p>
@@ -7261,7 +7261,7 @@
         <w:rPr>
           <w:lang w:val="es_ES" w:bidi="es_ES"/>
         </w:rPr>
-        <w:t xml:space="preserve"> Pero los fariseos y los maestros de la ley rechazaron el propósito de Dios, y no quisieron ser bautizados con el bautismo de Juan.</w:t>
+        <w:t xml:space="preserve"> Pero los fariseos y los maestros de la ley rechazaron el propósito de Dios. No habían sido bautizados con el bautismo de Juan.</w:t>
       </w:r>
     </w:p>
     <w:p>
@@ -7282,7 +7282,7 @@
         <w:rPr>
           <w:lang w:val="es_ES" w:bidi="es_ES"/>
         </w:rPr>
-        <w:t xml:space="preserve"> ¿Con qué, pues, compararé a las personas de esta generación? ¿A qué se parecen?</w:t>
+        <w:t xml:space="preserve"> —¿Con qué, pues, compararé a las personas de esta generación? ¿A qué se parecen?</w:t>
       </w:r>
     </w:p>
     <w:p>
@@ -7303,7 +7303,7 @@
         <w:rPr>
           <w:lang w:val="es_ES" w:bidi="es_ES"/>
         </w:rPr>
-        <w:t xml:space="preserve"> Se parecen a los niños que están sentados en la plaza y se dicen unos a otros, diciendo: “Tocamos la flauta, y ustedes no bailaron; cantamos canciones de entierro, y ustedes no lloraron”.</w:t>
+        <w:t xml:space="preserve"> Se parecen a los niños que están sentados en la plaza. Estos se dicen unos a otros: “Tocamos la flauta y ustedes no bailaron. Cantamos canciones de entierro y ustedes no lloraron”.</w:t>
       </w:r>
     </w:p>
     <w:p>
@@ -7324,7 +7324,7 @@
         <w:rPr>
           <w:lang w:val="es_ES" w:bidi="es_ES"/>
         </w:rPr>
-        <w:t xml:space="preserve"> Porque ha venido Juan el Bautista, que no come pan ni bebe vino, y ustedes dicen que tiene un demonio.</w:t>
+        <w:t xml:space="preserve"> Ha venido Juan el Bautista, que no come pan ni bebe vino. Ustedes dicen que tiene un demonio.</w:t>
       </w:r>
     </w:p>
     <w:p>
@@ -7345,7 +7345,7 @@
         <w:rPr>
           <w:lang w:val="es_ES" w:bidi="es_ES"/>
         </w:rPr>
-        <w:t xml:space="preserve"> Y ha venido el Hijo del hombre, que come pan y bebe vino, y ustedes dicen que es un comilón y un bebedor, y amigo de los recaudadores de impuestos y de los pecadores.</w:t>
+        <w:t xml:space="preserve"> Ha venido el Hijo del hombre, que come pan y bebe vino. Ustedes dicen que es un comilón y un bebedor. Dicen que es amigo de los recaudadores de impuestos y de los pecadores.</w:t>
       </w:r>
     </w:p>
     <w:p>
@@ -7366,7 +7366,7 @@
         <w:rPr>
           <w:lang w:val="es_ES" w:bidi="es_ES"/>
         </w:rPr>
-        <w:t xml:space="preserve"> Sin embargo, la sabiduría queda demostrada por los que la siguen».</w:t>
+        <w:t xml:space="preserve"> Sin embargo, la sabiduría queda demostrada por los que la siguen.</w:t>
       </w:r>
     </w:p>
     <w:p>
@@ -7408,7 +7408,7 @@
         <w:rPr>
           <w:lang w:val="es_ES" w:bidi="es_ES"/>
         </w:rPr>
-        <w:t xml:space="preserve"> Resulta que una mujer pecadora de aquella ciudad, al saber que Jesús estaba en la casa del fariseo, llegó llevando un frasco de alabastro lleno de perfume.</w:t>
+        <w:t xml:space="preserve"> Una mujer pecadora de aquella ciudad supo que Jesús estaba en la casa del fariseo. Llegó llevando un frasco de alabastro lleno de perfume.</w:t>
       </w:r>
     </w:p>
     <w:p>
@@ -7429,7 +7429,7 @@
         <w:rPr>
           <w:lang w:val="es_ES" w:bidi="es_ES"/>
         </w:rPr>
-        <w:t xml:space="preserve"> Se colocó detrás de él, junto a sus pies, llorando. Empezó a mojarle los pies con sus lágrimas, y a secarlos con sus cabellos, a besarlos y a ungirlos con el perfume.</w:t>
+        <w:t xml:space="preserve"> Se colocó detrás de él, junto a sus pies, llorando. Empezó a mojarle los pies con sus lágrimas. Los secaba con sus cabellos y los besaba. Los ungió con el perfume.</w:t>
       </w:r>
     </w:p>
     <w:p>
@@ -7450,7 +7450,7 @@
         <w:rPr>
           <w:lang w:val="es_ES" w:bidi="es_ES"/>
         </w:rPr>
-        <w:t xml:space="preserve"> Cuando el fariseo que lo había invitado vio esta escena, pensó para sí: «Si este hombre fuera profeta, sabría quién es esta mujer, que es pecadora».</w:t>
+        <w:t xml:space="preserve"> El fariseo que lo había invitado vio esta escena. Pensó para sí: “Si este hombre fuera profeta, sabría quién es esta mujer, que es pecadora”.</w:t>
       </w:r>
     </w:p>
     <w:p>
@@ -7471,7 +7471,7 @@
         <w:rPr>
           <w:lang w:val="es_ES" w:bidi="es_ES"/>
         </w:rPr>
-        <w:t xml:space="preserve"> Entonces Jesús le dijo: ―Simón, tengo algo que decirte. Él respondió: ―Dime, Maestro.</w:t>
+        <w:t xml:space="preserve"> Entonces Jesús le dijo: —Simón, tengo algo que decirte. Él respondió: —Dime, Maestro.</w:t>
       </w:r>
     </w:p>
     <w:p>
@@ -7492,7 +7492,7 @@
         <w:rPr>
           <w:lang w:val="es_ES" w:bidi="es_ES"/>
         </w:rPr>
-        <w:t xml:space="preserve"> —Dos hombres tenían una deuda con un prestamista; uno debía quinientas monedas de plata y el otro, cincuenta.</w:t>
+        <w:t xml:space="preserve"> —Le debían dinero a un prestamista 2 hombres. Uno le debía 500 monedas de plata, y el otro 50.</w:t>
       </w:r>
     </w:p>
     <w:p>
@@ -7513,7 +7513,7 @@
         <w:rPr>
           <w:lang w:val="es_ES" w:bidi="es_ES"/>
         </w:rPr>
-        <w:t xml:space="preserve"> Como no poder pagarle, les perdonó la deuda a ambos. Dime, ¿cuál de ellos lo amará más?</w:t>
+        <w:t xml:space="preserve"> Como no podían pagarle, les perdonó la deuda a ambos. Dime, ¿cuál de ellos lo amará más?</w:t>
       </w:r>
     </w:p>
     <w:p>
@@ -7555,7 +7555,7 @@
         <w:rPr>
           <w:lang w:val="es_ES" w:bidi="es_ES"/>
         </w:rPr>
-        <w:t xml:space="preserve"> Entonces, mirando hacia la mujer, le dijo a Simón: —¿Ves a esta mujer? Cuando entré en tu casa, no me diste agua para mis pies, pero ella mojó mis pies con sus lágrimas y los secó con sus cabellos.</w:t>
+        <w:t xml:space="preserve"> Entonces, mirando hacia la mujer, le dijo a Simón: —¿Ves a esta mujer? Cuando entré en tu casa, no me diste agua para mis pies. Pero ella mojó mis pies con sus lágrimas y los secó con sus cabellos.</w:t>
       </w:r>
     </w:p>
     <w:p>
@@ -7576,7 +7576,7 @@
         <w:rPr>
           <w:lang w:val="es_ES" w:bidi="es_ES"/>
         </w:rPr>
-        <w:t xml:space="preserve"> No me diste el beso de saludo, pero ella, desde que entré en tu casa, no ha dejado de besar mis pies una y otra vez.</w:t>
+        <w:t xml:space="preserve"> No me diste el beso de saludo. Pero ella, desde que entré en tu casa, no ha dejado de besar mis pies una y otra vez.</w:t>
       </w:r>
     </w:p>
     <w:p>
@@ -7597,7 +7597,7 @@
         <w:rPr>
           <w:lang w:val="es_ES" w:bidi="es_ES"/>
         </w:rPr>
-        <w:t xml:space="preserve"> No me ungiste la cabeza con aceite, pero ella me ungió los pies con un perfume muy caro.</w:t>
+        <w:t xml:space="preserve"> No me ungiste la cabeza con aceite. Pero ella me ungió los pies con un perfume muy caro.</w:t>
       </w:r>
     </w:p>
     <w:p>
@@ -7618,7 +7618,7 @@
         <w:rPr>
           <w:lang w:val="es_ES" w:bidi="es_ES"/>
         </w:rPr>
-        <w:t xml:space="preserve"> Por eso te digo que ella ama tanto porque sus muchos pecados le han sido perdonados; pero aquel a quien se le perdona poco ama poco.</w:t>
+        <w:t xml:space="preserve"> Por eso te digo que ella ama tanto porque sus muchos pecados le han sido perdonados. Pero ama poco aquel a quien se le perdona poco.</w:t>
       </w:r>
     </w:p>
     <w:p>
@@ -7639,7 +7639,7 @@
         <w:rPr>
           <w:lang w:val="es_ES" w:bidi="es_ES"/>
         </w:rPr>
-        <w:t xml:space="preserve"> Entonces Jesús le dijo a la mujer: ―Tus pecados quedan perdonados.</w:t>
+        <w:t xml:space="preserve"> Entonces Jesús le dijo a la mujer: —Tus pecados quedan perdonados.</w:t>
       </w:r>
     </w:p>
     <w:p>
@@ -7660,7 +7660,7 @@
         <w:rPr>
           <w:lang w:val="es_ES" w:bidi="es_ES"/>
         </w:rPr>
-        <w:t xml:space="preserve"> Y los que estaban con él comenzaron a decirse: «¿Quién es este que hasta perdona pecados?».</w:t>
+        <w:t xml:space="preserve"> Los que estaban allí comenzaron a decir entre sí: —¿Quién es este que hasta perdona pecados?</w:t>
       </w:r>
     </w:p>
     <w:p>
@@ -7681,7 +7681,7 @@
         <w:rPr>
           <w:lang w:val="es_ES" w:bidi="es_ES"/>
         </w:rPr>
-        <w:t xml:space="preserve"> Jesús también le dijo a la mujer: ―Tu fe te ha salvado; ve en paz.</w:t>
+        <w:t xml:space="preserve"> Jesús también le dijo a la mujer: —Tu fe te ha salvado. Ve en paz.</w:t>
       </w:r>
     </w:p>
     <w:p>
@@ -7718,7 +7718,7 @@
         <w:rPr>
           <w:lang w:val="es_ES" w:bidi="es_ES"/>
         </w:rPr>
-        <w:t xml:space="preserve"> Después de esto, Jesús recorrió muchos pueblos y aldeas anunciando las buenas noticias del reino de Dios. Lo acompañaban los doce</w:t>
+        <w:t xml:space="preserve"> Después de esto, Jesús recorrió muchos pueblos y aldeas anunciando las buenas noticias del reino de Dios. Lo acompañaban los 12 discípulos.</w:t>
       </w:r>
     </w:p>
     <w:p>
@@ -7739,7 +7739,7 @@
         <w:rPr>
           <w:lang w:val="es_ES" w:bidi="es_ES"/>
         </w:rPr>
-        <w:t xml:space="preserve"> y algunas mujeres que habían sido liberadas de espíritus malignos o sanadas de enfermedades. María, a la que llamaban Magdalena, de la que Jesús expulsó siete demonios.</w:t>
+        <w:t xml:space="preserve"> Lo acompañaban también algunas mujeres que habían sido liberadas de espíritus malignos o sanadas de enfermedades. Entre ellas estaba María, la que llamaban Magdalena. De ella Jesús expulsó 7 demonios.</w:t>
       </w:r>
     </w:p>
     <w:p>
@@ -7760,7 +7760,7 @@
         <w:rPr>
           <w:lang w:val="es_ES" w:bidi="es_ES"/>
         </w:rPr>
-        <w:t xml:space="preserve"> También estaban Juana, esposa de Chuza, el administrador de Herodes, Susana y muchas otras que ayudaban con sus propios recursos.</w:t>
+        <w:t xml:space="preserve"> También estaba Juana. Ella era esposa de Chuza, el administrador de Herodes. Y estaban Susana y muchas otras que ayudaban con sus propios recursos.</w:t>
       </w:r>
     </w:p>
     <w:p>
@@ -7781,7 +7781,7 @@
         <w:rPr>
           <w:lang w:val="es_ES" w:bidi="es_ES"/>
         </w:rPr>
-        <w:t xml:space="preserve"> Salió mucha gente salió de los pueblos para ver a Jesús, y cuando todos estaban reunidos, él les contó esta parábola:</w:t>
+        <w:t xml:space="preserve"> Mucha gente de los pueblos salió para ver a Jesús. Cuando todos estaban reunidos, él les contó esta parábola:</w:t>
       </w:r>
     </w:p>
     <w:p>
@@ -7802,7 +7802,7 @@
         <w:rPr>
           <w:lang w:val="es_ES" w:bidi="es_ES"/>
         </w:rPr>
-        <w:t xml:space="preserve"> «Un sembrador salió a sembrar. Al esparcir las semillas, una parte cayó junto al camino, la pisotearon y los pájaros se la comieron.</w:t>
+        <w:t xml:space="preserve"> —Un sembrador salió a sembrar. Al esparcir las semillas, una parte cayó junto al camino. La pisotearon y los pájaros se la comieron.</w:t>
       </w:r>
     </w:p>
     <w:p>
@@ -7823,7 +7823,7 @@
         <w:rPr>
           <w:lang w:val="es_ES" w:bidi="es_ES"/>
         </w:rPr>
-        <w:t xml:space="preserve"> Otra parte cayó sobre la roca, y al brotar se secó porque la tierra no tenía humedad suficiente.</w:t>
+        <w:t xml:space="preserve"> Otra parte cayó sobre la roca. Al brotar se secó porque la tierra no tenía humedad suficiente.</w:t>
       </w:r>
     </w:p>
     <w:p>
@@ -7844,7 +7844,7 @@
         <w:rPr>
           <w:lang w:val="es_ES" w:bidi="es_ES"/>
         </w:rPr>
-        <w:t xml:space="preserve"> Otra parte cayó entre los espinos y, cuando brotó, los espinos la ahogaron y no la dejaron crecer.</w:t>
+        <w:t xml:space="preserve"> Otra parte cayó entre los espinos. Cuando brotó, los espinos la ahogaron y no la dejaron crecer.</w:t>
       </w:r>
     </w:p>
     <w:p>
@@ -7865,7 +7865,7 @@
         <w:rPr>
           <w:lang w:val="es_ES" w:bidi="es_ES"/>
         </w:rPr>
-        <w:t xml:space="preserve"> Pero otra parte cayó en buena tierra, brotó, creció y produjo cien granos por cada semilla». Cuando terminó de hablar, dijo con voz fuerte: «El que tenga oídos para oír que oiga».</w:t>
+        <w:t xml:space="preserve"> Otra parte cayó en buena tierra. Brotó, creció y produjo 100 granos por cada semilla. Cuando terminó de hablar, dijo con voz fuerte: —El que tenga oídos para oír, que oiga.</w:t>
       </w:r>
     </w:p>
     <w:p>
@@ -7907,7 +7907,7 @@
         <w:rPr>
           <w:lang w:val="es_ES" w:bidi="es_ES"/>
         </w:rPr>
-        <w:t xml:space="preserve"> Él les contestó: «A ustedes se les ha concedido conocer los secretos del reino de Dios, pero a los demás les hablo por medio de parábolas para que, “aunque miren, no vean y, aunque oigan, no entiendan”.</w:t>
+        <w:t xml:space="preserve"> Él les contestó: —A ustedes se les ha concedido conocer los secretos del reino de Dios. A los demás les hablo por medio de parábolas. Lo hago para que, “aunque miren, no vean y, aunque oigan, no entiendan”.</w:t>
       </w:r>
     </w:p>
     <w:p>
@@ -7928,7 +7928,7 @@
         <w:rPr>
           <w:lang w:val="es_ES" w:bidi="es_ES"/>
         </w:rPr>
-        <w:t xml:space="preserve"> »Esto es lo que significa la parábola: La semilla representa la palabra de Dios.</w:t>
+        <w:t xml:space="preserve"> Esto es lo que significa la parábola. La semilla representa la palabra de Dios.</w:t>
       </w:r>
     </w:p>
     <w:p>
@@ -7949,7 +7949,7 @@
         <w:rPr>
           <w:lang w:val="es_ES" w:bidi="es_ES"/>
         </w:rPr>
-        <w:t xml:space="preserve"> Las que cayeron junto al camino representan a los que oyen, pero luego viene el diablo y les quita la palabra del corazón, para que no crean y se salven.</w:t>
+        <w:t xml:space="preserve"> Las que cayeron junto al camino representan a algunos que oyen. Luego viene el diablo y les quita la palabra del corazón. Lo hace para que no crean y se salven.</w:t>
       </w:r>
     </w:p>
     <w:p>
@@ -7970,7 +7970,7 @@
         <w:rPr>
           <w:lang w:val="es_ES" w:bidi="es_ES"/>
         </w:rPr>
-        <w:t xml:space="preserve"> Las que cayeron sobre las piedras representan a los que oyen la palabra y la reciben con alegría, pero como no tienen raíz, creen por un tiempo y cuando llega la prueba se apartan.</w:t>
+        <w:t xml:space="preserve"> Las que cayeron sobre las piedras representan a los que oyen la palabra y la reciben con alegría. Pero no tienen raíz. Creen por un tiempo y cuando llega la prueba, se apartan.</w:t>
       </w:r>
     </w:p>
     <w:p>
@@ -7991,7 +7991,7 @@
         <w:rPr>
           <w:lang w:val="es_ES" w:bidi="es_ES"/>
         </w:rPr>
-        <w:t xml:space="preserve"> Las que cayeron entre los espinos representan a los que oyen, pero después de un tiempo los ahogan las preocupaciones, las riquezas y los placeres de la vida, y no maduran.</w:t>
+        <w:t xml:space="preserve"> Las que cayeron entre los espinos representan a otros que oyen. Después de un tiempo, los ahogan las preocupaciones, las riquezas y los placeres de la vida. No maduran.</w:t>
       </w:r>
     </w:p>
     <w:p>
@@ -8012,7 +8012,7 @@
         <w:rPr>
           <w:lang w:val="es_ES" w:bidi="es_ES"/>
         </w:rPr>
-        <w:t xml:space="preserve"> Las que cayeron en buena tierra representan a los que oyen la palabra con un corazón bueno y noble. Estos la retienen y, como perseveran, producen una buena cosecha.</w:t>
+        <w:t xml:space="preserve"> Las que cayeron en buena tierra representan a los que oyen la palabra con un corazón bueno y noble. Estos la retienen. Como perseveran, producen una buena cosecha.</w:t>
       </w:r>
     </w:p>
     <w:p>
@@ -8033,7 +8033,7 @@
         <w:rPr>
           <w:lang w:val="es_ES" w:bidi="es_ES"/>
         </w:rPr>
-        <w:t xml:space="preserve"> »Nadie enciende una lámpara y la cubre con una vasija ni la pone debajo de la cama. Lo que hace es ponerla en un candelero para que los que entren tengan luz.</w:t>
+        <w:t xml:space="preserve"> »Nadie enciende una lámpara y la cubre con una vasija. Tampoco la pone debajo de la cama. Lo que hace es ponerla en un candelero para que los que entren tengan luz.</w:t>
       </w:r>
     </w:p>
     <w:p>
@@ -8054,7 +8054,7 @@
         <w:rPr>
           <w:lang w:val="es_ES" w:bidi="es_ES"/>
         </w:rPr>
-        <w:t xml:space="preserve"> No hay nada escondido que no llegue a descubrirse, ni hay nada secreto que no llegue a hacerse público.</w:t>
+        <w:t xml:space="preserve"> No hay nada escondido que no llegue a descubrirse. Ni hay nada secreto que no llegue a hacerse público.</w:t>
       </w:r>
     </w:p>
     <w:p>
@@ -8075,7 +8075,7 @@
         <w:rPr>
           <w:lang w:val="es_ES" w:bidi="es_ES"/>
         </w:rPr>
-        <w:t xml:space="preserve"> Por eso, pongan mucha atención, pues al que tiene se le dará más; pero al que no tienese le quitará aun lo que cree tener.</w:t>
+        <w:t xml:space="preserve"> Por eso, pongan mucha atención. Al que tiene se le dará más. Al que no tiene se le quitará aun lo que cree tener.</w:t>
       </w:r>
     </w:p>
     <w:p>
@@ -8096,7 +8096,7 @@
         <w:rPr>
           <w:lang w:val="es_ES" w:bidi="es_ES"/>
         </w:rPr>
-        <w:t xml:space="preserve"> La madre y los hermanos de Jesús fueron a verlo, pero no podían acercarse a él porque había una gran multitud.</w:t>
+        <w:t xml:space="preserve"> La madre y los hermanos de Jesús fueron a verlo, pero no podían acercarse a él. Había una gran multitud.</w:t>
       </w:r>
     </w:p>
     <w:p>
@@ -8117,7 +8117,7 @@
         <w:rPr>
           <w:lang w:val="es_ES" w:bidi="es_ES"/>
         </w:rPr>
-        <w:t xml:space="preserve"> Entonces le avisaron: ―Tu madre y tus hermanos están afuera y quieren verte.</w:t>
+        <w:t xml:space="preserve"> Entonces le avisaron: —Tu madre y tus hermanos están afuera y quieren verte.</w:t>
       </w:r>
     </w:p>
     <w:p>
@@ -8138,7 +8138,7 @@
         <w:rPr>
           <w:lang w:val="es_ES" w:bidi="es_ES"/>
         </w:rPr>
-        <w:t xml:space="preserve"> Pero él les contestó: ―Mi madre y mis hermanos son los que oyen la palabra de Dios y la ponen en práctica.</w:t>
+        <w:t xml:space="preserve"> Pero él les contestó: —Mi madre y mis hermanos son los que oyen la palabra de Dios y la obedecen.</w:t>
       </w:r>
     </w:p>
     <w:p>
@@ -8159,7 +8159,7 @@
         <w:rPr>
           <w:lang w:val="es_ES" w:bidi="es_ES"/>
         </w:rPr>
-        <w:t xml:space="preserve"> Un día, Jesús subió a una barca con sus discípulos y les dijo: ―Vamos al otro lado del lago. Entonces partieron</w:t>
+        <w:t xml:space="preserve"> Un día, Jesús subió a una barca con sus discípulos. Les dijo: —Vamos al otro lado del lago. Entonces partieron.</w:t>
       </w:r>
     </w:p>
     <w:p>
@@ -8180,7 +8180,7 @@
         <w:rPr>
           <w:lang w:val="es_ES" w:bidi="es_ES"/>
         </w:rPr>
-        <w:t xml:space="preserve"> y, mientras navegaban, él se quedó dormido. En ese momento se desató una tormenta sobre sobre el lago, y la barca se llenaba de agua y estaban en peligro.</w:t>
+        <w:t xml:space="preserve"> Mientras navegaban, él se quedó dormido. En ese momento se desató una tormenta sobre el lago. La barca se llenaba de agua, y estaban en peligro.</w:t>
       </w:r>
     </w:p>
     <w:p>
@@ -8201,7 +8201,7 @@
         <w:rPr>
           <w:lang w:val="es_ES" w:bidi="es_ES"/>
         </w:rPr>
-        <w:t xml:space="preserve"> Los discípulos fueron a despertarlo, y gritaban: ―¡Maestro, Maestro, que nos hundimos! Él se levantó y ordenó al viento y a las olas que se calmaran. La tormenta se apaciguó y todo quedó en clama.</w:t>
+        <w:t xml:space="preserve"> Los discípulos fueron a despertar a Jesús. Gritaron: —¡Maestro, Maestro, que nos hundimos! Él se levantó y ordenó al viento y a las olas que se calmaran. La tormenta se apaciguó y todo quedó en calma.</w:t>
       </w:r>
     </w:p>
     <w:p>
@@ -8222,7 +8222,7 @@
         <w:rPr>
           <w:lang w:val="es_ES" w:bidi="es_ES"/>
         </w:rPr>
-        <w:t xml:space="preserve"> Luego les preguntó a sus discípulos: ―¿Dónde está la fe de ustedes? Ellos, llenos de temor y asombro, se decían: ―¿Quién será este hombre que hasta los vientos y el mar lo obedecen?».</w:t>
+        <w:t xml:space="preserve"> Luego les preguntó a sus discípulos: —¿Dónde está la fe de ustedes? Ellos, llenos de temor y asombro, se decían: —¿Quién será este hombre que hasta los vientos y el mar lo obedecen?</w:t>
       </w:r>
     </w:p>
     <w:p>
@@ -8243,7 +8243,7 @@
         <w:rPr>
           <w:lang w:val="es_ES" w:bidi="es_ES"/>
         </w:rPr>
-        <w:t xml:space="preserve"> Siguieron navegando hasta la otra orilla del lago, a la región de los gerasenos, frente a Galilea.</w:t>
+        <w:t xml:space="preserve"> Siguieron navegando hasta la otra orilla del lago. Llegaron a la región de los gerasenos, frente a Galilea.</w:t>
       </w:r>
     </w:p>
     <w:p>
@@ -8264,7 +8264,7 @@
         <w:rPr>
           <w:lang w:val="es_ES" w:bidi="es_ES"/>
         </w:rPr>
-        <w:t xml:space="preserve"> Cuando Jesús bajó a tierra, un endemoniado que venía del pueblo vino a él. HAcía mucho tiempo que andaba desnudo y sin casa, viviendo en los sepulcros.</w:t>
+        <w:t xml:space="preserve"> Cuando Jesús bajó a tierra, un hombre se le acercó. Estaba atormentado por demonios. Hacía mucho tiempo que este hombre andaba desnudo y sin casa, viviendo en los sepulcros.</w:t>
       </w:r>
     </w:p>
     <w:p>
@@ -8285,7 +8285,7 @@
         <w:rPr>
           <w:lang w:val="es_ES" w:bidi="es_ES"/>
         </w:rPr>
-        <w:t xml:space="preserve"> Cuando vio a Jesús, gritó y cayó de rodillas ante él. Luego exclamó: ―¿Qué quieres de mí, Jesús, Hijo del Dios Altísimo? ¡Te ruego que no me atormentes!</w:t>
+        <w:t xml:space="preserve"> Cuando vio a Jesús, gritó y cayó de rodillas ante él. Luego exclamó: —¿Qué quieres de mí, Jesús, Hijo del Dios Altísimo? ¡Te ruego que no me atormentes!</w:t>
       </w:r>
     </w:p>
     <w:p>
@@ -8306,7 +8306,7 @@
         <w:rPr>
           <w:lang w:val="es_ES" w:bidi="es_ES"/>
         </w:rPr>
-        <w:t xml:space="preserve"> Porque Jesús había mandado al espíritu maligno que saliera del hombre. Porque por mucho tiempo lo había dominado con violencia, y, aunque le sujetaban los pies y las manos con cadenas y lo viginlaban, rompía las cadenas y el demonio lo llevaba a lugares desiertos.</w:t>
+        <w:t xml:space="preserve"> Lo dijo porque Jesús había mandado al espíritu maligno que saliera del hombre. Por mucho tiempo lo había dominado con violencia. Le sujetaban los pies y las manos con cadenas y lo vigilaban. Pero rompía las cadenas, y el demonio lo llevaba a lugares desiertos.</w:t>
       </w:r>
     </w:p>
     <w:p>
@@ -8327,7 +8327,7 @@
         <w:rPr>
           <w:lang w:val="es_ES" w:bidi="es_ES"/>
         </w:rPr>
-        <w:t xml:space="preserve"> Jesús le preguntó: ―¿Cómo te llamas? Él respondió: ―Legión. Dijo ese nombre porque habían entrado en él muchos demonios.</w:t>
+        <w:t xml:space="preserve"> Jesús le preguntó: —¿Cómo te llamas? Él respondió: —Legión. Dijo ese nombre porque habían entrado en él muchos demonios.</w:t>
       </w:r>
     </w:p>
     <w:p>
@@ -8348,7 +8348,7 @@
         <w:rPr>
           <w:lang w:val="es_ES" w:bidi="es_ES"/>
         </w:rPr>
-        <w:t xml:space="preserve"> Y le rogaban que no los enviara al abismo.</w:t>
+        <w:t xml:space="preserve"> Los demonios rogaban a Jesús que no los enviara al abismo.</w:t>
       </w:r>
     </w:p>
     <w:p>
@@ -8369,7 +8369,7 @@
         <w:rPr>
           <w:lang w:val="es_ES" w:bidi="es_ES"/>
         </w:rPr>
-        <w:t xml:space="preserve"> Había allí una gran piara de cerdos pastando en la montaña, y le suplicaron que les permitiera entrar en ellos. Jesús se lo permitió.</w:t>
+        <w:t xml:space="preserve"> Había allí una gran piara de cerdos pastando en la montaña. Le suplicaron que les permitiera entrar en ellos. Jesús se lo permitió.</w:t>
       </w:r>
     </w:p>
     <w:p>
@@ -8390,7 +8390,7 @@
         <w:rPr>
           <w:lang w:val="es_ES" w:bidi="es_ES"/>
         </w:rPr>
-        <w:t xml:space="preserve"> Entonces, los demonios salieron del hombre y entraron en los cerdos, y la piara se precipitó por el despeñadero hacia el lago y se ahogaron todos los cerdos.</w:t>
+        <w:t xml:space="preserve"> Entonces, los demonios salieron del hombre y entraron en los cerdos. La piara se precipitó por el despeñadero hacia el lago. Se ahogaron todos los cerdos.</w:t>
       </w:r>
     </w:p>
     <w:p>
@@ -8411,7 +8411,7 @@
         <w:rPr>
           <w:lang w:val="es_ES" w:bidi="es_ES"/>
         </w:rPr>
-        <w:t xml:space="preserve"> Cuando los que cuidaban a los cerdos vieron lo que había sucedido, huyeron y lo contaron en la ciudad y por los campos.</w:t>
+        <w:t xml:space="preserve"> Los que cuidaban a los cerdos vieron lo que había sucedido. Huyeron y lo contaron en la ciudad y por los campos.</w:t>
       </w:r>
     </w:p>
     <w:p>
@@ -8432,7 +8432,7 @@
         <w:rPr>
           <w:lang w:val="es_ES" w:bidi="es_ES"/>
         </w:rPr>
-        <w:t xml:space="preserve"> La gente salió a ver lo que había pasado. Al llegar, encontraron a Jesús y, sentado a sus pies, estaba el hombre del que habían salido los demonios. Cuando lo vieron vestido y en su sano juicio, tuvieron miedo.</w:t>
+        <w:t xml:space="preserve"> La gente salió a ver lo que había pasado. Al llegar, encontraron a Jesús. Sentado a sus pies estaba el hombre del que habían salido los demonios. Cuando lo vieron vestido y en su sano juicio, tuvieron miedo.</w:t>
       </w:r>
     </w:p>
     <w:p>
@@ -8453,7 +8453,7 @@
         <w:rPr>
           <w:lang w:val="es_ES" w:bidi="es_ES"/>
         </w:rPr>
-        <w:t xml:space="preserve"> Y los que vieron lo que había sucedido les contaron cómo había liberado al endemoniado.</w:t>
+        <w:t xml:space="preserve"> Los que vieron lo que había sucedido les contaron todo. Les contaron cómo Jesús había liberado al hombre atormentado por los demonios.</w:t>
       </w:r>
     </w:p>
     <w:p>
@@ -8474,7 +8474,7 @@
         <w:rPr>
           <w:lang w:val="es_ES" w:bidi="es_ES"/>
         </w:rPr>
-        <w:t xml:space="preserve"> Entonces toda la gente de la región de los gerasenos le pidió a Jesús que se fuera, porque tenían mucho miedo. Jesús subió a la barca para irse,</w:t>
+        <w:t xml:space="preserve"> Entonces toda la gente de la región de los gerasenos le pidió a Jesús que se fuera. Tenían mucho miedo. Así que Jesús subió a la barca para irse.</w:t>
       </w:r>
     </w:p>
     <w:p>
@@ -8495,7 +8495,7 @@
         <w:rPr>
           <w:lang w:val="es_ES" w:bidi="es_ES"/>
         </w:rPr>
-        <w:t xml:space="preserve"> y el hombre de quien habían salido los demonios le rogó que le permitiera ir con él, pero Jesús lo despidió diciendo:</w:t>
+        <w:t xml:space="preserve"> El hombre de quien habían salido los demonios le rogó que le permitiera ir con él. Pero Jesús lo despidió diciendo:</w:t>
       </w:r>
     </w:p>
     <w:p>
@@ -8516,7 +8516,7 @@
         <w:rPr>
           <w:lang w:val="es_ES" w:bidi="es_ES"/>
         </w:rPr>
-        <w:t xml:space="preserve"> Vuelve a tu casa y cuenta todo lo que Dios ha hecho por ti. El hombre se fue y le contó a todos lo que Jesús había hecho por él.</w:t>
+        <w:t xml:space="preserve"> —Vuelve a tu casa. Cuenta todo lo que Dios ha hecho por ti. El hombre se fue y le contó a todos lo que Jesús había hecho por él.</w:t>
       </w:r>
     </w:p>
     <w:p>
@@ -8537,7 +8537,7 @@
         <w:rPr>
           <w:lang w:val="es_ES" w:bidi="es_ES"/>
         </w:rPr>
-        <w:t xml:space="preserve"> Cuando Jesús regresó a la otra orilla, la multitud lo recibió con alegría, pues todos lo estaban esperando.</w:t>
+        <w:t xml:space="preserve"> Cuando Jesús regresó a la otra orilla, la multitud lo recibió con alegría. Todos lo estaban esperando.</w:t>
       </w:r>
     </w:p>
     <w:p>
@@ -8558,7 +8558,7 @@
         <w:rPr>
           <w:lang w:val="es_ES" w:bidi="es_ES"/>
         </w:rPr>
-        <w:t xml:space="preserve"> Llegó un hombre llamado Jairo, que era uno de los jefes de la sinagoga, y, postrándose a los pies de Jesús, le suplicó que entrara en su casa,</w:t>
+        <w:t xml:space="preserve"> Llegó un hombre llamado Jairo. Era uno de los jefes de la sinagoga. Postrándose a los pies de Jesús, le suplicó que entrara en su casa.</w:t>
       </w:r>
     </w:p>
     <w:p>
@@ -8579,7 +8579,7 @@
         <w:rPr>
           <w:lang w:val="es_ES" w:bidi="es_ES"/>
         </w:rPr>
-        <w:t xml:space="preserve"> porque tenía una hija única de unos doce años que se estaba muriendo. Jesús fue, pero el gentío lo apretujaba.</w:t>
+        <w:t xml:space="preserve"> Su única hija, de unos 12 años, se estaba muriendo. Jesús fue, pero el gentío lo apretujaba.</w:t>
       </w:r>
     </w:p>
     <w:p>
@@ -8600,7 +8600,7 @@
         <w:rPr>
           <w:lang w:val="es_ES" w:bidi="es_ES"/>
         </w:rPr>
-        <w:t xml:space="preserve"> Entre la multitud había una mujer que padecía hemorragias desde hacía doce años, y que había gastado todos sus bienes en médicos, pero no pudieron sanarla,</w:t>
+        <w:t xml:space="preserve"> Entre la multitud había una mujer que padecía hemorragias desde hacía 12 años. Había gastado todos sus bienes en médicos, pero no pudieron sanarla.</w:t>
       </w:r>
     </w:p>
     <w:p>
@@ -8642,7 +8642,7 @@
         <w:rPr>
           <w:lang w:val="es_ES" w:bidi="es_ES"/>
         </w:rPr>
-        <w:t xml:space="preserve"> Jesús preguntó: —¿Quién me tocó? Y todos negaban haberlo tocado. Pedro dijo: —Maestro, con toda la gente que hay, todos apretujados, muchos te habrán tocado.</w:t>
+        <w:t xml:space="preserve"> Jesús preguntó: —¿Quién me tocó? Todos negaban haberlo tocado. Pedro dijo: —Maestro, con toda la gente que hay, todos apretujados, muchos te habrán tocado.</w:t>
       </w:r>
     </w:p>
     <w:p>
@@ -8663,7 +8663,7 @@
         <w:rPr>
           <w:lang w:val="es_ES" w:bidi="es_ES"/>
         </w:rPr>
-        <w:t xml:space="preserve"> Jesús respondió: —Alguien me ha tocado con intención, lo sé porque ha salido poder de mí.</w:t>
+        <w:t xml:space="preserve"> Jesús respondió: —Alguien me ha tocado con intención. Lo sé porque ha salido poder de mí.</w:t>
       </w:r>
     </w:p>
     <w:p>
@@ -8684,7 +8684,7 @@
         <w:rPr>
           <w:lang w:val="es_ES" w:bidi="es_ES"/>
         </w:rPr>
-        <w:t xml:space="preserve"> La mujer, al ver que la habían descubierto, fue temblando y se arrojó a los pies de Jesús. Allí, delante de todos, le dijo por qué lo había tocado y que en ese mismo instante había quedado sana.</w:t>
+        <w:t xml:space="preserve"> La mujer vio que la habían descubierto. Fue temblando y se arrojó a los pies de Jesús. Allí, delante de todos, le dijo por qué lo había tocado. Le dijo que en ese mismo instante había quedado sana.</w:t>
       </w:r>
     </w:p>
     <w:p>
@@ -8726,7 +8726,7 @@
         <w:rPr>
           <w:lang w:val="es_ES" w:bidi="es_ES"/>
         </w:rPr>
-        <w:t xml:space="preserve"> Jesús aún estaba hablando cuando llegó alguien de la casa del jefe de la sinagoga y le dijo: —Tu hija ha muerto. No molestes más al Maestro.</w:t>
+        <w:t xml:space="preserve"> Jesús aún estaba hablando cuando llegó alguien de la casa del jefe de la sinagoga. Le avisó a Jairo: —Tu hija ha muerto. No molestes más al Maestro.</w:t>
       </w:r>
     </w:p>
     <w:p>
@@ -8747,7 +8747,7 @@
         <w:rPr>
           <w:lang w:val="es_ES" w:bidi="es_ES"/>
         </w:rPr>
-        <w:t xml:space="preserve"> Jesús lo oyó y le dijo a Jairo: —No tengas miedo, solo cree y tu hija será sanada.</w:t>
+        <w:t xml:space="preserve"> Jesús lo oyó y le dijo a Jairo: —No tengas miedo. Solo cree, y tu hija será sanada.</w:t>
       </w:r>
     </w:p>
     <w:p>
@@ -8768,7 +8768,7 @@
         <w:rPr>
           <w:lang w:val="es_ES" w:bidi="es_ES"/>
         </w:rPr>
-        <w:t xml:space="preserve"> Cuando llegaron a la casa, Jesús sólo permitió que entraran con él Pedro, Juan, Santiago y los padres de la niña.</w:t>
+        <w:t xml:space="preserve"> Llegó a la casa. No permitió que nadie entrara con él, excepto Pedro, Juan, Santiago y los padres de la niña.</w:t>
       </w:r>
     </w:p>
     <w:p>
@@ -8789,7 +8789,7 @@
         <w:rPr>
           <w:lang w:val="es_ES" w:bidi="es_ES"/>
         </w:rPr>
-        <w:t xml:space="preserve"> Todos lloraban y hacían lamento por la niña. Pero Jesús les dijo: —No lloren, no está muerta, sino dormida.</w:t>
+        <w:t xml:space="preserve"> Todos lloraban y hacían lamento por ella. Pero Jesús les dijo: —No lloren. No está muerta, sino dormida.</w:t>
       </w:r>
     </w:p>
     <w:p>
@@ -8810,7 +8810,7 @@
         <w:rPr>
           <w:lang w:val="es_ES" w:bidi="es_ES"/>
         </w:rPr>
-        <w:t xml:space="preserve"> Ellos comenzaron a burlarse de él, porque sabían que estaba muerta.</w:t>
+        <w:t xml:space="preserve"> Los que estaban allí comenzaron a burlarse de él. Sabían que estaba muerta.</w:t>
       </w:r>
     </w:p>
     <w:p>
@@ -8873,7 +8873,7 @@
         <w:rPr>
           <w:lang w:val="es_ES" w:bidi="es_ES"/>
         </w:rPr>
-        <w:t xml:space="preserve"> Los padres estaban asombrados, pero Jesús les dijo que no contaran a nadie lo que había sucedido.</w:t>
+        <w:t xml:space="preserve"> Los padres estaban asombrados. Jesús les dijo que no contaran a nadie lo que había sucedido.</w:t>
       </w:r>
     </w:p>
     <w:p>
@@ -8910,7 +8910,7 @@
         <w:rPr>
           <w:lang w:val="es_ES" w:bidi="es_ES"/>
         </w:rPr>
-        <w:t xml:space="preserve"> Jesús reunió a sus doce discípulos y les dio poder y autoridad para expulsar a todos los demonios y para sanar enfermedades.</w:t>
+        <w:t xml:space="preserve"> Jesús convocó a sus 12 discípulos. Les dio poder y autoridad para expulsar todos los demonios y sanar enfermedades.</w:t>
       </w:r>
     </w:p>
     <w:p>
@@ -8952,7 +8952,7 @@
         <w:rPr>
           <w:lang w:val="es_ES" w:bidi="es_ES"/>
         </w:rPr>
-        <w:t xml:space="preserve"> Les dijo: «No tomen nada para el viaje: ni bastón, ni bolsa, ni pan, ni dinero, ni dos mudas de ropa».</w:t>
+        <w:t xml:space="preserve"> Les dijo: —No tomen nada para el viaje. No tomen bastón, ni bolsa, ni pan, ni dinero, ni 2 mudas de ropa.</w:t>
       </w:r>
     </w:p>
     <w:p>
@@ -8994,7 +8994,7 @@
         <w:rPr>
           <w:lang w:val="es_ES" w:bidi="es_ES"/>
         </w:rPr>
-        <w:t xml:space="preserve"> Si en algún pueblo no los reciben bien, cuando salgan de allí sacúdanse el polvo de los pies como un testimonio contra ellos».</w:t>
+        <w:t xml:space="preserve"> En algún pueblo puede ser que no los reciban bien. Cuando salgan de allí sacúdanse el polvo de los pies. Será como un testimonio contra ellos.</w:t>
       </w:r>
     </w:p>
     <w:p>
@@ -9015,7 +9015,7 @@
         <w:rPr>
           <w:lang w:val="es_ES" w:bidi="es_ES"/>
         </w:rPr>
-        <w:t xml:space="preserve"> Así que partieron y fueron de pueblo en pueblo, anunciando las buenas noticias y sanando a los enfermos.</w:t>
+        <w:t xml:space="preserve"> Así que partieron y fueron de pueblo en pueblo. Anunciaban las buenas noticias y sanaban a los enfermos.</w:t>
       </w:r>
     </w:p>
     <w:p>
@@ -9036,7 +9036,7 @@
         <w:rPr>
           <w:lang w:val="es_ES" w:bidi="es_ES"/>
         </w:rPr>
-        <w:t xml:space="preserve"> Herodes, el tetrarca, escuchó todo lo que estaba pasando y se quedó confundido porque algunos decían que Juan había resucitado.</w:t>
+        <w:t xml:space="preserve"> Herodes, el tetrarca, escuchó todo lo que estaba pasando. Se quedó confundido porque algunos decían que Juan había resucitado.</w:t>
       </w:r>
     </w:p>
     <w:p>
@@ -9057,7 +9057,7 @@
         <w:rPr>
           <w:lang w:val="es_ES" w:bidi="es_ES"/>
         </w:rPr>
-        <w:t xml:space="preserve"> Otros decían que Elías había aparecido; y otros, que había resucitado algún profeta antiguo.</w:t>
+        <w:t xml:space="preserve"> Otros decían que Elías había aparecido. Según otros, había resucitado algún profeta antiguo.</w:t>
       </w:r>
     </w:p>
     <w:p>
@@ -9078,7 +9078,7 @@
         <w:rPr>
           <w:lang w:val="es_ES" w:bidi="es_ES"/>
         </w:rPr>
-        <w:t xml:space="preserve"> Herodes dijo: «Yo mandé que a Juan le cortaran la cabeza. ¿Quién será este del que dicen tales cosas?». Y seguía procurando verlo.</w:t>
+        <w:t xml:space="preserve"> Herodes dijo: —Yo mandé que a Juan le cortaran la cabeza. ¿Quién será este del que dicen tales cosas? Y seguía procurando verlo.</w:t>
       </w:r>
     </w:p>
     <w:p>
@@ -9099,7 +9099,7 @@
         <w:rPr>
           <w:lang w:val="es_ES" w:bidi="es_ES"/>
         </w:rPr>
-        <w:t xml:space="preserve"> Los apóstoles regresaron y le contaron a Jesús todo lo que habían hecho. Él los tomó y se fueron a un pueblo llamado Betsaida.</w:t>
+        <w:t xml:space="preserve"> Los apóstoles regresaron y le contaron a Jesús todo lo que habían hecho. Él los llevó aparte a un pueblo llamado Betsaida.</w:t>
       </w:r>
     </w:p>
     <w:p>
@@ -9120,7 +9120,7 @@
         <w:rPr>
           <w:lang w:val="es_ES" w:bidi="es_ES"/>
         </w:rPr>
-        <w:t xml:space="preserve"> Pero la gente se enteró de dónde estaba y lo siguió. Él los recibió y les habló del reino de Dios, y sanó a los enfermos.</w:t>
+        <w:t xml:space="preserve"> Pero la gente se enteró de dónde estaba y lo siguió. Él los recibió y les habló del reino de Dios. Sanó a los enfermos.</w:t>
       </w:r>
     </w:p>
     <w:p>
@@ -9141,7 +9141,7 @@
         <w:rPr>
           <w:lang w:val="es_ES" w:bidi="es_ES"/>
         </w:rPr>
-        <w:t xml:space="preserve"> Cuando empezaba a oscurecer, los doce se acercaron a él y le dijeron: —Por favor, despide a la gente para que puedan ir a las aldeas y campos cercanos a buscar alojamiento y comida, porque estamos en un lugar donde no hay nada.</w:t>
+        <w:t xml:space="preserve"> Cuando empezaba a oscurecer, los 12 se acercaron a él. Le dijeron: —Por favor, despide a la gente. Deben ir a las aldeas y campos cercanos a buscar alojamiento y comida. Estamos en un lugar donde no hay nada.</w:t>
       </w:r>
     </w:p>
     <w:p>
@@ -9162,7 +9162,7 @@
         <w:rPr>
           <w:lang w:val="es_ES" w:bidi="es_ES"/>
         </w:rPr>
-        <w:t xml:space="preserve"> Jesús les dijo: —Denles ustedes de comer. Ellos respondieron: —Solo tenemos cinco panes y dos pescados. Tendríamos que ir a comprar comida para toda esta gente.</w:t>
+        <w:t xml:space="preserve"> Jesús les dijo: —Denles ustedes de comer. Ellos respondieron: —Solo tenemos 5 panes y 2 pescados. Tendríamos que ir a comprar comida para toda esta gente.</w:t>
       </w:r>
     </w:p>
     <w:p>
@@ -9183,7 +9183,7 @@
         <w:rPr>
           <w:lang w:val="es_ES" w:bidi="es_ES"/>
         </w:rPr>
-        <w:t xml:space="preserve"> Había allí unos cinco mil hombres. Pero Jesús dijo a sus discípulos: —Sienten a la multitud en grupos de cincuenta.</w:t>
+        <w:t xml:space="preserve"> Había como 5.000 hombres. Pero Jesús dijo a sus discípulos: —Hagan que la gente se siente en grupos de 50.</w:t>
       </w:r>
     </w:p>
     <w:p>
@@ -9225,7 +9225,7 @@
         <w:rPr>
           <w:lang w:val="es_ES" w:bidi="es_ES"/>
         </w:rPr>
-        <w:t xml:space="preserve"> Entonces Jesús tomó los cinco panes y los dos pescados, miró al cielo y los bendijo. Luego los partió y se los dio a los discípulos para que los repartieran a la multitud.</w:t>
+        <w:t xml:space="preserve"> Entonces Jesús tomó los 5 panes y los 2 pescados. Levantó la mirada al cielo y los bendijo. Luego los partió y se los entregó a los discípulos para que los repartieran entre la gente.</w:t>
       </w:r>
     </w:p>
     <w:p>
@@ -9246,7 +9246,7 @@
         <w:rPr>
           <w:lang w:val="es_ES" w:bidi="es_ES"/>
         </w:rPr>
-        <w:t xml:space="preserve"> Todos comieron hasta quedar satisfechos. Con los pedazos que sobraron llenaron doce canastas.</w:t>
+        <w:t xml:space="preserve"> Todos comieron hasta quedar satisfechos. Luego recogieron 12 canastas con los pedazos que sobraron.</w:t>
       </w:r>
     </w:p>
     <w:p>
@@ -9267,7 +9267,7 @@
         <w:rPr>
           <w:lang w:val="es_ES" w:bidi="es_ES"/>
         </w:rPr>
-        <w:t xml:space="preserve"> Un día, Jesús estaba orando a solas, llegaron sus discípulos y él les preguntó: —¿Quién dice la gente que soy yo?</w:t>
+        <w:t xml:space="preserve"> Un día, Jesús estaba orando a solas. Llegaron sus discípulos y él les preguntó: —¿Quién dice la gente que soy yo?</w:t>
       </w:r>
     </w:p>
     <w:p>
@@ -9288,7 +9288,7 @@
         <w:rPr>
           <w:lang w:val="es_ES" w:bidi="es_ES"/>
         </w:rPr>
-        <w:t xml:space="preserve"> Ellos le respondieron: —Unos dicen que eres Juan el Bautista; otros dicen que eres Elías; y otros dicen que eres un profeta de los antiguos que ha resucitado.</w:t>
+        <w:t xml:space="preserve"> Ellos le respondieron: —Unos dicen que eres Juan el Bautista. Otros dicen que eres Elías. Y otros dicen que eres un profeta de los antiguos que ha resucitado.</w:t>
       </w:r>
     </w:p>
     <w:p>
@@ -9351,7 +9351,7 @@
         <w:rPr>
           <w:lang w:val="es_ES" w:bidi="es_ES"/>
         </w:rPr>
-        <w:t xml:space="preserve"> —El Hijo del hombre tiene que sufrir mucho y ser rechazado por los ancianos, por los jefes de los sacerdotes y por los maestros de la ley. Lo van a matar, pero al tercer día resucitará.</w:t>
+        <w:t xml:space="preserve"> —El Hijo del hombre tiene que sufrir mucho. Será rechazado por los ancianos, los jefes de los sacerdotes y los maestros de la ley. Lo matarán, pero al tercer día resucitará.</w:t>
       </w:r>
     </w:p>
     <w:p>
@@ -9372,7 +9372,7 @@
         <w:rPr>
           <w:lang w:val="es_ES" w:bidi="es_ES"/>
         </w:rPr>
-        <w:t xml:space="preserve"> Luego Jesús se dirigió a todos: —Si alguien quiere ser mi discípulo, que se niegue a sí mismo, tome su cruz cada día y me siga,</w:t>
+        <w:t xml:space="preserve"> Luego Jesús se dirigió a todos: —Si alguien quiere ser mi discípulo, que se niegue a sí mismo. Que tome su cruz cada día y me siga.</w:t>
       </w:r>
     </w:p>
     <w:p>
@@ -9393,7 +9393,7 @@
         <w:rPr>
           <w:lang w:val="es_ES" w:bidi="es_ES"/>
         </w:rPr>
-        <w:t xml:space="preserve"> porque el que quiera salvar su vida, la perderá; pero el que pierda su vida por causa de mí, la salvará.</w:t>
+        <w:t xml:space="preserve"> El que quiera salvar su vida la perderá. El que pierde su vida por causa de mí la salvará.</w:t>
       </w:r>
     </w:p>
     <w:p>
@@ -9414,7 +9414,7 @@
         <w:rPr>
           <w:lang w:val="es_ES" w:bidi="es_ES"/>
         </w:rPr>
-        <w:t xml:space="preserve"> ¿De qué le sirve a alguien ganar el mundo entero si sepierde o se destruye a sí mismo?</w:t>
+        <w:t xml:space="preserve"> ¿De qué le sirve a alguien ganar el mundo entero si se pierde o se destruye a sí mismo?</w:t>
       </w:r>
     </w:p>
     <w:p>
@@ -9435,7 +9435,7 @@
         <w:rPr>
           <w:lang w:val="es_ES" w:bidi="es_ES"/>
         </w:rPr>
-        <w:t xml:space="preserve"> Si alguien se avergüenza de mí y de mis palabras, será rechazado por el Hijo del Hombre cuando venga en su gloria y en la gloria del Padre y de los santos ángeles.</w:t>
+        <w:t xml:space="preserve"> Habrá quien se avergüenza de mí y de mis palabras. El Hijo del hombre también se avergonzará de él. Será así cuando venga en su gloria, en la gloria del Padre y de los santos ángeles.</w:t>
       </w:r>
     </w:p>
     <w:p>
@@ -9477,7 +9477,7 @@
         <w:rPr>
           <w:lang w:val="es_ES" w:bidi="es_ES"/>
         </w:rPr>
-        <w:t xml:space="preserve"> Unos ocho días después de haber dicho estas palabras, Jesús tomó consigo a Pedro, Juan y Santiago y subió a un monte para orar.</w:t>
+        <w:t xml:space="preserve"> Pasaron unos 8 días después de haber dicho estas palabras. Entonces Jesús tomó consigo a Pedro, Juan y Santiago y subió a un monte para orar.</w:t>
       </w:r>
     </w:p>
     <w:p>
@@ -9498,7 +9498,7 @@
         <w:rPr>
           <w:lang w:val="es_ES" w:bidi="es_ES"/>
         </w:rPr>
-        <w:t xml:space="preserve"> Mientras oraba, su rostro se transformó y su ropa se volvió blanca y resplandeciente.</w:t>
+        <w:t xml:space="preserve"> Mientras oraba, su rostro se transformó. Su ropa se volvió blanca y resplandeciente.</w:t>
       </w:r>
     </w:p>
     <w:p>
@@ -9519,7 +9519,7 @@
         <w:rPr>
           <w:lang w:val="es_ES" w:bidi="es_ES"/>
         </w:rPr>
-        <w:t xml:space="preserve"> De repente, aparecieron dos hombres: eran Moisés y Elías que conversaban con Jesús.</w:t>
+        <w:t xml:space="preserve"> De repente, aparecieron 2 hombres. Eran Moisés y Elías, y conversaban con Jesús.</w:t>
       </w:r>
     </w:p>
     <w:p>
@@ -9540,7 +9540,7 @@
         <w:rPr>
           <w:lang w:val="es_ES" w:bidi="es_ES"/>
         </w:rPr>
-        <w:t xml:space="preserve"> Se presentaron rodeados de gloria y hablaban de la partida de Jesús, que iba a suceder en Jerusalén.</w:t>
+        <w:t xml:space="preserve"> Se presentaron rodeados de gloria. Hablaban de la partida de Jesús, que iba a suceder en Jerusalén.</w:t>
       </w:r>
     </w:p>
     <w:p>
@@ -9561,7 +9561,7 @@
         <w:rPr>
           <w:lang w:val="es_ES" w:bidi="es_ES"/>
         </w:rPr>
-        <w:t xml:space="preserve"> Pedro y sus compañeros se habían quedado dormidos, por el cansancio. Pero cuando se despertaron, vieron su gloria y a los dos hombres que estaban con él.</w:t>
+        <w:t xml:space="preserve"> Pedro y sus compañeros se habían quedado dormidos por el cansancio. Cuando se despertaron, vieron la gloria de Jesús. También vieron a los 2 hombres que estaban con él.</w:t>
       </w:r>
     </w:p>
     <w:p>
@@ -9582,7 +9582,7 @@
         <w:rPr>
           <w:lang w:val="es_ES" w:bidi="es_ES"/>
         </w:rPr>
-        <w:t xml:space="preserve"> Mientras estos se apartaban de Jesús, Pedro le dijo: ―Maestro, ¡qué bueno que estemos aquí! Hagamos tres chozas: una para ti, otra para Moisés y otra para Elías. Pero no sabía lo que decía.</w:t>
+        <w:t xml:space="preserve"> Mientras estos se apartaban de Jesús, Pedro le dijo: —Maestro, ¡qué bueno que estemos aquí! Hagamos 3 chozas. Haremos una para ti, otra para Moisés y otra para Elías. Pero no sabía lo que decía.</w:t>
       </w:r>
     </w:p>
     <w:p>
@@ -9603,7 +9603,7 @@
         <w:rPr>
           <w:lang w:val="es_ES" w:bidi="es_ES"/>
         </w:rPr>
-        <w:t xml:space="preserve"> Aún estaba hablando cuando apareció una nube que los cubrió con su sombra, y les entró miedo.</w:t>
+        <w:t xml:space="preserve"> Aún estaba hablando cuando apareció una nube que los cubrió con su sombra. Les entró miedo.</w:t>
       </w:r>
     </w:p>
     <w:p>
@@ -9624,7 +9624,7 @@
         <w:rPr>
           <w:lang w:val="es_ES" w:bidi="es_ES"/>
         </w:rPr>
-        <w:t xml:space="preserve"> De la nube salió una voz que decía: «Este es mi Hijo, mi escogido. Escúchenlo».</w:t>
+        <w:t xml:space="preserve"> De la nube salió una voz que dijo: —Este es mi Hijo, mi escogido. Escúchenlo.</w:t>
       </w:r>
     </w:p>
     <w:p>
@@ -9645,7 +9645,7 @@
         <w:rPr>
           <w:lang w:val="es_ES" w:bidi="es_ES"/>
         </w:rPr>
-        <w:t xml:space="preserve"> Cuando cesó la voz, vieron que Jesús estaba solo, y ellos guardaron silencio. Los discípulos, por algún tiempo, no le contaron a nadie nada de lo que habían visto.</w:t>
+        <w:t xml:space="preserve"> Cuando cesó la voz, vieron que Jesús estaba solo. Ellos guardaron silencio. Los discípulos, por algún tiempo, no le contaron a nadie nada de lo que habían visto.</w:t>
       </w:r>
     </w:p>
     <w:p>
@@ -9708,7 +9708,7 @@
         <w:rPr>
           <w:lang w:val="es_ES" w:bidi="es_ES"/>
         </w:rPr>
-        <w:t xml:space="preserve"> Un espíritu se adueña de él y de repente grita, le entran convulsiones, con espuma en la boca, y cuando el espírito se va lo deja lastimado.</w:t>
+        <w:t xml:space="preserve"> Un espíritu se adueña de él y de repente grita. Le entran convulsiones, y echa espuma de la boca. Cuando el espíritu se va, lo deja lastimado.</w:t>
       </w:r>
     </w:p>
     <w:p>
@@ -9729,7 +9729,7 @@
         <w:rPr>
           <w:lang w:val="es_ES" w:bidi="es_ES"/>
         </w:rPr>
-        <w:t xml:space="preserve"> Les pedí a tus discípulos que expulsaran al espíritu, pero no pudieron.</w:t>
+        <w:t xml:space="preserve"> Les pedí a tus discípulos que expulsaran el espíritu, pero no pudieron.</w:t>
       </w:r>
     </w:p>
     <w:p>
@@ -9750,7 +9750,7 @@
         <w:rPr>
           <w:lang w:val="es_ES" w:bidi="es_ES"/>
         </w:rPr>
-        <w:t xml:space="preserve"> Jesús respondió: —¡Oh generación incrédula y perversa! ¿Hasta cuándo tendré que estar con ustedes y soportarlos? Trae acá a tu hijo.</w:t>
+        <w:t xml:space="preserve"> Jesús respondió: —¡Oh generación corrupta y que no tiene fe! ¿Hasta cuándo tendré que estar con ustedes y soportarlos? Trae acá a tu hijo.</w:t>
       </w:r>
     </w:p>
     <w:p>
@@ -9771,7 +9771,7 @@
         <w:rPr>
           <w:lang w:val="es_ES" w:bidi="es_ES"/>
         </w:rPr>
-        <w:t xml:space="preserve"> Mientras el muchacho se acercaba a Jesús, el demonio lo arrojó al suelo y empezó a convulsionar. Jesús reprendió al espíritu maligno, sanó al muchacho y se lo devolvió a su padre.</w:t>
+        <w:t xml:space="preserve"> Mientras el muchacho se acercaba a Jesús, el demonio lo arrojó al suelo. El chico empezó a convulsionar. Jesús reprendió el espíritu maligno. Sanó al muchacho y se lo devolvió a su padre.</w:t>
       </w:r>
     </w:p>
     <w:p>
@@ -9792,7 +9792,7 @@
         <w:rPr>
           <w:lang w:val="es_ES" w:bidi="es_ES"/>
         </w:rPr>
-        <w:t xml:space="preserve"> Y todos se asombraron ante el gran poder de Dios. Y mientras la gente seguía tan asombrada por todo lo que hacía, Jesús dijo a sus discípulos:</w:t>
+        <w:t xml:space="preserve"> Todos se asombraron ante el gran poder de Dios. Mientras la gente seguía tan asombrada por todo lo que hacía, Jesús dijo a sus discípulos:</w:t>
       </w:r>
     </w:p>
     <w:p>
@@ -9813,7 +9813,7 @@
         <w:rPr>
           <w:lang w:val="es_ES" w:bidi="es_ES"/>
         </w:rPr>
-        <w:t xml:space="preserve"> —Presten mucha atención a estas palabras: El Hijo del hombre va a ser entregado en manos de los hombres.</w:t>
+        <w:t xml:space="preserve"> —Presten mucha atención a estas palabras. El Hijo del hombre va a ser entregado en manos de los seres humanos.</w:t>
       </w:r>
     </w:p>
     <w:p>
@@ -9834,7 +9834,7 @@
         <w:rPr>
           <w:lang w:val="es_ES" w:bidi="es_ES"/>
         </w:rPr>
-        <w:t xml:space="preserve"> Pero los discípulos no entendían estas palabras. Su significado estaba oculto para ellos, no podían entenderlo, y no se atrevían a preguntarle.</w:t>
+        <w:t xml:space="preserve"> Pero los discípulos no entendían estas palabras. Su significado estaba oculto para ellos. No podían entenderlo, y no se atrevían a preguntarle.</w:t>
       </w:r>
     </w:p>
     <w:p>
@@ -9876,7 +9876,7 @@
         <w:rPr>
           <w:lang w:val="es_ES" w:bidi="es_ES"/>
         </w:rPr>
-        <w:t xml:space="preserve"> Jesús, que sabía lo que pensaban, tomó a un niño y lo puso a su lado.</w:t>
+        <w:t xml:space="preserve"> Jesús sabía lo que pensaban. Tomó a un niño y lo puso a su lado.</w:t>
       </w:r>
     </w:p>
     <w:p>
@@ -9897,7 +9897,7 @@
         <w:rPr>
           <w:lang w:val="es_ES" w:bidi="es_ES"/>
         </w:rPr>
-        <w:t xml:space="preserve"> Les dijo: —El que recibe a este niño en mi nombre, me recibe a mí; y el que me recibe a mí, recibe al que me envió. El más pequeño entre todos ustedes, ese es el más importante.</w:t>
+        <w:t xml:space="preserve"> Les dijo: —El que recibe a este niño en mi nombre me recibe a mí. El que me recibe a mí recibe al que me envió. El más pequeño entre todos ustedes, ese es el más importante.</w:t>
       </w:r>
     </w:p>
     <w:p>
@@ -9918,7 +9918,7 @@
         <w:rPr>
           <w:lang w:val="es_ES" w:bidi="es_ES"/>
         </w:rPr>
-        <w:t xml:space="preserve"> Entonces Juan respondió: —Maestro, vimos a un hombre que expulsaba demonios en tu nombre, y tratamos de impedírselo porque no está con nosotros.</w:t>
+        <w:t xml:space="preserve"> Entonces Juan respondió: —Maestro, vimos a un hombre que expulsaba demonios en tu nombre. Tratamos de impedírselo porque no está con nosotros.</w:t>
       </w:r>
     </w:p>
     <w:p>
@@ -9960,7 +9960,7 @@
         <w:rPr>
           <w:lang w:val="es_ES" w:bidi="es_ES"/>
         </w:rPr>
-        <w:t xml:space="preserve"> Se acercaba el tiempo de que Jesús subiera al cielo, así que se hizo el firme propósito de ir a Jerusalén.</w:t>
+        <w:t xml:space="preserve"> Se acercaba el tiempo de que Jesús subiera al cielo. Así que se hizo el firme propósito de ir a Jerusalén.</w:t>
       </w:r>
     </w:p>
     <w:p>
@@ -9981,7 +9981,7 @@
         <w:rPr>
           <w:lang w:val="es_ES" w:bidi="es_ES"/>
         </w:rPr>
-        <w:t xml:space="preserve"> Envió mensajeros delante de él, que fueron a un pueblo samaritano para prepararle alojamiento.</w:t>
+        <w:t xml:space="preserve"> Envió mensajeros delante de él. Fueron a un pueblo samaritano para prepararle alojamiento.</w:t>
       </w:r>
     </w:p>
     <w:p>
@@ -10023,7 +10023,7 @@
         <w:rPr>
           <w:lang w:val="es_ES" w:bidi="es_ES"/>
         </w:rPr>
-        <w:t xml:space="preserve"> Cuando Santiago y Juan, sus discípulos, se enteraron, le preguntaron: ―Señor, ¿quieres que hagamos caer fuego del cielo para que los destruya?</w:t>
+        <w:t xml:space="preserve"> Los discípulos Santiago y Juan se enteraron de eso. Le preguntaron: —Señor, ¿quieres que hagamos caer fuego del cielo para que los destruya?</w:t>
       </w:r>
     </w:p>
     <w:p>
@@ -10086,7 +10086,7 @@
         <w:rPr>
           <w:lang w:val="es_ES" w:bidi="es_ES"/>
         </w:rPr>
-        <w:t xml:space="preserve"> Mientras iban por el camino, un hombre se acercó a Jesús y le dijo: ―Te seguiré adondequiera que vayas.</w:t>
+        <w:t xml:space="preserve"> Mientras iban por el camino, un hombre se acercó a Jesús. Le dijo: —Te seguiré adondequiera que vayas.</w:t>
       </w:r>
     </w:p>
     <w:p>
@@ -10107,7 +10107,7 @@
         <w:rPr>
           <w:lang w:val="es_ES" w:bidi="es_ES"/>
         </w:rPr>
-        <w:t xml:space="preserve"> Jesús le respondió: ―Las zorras tienen guaridas y las aves tienen nidos, pero el Hijo del hombre no tiene dónde apoyar la cabeza.</w:t>
+        <w:t xml:space="preserve"> Jesús le respondió: —Las zorras tienen guaridas y las aves tienen nidos. El Hijo del hombre no tiene dónde apoyar la cabeza.</w:t>
       </w:r>
     </w:p>
     <w:p>
@@ -10128,7 +10128,7 @@
         <w:rPr>
           <w:lang w:val="es_ES" w:bidi="es_ES"/>
         </w:rPr>
-        <w:t xml:space="preserve"> A otro le dijo: ―Sígueme. Él le contestó: ―Señor, primero déjame ir a enterrar a mi padre.</w:t>
+        <w:t xml:space="preserve"> A otro le dijo: —Sígueme. Él le contestó: —Señor, primero déjame ir a enterrar a mi padre.</w:t>
       </w:r>
     </w:p>
     <w:p>
@@ -10149,7 +10149,7 @@
         <w:rPr>
           <w:lang w:val="es_ES" w:bidi="es_ES"/>
         </w:rPr>
-        <w:t xml:space="preserve"> Jesús le respondió: ―Deja que los muertos entierren a sus propios muertos. Tú ve y anuncia el reino de Dios.</w:t>
+        <w:t xml:space="preserve"> Jesús le respondió: —Deja que los muertos entierren a sus propios muertos. Tú ve y anuncia el reino de Dios.</w:t>
       </w:r>
     </w:p>
     <w:p>
@@ -10170,7 +10170,7 @@
         <w:rPr>
           <w:lang w:val="es_ES" w:bidi="es_ES"/>
         </w:rPr>
-        <w:t xml:space="preserve"> Otro más le dijo: ―Señor, yo te seguiré, pero primero déjame despedirme de mi familia.</w:t>
+        <w:t xml:space="preserve"> Otro más le dijo: —Señor, yo te seguiré, pero primero déjame despedirme de mi familia.</w:t>
       </w:r>
     </w:p>
     <w:p>
@@ -10191,7 +10191,7 @@
         <w:rPr>
           <w:lang w:val="es_ES" w:bidi="es_ES"/>
         </w:rPr>
-        <w:t xml:space="preserve"> Jesús le respondió: ―El que pone la mano en el arado y mira hacia atrás no es apto para el reino de Dios.</w:t>
+        <w:t xml:space="preserve"> Jesús le respondió: —El que pone la mano en el arado y mira hacia atrás no es apto para el reino de Dios.</w:t>
       </w:r>
     </w:p>
     <w:p>
@@ -10228,7 +10228,7 @@
         <w:rPr>
           <w:lang w:val="es_ES" w:bidi="es_ES"/>
         </w:rPr>
-        <w:t xml:space="preserve"> Después de esto, el Señor escogió a otros setenta y dos discípulos y los envió de dos en dos para adelantarse a él a todos los pueblos y lugares adonde él pensaba ir.</w:t>
+        <w:t xml:space="preserve"> Después de esto, el Señor escogió a otros 72 discípulos. Los envió de 2 en 2 a todos los pueblos y lugares donde él pensaba ir.</w:t>
       </w:r>
     </w:p>
     <w:p>
@@ -10249,7 +10249,7 @@
         <w:rPr>
           <w:lang w:val="es_ES" w:bidi="es_ES"/>
         </w:rPr>
-        <w:t xml:space="preserve"> Les dijo: «La cosecha es mucha, pero hay pocos obreros. Pídanle al Señor de la cosecha que envíe obreros a su campo.</w:t>
+        <w:t xml:space="preserve"> Les dijo: —La cosecha es mucha, pero hay pocos obreros. Pídanle al Señor de la cosecha que envíe obreros a su campo.</w:t>
       </w:r>
     </w:p>
     <w:p>
@@ -10291,7 +10291,7 @@
         <w:rPr>
           <w:lang w:val="es_ES" w:bidi="es_ES"/>
         </w:rPr>
-        <w:t xml:space="preserve"> No lleven dinero, ni bolsa, ni sandalias, ni se detengan a saludar a nadie por el camino.</w:t>
+        <w:t xml:space="preserve"> No lleven dinero, ni bolsa, ni sandalias. Ni se detengan a saludar a nadie por el camino.</w:t>
       </w:r>
     </w:p>
     <w:p>
@@ -10333,7 +10333,7 @@
         <w:rPr>
           <w:lang w:val="es_ES" w:bidi="es_ES"/>
         </w:rPr>
-        <w:t xml:space="preserve"> Si allí hay una persona de paz, la paz que ustedes traen reposará sobre él; pero si no, la paz volverá a ustedes.</w:t>
+        <w:t xml:space="preserve"> Si allí hay una persona de paz, la paz que ustedes traen reposará sobre él. Pero si no, la paz volverá a ustedes.</w:t>
       </w:r>
     </w:p>
     <w:p>
@@ -10354,7 +10354,7 @@
         <w:rPr>
           <w:lang w:val="es_ES" w:bidi="es_ES"/>
         </w:rPr>
-        <w:t xml:space="preserve"> Quédense en esa casa, coman y beban lo que allí les den, porque el obrero tiene derecho a su salario. No anden de casa en casa.</w:t>
+        <w:t xml:space="preserve"> Quédense en esa casa. Coman y beban lo que allí les den, porque el obrero tiene derecho a su salario. No anden de casa en casa.</w:t>
       </w:r>
     </w:p>
     <w:p>
@@ -10375,7 +10375,7 @@
         <w:rPr>
           <w:lang w:val="es_ES" w:bidi="es_ES"/>
         </w:rPr>
-        <w:t xml:space="preserve"> »Cuando entren en un pueblo y los reciban, coman lo que les sirvan.</w:t>
+        <w:t xml:space="preserve"> Cuando entren en un pueblo y los reciban, coman lo que les sirvan.</w:t>
       </w:r>
     </w:p>
     <w:p>
@@ -10396,7 +10396,7 @@
         <w:rPr>
           <w:lang w:val="es_ES" w:bidi="es_ES"/>
         </w:rPr>
-        <w:t xml:space="preserve"> Sanen a los enfermos que están allí y díganles: “El reino de Dios ya está cerca de ustedes.”</w:t>
+        <w:t xml:space="preserve"> Sanen a los enfermos que están allí y díganles: “El reino de Dios ya está cerca de ustedes”.</w:t>
       </w:r>
     </w:p>
     <w:p>
@@ -10417,7 +10417,7 @@
         <w:rPr>
           <w:lang w:val="es_ES" w:bidi="es_ES"/>
         </w:rPr>
-        <w:t xml:space="preserve"> Pero cuando entren en un pueblo y no los reciban, salgan a las plazas y digan:</w:t>
+        <w:t xml:space="preserve"> Pero cuando entren en un pueblo y no los reciban, salgan a las plazas. Digan:</w:t>
       </w:r>
     </w:p>
     <w:p>
@@ -10438,7 +10438,7 @@
         <w:rPr>
           <w:lang w:val="es_ES" w:bidi="es_ES"/>
         </w:rPr>
-        <w:t xml:space="preserve"> “Hasta el polvo de este pueblo, que se nos ha pegado a los pies, nos lo sacudimos en protesta contra ustedes. Pero no duden que el reino de Dios ya está cerca.”</w:t>
+        <w:t xml:space="preserve"> "El polvo de este pueblo se nos ha pegado a los pies. Hasta este polvo nos lo sacudimos en protesta contra ustedes. Pero no duden que el reino de Dios ya está cerca”.</w:t>
       </w:r>
     </w:p>
     <w:p>
@@ -10459,7 +10459,7 @@
         <w:rPr>
           <w:lang w:val="es_ES" w:bidi="es_ES"/>
         </w:rPr>
-        <w:t xml:space="preserve"> Les aseguro que en aquel día el castigo a Sodoma será más tolerable que el castigo a esa ciudad.</w:t>
+        <w:t xml:space="preserve"> En el día del juicio, el castigo a Sodoma será más tolerable que el castigo a esa ciudad. Se lo aseguro.</w:t>
       </w:r>
     </w:p>
     <w:p>
@@ -10480,7 +10480,7 @@
         <w:rPr>
           <w:lang w:val="es_ES" w:bidi="es_ES"/>
         </w:rPr>
-        <w:t xml:space="preserve"> »¡Ay de ti, Corazín! ¡Ay de ti, Betsaida! Porque si los milagros que se hicieron entre ustedes, se hubieran hecho en Tiro y en Sidón, hace tiempo que se habrían arrepentido con grandes muestras de duelo".</w:t>
+        <w:t xml:space="preserve"> »¡Ay de ti, Corazín! ¡Ay de ti, Betsaida! Se hicieron milagros entre ustedes, pero no se arrepintieron. Si se hubieran hecho en Tiro y en Sidón, hace tiempo que se habrían arrepentido con grandes muestras de duelo.</w:t>
       </w:r>
     </w:p>
     <w:p>
@@ -10543,7 +10543,7 @@
         <w:rPr>
           <w:lang w:val="es_ES" w:bidi="es_ES"/>
         </w:rPr>
-        <w:t xml:space="preserve"> »El que los escucha a ustedes, me escucha a mí. El que los rechaza a ustedes, me rechaza a mí. Y el que me rechaza a mí, rechaza al que me envió».</w:t>
+        <w:t xml:space="preserve"> Siguió hablando con sus discípulos: —El que los escucha a ustedes me escucha a mí. El que los rechaza a ustedes me rechaza a mí. Y el que me rechaza a mí rechaza al que me envió.</w:t>
       </w:r>
     </w:p>
     <w:p>
@@ -10564,7 +10564,7 @@
         <w:rPr>
           <w:lang w:val="es_ES" w:bidi="es_ES"/>
         </w:rPr>
-        <w:t xml:space="preserve"> Los setenta y dos regresaron con alegría y dijeron: —Señor, hasta los demonios se someten a nosotros en tu nombre.</w:t>
+        <w:t xml:space="preserve"> Los 72 discípulos regresaron contentos de su encomendado. Dijeron: —Señor, hasta los demonios nos obedecen cuando les mandamos algo en tu nombre.</w:t>
       </w:r>
     </w:p>
     <w:p>
@@ -10606,7 +10606,7 @@
         <w:rPr>
           <w:lang w:val="es_ES" w:bidi="es_ES"/>
         </w:rPr>
-        <w:t xml:space="preserve"> Miren, les he dado autoridad para pisar serpientes y escorpiones, y sobre todo el poder del enemigo, y nada en absoluto les podrá hacer daño.</w:t>
+        <w:t xml:space="preserve"> Miren, les he dado autoridad para pisar serpientes y escorpiones, y sobre todo el poder del enemigo. Nada en absoluto les podrá hacer daño.</w:t>
       </w:r>
     </w:p>
     <w:p>
@@ -10627,7 +10627,7 @@
         <w:rPr>
           <w:lang w:val="es_ES" w:bidi="es_ES"/>
         </w:rPr>
-        <w:t xml:space="preserve"> No se alegren tanto de que los espíritus se sometan a ustedes; alégrense más bien de que sus nombres están escritos en el cielo.</w:t>
+        <w:t xml:space="preserve"> No se alegren tanto de que los espíritus les obedezcan. Alégrense más bien de que sus nombres están escritos en el cielo.</w:t>
       </w:r>
     </w:p>
     <w:p>
@@ -10648,7 +10648,7 @@
         <w:rPr>
           <w:lang w:val="es_ES" w:bidi="es_ES"/>
         </w:rPr>
-        <w:t xml:space="preserve"> En ese momento Jesús, lleno de alegría por el Espíritu Santo, dijo: «Te alabo, Padre, Señor del cielo y de la tierra, porque has ocultado estas cosas a los sabios e instruidos y se las has revelado a los que son como niños. Sí, Padre, porque así lo quisiste.</w:t>
+        <w:t xml:space="preserve"> En ese momento, Jesús se llenó de alegría por el Espíritu Santo. Dijo: —Te alabo, Padre, Señor del cielo y de la tierra. Has ocultado estas cosas a los sabios e instruidos. Se las has revelado a los que son como niños. Sí, Padre, porque así lo quisiste.</w:t>
       </w:r>
     </w:p>
     <w:p>
@@ -10669,7 +10669,7 @@
         <w:rPr>
           <w:lang w:val="es_ES" w:bidi="es_ES"/>
         </w:rPr>
-        <w:t xml:space="preserve"> «Mi Padre me ha entregado todas las cosas. Nadie sabe quién es el Hijo, sino el Padre; y nadie sabe quién es el Padre, sino el Hijo y aquel a quien el Hijo se lo quiera revelar».</w:t>
+        <w:t xml:space="preserve"> »Mi Padre me ha confiado todas las cosas. Nadie conoce quién es el Hijo, sino el Padre. Nadie conoce quién es el Padre, sino el Hijo y aquel a quien el Hijo quiera revelárselo.</w:t>
       </w:r>
     </w:p>
     <w:p>
@@ -10690,7 +10690,7 @@
         <w:rPr>
           <w:lang w:val="es_ES" w:bidi="es_ES"/>
         </w:rPr>
-        <w:t xml:space="preserve"> Volviéndose a sus discípulos, les dijo a solas: «Dichosos los ojos que ven lo que ustedes ven».</w:t>
+        <w:t xml:space="preserve"> A solas, se volvió a sus discípulos y les dijo: —Qué felices son los ojos que ven lo que ustedes ven.</w:t>
       </w:r>
     </w:p>
     <w:p>
@@ -10711,7 +10711,7 @@
         <w:rPr>
           <w:lang w:val="es_ES" w:bidi="es_ES"/>
         </w:rPr>
-        <w:t xml:space="preserve"> Muchos profetas y reyes desearon ver lo que ustedes ven, pero no lo vieron; y oír lo que ustedes oyen, pero no lo oyeron.</w:t>
+        <w:t xml:space="preserve"> Muchos profetas y reyes desearon ver lo que ustedes ven, pero no lo vieron. Anhelaban oír lo que ustedes oyen, pero no lo oyeron.</w:t>
       </w:r>
     </w:p>
     <w:p>
@@ -10774,7 +10774,7 @@
         <w:rPr>
           <w:lang w:val="es_ES" w:bidi="es_ES"/>
         </w:rPr>
-        <w:t xml:space="preserve"> El maestro de la ley respondió: —"Ama al Señor tu Dios con todo tu corazón, con toda tu alma, con todas tus fuerzas y con toda tu mente", y "Ama a tu prójimo como a ti mismo".</w:t>
+        <w:t xml:space="preserve"> El maestro de la ley respondió: —”Ama al Señor tu Dios con todo tu corazón, con toda tu alma, con todas tus fuerzas y con toda tu mente”. Y “Amen a su prójimo como a ustedes mismos”.</w:t>
       </w:r>
     </w:p>
     <w:p>
@@ -10795,7 +10795,7 @@
         <w:rPr>
           <w:lang w:val="es_ES" w:bidi="es_ES"/>
         </w:rPr>
-        <w:t xml:space="preserve"> Jesús le dijo: —Buena respuesta; haz esto, y vivirás.</w:t>
+        <w:t xml:space="preserve"> Jesús le dijo: —Buena respuesta. Haz esto, y vivirás.</w:t>
       </w:r>
     </w:p>
     <w:p>
@@ -10816,7 +10816,7 @@
         <w:rPr>
           <w:lang w:val="es_ES" w:bidi="es_ES"/>
         </w:rPr>
-        <w:t xml:space="preserve"> Pero el maestro, queriendo justificarse, le preguntó de nuevo: —¿Y quién es mi prójimo?</w:t>
+        <w:t xml:space="preserve"> Pero el maestro quería justificarse. Así que le preguntó de nuevo: —¿Y quién es mi prójimo?</w:t>
       </w:r>
     </w:p>
     <w:p>
@@ -10837,7 +10837,7 @@
         <w:rPr>
           <w:lang w:val="es_ES" w:bidi="es_ES"/>
         </w:rPr>
-        <w:t xml:space="preserve"> Jesús respondió: —Un hombre bajaba de Jerusalén a Jericó y cayó en manos de ladrones, que le robaron sus ropas, lo golpearon y lo dejaron medio muerto.</w:t>
+        <w:t xml:space="preserve"> Jesús respondió: —Un hombre bajaba de Jerusalén a Jericó. Cayó en manos de ladrones, que le robaron sus ropas. Lo golpearon y lo dejaron medio muerto.</w:t>
       </w:r>
     </w:p>
     <w:p>
@@ -10858,7 +10858,7 @@
         <w:rPr>
           <w:lang w:val="es_ES" w:bidi="es_ES"/>
         </w:rPr>
-        <w:t xml:space="preserve"> Entonces, un sacerdote pasó por allí y lo vio, pero se hizo a un lado y pasó de largo.</w:t>
+        <w:t xml:space="preserve"> Entonces, un sacerdote pasó por allí y lo vio. Se hizo a un lado y pasó de largo.</w:t>
       </w:r>
     </w:p>
     <w:p>
@@ -10879,7 +10879,7 @@
         <w:rPr>
           <w:lang w:val="es_ES" w:bidi="es_ES"/>
         </w:rPr>
-        <w:t xml:space="preserve"> Luego, un levita también pasó por allí y, al verlo, se hizo a un lado y pasó de largo.</w:t>
+        <w:t xml:space="preserve"> Luego, un levita también pasó por allí. Al verlo, se hizo a un lado y pasó de largo.</w:t>
       </w:r>
     </w:p>
     <w:p>
@@ -10900,7 +10900,7 @@
         <w:rPr>
           <w:lang w:val="es_ES" w:bidi="es_ES"/>
         </w:rPr>
-        <w:t xml:space="preserve"> Pero un samaritano que viajaba por aquel camino se acercó a él y, al verlo, se compadeció de él.</w:t>
+        <w:t xml:space="preserve"> Un samaritano que viajaba por aquel camino se acercó. Al ver al hombre, se compadeció de él.</w:t>
       </w:r>
     </w:p>
     <w:p>
@@ -10921,7 +10921,7 @@
         <w:rPr>
           <w:lang w:val="es_ES" w:bidi="es_ES"/>
         </w:rPr>
-        <w:t xml:space="preserve"> Fue a su lado, le vendó las heridas, curándolas con aceite y vino; luego lo cargó sobre su propia montura, lo llevó a una posada y se ocupó de él.</w:t>
+        <w:t xml:space="preserve"> Fue a su lado y le vendó las heridas, curándolas con aceite y vino. Luego lo cargó sobre su propia montura. Lo llevó a una posada y se ocupó de él.</w:t>
       </w:r>
     </w:p>
     <w:p>
@@ -10942,7 +10942,7 @@
         <w:rPr>
           <w:lang w:val="es_ES" w:bidi="es_ES"/>
         </w:rPr>
-        <w:t xml:space="preserve"> A la mañana siguiente, sacó dos monedas de plata y se las dio al posadero, y le dijo: «Cuide de este hombre, y si hace falta gastar algo más, yo lo pagaré cuando regrese».</w:t>
+        <w:t xml:space="preserve"> A la mañana siguiente, sacó 2 monedas de plata y se las dio al posadero. Le dijo: “Cuida de este hombre. Si hace falta gastar algo más, yo lo pagaré cuando regrese”.</w:t>
       </w:r>
     </w:p>
     <w:p>
@@ -10963,7 +10963,7 @@
         <w:rPr>
           <w:lang w:val="es_ES" w:bidi="es_ES"/>
         </w:rPr>
-        <w:t xml:space="preserve"> ¿Cuál de estos tres crees que demostró ser el prójimo del que cayó en manos de los ladrones?</w:t>
+        <w:t xml:space="preserve"> ¿Cuál de estos 3 crees que demostró ser el prójimo del que cayó en manos de los ladrones?</w:t>
       </w:r>
     </w:p>
     <w:p>
@@ -10984,7 +10984,7 @@
         <w:rPr>
           <w:lang w:val="es_ES" w:bidi="es_ES"/>
         </w:rPr>
-        <w:t xml:space="preserve"> El maestro de la ley respondió: ―El que se compadeció de él. Entonces Jesús le dijo: ―Pues ve y haz tú lo mismo.</w:t>
+        <w:t xml:space="preserve"> El maestro de la ley respondió: —El que se compadeció de él. Entonces Jesús le dijo: —Pues ve y haz tú lo mismo.</w:t>
       </w:r>
     </w:p>
     <w:p>
@@ -11026,7 +11026,7 @@
         <w:rPr>
           <w:lang w:val="es_ES" w:bidi="es_ES"/>
         </w:rPr>
-        <w:t xml:space="preserve"> Tenía una hermana llamada María, que se sentó a los pies de Jesús para escuchar su enseñanza.</w:t>
+        <w:t xml:space="preserve"> Tenía una hermana llamada María. María se sentó a los pies de Jesús para escuchar su enseñanza.</w:t>
       </w:r>
     </w:p>
     <w:p>
@@ -11047,7 +11047,7 @@
         <w:rPr>
           <w:lang w:val="es_ES" w:bidi="es_ES"/>
         </w:rPr>
-        <w:t xml:space="preserve"> Marta estaba abrumada por todo el trabajo que tenía que hacer. Entonces se acercó a Jesús y le dijo: ―Señor, ¿no te importa que mi hermana me haya dejado sirviendo sola? Dile que me ayude.</w:t>
+        <w:t xml:space="preserve"> Marta estaba abrumada por todo el trabajo que tenía que hacer. Entonces se acercó a Jesús y le dijo: —Señor, ¿no te importa que mi hermana me haya dejado sirviendo sola? Dile que me ayude.</w:t>
       </w:r>
     </w:p>
     <w:p>
@@ -11068,7 +11068,7 @@
         <w:rPr>
           <w:lang w:val="es_ES" w:bidi="es_ES"/>
         </w:rPr>
-        <w:t xml:space="preserve"> Pero el Señor le dijo: «Marta, Marta, estás preocupada y angustiada por muchas cosas».</w:t>
+        <w:t xml:space="preserve"> Pero el Señor le dijo: —Marta, Marta, estás preocupada y angustiada por muchas cosas.</w:t>
       </w:r>
     </w:p>
     <w:p>
@@ -11089,7 +11089,7 @@
         <w:rPr>
           <w:lang w:val="es_ES" w:bidi="es_ES"/>
         </w:rPr>
-        <w:t xml:space="preserve"> Pero solo una cosa es necesaria. María ha escogido la mejor parte, y nadie se la quitará.</w:t>
+        <w:t xml:space="preserve"> Pero solo una cosa es necesaria. María ha escogido la mejor, y nadie se la quitará.</w:t>
       </w:r>
     </w:p>
     <w:p>
@@ -11126,7 +11126,7 @@
         <w:rPr>
           <w:lang w:val="es_ES" w:bidi="es_ES"/>
         </w:rPr>
-        <w:t xml:space="preserve"> Un día, Jesús estaba orando en cierto lugar. Al terminar, uno de sus discípulos le dijo: ―Señor, enséñanos a orar, como Juan enseñó a sus discípulos.</w:t>
+        <w:t xml:space="preserve"> Un día, Jesús estaba orando en cierto lugar. Al terminar, uno de sus discípulos le dijo: —Señor, Juan enseñó a sus discípulos a orar. ¿Tú nos enseñarás?</w:t>
       </w:r>
     </w:p>
     <w:p>
@@ -11147,7 +11147,7 @@
         <w:rPr>
           <w:lang w:val="es_ES" w:bidi="es_ES"/>
         </w:rPr>
-        <w:t xml:space="preserve"> Jesús les dijo: —Cuando oren, digan: ‘Padre,‘Padre: Var. Padre nuestro que estás en el cielo " class="footnote-marker"&gt;1 santificado sea tu nombre. Venga tu reino.reino.: Var. reino. Hágase tu voluntad en la tierra como en el cielo﻿" class="footnote-marker"&gt;2</w:t>
+        <w:t xml:space="preserve"> Jesús les dijo: —Cuando oren, digan: “Padre, santificado sea tu nombre. Venga tu reino.</w:t>
       </w:r>
     </w:p>
     <w:p>
@@ -11189,7 +11189,7 @@
         <w:rPr>
           <w:lang w:val="es_ES" w:bidi="es_ES"/>
         </w:rPr>
-        <w:t xml:space="preserve"> Y perdónanos nuestros pecados, porque también nosotros perdonamos a todos los que nos hacen mal.nos hacen mal.: Lit. nos deben." class="footnote-marker"&gt;3 Y no nos metas en tentación.tentación.: Var. tentación, sino líbranos del maligno." class="footnote-marker"&gt;4</w:t>
+        <w:t xml:space="preserve"> Perdónanos nuestros pecados. También nosotros perdonamos a todos los que nos hacen mal. Y no nos dejes caer en la tentación.</w:t>
       </w:r>
     </w:p>
     <w:p>
@@ -11210,7 +11210,7 @@
         <w:rPr>
           <w:lang w:val="es_ES" w:bidi="es_ES"/>
         </w:rPr>
-        <w:t xml:space="preserve"> Y siguió diciendo: ―Supongamos que uno de ustedes tiene un amigo, y a medianoche se presenta y le dice: “Amigo, préstame tres panes,</w:t>
+        <w:t xml:space="preserve"> Jesús siguió diciendo: —Supongamos que uno de ustedes tiene un amigo. A medianoche te presentas y le dices: “Amigo, préstame 3 panes.</w:t>
       </w:r>
     </w:p>
     <w:p>
@@ -11231,7 +11231,7 @@
         <w:rPr>
           <w:lang w:val="es_ES" w:bidi="es_ES"/>
         </w:rPr>
-        <w:t xml:space="preserve"> porque un amigo mío acaba de llegar de un viaje, ha venido a mi casa y no tengo nada que ofrecerle”.</w:t>
+        <w:t xml:space="preserve"> Un amigo mío acaba de llegar de un viaje. Ha venido a mi casa y no tengo nada que ofrecerle”.</w:t>
       </w:r>
     </w:p>
     <w:p>
@@ -11252,7 +11252,7 @@
         <w:rPr>
           <w:lang w:val="es_ES" w:bidi="es_ES"/>
         </w:rPr>
-        <w:t xml:space="preserve"> Y el que está adentro le responde: “No me molestes. La puerta ya está cerrada, y estamos todos acostados. No puedo levantarme a darte nada”.</w:t>
+        <w:t xml:space="preserve"> El que está adentro te responde: “No me molestes. La puerta ya está cerrada, y estamos todos acostados. No puedo levantarme a darte nada”.</w:t>
       </w:r>
     </w:p>
     <w:p>
@@ -11273,7 +11273,7 @@
         <w:rPr>
           <w:lang w:val="es_ES" w:bidi="es_ES"/>
         </w:rPr>
-        <w:t xml:space="preserve"> Aunque no se levante para darle el pan por ser su amigo, sí se levantará por su importunidad, y le dará todo lo que necesite.</w:t>
+        <w:t xml:space="preserve"> No se levantará para darte el pan por ser su amigo. Pero sí se levantará por tu insistencia audaz. Te dará todo lo que necesites.</w:t>
       </w:r>
     </w:p>
     <w:p>
@@ -11294,7 +11294,7 @@
         <w:rPr>
           <w:lang w:val="es_ES" w:bidi="es_ES"/>
         </w:rPr>
-        <w:t xml:space="preserve"> »Por eso yo les digo: Pidan, y se les dará; busquen, y encontrarán; llamen, y se les abrirá.</w:t>
+        <w:t xml:space="preserve"> »Por eso yo les digo esto. Pidan, y se les dará. Busquen, y encontrarán. Llamen, y se les abrirá.</w:t>
       </w:r>
     </w:p>
     <w:p>
@@ -11315,7 +11315,7 @@
         <w:rPr>
           <w:lang w:val="es_ES" w:bidi="es_ES"/>
         </w:rPr>
-        <w:t xml:space="preserve"> Porque todo el que pide, recibe; el que busca, encuentra; y al que llama, se le abrirá.</w:t>
+        <w:t xml:space="preserve"> Pues todo el que pide, recibe. El que busca, encuentra. Al que llama, se le abrirá.</w:t>
       </w:r>
     </w:p>
     <w:p>
@@ -11336,7 +11336,7 @@
         <w:rPr>
           <w:lang w:val="es_ES" w:bidi="es_ES"/>
         </w:rPr>
-        <w:t xml:space="preserve"> »¿Quién de ustedes que sea padre, si su hijo le pide un pescado, le dará una serpiente?</w:t>
+        <w:t xml:space="preserve"> Muchos de ustedes son padres. Si su hijo le pide un pescado, ¿quién le dará una serpiente?</w:t>
       </w:r>
     </w:p>
     <w:p>
@@ -11357,7 +11357,7 @@
         <w:rPr>
           <w:lang w:val="es_ES" w:bidi="es_ES"/>
         </w:rPr>
-        <w:t xml:space="preserve"> ¿O quién de ustedes, si su hijo le pide un huevo, le dará un escorpión? ¡Nadie!</w:t>
+        <w:t xml:space="preserve"> Si su hijo le pide un huevo, ¿quién de ustedes le dará un escorpión? ¡Nadie!</w:t>
       </w:r>
     </w:p>
     <w:p>
@@ -11378,7 +11378,7 @@
         <w:rPr>
           <w:lang w:val="es_ES" w:bidi="es_ES"/>
         </w:rPr>
-        <w:t xml:space="preserve"> Pues si ustedes, que son malos, saben dar cosas buenas a sus hijos, ¡cuánto más el Padre celestial dará el Espíritu Santo a quienes se lo pidan!</w:t>
+        <w:t xml:space="preserve"> Ustedes son pecadores, pero saben dar cosas buenas a sus hijos. ¡Cuánto más el Padre celestial dará el Espíritu Santo a quienes se lo pidan!</w:t>
       </w:r>
     </w:p>
     <w:p>
@@ -11399,7 +11399,7 @@
         <w:rPr>
           <w:lang w:val="es_ES" w:bidi="es_ES"/>
         </w:rPr>
-        <w:t xml:space="preserve"> Un día, Jesús expulsó un demonio de un hombre que era mudo. Cuando el demonio salió, el mudo comenzó a hablar, y la gente quedó maravillada.</w:t>
+        <w:t xml:space="preserve"> Un día, Jesús expulsó un demonio de un hombre que era mudo. Cuando el demonio salió, el mudo comenzó a hablar. La gente quedó maravillada.</w:t>
       </w:r>
     </w:p>
     <w:p>
@@ -11420,7 +11420,7 @@
         <w:rPr>
           <w:lang w:val="es_ES" w:bidi="es_ES"/>
         </w:rPr>
-        <w:t xml:space="preserve"> Pero algunos dijeron: «Este expulsa a los demonios por medio de Beelzebul, el príncipe de los demonios».</w:t>
+        <w:t xml:space="preserve"> Pero algunos dijeron: —Este expulsa los demonios por medio de Beelzebú, el príncipe de los demonios.</w:t>
       </w:r>
     </w:p>
     <w:p>
@@ -11462,7 +11462,7 @@
         <w:rPr>
           <w:lang w:val="es_ES" w:bidi="es_ES"/>
         </w:rPr>
-        <w:t xml:space="preserve"> Pero él, como conocía sus pensamientos, les dijo: «Todo reino dividido contra sí mismo será destruido, y una familia dividida contra sí misma caerá.</w:t>
+        <w:t xml:space="preserve"> Como Jesús conocía sus pensamientos, les dijo: —Un reino dividido contra sí mismo queda destruido. Una casa dividida contra sí misma se derrumba.</w:t>
       </w:r>
     </w:p>
     <w:p>
@@ -11483,7 +11483,7 @@
         <w:rPr>
           <w:lang w:val="es_ES" w:bidi="es_ES"/>
         </w:rPr>
-        <w:t xml:space="preserve"> Si Satanás está dividido contra sí mismo, ¿cómo podrá mantenerse en pie su reino? Díganmelo, porque ustedes afirman que yo echo fuera a los demonios por medio de Beelzebú.</w:t>
+        <w:t xml:space="preserve"> Por eso, si Satanás está dividido contra sí mismo, ¿cómo puede mantenerse su reino? Pregunto esto porque ustedes dicen que yo expulso demonios por medio de Beelzebú.</w:t>
       </w:r>
     </w:p>
     <w:p>
@@ -11504,7 +11504,7 @@
         <w:rPr>
           <w:lang w:val="es_ES" w:bidi="es_ES"/>
         </w:rPr>
-        <w:t xml:space="preserve"> Si es así, si yo echo fuera a los demonios por medio de Beelzebul, ¿por medio de quién expulsan los seguidores de ustedes a los demonios? Por eso, ellos mismos serán los jueces de ustedes.</w:t>
+        <w:t xml:space="preserve"> Pero si yo expulso demonios por medio de Beelzebú, ¿por medio de quién los expulsan los seguidores de ustedes? Por eso, ellos mismos serán sus jueces.</w:t>
       </w:r>
     </w:p>
     <w:p>
@@ -11525,7 +11525,7 @@
         <w:rPr>
           <w:lang w:val="es_ES" w:bidi="es_ES"/>
         </w:rPr>
-        <w:t xml:space="preserve"> Pero si yo echo fuera a los demonios con el poder de Dios, entonces el reino de Dios ha llegado a ustedes.</w:t>
+        <w:t xml:space="preserve"> Pero si yo expulso demonios por el poder de Dios, entonces ha llegado a ustedes el reino de Dios.</w:t>
       </w:r>
     </w:p>
     <w:p>
@@ -11546,7 +11546,7 @@
         <w:rPr>
           <w:lang w:val="es_ES" w:bidi="es_ES"/>
         </w:rPr>
-        <w:t xml:space="preserve"> »Cuando un hombre fuerte y bien armado cuida su casa, todo lo que él tiene está seguro.</w:t>
+        <w:t xml:space="preserve"> Un hombre fuerte y bien armado cuida su casa. Y todas sus posesiones están seguras.</w:t>
       </w:r>
     </w:p>
     <w:p>
@@ -11567,7 +11567,7 @@
         <w:rPr>
           <w:lang w:val="es_ES" w:bidi="es_ES"/>
         </w:rPr>
-        <w:t xml:space="preserve"> Pero si viene uno más fuerte y lo derrote, le quitará el armamento en que confiaba y repartirá el botín.</w:t>
+        <w:t xml:space="preserve"> Si viene uno más fuerte y lo derrota, le quitará las armas en que confiaba. Después repartirá el botín.</w:t>
       </w:r>
     </w:p>
     <w:p>
@@ -11588,7 +11588,7 @@
         <w:rPr>
           <w:lang w:val="es_ES" w:bidi="es_ES"/>
         </w:rPr>
-        <w:t xml:space="preserve"> »El que no está de mi parte está contra mí, y el que conmigo no recoge desparrama.</w:t>
+        <w:t xml:space="preserve"> El que no está de mi parte está contra mí. El que conmigo no recoge, desparrama.</w:t>
       </w:r>
     </w:p>
     <w:p>
@@ -11609,7 +11609,7 @@
         <w:rPr>
           <w:lang w:val="es_ES" w:bidi="es_ES"/>
         </w:rPr>
-        <w:t xml:space="preserve"> Cuando un espíritu maligno que sale de una persona, pasa por lugares áridos buscando un lugar para descansar, pero no lo encuentra, y dice: "Volveré a la persona que fue mi casa, de donde salí".</w:t>
+        <w:t xml:space="preserve"> »Digamos que un espíritu maligno sale de una persona. Pasa por lugares áridos buscando un lugar para descansar. Si no lo encuentra, dice: “Volveré a la persona que fue mi casa, de donde salí”.</w:t>
       </w:r>
     </w:p>
     <w:p>
@@ -11630,7 +11630,7 @@
         <w:rPr>
           <w:lang w:val="es_ES" w:bidi="es_ES"/>
         </w:rPr>
-        <w:t xml:space="preserve"> Cuando regresa, encuentra que esa persona es como una casa barrida y ordenada, lista para habitar.</w:t>
+        <w:t xml:space="preserve"> Cuando regresa, encuentra que esa persona es como una casa barrida y ordenada. Está lista para habitar.</w:t>
       </w:r>
     </w:p>
     <w:p>
@@ -11651,7 +11651,7 @@
         <w:rPr>
           <w:lang w:val="es_ES" w:bidi="es_ES"/>
         </w:rPr>
-        <w:t xml:space="preserve"> Entonces se va y trae consigo a otros siete espíritus peores que él, y entran todos en esa persona; y su situación final persona es peor que al principio.</w:t>
+        <w:t xml:space="preserve"> Entonces el espíritu va y trae otros 7 espíritus peores que él. Entran y viven allí. La situación final de aquella persona resulta peor que al principio.</w:t>
       </w:r>
     </w:p>
     <w:p>
@@ -11672,7 +11672,7 @@
         <w:rPr>
           <w:lang w:val="es_ES" w:bidi="es_ES"/>
         </w:rPr>
-        <w:t xml:space="preserve"> Mientras Jesús decía esto, una mujer de entre la multitud exclamó: —¡Dichosa la madre que te llevó en su vientre y los pechos que te amamantaron!</w:t>
+        <w:t xml:space="preserve"> Mientras Jesús decía esto, una mujer de entre la multitud exclamó: —¡Dichosa la madre que te llevó en su vientre! ¡Dichosos los pechos que te amamantaron!</w:t>
       </w:r>
     </w:p>
     <w:p>
@@ -11693,7 +11693,7 @@
         <w:rPr>
           <w:lang w:val="es_ES" w:bidi="es_ES"/>
         </w:rPr>
-        <w:t xml:space="preserve"> Jesús contestó: —¡Dichosos, más bien, los que oyen la palabra de Dios y la obedecen!</w:t>
+        <w:t xml:space="preserve"> Jesús contestó: —¡Dichosas, más bien, las personas que oyen la palabra de Dios y la obedecen!</w:t>
       </w:r>
     </w:p>
     <w:p>
@@ -11714,7 +11714,7 @@
         <w:rPr>
           <w:lang w:val="es_ES" w:bidi="es_ES"/>
         </w:rPr>
-        <w:t xml:space="preserve"> Había cada vez más gente, y Jesús comenzó a decirles: «Esta generación es malvada; busca una señal, pero tendrá ninguna señal, excepto la señal de Jonás.</w:t>
+        <w:t xml:space="preserve"> Había cada vez más gente, y Jesús les dijo: —Esta generación es malvada. Busca una señal, pero no tendrá ninguna, excepto la señal de Jonás.</w:t>
       </w:r>
     </w:p>
     <w:p>
@@ -11735,7 +11735,7 @@
         <w:rPr>
           <w:lang w:val="es_ES" w:bidi="es_ES"/>
         </w:rPr>
-        <w:t xml:space="preserve"> Así como Jonás fue una señal para los habitantes de Nínive, así también el Hijo del hombre será una señal para esta generación.</w:t>
+        <w:t xml:space="preserve"> Jonás fue una señal para los habitantes de Nínive. Así también el Hijo del hombre será una señal para esta generación.</w:t>
       </w:r>
     </w:p>
     <w:p>
@@ -11756,7 +11756,7 @@
         <w:rPr>
           <w:lang w:val="es_ES" w:bidi="es_ES"/>
         </w:rPr>
-        <w:t xml:space="preserve"> La reina del Sur se levantará en el día del juicio y condenará a esta generación, porque ella vino desde los confines de la tierra para escuchar la sabiduría de Salomón. Y aquí ante ustedes está alguien más grande que Salomón.</w:t>
+        <w:t xml:space="preserve"> La reina del Sur se levantará en el día del juicio. Condenará a esta generación. Ella vino desde los confines de la tierra para escuchar la sabiduría de Salomón. Y aquí ante ustedes está alguien más grande que Salomón.</w:t>
       </w:r>
     </w:p>
     <w:p>
@@ -11777,7 +11777,7 @@
         <w:rPr>
           <w:lang w:val="es_ES" w:bidi="es_ES"/>
         </w:rPr>
-        <w:t xml:space="preserve"> Los habitantes de Nínive se levantarán en el juicio contra esta generación y la condenarán, porque ellos se arrepintieron cuando escucharon el mensaje de Jonás. Y aquí ante ustedes está uno más grande que Jonás.</w:t>
+        <w:t xml:space="preserve"> Los habitantes de Nínive se levantarán en el juicio contra esta generación y la condenarán. Ellos se arrepintieron cuando escucharon el mensaje de Jonás. Y aquí ante ustedes está alguien más grande que Jonás.</w:t>
       </w:r>
     </w:p>
     <w:p>
@@ -11798,7 +11798,7 @@
         <w:rPr>
           <w:lang w:val="es_ES" w:bidi="es_ES"/>
         </w:rPr>
-        <w:t xml:space="preserve"> »Nadie enciende una lámpara y la esconde o la pone bajo una cesta, sino que la pone en alto para que los que entran tengan luz.</w:t>
+        <w:t xml:space="preserve"> »Nadie enciende una lámpara y la esconde o la pone bajo una cesta. En cambio, la pone en alto para que los que entran tengan luz.</w:t>
       </w:r>
     </w:p>
     <w:p>
@@ -11819,7 +11819,7 @@
         <w:rPr>
           <w:lang w:val="es_ES" w:bidi="es_ES"/>
         </w:rPr>
-        <w:t xml:space="preserve"> Tus ojos son la lámpara de tu cuerpo. Si tus ojos son buenos, toda tu vida se llenará de luz. Pero si tus ojos son malos, toda tu vida estará en oscuridad.</w:t>
+        <w:t xml:space="preserve"> Tus ojos son la lámpara de tu cuerpo. Si tus ojos están sanos, toda tu vida se llenará de luz. Pero si tus ojos están enfermos, toda tu vida estará en oscuridad.</w:t>
       </w:r>
     </w:p>
     <w:p>
@@ -11861,7 +11861,7 @@
         <w:rPr>
           <w:lang w:val="es_ES" w:bidi="es_ES"/>
         </w:rPr>
-        <w:t xml:space="preserve"> Si todo tu cuerpo está lleno de luz, y ninguna parte de ti está en oscuridad, entonces estarás completamente iluminado, como cuando una lámpara te alumbra con su luz.</w:t>
+        <w:t xml:space="preserve"> Si todo tu ser está lleno de luz, sin ninguna parte en oscuridad, todo será brillante. Será tan brillante como cuando una lámpara te ilumina con su resplandor.</w:t>
       </w:r>
     </w:p>
     <w:p>
@@ -11903,7 +11903,7 @@
         <w:rPr>
           <w:lang w:val="es_ES" w:bidi="es_ES"/>
         </w:rPr>
-        <w:t xml:space="preserve"> El fariseo se sorprendió al ver que Jesús no hizo el rito de lavarse antes de la comida.</w:t>
+        <w:t xml:space="preserve"> Los judíos tenían un rito de lavarse antes de comer. Jesús no lo había hecho. El fariseo se sorprendió al verlo.</w:t>
       </w:r>
     </w:p>
     <w:p>
@@ -11924,7 +11924,7 @@
         <w:rPr>
           <w:lang w:val="es_ES" w:bidi="es_ES"/>
         </w:rPr>
-        <w:t xml:space="preserve"> El Señor le dijo: ―Ustedes los fariseos limpian el vaso y el plato por fuera, pero por dentro ustedes mismos están llenos de codicia y maldad.</w:t>
+        <w:t xml:space="preserve"> El Señor le dijo: —Ustedes los fariseos limpian el vaso y el plato por fuera. Mientras, por dentro ustedes mismos están llenos de codicia y maldad.</w:t>
       </w:r>
     </w:p>
     <w:p>
@@ -11945,7 +11945,7 @@
         <w:rPr>
           <w:lang w:val="es_ES" w:bidi="es_ES"/>
         </w:rPr>
-        <w:t xml:space="preserve"> ¡Necios! El que hizo lo de afuera ¿no hizo también lo de adentro?</w:t>
+        <w:t xml:space="preserve"> ¡Necios! ¿Acaso el que hizo lo de afuera no hizo también lo de adentro?</w:t>
       </w:r>
     </w:p>
     <w:p>
@@ -11966,7 +11966,7 @@
         <w:rPr>
           <w:lang w:val="es_ES" w:bidi="es_ES"/>
         </w:rPr>
-        <w:t xml:space="preserve"> Den a los pobres de lo que ustedes tienen dentro, y así todo quedará limpio.</w:t>
+        <w:t xml:space="preserve"> Den a los pobres de lo que tienen adentro. Así todo quedará limpio para ustedes.</w:t>
       </w:r>
     </w:p>
     <w:p>
@@ -11987,7 +11987,7 @@
         <w:rPr>
           <w:lang w:val="es_ES" w:bidi="es_ES"/>
         </w:rPr>
-        <w:t xml:space="preserve"> »¡Ay de ustedes, fariseos!, porque se cuidan de dar la décima parte de la menta, de la ruda y de toda clase de legumbres, pero descuidan la justicia y el amor de Dios. Debían haber practicado esto, sin dejar lo otro.</w:t>
+        <w:t xml:space="preserve"> »¡Ay de ustedes, fariseos! Se cuidan de dar la décima parte de la menta, de la ruda y de toda clase de legumbres. Pero descuidan la justicia y el amor de Dios. Debían haber practicado el diezmo, pero sin dejar lo más importante.</w:t>
       </w:r>
     </w:p>
     <w:p>
@@ -12008,7 +12008,7 @@
         <w:rPr>
           <w:lang w:val="es_ES" w:bidi="es_ES"/>
         </w:rPr>
-        <w:t xml:space="preserve"> ¡Ay de ustedes, fariseos, porque se mueren por los asientos de honor en las sinagogas y les encanta que los saluden en las plazas.</w:t>
+        <w:t xml:space="preserve"> ¡Ay de ustedes, fariseos! Se mueren por los asientos de honor en las sinagogas. Les encanta que los saluden en las plazas.</w:t>
       </w:r>
     </w:p>
     <w:p>
@@ -12029,7 +12029,7 @@
         <w:rPr>
           <w:lang w:val="es_ES" w:bidi="es_ES"/>
         </w:rPr>
-        <w:t xml:space="preserve"> ¡Ay de ustedes, porque son como sepulcros disimulados, ocultos a la vista, sobre los que la gente pasa sin saber lo que está pisando».</w:t>
+        <w:t xml:space="preserve"> ¡Ay de ustedes! Son como sepulcros disimulados, ocultos a la vista. La gente pasa sobre ellos sin saber lo que está pisando.</w:t>
       </w:r>
     </w:p>
     <w:p>
@@ -12050,7 +12050,7 @@
         <w:rPr>
           <w:lang w:val="es_ES" w:bidi="es_ES"/>
         </w:rPr>
-        <w:t xml:space="preserve"> Uno de los maestros de la ley le dijo: ―Maestro, cuando dices todo esto también nos insultas a nosotros.</w:t>
+        <w:t xml:space="preserve"> Uno de los maestros de la ley le dijo: —Maestro, cuando dices todo esto también nos insultas a nosotros.</w:t>
       </w:r>
     </w:p>
     <w:p>
@@ -12071,7 +12071,7 @@
         <w:rPr>
           <w:lang w:val="es_ES" w:bidi="es_ES"/>
         </w:rPr>
-        <w:t xml:space="preserve"> Jesús le respondió: ―¡Ay de ustedes también, maestros de la ley! Ponen sobre los demás cargas prácticamente insoportables, y ustedes no mueven ni un dedo para ayudarlos.</w:t>
+        <w:t xml:space="preserve"> Jesús le respondió: —¡Ay de ustedes también, maestros de la ley! Ponen sobre los demás cargas imposibles de soportar. Y ustedes no mueven ni un dedo para ayudarlos.</w:t>
       </w:r>
     </w:p>
     <w:p>
@@ -12092,7 +12092,7 @@
         <w:rPr>
           <w:lang w:val="es_ES" w:bidi="es_ES"/>
         </w:rPr>
-        <w:t xml:space="preserve"> »¡Ay de ustedes! Porque levantan monumentos para los profetas, pero fueron sus antepasados quienes los mataron.</w:t>
+        <w:t xml:space="preserve"> ¡Ay de ustedes! Levantan monumentos para los profetas, pero fueron sus antepasados quienes los mataron.</w:t>
       </w:r>
     </w:p>
     <w:p>
@@ -12113,7 +12113,7 @@
         <w:rPr>
           <w:lang w:val="es_ES" w:bidi="es_ES"/>
         </w:rPr>
-        <w:t xml:space="preserve"> Ustedes, así, confirman y aprueban las obras de sus antepasados: ellos mataron a los profetas, y ustedes les construyuen los sepulcros.</w:t>
+        <w:t xml:space="preserve"> Así ustedes confirman y aprueban las obras de sus antepasados. Ellos mataron a los profetas, y ustedes les construyen los sepulcros.</w:t>
       </w:r>
     </w:p>
     <w:p>
@@ -12134,7 +12134,7 @@
         <w:rPr>
           <w:lang w:val="es_ES" w:bidi="es_ES"/>
         </w:rPr>
-        <w:t xml:space="preserve"> Por eso Dios dijo, en su sabiduría: «Les enviaré a ustedes profetas y apóstoles; a unos los matarán y a otros los perseguirán».</w:t>
+        <w:t xml:space="preserve"> Por eso Dios dijo, en su sabiduría: “Les enviaré a ustedes profetas y apóstoles. A unos los matarán y a otros los perseguirán”.</w:t>
       </w:r>
     </w:p>
     <w:p>
@@ -12155,7 +12155,7 @@
         <w:rPr>
           <w:lang w:val="es_ES" w:bidi="es_ES"/>
         </w:rPr>
-        <w:t xml:space="preserve"> Por eso, a esta generación se le pedirá cuentas de la sangre de todos los profetas desde el principio del mundo:</w:t>
+        <w:t xml:space="preserve"> Por eso, a esta generación se le pedirá cuentas de la sangre de todos los profetas derramada desde la creación del mundo.</w:t>
       </w:r>
     </w:p>
     <w:p>
@@ -12176,7 +12176,7 @@
         <w:rPr>
           <w:lang w:val="es_ES" w:bidi="es_ES"/>
         </w:rPr>
-        <w:t xml:space="preserve"> Desde la sangre de Abel hasta la de Zacarías, que fue asesinado entre el altar y la casa del templo. Sí, les aseguro que a esta generación se le pedirá cuentas de todo esto.</w:t>
+        <w:t xml:space="preserve"> Sí, se lo aseguro a esta generación. Se le pedirá cuentas de todo desde la sangre de Abel hasta la sangre de Zacarías. A él lo mataron entre el altar y el santuario.</w:t>
       </w:r>
     </w:p>
     <w:p>
@@ -12197,7 +12197,7 @@
         <w:rPr>
           <w:lang w:val="es_ES" w:bidi="es_ES"/>
         </w:rPr>
-        <w:t xml:space="preserve"> »¡Ay de ustedes, maestros de la ley! Porque se han quedado con la llave del conocimiento; ustedes mismos no han entrado, y a los que quieren entrar, se lo impiden».</w:t>
+        <w:t xml:space="preserve"> ¡Ay de ustedes, maestros de la ley! Se han quedado con la llave del conocimiento. Ustedes mismos no han entrado al reino. Y a los que quieren entrar, se lo impiden.</w:t>
       </w:r>
     </w:p>
     <w:p>
@@ -12218,7 +12218,7 @@
         <w:rPr>
           <w:lang w:val="es_ES" w:bidi="es_ES"/>
         </w:rPr>
-        <w:t xml:space="preserve"> Cuando Jesús salió de allí, los maestros de la ley y los fariseos, que estaban resentidos, comenzaron a acosarlo con preguntas.</w:t>
+        <w:t xml:space="preserve"> Mientras Jesús salía de allí, los maestros de la ley y los fariseos lo acosaban con preguntas. Estaban resentidos.</w:t>
       </w:r>
     </w:p>
     <w:p>
@@ -12239,7 +12239,7 @@
         <w:rPr>
           <w:lang w:val="es_ES" w:bidi="es_ES"/>
         </w:rPr>
-        <w:t xml:space="preserve"> Le tenían trampas para ver si decía algo por lo que pudieran acusarlo.</w:t>
+        <w:t xml:space="preserve"> Le tendían trampas para ver si decía algo por lo que pudieran acusarlo.</w:t>
       </w:r>
     </w:p>
     <w:p>
@@ -12276,7 +12276,7 @@
         <w:rPr>
           <w:lang w:val="es_ES" w:bidi="es_ES"/>
         </w:rPr>
-        <w:t xml:space="preserve"> Mientras tanto, se había reunido una multitud de miles de personas, tantas que se atropellaban unas a otras. Jesús comenzó a hablar primero a sus discípulos: «Cuídense de la levadura de los fariseos, que es su hipocresía.</w:t>
+        <w:t xml:space="preserve"> Mientras tanto, se había reunido una multitud de miles de personas. Había tantas que se atropellaban unas a otras. Jesús comenzó a hablar primero a sus discípulos: —Cuídense de la levadura de los fariseos, que es su hipocresía.</w:t>
       </w:r>
     </w:p>
     <w:p>
@@ -12297,7 +12297,7 @@
         <w:rPr>
           <w:lang w:val="es_ES" w:bidi="es_ES"/>
         </w:rPr>
-        <w:t xml:space="preserve"> No hay nada oculto que no llegue a descubrirse, ni nada escondido que no llegue a saberse.</w:t>
+        <w:t xml:space="preserve"> No hay nada oculto que no llegue a descubrirse. Ni hay nada escondido que no llegue a saberse.</w:t>
       </w:r>
     </w:p>
     <w:p>
@@ -12318,7 +12318,7 @@
         <w:rPr>
           <w:lang w:val="es_ES" w:bidi="es_ES"/>
         </w:rPr>
-        <w:t xml:space="preserve"> Así que, lo que hayan dicho en la oscuridad será oído a plena luz del día, y lo que hayan susurrado al oído a puerta cerrada será proclamado desde las azoteas.</w:t>
+        <w:t xml:space="preserve"> Lo que hayan dicho en la oscuridad será oído a plena luz del día. Lo que hayan susurrado al oído a puerta cerrada será proclamado desde las azoteas.</w:t>
       </w:r>
     </w:p>
     <w:p>
@@ -12339,7 +12339,7 @@
         <w:rPr>
           <w:lang w:val="es_ES" w:bidi="es_ES"/>
         </w:rPr>
-        <w:t xml:space="preserve"> »A ustedes, amigos míos, les digo que no tengan miedo de los que matan el cuerpo, porque eso es todo lo que pueden hacer.</w:t>
+        <w:t xml:space="preserve"> A ustedes, amigos míos, les digo que no tengan miedo de los que matan el cuerpo. Eso es todo lo que pueden hacer.</w:t>
       </w:r>
     </w:p>
     <w:p>
@@ -12360,7 +12360,7 @@
         <w:rPr>
           <w:lang w:val="es_ES" w:bidi="es_ES"/>
         </w:rPr>
-        <w:t xml:space="preserve"> Les diré a quién deben tener miedo: teman al que, después de quitar la vida, tiene poder para arrojarlos al infierno. A él sí que deben temerlo.</w:t>
+        <w:t xml:space="preserve"> Les diré a quién deben temer. Teman al que, después de matar, tiene poder para echarlos al infierno. Sí, a él es a quien deben temer.</w:t>
       </w:r>
     </w:p>
     <w:p>
@@ -12381,7 +12381,7 @@
         <w:rPr>
           <w:lang w:val="es_ES" w:bidi="es_ES"/>
         </w:rPr>
-        <w:t xml:space="preserve"> ¿No saben que cinco pajarillos se venden por solo dos moneditas? Pero Dios no se olvida de ninguno de ellos.</w:t>
+        <w:t xml:space="preserve"> ¿No se venden 5 pajaritos por 2 monedas? Sin embargo, Dios no se olvida de ninguno de ellos.</w:t>
       </w:r>
     </w:p>
     <w:p>
@@ -12402,7 +12402,7 @@
         <w:rPr>
           <w:lang w:val="es_ES" w:bidi="es_ES"/>
         </w:rPr>
-        <w:t xml:space="preserve"> Así pasa con ustedes: hasta los cabellos de su cabeza están contados. No tengan miedo, ustedes valen más que muchos pajarillos.</w:t>
+        <w:t xml:space="preserve"> Así pasa con ustedes. Hasta los cabellos de su cabeza están contados. No tengan miedo, ustedes valen más que muchos pajarillos.</w:t>
       </w:r>
     </w:p>
     <w:p>
@@ -12423,7 +12423,7 @@
         <w:rPr>
           <w:lang w:val="es_ES" w:bidi="es_ES"/>
         </w:rPr>
-        <w:t xml:space="preserve"> »Les aseguro que a cualquiera que me confiese públicamente, también el Hijo del hombre lo confesará delante de los ángeles de Dios.</w:t>
+        <w:t xml:space="preserve"> »Habrá quien me confiese públicamente. También el Hijo del hombre lo confesará delante de los ángeles de Dios. Se lo aseguro.</w:t>
       </w:r>
     </w:p>
     <w:p>
@@ -12444,7 +12444,7 @@
         <w:rPr>
           <w:lang w:val="es_ES" w:bidi="es_ES"/>
         </w:rPr>
-        <w:t xml:space="preserve"> Pero al que me niegue delante de los hombres, yo lo negaré delante de los ángeles de Dios.</w:t>
+        <w:t xml:space="preserve"> También habrá quien me niegue delante de los seres humanos. Yo lo negaré delante de los ángeles de Dios.</w:t>
       </w:r>
     </w:p>
     <w:p>
@@ -12465,7 +12465,7 @@
         <w:rPr>
           <w:lang w:val="es_ES" w:bidi="es_ES"/>
         </w:rPr>
-        <w:t xml:space="preserve"> Y todo el que diga una palabra contra el Hijo del Hombre, será perdonado; pero el que blasfeme contra el Espíritu Santo, no será perdonado.</w:t>
+        <w:t xml:space="preserve"> Todo el que diga una palabra contra el Hijo del hombre será perdonado. Pero el que blasfeme contra el Espíritu Santo no será perdonado.</w:t>
       </w:r>
     </w:p>
     <w:p>
@@ -12486,7 +12486,7 @@
         <w:rPr>
           <w:lang w:val="es_ES" w:bidi="es_ES"/>
         </w:rPr>
-        <w:t xml:space="preserve"> Cuando los arresten y los lleven a juicio en las sinagogas, ante los gobernantes y las autoridades, no se preocupen por cómo se defenderán ni por lo que dirán.</w:t>
+        <w:t xml:space="preserve"> »Los van a arrestar y los llevarán a juicio en las sinagogas, ante los gobernantes y las autoridades. No se preocupen por cómo se defenderán ni por lo que dirán.</w:t>
       </w:r>
     </w:p>
     <w:p>
@@ -12507,7 +12507,7 @@
         <w:rPr>
           <w:lang w:val="es_ES" w:bidi="es_ES"/>
         </w:rPr>
-        <w:t xml:space="preserve"> porque el Espíritu Santo les enseñará en ese mismo momento lo que necesitan decir.</w:t>
+        <w:t xml:space="preserve"> El Espíritu Santo les enseñará en ese mismo momento lo que necesitan decir.</w:t>
       </w:r>
     </w:p>
     <w:p>
@@ -12528,7 +12528,7 @@
         <w:rPr>
           <w:lang w:val="es_ES" w:bidi="es_ES"/>
         </w:rPr>
-        <w:t xml:space="preserve"> Alguien de entre la multitud le dijo: «Maestro, dile a mi hermano que reparta conmigo la herencia».</w:t>
+        <w:t xml:space="preserve"> Alguien de entre la multitud le dijo: —Maestro, dile a mi hermano que reparta conmigo la herencia.</w:t>
       </w:r>
     </w:p>
     <w:p>
@@ -12612,7 +12612,7 @@
         <w:rPr>
           <w:lang w:val="es_ES" w:bidi="es_ES"/>
         </w:rPr>
-        <w:t xml:space="preserve"> Entonces se puso a pensar: «¿Qué haré? No tengo dónde almacenar mi cosecha».</w:t>
+        <w:t xml:space="preserve"> Entonces se puso a pensar: "¿Qué haré? No tengo dónde almacenar mi cosecha”.</w:t>
       </w:r>
     </w:p>
     <w:p>
@@ -12633,7 +12633,7 @@
         <w:rPr>
           <w:lang w:val="es_ES" w:bidi="es_ES"/>
         </w:rPr>
-        <w:t xml:space="preserve"> Al final, dijo: «Ya sé lo que haré. Derribaré mis graneros y construiré unos más grandes, donde pueda almacenar toda mi cosecha y mis bienes.</w:t>
+        <w:t xml:space="preserve"> Al final, dijo: “Ya sé lo que haré. Derribaré mis graneros y construiré unos más grandes. Allí podré almacenar toda mi cosecha y mis bienes.</w:t>
       </w:r>
     </w:p>
     <w:p>
@@ -12654,7 +12654,7 @@
         <w:rPr>
           <w:lang w:val="es_ES" w:bidi="es_ES"/>
         </w:rPr>
-        <w:t xml:space="preserve"> Y diré: «Alma mía, ya tienes bastantes cosas buenas guardadas para muchos años. Descansa, come, bebe y disfruta de la vida».</w:t>
+        <w:t xml:space="preserve"> Y diré a mi alma que ya tiene bastantes cosas buenas guardadas para muchos años. Así que puedo descansar, comer, beber y disfrutar de la vida”.</w:t>
       </w:r>
     </w:p>
     <w:p>
@@ -12675,7 +12675,7 @@
         <w:rPr>
           <w:lang w:val="es_ES" w:bidi="es_ES"/>
         </w:rPr>
-        <w:t xml:space="preserve"> Pero Dios le dijo: «¡Necio! Esta noche vienen a buscar tu vida; ¿y quién se va a quedar con todo lo que has guardado?».</w:t>
+        <w:t xml:space="preserve"> Pero Dios le dijo: "¡Necio! Esta noche vienen a buscar tu vida. ¿Y quién se va a quedar con todo lo que has guardado?”.</w:t>
       </w:r>
     </w:p>
     <w:p>
@@ -12696,7 +12696,7 @@
         <w:rPr>
           <w:lang w:val="es_ES" w:bidi="es_ES"/>
         </w:rPr>
-        <w:t xml:space="preserve"> »Eso es lo que pasa con el que acumula riquezas para sí mismo, pero no es rico delante de Dios».</w:t>
+        <w:t xml:space="preserve"> Eso es lo que pasa con el que acumula riquezas para sí mismo, pero que no es rico delante de Dios.</w:t>
       </w:r>
     </w:p>
     <w:p>
@@ -12717,7 +12717,7 @@
         <w:rPr>
           <w:lang w:val="es_ES" w:bidi="es_ES"/>
         </w:rPr>
-        <w:t xml:space="preserve"> Entonces Jesús dijo a sus discípulos: —Por eso les digo a ustedes: No se preocupen por su vida, qué comerán, ni por su cuerpo, qué vestirán.</w:t>
+        <w:t xml:space="preserve"> Entonces Jesús dijo a sus discípulos: —Por eso les digo esto a ustedes. No se preocupen por su vida y qué comerán. Tampoco se preocupen por su cuerpo y qué vestirán.</w:t>
       </w:r>
     </w:p>
     <w:p>
@@ -12738,7 +12738,7 @@
         <w:rPr>
           <w:lang w:val="es_ES" w:bidi="es_ES"/>
         </w:rPr>
-        <w:t xml:space="preserve"> Porque la vida vale más que la comida, y el cuerpo más que la ropa.</w:t>
+        <w:t xml:space="preserve"> La vida vale más que la comida, y el cuerpo vale más que la ropa.</w:t>
       </w:r>
     </w:p>
     <w:p>
@@ -12759,7 +12759,7 @@
         <w:rPr>
           <w:lang w:val="es_ES" w:bidi="es_ES"/>
         </w:rPr>
-        <w:t xml:space="preserve"> Fíjense en los cuervos: no siembran ni cosechan, no tienen almacén ni granero, pero Dios los alimenta. ¡Cuánto más cuidará de ustedes, que valen mucho más que las aves!</w:t>
+        <w:t xml:space="preserve"> »Fíjense en los cuervos. No siembran ni cosechan. No tienen almacén ni granero. Pero Dios los alimenta. ¡Cuánto más cuidará de ustedes, que valen mucho más que las aves!</w:t>
       </w:r>
     </w:p>
     <w:p>
@@ -12780,7 +12780,7 @@
         <w:rPr>
           <w:lang w:val="es_ES" w:bidi="es_ES"/>
         </w:rPr>
-        <w:t xml:space="preserve"> ¿Quién de ustedes, por mucho que se preocupe, puede añadir siquiera una hora a su vida?</w:t>
+        <w:t xml:space="preserve"> ¿Quién de ustedes puede añadir una sola hora a su vida por medio de preocuparse?</w:t>
       </w:r>
     </w:p>
     <w:p>
@@ -12801,7 +12801,7 @@
         <w:rPr>
           <w:lang w:val="es_ES" w:bidi="es_ES"/>
         </w:rPr>
-        <w:t xml:space="preserve"> Pues, si ni siquiera pueden hacer algo tan pequeño, ¿por qué se preocupan por las demás cosas?</w:t>
+        <w:t xml:space="preserve"> Ni siquiera pueden hacer algo tan pequeño. Entonces, ¿por qué se preocupan por las demás cosas?</w:t>
       </w:r>
     </w:p>
     <w:p>
@@ -12822,7 +12822,7 @@
         <w:rPr>
           <w:lang w:val="es_ES" w:bidi="es_ES"/>
         </w:rPr>
-        <w:t xml:space="preserve"> Miren estas flores silvestres, cómo crecen: no trabajan ni hilan para hacer ropa. Pero les aseguro que ni siquiera Salomón, con toda su majestad, se vistió como una de ellas.</w:t>
+        <w:t xml:space="preserve"> »Miren estas flores silvestres y cómo crecen. No trabajan ni hilan para hacer ropa. Pero ni siquiera Salomón, con toda su majestad, se vistió como una de ellas. Se lo aseguro.</w:t>
       </w:r>
     </w:p>
     <w:p>
@@ -12843,7 +12843,7 @@
         <w:rPr>
           <w:lang w:val="es_ES" w:bidi="es_ES"/>
         </w:rPr>
-        <w:t xml:space="preserve"> Si Dios viste así a la hierba que hoy está aquí y mañana se quema en el horno, ¡cuánto más hará por ustedes, gente de poca fe!</w:t>
+        <w:t xml:space="preserve"> Así Dios viste a la hierba que hoy está aquí y mañana se quema en el horno. Y ¡cuánto más hará por ustedes, gente de poca fe!</w:t>
       </w:r>
     </w:p>
     <w:p>
@@ -12864,7 +12864,7 @@
         <w:rPr>
           <w:lang w:val="es_ES" w:bidi="es_ES"/>
         </w:rPr>
-        <w:t xml:space="preserve"> Y ustedes, no se preocupen pensando qué comerán ni qué beberán.</w:t>
+        <w:t xml:space="preserve"> »Por eso, no se preocupen pensando qué comerán ni qué beberán.</w:t>
       </w:r>
     </w:p>
     <w:p>
@@ -12885,7 +12885,7 @@
         <w:rPr>
           <w:lang w:val="es_ES" w:bidi="es_ES"/>
         </w:rPr>
-        <w:t xml:space="preserve"> Porque los paganos que no conocen a Dios se preocupan por estas cosas, pero su Padre celestial sabe que ustedes las necesitan.</w:t>
+        <w:t xml:space="preserve"> Los que no conocen a Dios se preocupan por estas cosas. Pero su Padre celestial sabe que ustedes las necesitan.</w:t>
       </w:r>
     </w:p>
     <w:p>
@@ -12927,7 +12927,7 @@
         <w:rPr>
           <w:lang w:val="es_ES" w:bidi="es_ES"/>
         </w:rPr>
-        <w:t xml:space="preserve"> No tengan miedo, mi pequeño rebaño, porque a su Padre le ha agradado darles el reino.</w:t>
+        <w:t xml:space="preserve"> »No tengan miedo, mi pequeño rebaño, porque a su Padre le ha agradado darles el reino.</w:t>
       </w:r>
     </w:p>
     <w:p>
@@ -12948,7 +12948,7 @@
         <w:rPr>
           <w:lang w:val="es_ES" w:bidi="es_ES"/>
         </w:rPr>
-        <w:t xml:space="preserve"> Vendan lo que tienen, y den a los pobres. Háganse bolsas que no se desgasten; acumulen en el cielo un tesoro que no se acabe. Allí no hay ladrón que robe ni polilla que destruya.</w:t>
+        <w:t xml:space="preserve"> Vendan lo que tienen y den a los pobres. Háganse bolsas que no se desgasten. Acumulen en el cielo un tesoro que no se acabe. Allí no hay ladrón que robe ni polilla que destruya.</w:t>
       </w:r>
     </w:p>
     <w:p>
@@ -12969,7 +12969,7 @@
         <w:rPr>
           <w:lang w:val="es_ES" w:bidi="es_ES"/>
         </w:rPr>
-        <w:t xml:space="preserve"> Porque donde esté su tesoro, allí estará también su corazón.</w:t>
+        <w:t xml:space="preserve"> Donde esté su tesoro, allí estará también su corazón.</w:t>
       </w:r>
     </w:p>
     <w:p>
@@ -12990,7 +12990,7 @@
         <w:rPr>
           <w:lang w:val="es_ES" w:bidi="es_ES"/>
         </w:rPr>
-        <w:t xml:space="preserve"> »Estén siempre listos, con la ropa bien ajustada y la lámpara encendida,</w:t>
+        <w:t xml:space="preserve"> »Estén siempre preparados, con el manto ceñido y la lámpara encendida.</w:t>
       </w:r>
     </w:p>
     <w:p>
@@ -13011,7 +13011,7 @@
         <w:rPr>
           <w:lang w:val="es_ES" w:bidi="es_ES"/>
         </w:rPr>
-        <w:t xml:space="preserve"> como los sirvientes que esperan a que su señor regrese de un banquete de bodas, para que, cuando él llegue y llame a la puerta, le abran inmediatamente.</w:t>
+        <w:t xml:space="preserve"> Sean como los sirvientes que esperan a que su señor regrese del banquete de bodas. Aguardan para abrirle la puerta en cuanto llegue y toque.</w:t>
       </w:r>
     </w:p>
     <w:p>
@@ -13032,7 +13032,7 @@
         <w:rPr>
           <w:lang w:val="es_ES" w:bidi="es_ES"/>
         </w:rPr>
-        <w:t xml:space="preserve"> Dichosos los sirvientes a quienes su señor encuentre vigilando. Les aseguro que se ajustará la ropa, los hará sentarse a la mesa y él mismo se pondrá a servirles.</w:t>
+        <w:t xml:space="preserve"> Qué felices son esos sirvientes a quienes su señor encuentra vigilando cuando llega. Él se ceñirá el manto y los hará sentar a la mesa. Él mismo vendrá a servirles. Se lo aseguro.</w:t>
       </w:r>
     </w:p>
     <w:p>
@@ -13053,7 +13053,7 @@
         <w:rPr>
           <w:lang w:val="es_ES" w:bidi="es_ES"/>
         </w:rPr>
-        <w:t xml:space="preserve"> Dichosos son esos sirvientes a quienes, aunque aunque llegue a la medianoche o de madrugada,de noche o de madrugada,: Lit. en la segunda o tercera vigilia." class="footnote-marker"&gt;1 su señor los encuentre vigilando.</w:t>
+        <w:t xml:space="preserve"> Qué felices son esos sirvientes. Aunque llegue su señor a la medianoche o de madrugada, él los encuentra vigilando.</w:t>
       </w:r>
     </w:p>
     <w:p>
@@ -13074,7 +13074,7 @@
         <w:rPr>
           <w:lang w:val="es_ES" w:bidi="es_ES"/>
         </w:rPr>
-        <w:t xml:space="preserve"> Sepan esto: Si el dueño de la casa supiera a qué hora viene el ladrón, no permitiría que le robaran la casa.</w:t>
+        <w:t xml:space="preserve"> »Entiendan esto. El dueño de una casa no sabe a qué hora va a llegar el ladrón. Si lo supiera, estaría vigilando y no dejaría que entrara.</w:t>
       </w:r>
     </w:p>
     <w:p>
@@ -13095,7 +13095,7 @@
         <w:rPr>
           <w:lang w:val="es_ES" w:bidi="es_ES"/>
         </w:rPr>
-        <w:t xml:space="preserve"> Ustedes también estén preparados, porque el Hijo del hombre vendrá cuando menos lo esperen.</w:t>
+        <w:t xml:space="preserve"> Ustedes también estén preparados. El Hijo del hombre vendrá cuando menos lo esperen.</w:t>
       </w:r>
     </w:p>
     <w:p>
@@ -13116,7 +13116,7 @@
         <w:rPr>
           <w:lang w:val="es_ES" w:bidi="es_ES"/>
         </w:rPr>
-        <w:t xml:space="preserve"> Pedro le preguntó: ―Señor, ¿esta parábola es solo para nosotros o también para todos los demás?</w:t>
+        <w:t xml:space="preserve"> Pedro le preguntó: —Señor, ¿esta parábola es solo para nosotros o también para todos los demás?</w:t>
       </w:r>
     </w:p>
     <w:p>
@@ -13137,7 +13137,7 @@
         <w:rPr>
           <w:lang w:val="es_ES" w:bidi="es_ES"/>
         </w:rPr>
-        <w:t xml:space="preserve"> El Señor le respondió: ―¿Quién es el mayordomo fiel y atento a quien su señor le encarga que dé a su tiempo la comida a los otros sirvientes?</w:t>
+        <w:t xml:space="preserve"> El Señor le respondió: —Hay quien es como un mayordomo fiel y atento. Su señor le encarga que dé a su tiempo la comida a los otros sirvientes.</w:t>
       </w:r>
     </w:p>
     <w:p>
@@ -13158,7 +13158,7 @@
         <w:rPr>
           <w:lang w:val="es_ES" w:bidi="es_ES"/>
         </w:rPr>
-        <w:t xml:space="preserve"> Dichoso el sirviente al que su señor, cuando venga, lo encuentre así, cumpliendo con su deber.</w:t>
+        <w:t xml:space="preserve"> Cuando venga el señor, quiere encontrar a sus sirvientes cumpliendo con su deber. ¡Qué feliz es el sirviente al que su señor así lo encuentre!</w:t>
       </w:r>
     </w:p>
     <w:p>
@@ -13200,7 +13200,7 @@
         <w:rPr>
           <w:lang w:val="es_ES" w:bidi="es_ES"/>
         </w:rPr>
-        <w:t xml:space="preserve"> Pero si ese sirviente piensa: “Mi señor tarda en venir”, y empieza a golpear a los criados y las criadas, y a comer y beber y a emborracharse, ¿qué pasará?</w:t>
+        <w:t xml:space="preserve"> »Pero puede ocurrir que ese sirviente piense: “Mi señor tarda en venir”. Quizá el sirviente empieza a golpear a los criados y las criadas. Se pone a comer y a beber y a emborracharse. ¿Qué pasará?</w:t>
       </w:r>
     </w:p>
     <w:p>
@@ -13221,7 +13221,7 @@
         <w:rPr>
           <w:lang w:val="es_ES" w:bidi="es_ES"/>
         </w:rPr>
-        <w:t xml:space="preserve"> Cuando regrese su señor, en un día y a una hora que no se espera, le aplicará un castigo tan grande como el que reciben los incrédulos.</w:t>
+        <w:t xml:space="preserve"> Su señor regresará en un día y a una hora que no se espera. Le aplicará un castigo tan grande como el que reciben los incrédulos.</w:t>
       </w:r>
     </w:p>
     <w:p>
@@ -13242,7 +13242,7 @@
         <w:rPr>
           <w:lang w:val="es_ES" w:bidi="es_ES"/>
         </w:rPr>
-        <w:t xml:space="preserve"> »El sirviente que conoce la voluntad de su señor y no se prepara para hacerla, recibirá muchos golpes.</w:t>
+        <w:t xml:space="preserve"> Hay sirvientes que conocen la voluntad de su señor, pero no la hacen. Recibirán un castigo severo.</w:t>
       </w:r>
     </w:p>
     <w:p>
@@ -13263,7 +13263,7 @@
         <w:rPr>
           <w:lang w:val="es_ES" w:bidi="es_ES"/>
         </w:rPr>
-        <w:t xml:space="preserve"> Pero el que no la conoce y hace algo que merezca castigo, recibirá pocos golpes. A todo el que se le da mucho, también se le exigirá mucho; y al que se le confía mucho, se le pedirá mucho más.</w:t>
+        <w:t xml:space="preserve"> También hay sirvientes que no la conocen, pero hacen algo que merezca castigo. Recibirán un leve castigo. A quien se le da mucho, también se le exigirá mucho. A quien se le confía mucho, se le pedirá mucho más.</w:t>
       </w:r>
     </w:p>
     <w:p>
@@ -13284,7 +13284,7 @@
         <w:rPr>
           <w:lang w:val="es_ES" w:bidi="es_ES"/>
         </w:rPr>
-        <w:t xml:space="preserve"> »He venido a traer fuego a la tierra, ¡y cuánto quisiera que ya estuviera ardiendo!</w:t>
+        <w:t xml:space="preserve"> »Yo he venido a traer fuego a la tierra. ¡Cuánto quisiera que ya estuviera ardiendo!</w:t>
       </w:r>
     </w:p>
     <w:p>
@@ -13305,7 +13305,7 @@
         <w:rPr>
           <w:lang w:val="es_ES" w:bidi="es_ES"/>
         </w:rPr>
-        <w:t xml:space="preserve"> Pero tengo que pasar por la prueba de un bautismo, ¡y cuánto sufro hasta que se cumpla!</w:t>
+        <w:t xml:space="preserve"> Pero tengo que pasar por la prueba de un bautismo. ¡Cuánto sufro hasta que se cumpla!</w:t>
       </w:r>
     </w:p>
     <w:p>
@@ -13347,7 +13347,7 @@
         <w:rPr>
           <w:lang w:val="es_ES" w:bidi="es_ES"/>
         </w:rPr>
-        <w:t xml:space="preserve"> De ahora en adelante estarán divididos cinco en una familia, tres contra dos, y dos contra tres.</w:t>
+        <w:t xml:space="preserve"> De ahora en adelante, 5 en una familia estarán divididos. Serán 3 contra 2, y 2 contra 3.</w:t>
       </w:r>
     </w:p>
     <w:p>
@@ -13368,7 +13368,7 @@
         <w:rPr>
           <w:lang w:val="es_ES" w:bidi="es_ES"/>
         </w:rPr>
-        <w:t xml:space="preserve"> Estarán enfrentados el padre contra su hijo y el hijo contra su padre, la madre contra su hija y la hija contra su madre, la suegra contra su nuera y la nuera contra su suegra.</w:t>
+        <w:t xml:space="preserve"> Estarán enfrentados el padre contra su hijo y el hijo contra su padre. La madre se pondrá contra su hija y la hija contra su madre. La suegra se pondrá contra su nuera y la nuera contra su suegra.</w:t>
       </w:r>
     </w:p>
     <w:p>
@@ -13389,7 +13389,7 @@
         <w:rPr>
           <w:lang w:val="es_ES" w:bidi="es_ES"/>
         </w:rPr>
-        <w:t xml:space="preserve"> Luego Jesús le dijo a la multitud: ―Cuando ustedes ven una nube que se levanta en el occidente, dicen: “Va a llover”; y llueve.</w:t>
+        <w:t xml:space="preserve"> Luego Jesús le dijo a la multitud: —Una nube se levanta en el occidente. Cuando ustedes la ven, dicen: “Va a llover”. Y sí, llueve.</w:t>
       </w:r>
     </w:p>
     <w:p>
@@ -13410,7 +13410,7 @@
         <w:rPr>
           <w:lang w:val="es_ES" w:bidi="es_ES"/>
         </w:rPr>
-        <w:t xml:space="preserve"> Y cuando sopla el viento del sur, dicen: "Va a hacer mucho calor", y así es.</w:t>
+        <w:t xml:space="preserve"> Cuando sopla el viento del sur, dicen: “Va a hacer mucho calor”. Y sí, hace calor.</w:t>
       </w:r>
     </w:p>
     <w:p>
@@ -13431,7 +13431,7 @@
         <w:rPr>
           <w:lang w:val="es_ES" w:bidi="es_ES"/>
         </w:rPr>
-        <w:t xml:space="preserve"> ¡Hipócritas! Saben interpretar las señales de la tierra y del cielo, ¿cómo es que no saben interpretar este tiempo?</w:t>
+        <w:t xml:space="preserve"> ¡Hipócritas! Saben interpretar las señales de la tierra y del cielo. ¿Cómo es que no saben interpretar este tiempo?</w:t>
       </w:r>
     </w:p>
     <w:p>
@@ -13473,7 +13473,7 @@
         <w:rPr>
           <w:lang w:val="es_ES" w:bidi="es_ES"/>
         </w:rPr>
-        <w:t xml:space="preserve"> Si tienes que ir ante el juez con tu adversario, trata de reconciliarte con él en el camino. Hazlo antes que te lleve por la fuerza ante el juez, y el juez te entregue al guardia, y el guardia te meta en la cárcel.</w:t>
+        <w:t xml:space="preserve"> »Si tienes que ir ante el juez con tu adversario, trata de reconciliarte con él en el camino. Hazlo antes de que te lleve por la fuerza ante el juez. El juez podría entregarte al guardia. Y el guardia te meterá en la cárcel.</w:t>
       </w:r>
     </w:p>
     <w:p>
@@ -13494,7 +13494,7 @@
         <w:rPr>
           <w:lang w:val="es_ES" w:bidi="es_ES"/>
         </w:rPr>
-        <w:t xml:space="preserve"> Te aseguro que no saldrás de allí hasta que pagues hasta la úlitma moneda».</w:t>
+        <w:t xml:space="preserve"> No saldrás de allí hasta que pagues hasta la última moneda. Te lo aseguro.</w:t>
       </w:r>
     </w:p>
     <w:p>
@@ -13531,7 +13531,7 @@
         <w:rPr>
           <w:lang w:val="es_ES" w:bidi="es_ES"/>
         </w:rPr>
-        <w:t xml:space="preserve"> En ese mismo tiempo, algunas personas que estaban allí le contaron a Jesús acerca de los galileos a quienes Pilato había ordenado matar, y cuya sangre se mezcló con la de los animales que ofrecían en sacrificio.</w:t>
+        <w:t xml:space="preserve"> Por ese mismo tiempo, unas personas le contaron a Jesús algo que hizo Pilato. Había mandado matar a unos galileos mientras ofrecían sus sacrificios.</w:t>
       </w:r>
     </w:p>
     <w:p>
@@ -13552,7 +13552,7 @@
         <w:rPr>
           <w:lang w:val="es_ES" w:bidi="es_ES"/>
         </w:rPr>
-        <w:t xml:space="preserve"> Jesús les respondió: «¿Creen ustedes que estos galileos fueron más pecadores que el resto de la gente de Galilea y por eso les sucedió esto?</w:t>
+        <w:t xml:space="preserve"> Jesús les respondió: —¿Creen ustedes que estos galileos fueron más pecadores que el resto de la gente de Galilea? ¿Por eso les sucedió esto?</w:t>
       </w:r>
     </w:p>
     <w:p>
@@ -13594,7 +13594,7 @@
         <w:rPr>
           <w:lang w:val="es_ES" w:bidi="es_ES"/>
         </w:rPr>
-        <w:t xml:space="preserve"> ¿Qué piensan de esos dieciocho que murieron aplastados al caer la torre de Siloé? ¿Creen que eran más pecadores que el resto de la gente de Jerusalén?</w:t>
+        <w:t xml:space="preserve"> ¿Qué piensan de los 18 que murieron cuando se les cayó encima la torre de Siloé? ¿Eran más culpables que todos los demás habitantes de Jerusalén?</w:t>
       </w:r>
     </w:p>
     <w:p>
@@ -13615,7 +13615,7 @@
         <w:rPr>
           <w:lang w:val="es_ES" w:bidi="es_ES"/>
         </w:rPr>
-        <w:t xml:space="preserve"> ¡No! Es más, si ustedes mismos no se arrepienten, también morirán».</w:t>
+        <w:t xml:space="preserve"> ¡No! Es más, si ustedes mismos no se arrepienten, también morirán.</w:t>
       </w:r>
     </w:p>
     <w:p>
@@ -13636,7 +13636,7 @@
         <w:rPr>
           <w:lang w:val="es_ES" w:bidi="es_ES"/>
         </w:rPr>
-        <w:t xml:space="preserve"> Entonces les contó esta parábola: «Un hombre tenía una higuera plantada en su viñedo. Cuando fue a buscar higos en ella, no tenía,</w:t>
+        <w:t xml:space="preserve"> Entonces les contó esta parábola: —Un hombre tenía una higuera plantada en su viñedo. Cuando fue a buscar higos en ella, no tenía.</w:t>
       </w:r>
     </w:p>
     <w:p>
@@ -13657,7 +13657,7 @@
         <w:rPr>
           <w:lang w:val="es_ES" w:bidi="es_ES"/>
         </w:rPr>
-        <w:t xml:space="preserve"> así que le dijo al encargado del viñedo: “Hace tres años que vengo a buscar higos en esta higuera, y no ha dado ninguno. Así que córtala para que no siga ocupando terreno”.</w:t>
+        <w:t xml:space="preserve"> Así que habló con el encargado del viñedo. Le dijo: “Hace 3 años que vengo a buscar higos en esta higuera. No ha dado ninguno. Así que córtala para que no siga ocupando terreno”.</w:t>
       </w:r>
     </w:p>
     <w:p>
@@ -13678,7 +13678,7 @@
         <w:rPr>
           <w:lang w:val="es_ES" w:bidi="es_ES"/>
         </w:rPr>
-        <w:t xml:space="preserve"> El encargado le respondió: “Señor, déjela un año más. Removeré la tierra a su alrededor y le echaré abono.</w:t>
+        <w:t xml:space="preserve"> El encargado le respondió: “Señor, déjala un año más. Removeré la tierra a su alrededor y le echaré abono.</w:t>
       </w:r>
     </w:p>
     <w:p>
@@ -13699,7 +13699,7 @@
         <w:rPr>
           <w:lang w:val="es_ES" w:bidi="es_ES"/>
         </w:rPr>
-        <w:t xml:space="preserve"> Quizás así dé fruto el año que viene; pero si no, córtela.</w:t>
+        <w:t xml:space="preserve"> Quizá así dé fruto el año que viene. Si no, córtala”.</w:t>
       </w:r>
     </w:p>
     <w:p>
@@ -13720,7 +13720,7 @@
         <w:rPr>
           <w:lang w:val="es_ES" w:bidi="es_ES"/>
         </w:rPr>
-        <w:t xml:space="preserve"> Un sábado, Jesús estaba enseñando en una sinagoga.</w:t>
+        <w:t xml:space="preserve"> Un día de reposo, Jesús estaba enseñando en una sinagoga.</w:t>
       </w:r>
     </w:p>
     <w:p>
@@ -13741,7 +13741,7 @@
         <w:rPr>
           <w:lang w:val="es_ES" w:bidi="es_ES"/>
         </w:rPr>
-        <w:t xml:space="preserve"> Allí estaba una mujer que llevaba dieciocho años enferma por causa de un espíritu. Andaba encorvada y no podía enderezarse.</w:t>
+        <w:t xml:space="preserve"> Allí había una mujer que llevaba 18 años enferma por causa de un espíritu. Andaba encorvada y no podía enderezarse.</w:t>
       </w:r>
     </w:p>
     <w:p>
@@ -13762,7 +13762,7 @@
         <w:rPr>
           <w:lang w:val="es_ES" w:bidi="es_ES"/>
         </w:rPr>
-        <w:t xml:space="preserve"> Cuando Jesús la vio, la llamó y le dijo: ―Mujer, quedas libre de tu enfermedad.</w:t>
+        <w:t xml:space="preserve"> Cuando Jesús la vio, la llamó y le dijo: —Mujer, quedas libre de tu enfermedad.</w:t>
       </w:r>
     </w:p>
     <w:p>
@@ -13783,7 +13783,7 @@
         <w:rPr>
           <w:lang w:val="es_ES" w:bidi="es_ES"/>
         </w:rPr>
-        <w:t xml:space="preserve"> Mientras se lo decía, puso las manos sobre ella, y la mujer se enderezó al instante y comenzó a alabar a Dios.</w:t>
+        <w:t xml:space="preserve"> Mientras se lo decía, puso las manos sobre ella. La mujer se enderezó al instante y comenzó a alabar a Dios.</w:t>
       </w:r>
     </w:p>
     <w:p>
@@ -13804,7 +13804,7 @@
         <w:rPr>
           <w:lang w:val="es_ES" w:bidi="es_ES"/>
         </w:rPr>
-        <w:t xml:space="preserve"> El jefe de la sinagoga se enojó porque Jesús había sanado en sábado, y dijo, mirando a la gente: ―Hay seis días en que se puede trabajar. Vengan esos días para ser sanados, pero no en sábado.</w:t>
+        <w:t xml:space="preserve"> El jefe de la sinagoga se enojó porque Jesús había sanado en día de reposo. Dijo a la gente: —Hay 6 días en que se puede trabajar. Vengan esos días para ser sanados, pero no en día de reposo.</w:t>
       </w:r>
     </w:p>
     <w:p>
@@ -13825,7 +13825,7 @@
         <w:rPr>
           <w:lang w:val="es_ES" w:bidi="es_ES"/>
         </w:rPr>
-        <w:t xml:space="preserve"> El Señor le contestó: ―¡Hipócritas! ¿Acaso no desatan ustedes su buey o su burro en sábado y lo llevan a beber?</w:t>
+        <w:t xml:space="preserve"> El Señor le contestó: —¡Hipócritas! ¿Acaso no desatan ustedes su buey o su burro en día de reposo y lo llevan a beber?</w:t>
       </w:r>
     </w:p>
     <w:p>
@@ -13846,7 +13846,7 @@
         <w:rPr>
           <w:lang w:val="es_ES" w:bidi="es_ES"/>
         </w:rPr>
-        <w:t xml:space="preserve"> Y a esta mujer, que es hija de Abraham, y a quien Satanás ha tenido enferma por dieciocho años, ¿no se le debía desatar esta cadena en sábado?</w:t>
+        <w:t xml:space="preserve"> Esta mujer es descendiente de Abraham. Satanás la tuvo atada durante 18 años. ¿No se le debía liberar en día de reposo?</w:t>
       </w:r>
     </w:p>
     <w:p>
@@ -13867,7 +13867,7 @@
         <w:rPr>
           <w:lang w:val="es_ES" w:bidi="es_ES"/>
         </w:rPr>
-        <w:t xml:space="preserve"> Ante estas palabras, sus enemigos quedaron en evidencia ante la gente, pero el pueblo estaba contento con las maravillas que Jesús hacía.</w:t>
+        <w:t xml:space="preserve"> Estas palabras dejaron avergonzados a sus enemigos ante la gente. El pueblo estaba contento con las maravillas que Jesús hacía.</w:t>
       </w:r>
     </w:p>
     <w:p>
@@ -13888,7 +13888,7 @@
         <w:rPr>
           <w:lang w:val="es_ES" w:bidi="es_ES"/>
         </w:rPr>
-        <w:t xml:space="preserve"> Jesús dijo: ―¿A qué se parece el reino de Dios? ¿Con qué lo puedo comparar?</w:t>
+        <w:t xml:space="preserve"> Jesús dijo: —¿A qué se parece el reino de Dios? ¿Con qué lo puedo comparar?</w:t>
       </w:r>
     </w:p>
     <w:p>
@@ -13909,7 +13909,7 @@
         <w:rPr>
           <w:lang w:val="es_ES" w:bidi="es_ES"/>
         </w:rPr>
-        <w:t xml:space="preserve"> El reino de Dios se parece a una semilla de mostaza que un hombre sembró en su huerto. Creció, llegó a ser un árbol grande y las aves hicieron nidos en sus ramas.</w:t>
+        <w:t xml:space="preserve"> El reino de Dios se parece a una semilla de mostaza que un hombre sembró en su huerto. Creció y llegó a ser un árbol grande. Las aves hicieron nidos en sus ramas.</w:t>
       </w:r>
     </w:p>
     <w:p>
@@ -13930,7 +13930,7 @@
         <w:rPr>
           <w:lang w:val="es_ES" w:bidi="es_ES"/>
         </w:rPr>
-        <w:t xml:space="preserve"> De nuevo Jesús dijo: ―¿Con qué puedo comparar el reino de Dios?</w:t>
+        <w:t xml:space="preserve"> De nuevo Jesús dijo: —¿Con qué puedo comparar el reino de Dios?</w:t>
       </w:r>
     </w:p>
     <w:p>
@@ -13951,7 +13951,7 @@
         <w:rPr>
           <w:lang w:val="es_ES" w:bidi="es_ES"/>
         </w:rPr>
-        <w:t xml:space="preserve"> El reino de Dios se parece a la levadura que una mujer tomó y mezcló con tres medidas de harina,tres medidas de harina,: aprox. 27 kg." class="footnote-marker"&gt;1 hasta que toda la masa se fermentó.</w:t>
+        <w:t xml:space="preserve"> El reino de Dios se parece a la levadura que una mujer tomó. Lo mezcló con 30 kilos de harina, hasta que toda la masa se fermentó.</w:t>
       </w:r>
     </w:p>
     <w:p>
@@ -13972,7 +13972,7 @@
         <w:rPr>
           <w:lang w:val="es_ES" w:bidi="es_ES"/>
         </w:rPr>
-        <w:t xml:space="preserve"> Jesús continuó su camino hacia Jerusalén, pasando por ciudades y aldeas, enseñando a la gente en cada lugar.</w:t>
+        <w:t xml:space="preserve"> Jesús continuó su camino hacia Jerusalén. Pasó por ciudades y aldeas, y enseñaba a la gente en cada lugar.</w:t>
       </w:r>
     </w:p>
     <w:p>
@@ -14014,7 +14014,7 @@
         <w:rPr>
           <w:lang w:val="es_ES" w:bidi="es_ES"/>
         </w:rPr>
-        <w:t xml:space="preserve"> —Esfuércense por entrar por la puerta estrecha, porque muchos intentarán entrar y no podrán.</w:t>
+        <w:t xml:space="preserve"> —Esfuércense por entrar por la puerta estrecha. Muchos intentarán entrar y no podrán.</w:t>
       </w:r>
     </w:p>
     <w:p>
@@ -14035,7 +14035,7 @@
         <w:rPr>
           <w:lang w:val="es_ES" w:bidi="es_ES"/>
         </w:rPr>
-        <w:t xml:space="preserve"> Cuando el dueño de la casa se levante y cierre la puerta, ustedes estarán afuera, llamando a la puerta y diciendo: "Señor, ábrenos". Pero él les responderá: "No sé de dónde son ustedes".</w:t>
+        <w:t xml:space="preserve"> Cuando el dueño de la casa se levante y cierre la puerta, ustedes estarán afuera. Llamarán a la puerta y dirán: “Señor, ábrenos”. Pero él les responderá: “No sé de dónde son ustedes”.</w:t>
       </w:r>
     </w:p>
     <w:p>
@@ -14056,7 +14056,7 @@
         <w:rPr>
           <w:lang w:val="es_ES" w:bidi="es_ES"/>
         </w:rPr>
-        <w:t xml:space="preserve"> Y ustedes dirán: "Compartimos comidas y bebidas contigo, y tú enseñaste en nuestras plazas".</w:t>
+        <w:t xml:space="preserve"> Y ustedes dirán: “Compartimos comidas y bebidas contigo. Tú enseñaste en nuestras plazas”.</w:t>
       </w:r>
     </w:p>
     <w:p>
@@ -14077,7 +14077,7 @@
         <w:rPr>
           <w:lang w:val="es_ES" w:bidi="es_ES"/>
         </w:rPr>
-        <w:t xml:space="preserve"> Pero él les contestará: "Insisto, no sé de dónde son ustedes. ¡Apártense de mí, todos ustedes, que hacen injusticias!</w:t>
+        <w:t xml:space="preserve"> Pero él les contestará: “Insisto, no sé de dónde son ustedes. ¡Apártense de mí, todos ustedes que hacen injusticias!”.</w:t>
       </w:r>
     </w:p>
     <w:p>
@@ -14098,7 +14098,7 @@
         <w:rPr>
           <w:lang w:val="es_ES" w:bidi="es_ES"/>
         </w:rPr>
-        <w:t xml:space="preserve"> »Allí afuera habrá llanto y rechinar de dientes, porque verán en el reino de Dios a Abraham, Isaac, Jacob y a todos los profetas.</w:t>
+        <w:t xml:space="preserve"> Allí afuera habrá llanto y rechinar de dientes. Verán en el reino de Dios a Abraham, Isaac, Jacob y a todos los profetas.</w:t>
       </w:r>
     </w:p>
     <w:p>
@@ -14119,7 +14119,7 @@
         <w:rPr>
           <w:lang w:val="es_ES" w:bidi="es_ES"/>
         </w:rPr>
-        <w:t xml:space="preserve"> Y vendrán personas del oriente, del occidente, del norte y del sur, y se sentarán a la mesa en el reino de Dios.</w:t>
+        <w:t xml:space="preserve"> Vendrán personas del oriente, del occidente, del norte y del sur. Se sentarán a la mesa en el reino de Dios.</w:t>
       </w:r>
     </w:p>
     <w:p>
@@ -14140,7 +14140,7 @@
         <w:rPr>
           <w:lang w:val="es_ES" w:bidi="es_ES"/>
         </w:rPr>
-        <w:t xml:space="preserve"> Ya verán, muchos que fueron últimos serán primeros, y muchos que fueron primeros serán últimos.</w:t>
+        <w:t xml:space="preserve"> Ya verán, muchos que fueron últimos serán primeros. Y muchos que fueron primeros serán últimos.</w:t>
       </w:r>
     </w:p>
     <w:p>
@@ -14161,7 +14161,7 @@
         <w:rPr>
           <w:lang w:val="es_ES" w:bidi="es_ES"/>
         </w:rPr>
-        <w:t xml:space="preserve"> En ese momento unos fariseos se acercaron a Jesús y le dijeron: —Vete de aquí, porque Herodes te quiere matar.</w:t>
+        <w:t xml:space="preserve"> En ese momento, unos fariseos se acercaron a Jesús y le dijeron: —Vete de aquí, porque Herodes te quiere matar.</w:t>
       </w:r>
     </w:p>
     <w:p>
@@ -14182,7 +14182,7 @@
         <w:rPr>
           <w:lang w:val="es_ES" w:bidi="es_ES"/>
         </w:rPr>
-        <w:t xml:space="preserve"> Él les contestó: —Vayan y díganle a esa zorra: “Hoy y mañana, voy a seguir echando fuera demonios y sanando a la gente, y al tercer día terminaré lo que debo hacer”.</w:t>
+        <w:t xml:space="preserve"> Él les contestó: —Vayan y díganle a ese zorro: “Hoy y mañana, voy a seguir echando fuera demonios y sanando a la gente. Al tercer día terminaré lo que debo hacer”.</w:t>
       </w:r>
     </w:p>
     <w:p>
@@ -14203,7 +14203,7 @@
         <w:rPr>
           <w:lang w:val="es_ES" w:bidi="es_ES"/>
         </w:rPr>
-        <w:t xml:space="preserve"> Pero es necesario que hoy, mañana y pasado mañana siga mi camino, porque no puede ser que un profeta muera fuera de Jerusalén.</w:t>
+        <w:t xml:space="preserve"> Pero es necesario que hoy, mañana y pasado mañana siga mi camino. No puede ser que un profeta muera fuera de Jerusalén.</w:t>
       </w:r>
     </w:p>
     <w:p>
@@ -14224,7 +14224,7 @@
         <w:rPr>
           <w:lang w:val="es_ES" w:bidi="es_ES"/>
         </w:rPr>
-        <w:t xml:space="preserve"> ¡Jerusalén, Jerusalén, que matas a los profetas y apedreas a los mensajeros que se te envían! ¡Cuántas veces quise reunir a tus hijos, como reúne la gallina a sus pollitos debajo de sus alas, pero no quisiste!</w:t>
+        <w:t xml:space="preserve"> »¡Jerusalén, Jerusalén, que matas a los profetas y apedreas a los mensajeros que Dios te envía! ¡Cuántas veces quise reunir a tus hijos como la gallina reúne a sus pollitos bajo sus alas, pero no quisiste!</w:t>
       </w:r>
     </w:p>
     <w:p>
@@ -14245,7 +14245,7 @@
         <w:rPr>
           <w:lang w:val="es_ES" w:bidi="es_ES"/>
         </w:rPr>
-        <w:t xml:space="preserve"> Miren, la casa de ustedes va a quedar abandonada. Y les aseguro que no me volverán a ver hasta el día en que digan: “¡Bendito el que viene en el nombre del Señor!”.</w:t>
+        <w:t xml:space="preserve"> Miren, la casa de ustedes va a quedar abandonada. No me volverán a ver hasta el día en que digan: "¡Bendito el que viene en el nombre del Señor!”. Se lo aseguro.</w:t>
       </w:r>
     </w:p>
     <w:p>
@@ -14282,7 +14282,7 @@
         <w:rPr>
           <w:lang w:val="es_ES" w:bidi="es_ES"/>
         </w:rPr>
-        <w:t xml:space="preserve"> Un sábado, fue a comer a casa de un jefe fariseo. Los fariseos vigilaban a Jesús de cerca.</w:t>
+        <w:t xml:space="preserve"> Un día de reposo, Jesús fue a comer a la casa de un jefe fariseo. Los fariseos lo vigilaban.</w:t>
       </w:r>
     </w:p>
     <w:p>
@@ -14303,7 +14303,7 @@
         <w:rPr>
           <w:lang w:val="es_ES" w:bidi="es_ES"/>
         </w:rPr>
-        <w:t xml:space="preserve"> Resulta que delante de él había un hombre enfermo de hidropesía.</w:t>
+        <w:t xml:space="preserve"> Resulta que delante de él había un hombre enfermo. Tenía los brazos y las piernas hinchados por hidropesía.</w:t>
       </w:r>
     </w:p>
     <w:p>
@@ -14324,7 +14324,7 @@
         <w:rPr>
           <w:lang w:val="es_ES" w:bidi="es_ES"/>
         </w:rPr>
-        <w:t xml:space="preserve"> Jesús les preguntó a los maestros de la ley y a los fariseos: ―¿Está permitido sanar en sábado?</w:t>
+        <w:t xml:space="preserve"> Jesús les preguntó a los maestros de la ley y a los fariseos: —¿Está permitido sanar en día de reposo o no?</w:t>
       </w:r>
     </w:p>
     <w:p>
@@ -14345,7 +14345,7 @@
         <w:rPr>
           <w:lang w:val="es_ES" w:bidi="es_ES"/>
         </w:rPr>
-        <w:t xml:space="preserve"> Ellos no respondieron, y Jesús, poniendo sus manos sobre el hombre, lo sanó y lo despidió.</w:t>
+        <w:t xml:space="preserve"> Ellos no respondieron. Jesús, poniendo sus manos sobre el hombre, lo sanó y lo despidió.</w:t>
       </w:r>
     </w:p>
     <w:p>
@@ -14366,7 +14366,7 @@
         <w:rPr>
           <w:lang w:val="es_ES" w:bidi="es_ES"/>
         </w:rPr>
-        <w:t xml:space="preserve"> ¿Quién de ustedes, si su hijo o su buey cae en un pozo, no lo sacaría de inmediato, aunque sea sábado?</w:t>
+        <w:t xml:space="preserve"> Luego les preguntó: —Si a uno de ustedes se le cae su hijo o su buey en un pozo, ¿no lo saca enseguida? ¿No lo hacen aunque sea día de reposo?</w:t>
       </w:r>
     </w:p>
     <w:p>
@@ -14408,7 +14408,7 @@
         <w:rPr>
           <w:lang w:val="es_ES" w:bidi="es_ES"/>
         </w:rPr>
-        <w:t xml:space="preserve"> Jesús se fijó en que los invitados escogían los lugares de honor en la mesa, así que les contó esta parábola:</w:t>
+        <w:t xml:space="preserve"> Jesús se fijó en que los invitados escogían los lugares de honor en la mesa. Así que les contó esta parábola:</w:t>
       </w:r>
     </w:p>
     <w:p>
@@ -14429,7 +14429,7 @@
         <w:rPr>
           <w:lang w:val="es_ES" w:bidi="es_ES"/>
         </w:rPr>
-        <w:t xml:space="preserve"> Cuando seas invitado a una boda, no te sientes en el lugar de honor, porque si lelga un invitado más importante que tú,</w:t>
+        <w:t xml:space="preserve"> —Cuando seas invitado a una boda, no te sientes en el lugar de honor. Si llega un invitado más importante que tú,</w:t>
       </w:r>
     </w:p>
     <w:p>
@@ -14450,7 +14450,7 @@
         <w:rPr>
           <w:lang w:val="es_ES" w:bidi="es_ES"/>
         </w:rPr>
-        <w:t xml:space="preserve"> el anfitrión te dirá: "Dale tu asiento a este hombre". Entonces tendrás que ir con vergüenza a sentarte en el lugar inferior.</w:t>
+        <w:t xml:space="preserve"> el anfitrión te dirá: “Dale tu asiento a este hombre”. Entonces tendrás que ir con vergüenza a sentarte en el último lugar.</w:t>
       </w:r>
     </w:p>
     <w:p>
@@ -14471,7 +14471,7 @@
         <w:rPr>
           <w:lang w:val="es_ES" w:bidi="es_ES"/>
         </w:rPr>
-        <w:t xml:space="preserve"> Más bien, cuando seas invitado, ve y siéntate en el lugar más bajo. Así, cuando venga el anfitrión, te dirá: "Amigo, ven a este lugar mejor". Entonces recibirás honra delante de todos los invitados.</w:t>
+        <w:t xml:space="preserve"> Más bien, cuando seas invitado, ve y siéntate en el lugar más bajo. Así, cuando venga el anfitrión, te dirá: “Amigo, ven a este lugar mejor”. Entonces recibirás honra delante de todos los invitados.</w:t>
       </w:r>
     </w:p>
     <w:p>
@@ -14492,7 +14492,7 @@
         <w:rPr>
           <w:lang w:val="es_ES" w:bidi="es_ES"/>
         </w:rPr>
-        <w:t xml:space="preserve"> Porque todo el que se engrandece a sí mismo será humillado, pero el que se humilla será exaltado.</w:t>
+        <w:t xml:space="preserve"> Todo el que se engrandece a sí mismo será humillado. Y el que se humilla será exaltado.</w:t>
       </w:r>
     </w:p>
     <w:p>
@@ -14513,7 +14513,7 @@
         <w:rPr>
           <w:lang w:val="es_ES" w:bidi="es_ES"/>
         </w:rPr>
-        <w:t xml:space="preserve"> Cuando prepares una comida o una cena, no llames a tus amigos, ni a tus hermanos, ni a tus parientes, ni a tus vecinos ricos, para que no te devuelvan la invitación y así te compensen.</w:t>
+        <w:t xml:space="preserve"> Luego Jesús le dijo al anfitrión: —Cuando des una comida o una cena, no invites a tus amigos. Tampoco invites a tus hermanos, ni a tus parientes, ni a tus vecinos ricos. Ellos te devolverán la invitación y así quedarás recompensado.</w:t>
       </w:r>
     </w:p>
     <w:p>
@@ -14534,7 +14534,7 @@
         <w:rPr>
           <w:lang w:val="es_ES" w:bidi="es_ES"/>
         </w:rPr>
-        <w:t xml:space="preserve"> Más bien, cuando hagas un banquete, invita a los pobres, a los lisiados, a los cojos y a los ciegos.</w:t>
+        <w:t xml:space="preserve"> Más bien, cuando hagas un banquete, invita a los pobres. Invita a los lisiados, a los cojos y a los ciegos.</w:t>
       </w:r>
     </w:p>
     <w:p>
@@ -14555,7 +14555,7 @@
         <w:rPr>
           <w:lang w:val="es_ES" w:bidi="es_ES"/>
         </w:rPr>
-        <w:t xml:space="preserve"> Así serás dichoso, porque ellos no pueden pagarte; así recibirás tu recompensa en la resurrección de los justos.</w:t>
+        <w:t xml:space="preserve"> Así serás dichoso, porque ellos no pueden pagarte. Recibirás tu recompensa en la resurrección de los justos.</w:t>
       </w:r>
     </w:p>
     <w:p>
@@ -14576,7 +14576,7 @@
         <w:rPr>
           <w:lang w:val="es_ES" w:bidi="es_ES"/>
         </w:rPr>
-        <w:t xml:space="preserve"> Cuando uno de los que comían con él escuchó esto, le dijo: —Dichoso el que coma pan en el reino de Dios.</w:t>
+        <w:t xml:space="preserve"> Cuando uno de los que comían con él escuchó esto, le dijo: —Feliz es el que coma pan en el reino de Dios.</w:t>
       </w:r>
     </w:p>
     <w:p>
@@ -14597,7 +14597,7 @@
         <w:rPr>
           <w:lang w:val="es_ES" w:bidi="es_ES"/>
         </w:rPr>
-        <w:t xml:space="preserve"> Él le respondió: —Un hombre estaba organizando un gran banquete y llamó a muchos.</w:t>
+        <w:t xml:space="preserve"> Jesús le respondió: —Un hombre estaba organizando un gran banquete y llamó a muchos.</w:t>
       </w:r>
     </w:p>
     <w:p>
@@ -14639,7 +14639,7 @@
         <w:rPr>
           <w:lang w:val="es_ES" w:bidi="es_ES"/>
         </w:rPr>
-        <w:t xml:space="preserve"> Pero todos, uno tras otro, comenzaron a excusarse. Uno dijo: "Compré un campo y necesito ir a verlo; te ruego que me excuses.</w:t>
+        <w:t xml:space="preserve"> Pero todos, uno tras otro, comenzaron a excusarse. Uno dijo: “Compré un campo y necesito ir a verlo. Te ruego que me excuses”.</w:t>
       </w:r>
     </w:p>
     <w:p>
@@ -14660,7 +14660,7 @@
         <w:rPr>
           <w:lang w:val="es_ES" w:bidi="es_ES"/>
         </w:rPr>
-        <w:t xml:space="preserve"> Otro dijo: "Compré cinco yuntas de bueyes y voy a probarlas; te ruego que me excuses".</w:t>
+        <w:t xml:space="preserve"> Otro dijo: “Compré 5 yuntas de bueyes y necesito ir a probarlas. Te ruego que me excuses”.</w:t>
       </w:r>
     </w:p>
     <w:p>
@@ -14681,7 +14681,7 @@
         <w:rPr>
           <w:lang w:val="es_ES" w:bidi="es_ES"/>
         </w:rPr>
-        <w:t xml:space="preserve"> Y otro dijo: "Me acabo de casar, no puedo ir".</w:t>
+        <w:t xml:space="preserve"> Otro dijo: “Acabo de casarme y no puedo ir”.</w:t>
       </w:r>
     </w:p>
     <w:p>
@@ -14702,7 +14702,7 @@
         <w:rPr>
           <w:lang w:val="es_ES" w:bidi="es_ES"/>
         </w:rPr>
-        <w:t xml:space="preserve"> El sirviente volvió y le contó a su señor todo esto; entonces el dueño de la casa, enojado, le dijo al sirviente: "Sal ahora mismo a las plazas y callejones del pueblo y trae aquí a los pobres, a los lisiados, a los ciegos y a los cojos.</w:t>
+        <w:t xml:space="preserve"> El sirviente regresó y le contó todo esto a su señor. Entonces el dueño de la casa se enojó. Le dijo a su sirviente: “Ve ahora mismo por las calles y los callejones de la ciudad. Trae aquí a los pobres, a los lisiados, a los ciegos y a los cojos”.</w:t>
       </w:r>
     </w:p>
     <w:p>
@@ -14723,7 +14723,7 @@
         <w:rPr>
           <w:lang w:val="es_ES" w:bidi="es_ES"/>
         </w:rPr>
-        <w:t xml:space="preserve"> Poco después, el sirviente volvió y le dijo: "Señor, ya hice lo que usted me mandó, pero todavía hay lugar".</w:t>
+        <w:t xml:space="preserve"> Poco después el sirviente le dijo: “Señor, ya hice lo que me ordenaste, pero todavía hay lugar”.</w:t>
       </w:r>
     </w:p>
     <w:p>
@@ -14744,7 +14744,7 @@
         <w:rPr>
           <w:lang w:val="es_ES" w:bidi="es_ES"/>
         </w:rPr>
-        <w:t xml:space="preserve"> El señor le dijo: "Ve por los caminos y las veredas y obliga a la gente a entrar, para que se llene mi casa.</w:t>
+        <w:t xml:space="preserve"> El señor le dijo: “Ve por los caminos y las veredas. Convence a la gente de que entre. Quiero que mi casa se llene.</w:t>
       </w:r>
     </w:p>
     <w:p>
@@ -14765,7 +14765,7 @@
         <w:rPr>
           <w:lang w:val="es_ES" w:bidi="es_ES"/>
         </w:rPr>
-        <w:t xml:space="preserve"> Les aseguro que ninguno de los que invité al principio disfrutará de mi cena"».</w:t>
+        <w:t xml:space="preserve"> Ninguno de los que invité al principio disfrutará de mi cena. Se lo aseguro”.</w:t>
       </w:r>
     </w:p>
     <w:p>
@@ -14786,7 +14786,7 @@
         <w:rPr>
           <w:lang w:val="es_ES" w:bidi="es_ES"/>
         </w:rPr>
-        <w:t xml:space="preserve"> Le seguía una gran multitud, entonces Jesús se volvió y les dijo:</w:t>
+        <w:t xml:space="preserve"> Le seguía una gran multitud. Entonces Jesús se volvió y les dijo:</w:t>
       </w:r>
     </w:p>
     <w:p>
@@ -14807,7 +14807,7 @@
         <w:rPr>
           <w:lang w:val="es_ES" w:bidi="es_ES"/>
         </w:rPr>
-        <w:t xml:space="preserve"> «El que quiera seguirme tiene que amarme de tal manera que el amor a su padre, a su madre, a su esposa y a sus hijos, a sus hermanos y a sus hermanas, incluso a su propia vida, parezca odio. Solo así podrá ser mi discípulo.</w:t>
+        <w:t xml:space="preserve"> —El que quiera seguirme tiene que amarme. Tiene que amarme de tal manera que el amor a su familia parezca odio. Esto incluye a padre, a madre, a esposa y a hijos, a hermanos y a hermanas, incluso a su propia vida. Solo así podrá ser mi discípulo.</w:t>
       </w:r>
     </w:p>
     <w:p>
@@ -14849,7 +14849,7 @@
         <w:rPr>
           <w:lang w:val="es_ES" w:bidi="es_ES"/>
         </w:rPr>
-        <w:t xml:space="preserve"> ¿Quién de ustedes, si quiere construir una torre, no se sienta primero a calcular el costo para ver si tiene suficiente para terminarla?</w:t>
+        <w:t xml:space="preserve"> Digamos que alguien quiere construir una torre. Primero, se sienta a calcular el costo. Tiene que ver si tiene suficiente para terminarla ¿verdad?</w:t>
       </w:r>
     </w:p>
     <w:p>
@@ -14870,7 +14870,7 @@
         <w:rPr>
           <w:lang w:val="es_ES" w:bidi="es_ES"/>
         </w:rPr>
-        <w:t xml:space="preserve"> Si no, es posible que después de haber puesto el cimiento no pueda terminar, y entonces todos los que lo vean se burlarán de él.</w:t>
+        <w:t xml:space="preserve"> Si no, es posible que después de haber puesto el cimiento no pueda terminar. Entonces todos los que lo vean se burlarán de él.</w:t>
       </w:r>
     </w:p>
     <w:p>
@@ -14912,7 +14912,7 @@
         <w:rPr>
           <w:lang w:val="es_ES" w:bidi="es_ES"/>
         </w:rPr>
-        <w:t xml:space="preserve"> ¿O qué rey, si va a salir a combatir contra otro rey, no se sienta primero a considerar si con sus diez mil hombres puede enfrentarse a su enemigo que viene con veinte mil?</w:t>
+        <w:t xml:space="preserve"> O tomemos el caso de un rey. Está a punto de salir a la guerra contra otro rey. Primero, se sienta a calcular si con 10.000 hombres puede enfrentarse al que viene contra él con 20.000, ¿verdad?</w:t>
       </w:r>
     </w:p>
     <w:p>
@@ -14933,7 +14933,7 @@
         <w:rPr>
           <w:lang w:val="es_ES" w:bidi="es_ES"/>
         </w:rPr>
-        <w:t xml:space="preserve"> Si ve que no puede, enviará una delegación a negociar condiciones de paz mientras el enemigo aún está lejos.</w:t>
+        <w:t xml:space="preserve"> Si ve que no puede, enviará una delegación. Querrá negociar condiciones de paz mientras el enemigo aún está lejos.</w:t>
       </w:r>
     </w:p>
     <w:p>
@@ -14954,7 +14954,7 @@
         <w:rPr>
           <w:lang w:val="es_ES" w:bidi="es_ES"/>
         </w:rPr>
-        <w:t xml:space="preserve"> De igual manera, cualquiera de ustedes que no renuncie a todo lo que pose no puede ser mi discípulo.</w:t>
+        <w:t xml:space="preserve"> De igual manera, cualquiera de ustedes que no renuncie a todo lo que posee no puede ser mi discípulo.</w:t>
       </w:r>
     </w:p>
     <w:p>
@@ -14975,7 +14975,7 @@
         <w:rPr>
           <w:lang w:val="es_ES" w:bidi="es_ES"/>
         </w:rPr>
-        <w:t xml:space="preserve"> La sal es útil; pero si pierde su sabor, ¿cómo podrá recuperarlo?</w:t>
+        <w:t xml:space="preserve"> La sal es útil. Pero si pierde su sabor, ¿cómo podrá recuperarlo?</w:t>
       </w:r>
     </w:p>
     <w:p>
@@ -14996,7 +14996,7 @@
         <w:rPr>
           <w:lang w:val="es_ES" w:bidi="es_ES"/>
         </w:rPr>
-        <w:t xml:space="preserve"> No sirve ni para la tierra ni para el abono; solo sirve para tirarla. El que tenga oídos para oír que oiga».</w:t>
+        <w:t xml:space="preserve"> No sirve ni para la tierra ni para el abono. Solo sirve para tirarla. El que tenga oídos para oír, que oiga.</w:t>
       </w:r>
     </w:p>
     <w:p>
@@ -15033,7 +15033,7 @@
         <w:rPr>
           <w:lang w:val="es_ES" w:bidi="es_ES"/>
         </w:rPr>
-        <w:t xml:space="preserve"> Muchos recaudadores de impuestos y pecadores se acercaban a él para escucharlo.</w:t>
+        <w:t xml:space="preserve"> Muchos recaudadores de impuestos y pecadores se acercaban a Jesús para escucharlo.</w:t>
       </w:r>
     </w:p>
     <w:p>
@@ -15054,7 +15054,7 @@
         <w:rPr>
           <w:lang w:val="es_ES" w:bidi="es_ES"/>
         </w:rPr>
-        <w:t xml:space="preserve"> Esto hacía que los fariseos y los maestros de la ley murmurasen: «Este hombre recibe a los pecadores y comparte la mesa con ellos».</w:t>
+        <w:t xml:space="preserve"> Esto hacía que los fariseos y los maestros de la ley murmurasen: —Este hombre recibe a los pecadores y comparte la mesa con ellos.</w:t>
       </w:r>
     </w:p>
     <w:p>
@@ -15096,7 +15096,7 @@
         <w:rPr>
           <w:lang w:val="es_ES" w:bidi="es_ES"/>
         </w:rPr>
-        <w:t xml:space="preserve"> ¿Quién de ustedes, si tiene cien ovejas y pierde una, no deja las noventa y nueve en el prado y va a buscar la oveja la perdida hasta encontrarla?</w:t>
+        <w:t xml:space="preserve"> —Supongamos que uno de ustedes tiene 100 ovejas y pierde 1. ¿No deja las otras 99 en el campo y va a buscar la que se perdió hasta encontrarla?</w:t>
       </w:r>
     </w:p>
     <w:p>
@@ -15117,7 +15117,7 @@
         <w:rPr>
           <w:lang w:val="es_ES" w:bidi="es_ES"/>
         </w:rPr>
-        <w:t xml:space="preserve"> Y cuando la encuentra, la carga sobre sus hombros lleno de alegría</w:t>
+        <w:t xml:space="preserve"> Y cuando la encuentra, la carga sobre sus hombros. Lleno de alegría</w:t>
       </w:r>
     </w:p>
     <w:p>
@@ -15138,7 +15138,7 @@
         <w:rPr>
           <w:lang w:val="es_ES" w:bidi="es_ES"/>
         </w:rPr>
-        <w:t xml:space="preserve"> y vuelve casa. Luego llama a sus amigos y vecinos para decirles: “Alégrense conmigo, porque he encontrado a mi oveja perdida”.</w:t>
+        <w:t xml:space="preserve"> vuelve a casa. Luego llama a sus amigos y vecinos para decirles: "¡Alégrense conmigo! ¡He encontrado a mi oveja perdida!”.</w:t>
       </w:r>
     </w:p>
     <w:p>
@@ -15159,7 +15159,7 @@
         <w:rPr>
           <w:lang w:val="es_ES" w:bidi="es_ES"/>
         </w:rPr>
-        <w:t xml:space="preserve"> Les aseguro que en el ciuelo es también así: habrá más alegría por un pecador que se arrepiente que por noventa y nueve justos que no necesitan arrepentirse.</w:t>
+        <w:t xml:space="preserve"> De igual manera hay mucha alegría en el cielo por un pecador que se arrepiente. Hay más que por 99 justos que no necesitan arrepentirse.</w:t>
       </w:r>
     </w:p>
     <w:p>
@@ -15180,7 +15180,7 @@
         <w:rPr>
           <w:lang w:val="es_ES" w:bidi="es_ES"/>
         </w:rPr>
-        <w:t xml:space="preserve"> »Supongamos que una mujer tiene diez monedas de plata y pierde una. ¿No creen que encendería la lámpara y barrería la casa buscando con cuidado hasta encontrarla?</w:t>
+        <w:t xml:space="preserve"> »Supongamos también que una mujer tiene 10 monedas de plata y pierde 1. ¿No enciende una lámpara y barre la casa, buscando con cuidado hasta encontrarla?</w:t>
       </w:r>
     </w:p>
     <w:p>
@@ -15201,7 +15201,7 @@
         <w:rPr>
           <w:lang w:val="es_ES" w:bidi="es_ES"/>
         </w:rPr>
-        <w:t xml:space="preserve"> Y cuando la encontrara, llamaría a sus amigas y vecinas y les diría: “Alégrense conmigo porque ya encontré la moneda que había perdido”.</w:t>
+        <w:t xml:space="preserve"> Y cuando la encuentra, llama a sus amigas y vecinas para decirles: "¡Alégrense conmigo porque ya encontré la moneda que había perdido!”.</w:t>
       </w:r>
     </w:p>
     <w:p>
@@ -15222,7 +15222,7 @@
         <w:rPr>
           <w:lang w:val="es_ES" w:bidi="es_ES"/>
         </w:rPr>
-        <w:t xml:space="preserve"> Pues de igual manera Dios se alegra con sus ángeles por un pecador que se arrepiente».</w:t>
+        <w:t xml:space="preserve"> Pues de igual manera Dios se alegra con sus ángeles por un pecador que se arrepiente.</w:t>
       </w:r>
     </w:p>
     <w:p>
@@ -15243,7 +15243,7 @@
         <w:rPr>
           <w:lang w:val="es_ES" w:bidi="es_ES"/>
         </w:rPr>
-        <w:t xml:space="preserve"> Jesús continuó y les dijo: «Un hombre tenía dos hijos.</w:t>
+        <w:t xml:space="preserve"> Jesús continuó: —Un hombre tenía 2 hijos.</w:t>
       </w:r>
     </w:p>
     <w:p>
@@ -15264,7 +15264,7 @@
         <w:rPr>
           <w:lang w:val="es_ES" w:bidi="es_ES"/>
         </w:rPr>
-        <w:t xml:space="preserve"> Un día, el menor de ellos le dijo a su padre: “Padre, dame la parte de la herencia que me corresponde”. Entonces el padre repartió sus bienes entre los dos hijos.</w:t>
+        <w:t xml:space="preserve"> Un día, el menor de ellos le dijo a su padre: “Padre, dame la parte de la herencia que me corresponde”. Entonces el padre repartió sus bienes entre los 2 hijos.</w:t>
       </w:r>
     </w:p>
     <w:p>
@@ -15285,7 +15285,7 @@
         <w:rPr>
           <w:lang w:val="es_ES" w:bidi="es_ES"/>
         </w:rPr>
-        <w:t xml:space="preserve"> A los pocos días, el hijo menor juntó todo lo que tenía y se fue lejos, a otro país. Allí llevó una vida de desenfreno y desperdició su herencia.</w:t>
+        <w:t xml:space="preserve"> A los pocos días, el hijo menor juntó todo lo que tenía. Se fue lejos, a otro país. Allí llevó una vida de desenfreno y desperdició su herencia.</w:t>
       </w:r>
     </w:p>
     <w:p>
@@ -15306,7 +15306,7 @@
         <w:rPr>
           <w:lang w:val="es_ES" w:bidi="es_ES"/>
         </w:rPr>
-        <w:t xml:space="preserve"> Cuando ya lo había gastado todo, hubo una gran escasez en ese país, y él comenzó a pasar hambre.</w:t>
+        <w:t xml:space="preserve"> Cuando ya lo había gastado todo, hubo una gran escasez en ese país. Él comenzó a pasar hambre.</w:t>
       </w:r>
     </w:p>
     <w:p>
@@ -15327,7 +15327,7 @@
         <w:rPr>
           <w:lang w:val="es_ES" w:bidi="es_ES"/>
         </w:rPr>
-        <w:t xml:space="preserve"> Entonces se puso a trabajar para un hombre de aquel lugar, que lo mandó a sus campos a cuidar cerdos.</w:t>
+        <w:t xml:space="preserve"> Entonces se puso a trabajar para un hombre de aquel lugar. Lo mandó a sus campos a cuidar cerdos.</w:t>
       </w:r>
     </w:p>
     <w:p>
@@ -15348,7 +15348,7 @@
         <w:rPr>
           <w:lang w:val="es_ES" w:bidi="es_ES"/>
         </w:rPr>
-        <w:t xml:space="preserve"> Tenía tanta hambre que deseaba llenarse el estómago con la comida que daban a los cerdos; pero nadie se la daba.</w:t>
+        <w:t xml:space="preserve"> Este hijo menor tenía tanta hambre que deseaba llenarse el estómago con la comida que daban a los cerdos. Pero nadie se la daba.</w:t>
       </w:r>
     </w:p>
     <w:p>
@@ -15369,7 +15369,7 @@
         <w:rPr>
           <w:lang w:val="es_ES" w:bidi="es_ES"/>
         </w:rPr>
-        <w:t xml:space="preserve"> Entonces recapacitó y dijo: "Los jornaleros de mi padre tienen pan de sobra, y yo aquí me estoy muriendo de hambre.</w:t>
+        <w:t xml:space="preserve"> Entonces recapacitó y se dijo: “Los jornaleros de mi padre tienen pan de sobra. Y yo aquí me estoy muriendo de hambre.</w:t>
       </w:r>
     </w:p>
     <w:p>
@@ -15390,7 +15390,7 @@
         <w:rPr>
           <w:lang w:val="es_ES" w:bidi="es_ES"/>
         </w:rPr>
-        <w:t xml:space="preserve"> Me levantaré, iré a casa de mi padre, y le diré: Padre, he pecado contra el cielo y contra ti.</w:t>
+        <w:t xml:space="preserve"> Me levantaré e iré a casa de mi padre. Le diré que he pecado contra el cielo y contra él, mi padre.</w:t>
       </w:r>
     </w:p>
     <w:p>
@@ -15411,7 +15411,7 @@
         <w:rPr>
           <w:lang w:val="es_ES" w:bidi="es_ES"/>
         </w:rPr>
-        <w:t xml:space="preserve"> Ya no soy digno de que me llamen hijo tuyo. Trátame como si fuera uno de tus jornaleros.</w:t>
+        <w:t xml:space="preserve"> Le diré que ya no soy digno de que me llamen hijo suyo. Le rogaré que me trate como si fuera uno de sus jornaleros”.</w:t>
       </w:r>
     </w:p>
     <w:p>
@@ -15432,7 +15432,7 @@
         <w:rPr>
           <w:lang w:val="es_ES" w:bidi="es_ES"/>
         </w:rPr>
-        <w:t xml:space="preserve"> Así que emprendió el viaje de regreso a la casa de su padre. Cuando aún estaba lejos, su padre lo vio y sintió compasión por él. Salió corriendo al encuentro de su hijo, lo abrazó y lo besó.</w:t>
+        <w:t xml:space="preserve"> »Así que emprendió el viaje de regreso a la casa de su padre. Cuando todavía estaba lejos, su padre lo vio y se compadeció de él. Corrió a su encuentro, lo abrazó y lo besó.</w:t>
       </w:r>
     </w:p>
     <w:p>
@@ -15453,7 +15453,7 @@
         <w:rPr>
           <w:lang w:val="es_ES" w:bidi="es_ES"/>
         </w:rPr>
-        <w:t xml:space="preserve"> El joven le dijo: “Padre, he pecado contra el cielo y contra ti; ya no soy digno de que me llamen hijo tuyo”.</w:t>
+        <w:t xml:space="preserve"> El joven le dijo: “Padre, he pecado contra el cielo y contra ti. Ya no soy digno de que me llamen hijo tuyo”.</w:t>
       </w:r>
     </w:p>
     <w:p>
@@ -15474,7 +15474,7 @@
         <w:rPr>
           <w:lang w:val="es_ES" w:bidi="es_ES"/>
         </w:rPr>
-        <w:t xml:space="preserve"> Pero el padre mandó a sus sirvientes: "¡Rápido! Traigan la mejor túnica y vístanlo; pónganle un anillo en su dedo y sandalias en sus pies.</w:t>
+        <w:t xml:space="preserve"> Pero el padre mandó a sus sirvientes: "¡Rápido! Traigan la mejor túnica y vístanlo. Pónganle un anillo en su dedo y sandalias en sus pies.</w:t>
       </w:r>
     </w:p>
     <w:p>
@@ -15495,7 +15495,7 @@
         <w:rPr>
           <w:lang w:val="es_ES" w:bidi="es_ES"/>
         </w:rPr>
-        <w:t xml:space="preserve"> Y traigan el becerro cebado y mátenlo para hacer fiesta,</w:t>
+        <w:t xml:space="preserve"> Traigan el becerro cebado y mátenlo para hacer fiesta.</w:t>
       </w:r>
     </w:p>
     <w:p>
@@ -15516,7 +15516,7 @@
         <w:rPr>
           <w:lang w:val="es_ES" w:bidi="es_ES"/>
         </w:rPr>
-        <w:t xml:space="preserve"> porque este hijo mío estaba como muerto, pero ha vuelto a la vida; estaba perdido y lo hemos encontrado”. Y comenzaron la fiesta.</w:t>
+        <w:t xml:space="preserve"> Este hijo mío estaba muerto, pero ha vuelto a la vida. Estaba perdido y lo hemos encontrado”. Y comenzaron la fiesta.</w:t>
       </w:r>
     </w:p>
     <w:p>
@@ -15537,7 +15537,7 @@
         <w:rPr>
           <w:lang w:val="es_ES" w:bidi="es_ES"/>
         </w:rPr>
-        <w:t xml:space="preserve"> »Mientras tanto, el hijo mayor estaba en el campo. Cuando ya regresaba, cerca de la casa, oyó la música de ls fiesta.</w:t>
+        <w:t xml:space="preserve"> »Mientras tanto, el hijo mayor estaba en el campo. Cuando ya regresaba, cerca de la casa, oyó la música de la fiesta.</w:t>
       </w:r>
     </w:p>
     <w:p>
@@ -15558,7 +15558,7 @@
         <w:rPr>
           <w:lang w:val="es_ES" w:bidi="es_ES"/>
         </w:rPr>
-        <w:t xml:space="preserve"> Llamó a uno de los sirvientes le preguntó qué era todo aquello.</w:t>
+        <w:t xml:space="preserve"> Llamó a uno de los sirvientes y le preguntó qué era todo aquello.</w:t>
       </w:r>
     </w:p>
     <w:p>
@@ -15579,7 +15579,7 @@
         <w:rPr>
           <w:lang w:val="es_ES" w:bidi="es_ES"/>
         </w:rPr>
-        <w:t xml:space="preserve"> Él le dijo: "Tu hermano ha llegado, y tu padre ha sacrificado el becerro cebado porque lo ha recuperado sano y salvo.</w:t>
+        <w:t xml:space="preserve"> Él le dijo: “Tu hermano ha llegado. Tu padre ha sacrificado el becerro cebado porque lo ha recuperado sano y salvo”.</w:t>
       </w:r>
     </w:p>
     <w:p>
@@ -15621,7 +15621,7 @@
         <w:rPr>
           <w:lang w:val="es_ES" w:bidi="es_ES"/>
         </w:rPr>
-        <w:t xml:space="preserve"> Pero él le respondió: "Mira, tantos años trabajando para ti y sin desobedecerte en nada, y nunca me has dado ni siquiera un cabrito para hacer fiesta con mis amigos.</w:t>
+        <w:t xml:space="preserve"> Pero él le respondió: “Mira, llevo tantos años trabajando para ti y sin desobedecerte en nada. Nunca me has dado ni siquiera un cabrito para hacer fiesta con mis amigos.</w:t>
       </w:r>
     </w:p>
     <w:p>
@@ -15642,7 +15642,7 @@
         <w:rPr>
           <w:lang w:val="es_ES" w:bidi="es_ES"/>
         </w:rPr>
-        <w:t xml:space="preserve"> Pero ahora viene este hijo tuyo, que ha malgastado tu dinero con prostitutas y borracheras, y tú vas y sacrificas el becerro cebado para él".</w:t>
+        <w:t xml:space="preserve"> Pero ahora viene este hijo tuyo, que ha malgastado tu dinero con prostitutas y borracheras. Y tú vas y sacrificas el becerro cebado para él”.</w:t>
       </w:r>
     </w:p>
     <w:p>
@@ -15663,7 +15663,7 @@
         <w:rPr>
           <w:lang w:val="es_ES" w:bidi="es_ES"/>
         </w:rPr>
-        <w:t xml:space="preserve"> »Su padre le respondió: "Hijo mío, tú siempre estás conmigo y todo lo que tengo es tuyo.</w:t>
+        <w:t xml:space="preserve"> Su padre le respondió: “Hijo mío, tú siempre estás conmigo. Todo lo que tengo es tuyo.</w:t>
       </w:r>
     </w:p>
     <w:p>
@@ -15684,7 +15684,7 @@
         <w:rPr>
           <w:lang w:val="es_ES" w:bidi="es_ES"/>
         </w:rPr>
-        <w:t xml:space="preserve"> Pero teníamos que hacer fiesta y alegrarnos, porque tu hermano estaba muerto y ha vuelto a la vida, se había perdido y lo hemos encontrado"».</w:t>
+        <w:t xml:space="preserve"> Pero teníamos que hacer fiesta y alegrarnos, porque tu hermano estaba muerto y ha vuelto a la vida. Se había perdido y lo hemos encontrado”.</w:t>
       </w:r>
     </w:p>
     <w:p>
@@ -15721,7 +15721,7 @@
         <w:rPr>
           <w:lang w:val="es_ES" w:bidi="es_ES"/>
         </w:rPr>
-        <w:t xml:space="preserve"> Jesús les contó esta otra parábola a sus discípulos: «Un hombre rico tenía un administrador, y este fue acusado de malgastar sus bienes.</w:t>
+        <w:t xml:space="preserve"> Jesús les contó esta otra parábola a sus discípulos: —Un hombre rico tenía un administrador. Este fue acusado de malgastar sus bienes.</w:t>
       </w:r>
     </w:p>
     <w:p>
@@ -15742,7 +15742,7 @@
         <w:rPr>
           <w:lang w:val="es_ES" w:bidi="es_ES"/>
         </w:rPr>
-        <w:t xml:space="preserve"> Entonces lo llamó y le dijo: "¿Qué es eso que me cuentan de ti? Prepárame las cuentas de tu administración, porque ya no puedes seguir siendo mi administrador".</w:t>
+        <w:t xml:space="preserve"> Entonces lo llamó y le dijo: "¿Qué es eso que me cuentan de ti? Prepárame las cuentas de tu administración. Ya no puedes seguir siendo mi administrador”.</w:t>
       </w:r>
     </w:p>
     <w:p>
@@ -15763,7 +15763,7 @@
         <w:rPr>
           <w:lang w:val="es_ES" w:bidi="es_ES"/>
         </w:rPr>
-        <w:t xml:space="preserve"> Entonces el administrador reflexionó: "¿Qué voy a hacer ahora que me van a despedir? No tengo fuerzas para cavar, y mendigar me da vergüenza.</w:t>
+        <w:t xml:space="preserve"> Entonces el administrador reflexionó: "¿Qué voy a hacer ahora que me van a despedir? Yo no tengo fuerzas para cavar, y mendigar me da vergüenza.</w:t>
       </w:r>
     </w:p>
     <w:p>
@@ -15784,7 +15784,7 @@
         <w:rPr>
           <w:lang w:val="es_ES" w:bidi="es_ES"/>
         </w:rPr>
-        <w:t xml:space="preserve"> Ya sé lo que hacer para que cuando me despidan como administrador aquí otros me reciban en sus casas".</w:t>
+        <w:t xml:space="preserve"> Ya sé lo que hacer. Así cuando me despidan como administrador aquí, otros me recibirán en sus casas”.</w:t>
       </w:r>
     </w:p>
     <w:p>
@@ -15805,7 +15805,7 @@
         <w:rPr>
           <w:lang w:val="es_ES" w:bidi="es_ES"/>
         </w:rPr>
-        <w:t xml:space="preserve"> »Entonces llamó uno por uno a los que le debían algo a su amo y le preguntó al primero: «¿Cuánto le debes a mi amo?".</w:t>
+        <w:t xml:space="preserve"> Entonces llamó uno por uno a los que le debían algo a su amo. Le preguntó al primero: "¿Cuánto le debes a mi amo?”.</w:t>
       </w:r>
     </w:p>
     <w:p>
@@ -15826,7 +15826,7 @@
         <w:rPr>
           <w:lang w:val="es_ES" w:bidi="es_ES"/>
         </w:rPr>
-        <w:t xml:space="preserve"> "Cien barriles de aceite", respondió él. Entonces el administrador dijo: "Aquí tienes tu factura. Siéntate enseguida y escribe cincuenta".</w:t>
+        <w:t xml:space="preserve"> "Le debo 100 barriles de aceite”, respondió él. Entonces el administrador dijo: “Aquí tienes tu factura. Siéntate enseguida y escribe 50”.</w:t>
       </w:r>
     </w:p>
     <w:p>
@@ -15847,7 +15847,7 @@
         <w:rPr>
           <w:lang w:val="es_ES" w:bidi="es_ES"/>
         </w:rPr>
-        <w:t xml:space="preserve"> Luego le dijo a otro: "Y tú, ¿cuánto le debes a mi amo?". Él respondió: "Cien bultos de trigo". Entonces el administrador le dijo: «Aquí tienes tu factura; escribe ochenta".</w:t>
+        <w:t xml:space="preserve"> Luego le dijo a otro: “Y tú, ¿cuánto le debes a mi amo?”. Él respondió: “Le debo 100 bultos de trigo”. Entonces el administrador le dijo: “Aquí tienes tu factura. Escribe 80”.</w:t>
       </w:r>
     </w:p>
     <w:p>
@@ -15868,7 +15868,7 @@
         <w:rPr>
           <w:lang w:val="es_ES" w:bidi="es_ES"/>
         </w:rPr>
-        <w:t xml:space="preserve"> »El amo felicitó al administrador porque actuó con astucia. La gente de este mundo es más astuta en su trato con los que son como ellos que los que han recibido la luz.</w:t>
+        <w:t xml:space="preserve"> El amo felicitó al administrador pícaro por haber actuado con astucia. »Es que los hijos de este mundo son más astutos que los hijos de la luz en el trato con el mundo que los rodea.</w:t>
       </w:r>
     </w:p>
     <w:p>
@@ -15889,7 +15889,7 @@
         <w:rPr>
           <w:lang w:val="es_ES" w:bidi="es_ES"/>
         </w:rPr>
-        <w:t xml:space="preserve"> Por eso yo les digo que usen las riquezas de este mundo injusto para ganar amigos y así, cuando esas riquezas se les acaben, los reciban en las viviendas eternas.</w:t>
+        <w:t xml:space="preserve"> Por eso yo les digo que usen las riquezas de este mundo injusto para el beneficio de otros y para ganar amigos. Así, cuando esas riquezas se les acaben, los reciban en las viviendas eternas.</w:t>
       </w:r>
     </w:p>
     <w:p>
@@ -15910,7 +15910,7 @@
         <w:rPr>
           <w:lang w:val="es_ES" w:bidi="es_ES"/>
         </w:rPr>
-        <w:t xml:space="preserve"> »El que es fiel en lo poco, también es fiel en lo mucho; y el que es infiel en lo poco, también es infiel en lo mucho.</w:t>
+        <w:t xml:space="preserve"> El que es fiel en lo poco, también es fiel en lo mucho. Y el que es infiel en lo poco, también es infiel en lo mucho.</w:t>
       </w:r>
     </w:p>
     <w:p>
@@ -15931,7 +15931,7 @@
         <w:rPr>
           <w:lang w:val="es_ES" w:bidi="es_ES"/>
         </w:rPr>
-        <w:t xml:space="preserve"> Entonces, si no han sido fieles con el dinero de este mundo injusto, ¿quién confiará en ustedes para las riquezas verdaderas?</w:t>
+        <w:t xml:space="preserve"> Hay que ser fieles con el dinero de este mundo injusto. Si no, ¿quién confiará en ustedes para las riquezas verdaderas?</w:t>
       </w:r>
     </w:p>
     <w:p>
@@ -15952,7 +15952,7 @@
         <w:rPr>
           <w:lang w:val="es_ES" w:bidi="es_ES"/>
         </w:rPr>
-        <w:t xml:space="preserve"> Si no son honestos con lo que es de otros, ¿quién les confiará lo que sí les pertenece?</w:t>
+        <w:t xml:space="preserve"> Hay que ser honestos con lo que es de otros. Si no, ¿quién les confiará lo que sí les pertenece?</w:t>
       </w:r>
     </w:p>
     <w:p>
@@ -15973,7 +15973,7 @@
         <w:rPr>
           <w:lang w:val="es_ES" w:bidi="es_ES"/>
         </w:rPr>
-        <w:t xml:space="preserve"> »Nadie puede servir a dos amos, porque menospreciará a uno y amará al otro. Nadie puede servir a la vez a Dios y a las riquezas».</w:t>
+        <w:t xml:space="preserve"> Nadie puede servir a 2 amos, porque menospreciará a uno y amará al otro. Nadie puede servir a la vez a Dios y a las riquezas.</w:t>
       </w:r>
     </w:p>
     <w:p>
@@ -15994,7 +15994,7 @@
         <w:rPr>
           <w:lang w:val="es_ES" w:bidi="es_ES"/>
         </w:rPr>
-        <w:t xml:space="preserve"> Los fariseos se burlaban de Jesús al oír estas cosas, porque a ellos les gustaba mucho el dinero.</w:t>
+        <w:t xml:space="preserve"> Los fariseos se burlaban de Jesús al oír estas cosas. A ellos les gustaba mucho el dinero.</w:t>
       </w:r>
     </w:p>
     <w:p>
@@ -16015,7 +16015,7 @@
         <w:rPr>
           <w:lang w:val="es_ES" w:bidi="es_ES"/>
         </w:rPr>
-        <w:t xml:space="preserve"> Jesús les dijo: «Ustedes se justifican a sí mismos delante de la gente, pero Dios conoce lo que hay en sus corazones. Y hay cosas que las personas aprecian mucho y sin embargo sin despreciables lante Dios.</w:t>
+        <w:t xml:space="preserve"> Jesús les dijo: —Ustedes se justifican a sí mismos delante de la gente. Pero Dios conoce lo que hay en sus corazones. Hay cosas que las personas aprecian mucho y sin embargo son despreciables delante de Dios.</w:t>
       </w:r>
     </w:p>
     <w:p>
@@ -16036,7 +16036,7 @@
         <w:rPr>
           <w:lang w:val="es_ES" w:bidi="es_ES"/>
         </w:rPr>
-        <w:t xml:space="preserve"> La ley de Moisés y los escritos de los profetas se proclamaron hasta la llegada de Juan. Desde entonces, se proclaman las buenas noticias del reino de Dios, y todos se esfuerzan por entrar en él.</w:t>
+        <w:t xml:space="preserve"> La ley de Moisés y los escritos de los profetas se proclamaron hasta la llegada de Juan. Desde entonces, se proclaman las buenas noticias del reino de Dios. Todos se esfuerzan por entrar en él.</w:t>
       </w:r>
     </w:p>
     <w:p>
@@ -16078,7 +16078,7 @@
         <w:rPr>
           <w:lang w:val="es_ES" w:bidi="es_ES"/>
         </w:rPr>
-        <w:t xml:space="preserve"> »Todo el que se divorcia de su esposa y se casa con otra comete adulterio; y el que se casa con la divorciada también comete adulterio.</w:t>
+        <w:t xml:space="preserve"> Por ejemplo, todo el que se divorcia de su esposa y se casa con otra comete adulterio. El que se casa con la divorciada también comete adulterio.</w:t>
       </w:r>
     </w:p>
     <w:p>
@@ -16099,7 +16099,7 @@
         <w:rPr>
           <w:lang w:val="es_ES" w:bidi="es_ES"/>
         </w:rPr>
-        <w:t xml:space="preserve"> »Había un hombre rico que se vestía con ropas muy lujosas y celebraba cada día fiestas con grandes banquetes.</w:t>
+        <w:t xml:space="preserve"> »Había un hombre rico que se vestía con ropas muy lujosas. Celebraba cada día fiestas con grandes banquetes.</w:t>
       </w:r>
     </w:p>
     <w:p>
@@ -16120,7 +16120,7 @@
         <w:rPr>
           <w:lang w:val="es_ES" w:bidi="es_ES"/>
         </w:rPr>
-        <w:t xml:space="preserve"> Había también un mendigo llamado Lázaro, que se sentaba a la puerta de la casa del rico. Tenía el cuerpo cubierto de llagas,</w:t>
+        <w:t xml:space="preserve"> A la puerta de su casa había un mendigo llamado Lázaro, cubierto de llagas.</w:t>
       </w:r>
     </w:p>
     <w:p>
@@ -16141,7 +16141,7 @@
         <w:rPr>
           <w:lang w:val="es_ES" w:bidi="es_ES"/>
         </w:rPr>
-        <w:t xml:space="preserve"> y hubiera deseado llenarse el estómago con las migajas que caían de la mesa del rico. Hasta los perros callejeros venían y le lamían las llagas.</w:t>
+        <w:t xml:space="preserve"> Los perros venían y le lamían las llagas. Él deseaba saciarse con las migajas que caían de la mesa del rico.</w:t>
       </w:r>
     </w:p>
     <w:p>
@@ -16162,7 +16162,7 @@
         <w:rPr>
           <w:lang w:val="es_ES" w:bidi="es_ES"/>
         </w:rPr>
-        <w:t xml:space="preserve"> Sucedió que el mendigo murió, y los ángeles de Dios lo llevaron a un lugar de honor junto a Abraham. El rico también murió y fue enterrado.</w:t>
+        <w:t xml:space="preserve"> Sucedió que el mendigo murió. Los ángeles de Dios lo llevaron a un lugar de honor junto a Abraham. El rico también murió y fue enterrado.</w:t>
       </w:r>
     </w:p>
     <w:p>
@@ -16183,7 +16183,7 @@
         <w:rPr>
           <w:lang w:val="es_ES" w:bidi="es_ES"/>
         </w:rPr>
-        <w:t xml:space="preserve"> En el reino de los muertos, donde estaba sufirendo, levantó sus ojos en medio de su tormento y desde lejos vio a Abraham, y a Lázaro junto a él.</w:t>
+        <w:t xml:space="preserve"> El rico estaba sufriendo en el reino de los muertos. Levantó sus ojos en medio de su tormento. Desde lejos vio a Abraham, y a Lázaro junto a él.</w:t>
       </w:r>
     </w:p>
     <w:p>
@@ -16204,7 +16204,7 @@
         <w:rPr>
           <w:lang w:val="es_ES" w:bidi="es_ES"/>
         </w:rPr>
-        <w:t xml:space="preserve"> Entonces gritó: “Padre Abraham, por favor, ten compasión de mí y envía a Lázaro para que moje la punta de su dedo en agua y refresque mi lengua, porque sufro dolor en estas llamas".</w:t>
+        <w:t xml:space="preserve"> Entonces gritó: “Padre Abraham, ¡ten compasión de mí! Envía a Lázaro para que moje la punta de su dedo en agua y refresque mi lengua. Sufro terriblemente en estas llamas”.</w:t>
       </w:r>
     </w:p>
     <w:p>
@@ -16225,7 +16225,7 @@
         <w:rPr>
           <w:lang w:val="es_ES" w:bidi="es_ES"/>
         </w:rPr>
-        <w:t xml:space="preserve"> »Pero Abraham le respondió: “Hijo, recuerda que estando en vida tú recibiste tus bienes, y Lázaro recibió males. Ahora él recibe consuelo aquí, y a ti te corresponde sufrir.</w:t>
+        <w:t xml:space="preserve"> Pero Abraham le respondió: “Hijo, recuerda que estando en vida tú recibiste tus bienes. Lázaro recibió males. Ahora él recibe consuelo aquí, y a ti te corresponde sufrir.</w:t>
       </w:r>
     </w:p>
     <w:p>
@@ -16246,7 +16246,7 @@
         <w:rPr>
           <w:lang w:val="es_ES" w:bidi="es_ES"/>
         </w:rPr>
-        <w:t xml:space="preserve"> Además, hay un gran abismo entre nosotros y ustedes. Los que quieran pasar de aquí hacia ustedes no pueden, ni tampoco desde donde están ustedes hacia nosotros.</w:t>
+        <w:t xml:space="preserve"> Además, hay un gran abismo entre nosotros y ustedes. Los que quieran pasar de aquí hacia ustedes no pueden. Ni tampoco se puede pasar desde donde están ustedes hacia nosotros”.</w:t>
       </w:r>
     </w:p>
     <w:p>
@@ -16267,7 +16267,7 @@
         <w:rPr>
           <w:lang w:val="es_ES" w:bidi="es_ES"/>
         </w:rPr>
-        <w:t xml:space="preserve"> Entonces dijo el rico: “Padre Abraham, te suplico que envíes a Lázaro a la casa de mi padre,</w:t>
+        <w:t xml:space="preserve"> Entonces dijo el rico: “Padre Abraham, te suplico que envíes a Lázaro a la casa de mi padre.</w:t>
       </w:r>
     </w:p>
     <w:p>
@@ -16288,7 +16288,7 @@
         <w:rPr>
           <w:lang w:val="es_ES" w:bidi="es_ES"/>
         </w:rPr>
-        <w:t xml:space="preserve"> porque tengo cinco hermanos, para que les advierta, para que acaben también ellos en este lugar de sufrimiento.</w:t>
+        <w:t xml:space="preserve"> Quiero que advierta a mis 5 hermanos. Así ellos no vendrán también a este lugar de tormento”.</w:t>
       </w:r>
     </w:p>
     <w:p>
@@ -16309,7 +16309,7 @@
         <w:rPr>
           <w:lang w:val="es_ES" w:bidi="es_ES"/>
         </w:rPr>
-        <w:t xml:space="preserve"> Entonces Abraham respondió: "Ellos ya tienen a Moisés y a los profetas, ¡que les hagan caso!".</w:t>
+        <w:t xml:space="preserve"> Pero Abraham le respondió: “Ellos tienen a Moisés y a los profetas. ¡Que les hagan caso!”.</w:t>
       </w:r>
     </w:p>
     <w:p>
@@ -16330,7 +16330,7 @@
         <w:rPr>
           <w:lang w:val="es_ES" w:bidi="es_ES"/>
         </w:rPr>
-        <w:t xml:space="preserve"> »Entonces el hombre rico respondió: “No, padre Abraham, no les harán caso, pero si se les presenta alguien de entre los muertos sí se arrepentirán”.</w:t>
+        <w:t xml:space="preserve"> Entonces el hombre rico respondió: “No, padre Abraham, no les harán caso. Pero si se les presenta alguien de entre los muertos sí se arrepentirán”.</w:t>
       </w:r>
     </w:p>
     <w:p>
@@ -16351,7 +16351,7 @@
         <w:rPr>
           <w:lang w:val="es_ES" w:bidi="es_ES"/>
         </w:rPr>
-        <w:t xml:space="preserve"> Entonces Abraham le respondió: "Si no hacen caso de Moisés y los profetas, tampoco harán caso de alguien que regrese de entre los muertos"».</w:t>
+        <w:t xml:space="preserve"> Abraham le dijo: “Si no les hacen caso a Moisés y a los profetas, tampoco le harán caso a alguien que resucite de entre los muertos”.</w:t>
       </w:r>
     </w:p>
     <w:p>
@@ -16388,7 +16388,7 @@
         <w:rPr>
           <w:lang w:val="es_ES" w:bidi="es_ES"/>
         </w:rPr>
-        <w:t xml:space="preserve"> Jesús les dijo a sus discípulos: ―Los tropiezos son inevitables, pero ¡ay de aquel que los causa!</w:t>
+        <w:t xml:space="preserve"> Jesús les dijo a sus discípulos: —Los tropiezos son inevitables. Pero ¡ay de aquel que los causa!</w:t>
       </w:r>
     </w:p>
     <w:p>
@@ -16409,7 +16409,7 @@
         <w:rPr>
           <w:lang w:val="es_ES" w:bidi="es_ES"/>
         </w:rPr>
-        <w:t xml:space="preserve"> Más le valdría quele ataran una piedra de molino al cuello y lo arrojaran al mar, antes que causar el tropiezo de uno de estos pequeños.</w:t>
+        <w:t xml:space="preserve"> Más le valdría que le ataran una piedra de molino al cuello y lo arrojaran al mar. Sería mejor que causar el tropiezo de uno de estos pequeños.</w:t>
       </w:r>
     </w:p>
     <w:p>
@@ -16430,7 +16430,7 @@
         <w:rPr>
           <w:lang w:val="es_ES" w:bidi="es_ES"/>
         </w:rPr>
-        <w:t xml:space="preserve"> ¡Cuídense mucho! Si tu hermano peca, corrígelo, y si se arrepiente, perdónalo.</w:t>
+        <w:t xml:space="preserve"> ¡Cuídense mucho! Si tu hermano peca, corrígelo. Si se arrepiente, perdónalo.</w:t>
       </w:r>
     </w:p>
     <w:p>
@@ -16451,7 +16451,7 @@
         <w:rPr>
           <w:lang w:val="es_ES" w:bidi="es_ES"/>
         </w:rPr>
-        <w:t xml:space="preserve"> Aunque tu hermano peque contra ti siete veces en un solo día, y siete veces vuelve para decirte: “Me arrepiento”, perdónalo».</w:t>
+        <w:t xml:space="preserve"> Puede ocurrir que peque contra ti 7 veces en un día, y 7 veces regrese a decirte: “Me arrepiento”. Aun así, perdónalo.</w:t>
       </w:r>
     </w:p>
     <w:p>
@@ -16472,7 +16472,7 @@
         <w:rPr>
           <w:lang w:val="es_ES" w:bidi="es_ES"/>
         </w:rPr>
-        <w:t xml:space="preserve"> Luego los apóstoles le dijeron al Señor: ―¡Auméntanos la fe!</w:t>
+        <w:t xml:space="preserve"> Luego los apóstoles le dijeron al Señor: —¡Auméntanos la fe!</w:t>
       </w:r>
     </w:p>
     <w:p>
@@ -16493,7 +16493,7 @@
         <w:rPr>
           <w:lang w:val="es_ES" w:bidi="es_ES"/>
         </w:rPr>
-        <w:t xml:space="preserve"> El Señor les respondió: —Si tuvieran fe, aunque fuera tan pequeña como un grano de mostaza, podrían decirle a este árbol: “¡Arráncate y plántate en el mar!” y el árbol les obedecería».</w:t>
+        <w:t xml:space="preserve"> El Señor les respondió: —Basta con tener fe tan pequeña como un grano de mostaza. Con ella, podrían decirle a este árbol: "¡Arráncate y plántate en el mar!”. El árbol les obedecería.</w:t>
       </w:r>
     </w:p>
     <w:p>
@@ -16514,7 +16514,7 @@
         <w:rPr>
           <w:lang w:val="es_ES" w:bidi="es_ES"/>
         </w:rPr>
-        <w:t xml:space="preserve"> »Supongan que ustedes tienen un sirviente que regresa de haber estado arando el campo o cuidando las ovejas, ¿le van a decir: “Ven y siéntate a comer”?</w:t>
+        <w:t xml:space="preserve"> Supongamos que ustedes tienen un sirviente que regresa de haber estado arando el campo o cuidando las ovejas. ¿Le dirán acaso: “Ven y siéntate a comer”?</w:t>
       </w:r>
     </w:p>
     <w:p>
@@ -16535,7 +16535,7 @@
         <w:rPr>
           <w:lang w:val="es_ES" w:bidi="es_ES"/>
         </w:rPr>
-        <w:t xml:space="preserve"> No, más bien le dicen: “Prepárame la comida y ccámbiate de ropa para servirme durante la cena. Tú ya podrás comer y beber más tarde”.</w:t>
+        <w:t xml:space="preserve"> No. Más bien le dirán: “Prepárame la comida. Cámbiate de ropa para servirme durante la cena. Tú ya podrás comer y beber más tarde”.</w:t>
       </w:r>
     </w:p>
     <w:p>
@@ -16577,7 +16577,7 @@
         <w:rPr>
           <w:lang w:val="es_ES" w:bidi="es_ES"/>
         </w:rPr>
-        <w:t xml:space="preserve"> Pues ustedes igual, cuando hayan hecho todo lo que se les mandó, deben pensar: “Somos siervos inútiles; simplemente hicimos lo que era nuestra obligación”».</w:t>
+        <w:t xml:space="preserve"> Pues con ustedes es igual. Cuando hayan hecho todo lo que se les mandó, deben pensar: “Somos siervos inútiles. Simplemente hicimos lo que era nuestra obligación”.</w:t>
       </w:r>
     </w:p>
     <w:p>
@@ -16619,7 +16619,7 @@
         <w:rPr>
           <w:lang w:val="es_ES" w:bidi="es_ES"/>
         </w:rPr>
-        <w:t xml:space="preserve"> Mientras se acercaba a una aldea, diez enfermos de lepra salieron a su encuentro, y se detuvieron a cierta distancia.</w:t>
+        <w:t xml:space="preserve"> Cuando entró en un pueblo, 10 hombres enfermos de la piel le salieron al encuentro. Ellos se quedaron a cierta distancia</w:t>
       </w:r>
     </w:p>
     <w:p>
@@ -16640,7 +16640,7 @@
         <w:rPr>
           <w:lang w:val="es_ES" w:bidi="es_ES"/>
         </w:rPr>
-        <w:t xml:space="preserve"> Gritaron: —¡Jesús, Maestro, ten compasión de nosotros!</w:t>
+        <w:t xml:space="preserve"> y le gritaron: —¡Jesús, Maestro, ten compasión de nosotros!</w:t>
       </w:r>
     </w:p>
     <w:p>
@@ -16661,7 +16661,7 @@
         <w:rPr>
           <w:lang w:val="es_ES" w:bidi="es_ES"/>
         </w:rPr>
-        <w:t xml:space="preserve"> Jesús, al verlos, les dijo: —Vayan y preséntense ante los sacerdotes. Y sucedió que, mientras iban, fueron limpiados.</w:t>
+        <w:t xml:space="preserve"> Jesús, al verlos, les dijo: —Vayan y preséntense ante los sacerdotes. Y sucedió que, mientras iban, quedaron sanos.</w:t>
       </w:r>
     </w:p>
     <w:p>
@@ -16703,7 +16703,7 @@
         <w:rPr>
           <w:lang w:val="es_ES" w:bidi="es_ES"/>
         </w:rPr>
-        <w:t xml:space="preserve"> Y se postró rostro en tierra a los pies de Jesús, dándole gracias. Este era samaritano.</w:t>
+        <w:t xml:space="preserve"> Se postró rostro en tierra a los pies de Jesús, dándole gracias. Este era samaritano.</w:t>
       </w:r>
     </w:p>
     <w:p>
@@ -16724,7 +16724,7 @@
         <w:rPr>
           <w:lang w:val="es_ES" w:bidi="es_ES"/>
         </w:rPr>
-        <w:t xml:space="preserve"> Jesús respondió: —¿No eran diez los que fueron sanados? ¿Dónde están los otros nueve?</w:t>
+        <w:t xml:space="preserve"> Jesús dijo: —¿No eran 10 los que fueron sanados? ¿Dónde están los otros 9?</w:t>
       </w:r>
     </w:p>
     <w:p>
@@ -16766,7 +16766,7 @@
         <w:rPr>
           <w:lang w:val="es_ES" w:bidi="es_ES"/>
         </w:rPr>
-        <w:t xml:space="preserve"> Y le dijo: —Levántate, puedes irte; tu fe te ha salvado.</w:t>
+        <w:t xml:space="preserve"> Y le dijo: —Levántate, puedes irte. Tu fe te ha sanado.</w:t>
       </w:r>
     </w:p>
     <w:p>
@@ -16808,7 +16808,7 @@
         <w:rPr>
           <w:lang w:val="es_ES" w:bidi="es_ES"/>
         </w:rPr>
-        <w:t xml:space="preserve"> Nadie podrá decir: “¡Miren, aquí está!” o “¡Miren, allá está!”; porque el reino de Dios está en medio de ustedes.</w:t>
+        <w:t xml:space="preserve"> Nadie podrá decir: "¡Miren, aquí está!” o "¡Miren, allá está!”. El reino de Dios está en medio de ustedes.</w:t>
       </w:r>
     </w:p>
     <w:p>
@@ -16850,7 +16850,7 @@
         <w:rPr>
           <w:lang w:val="es_ES" w:bidi="es_ES"/>
         </w:rPr>
-        <w:t xml:space="preserve"> Les dirán: “¡Miren, allá!” o “¡Miren, aquí está!”; no vayan, no los sigan.</w:t>
+        <w:t xml:space="preserve"> Les dirán: "¡Miren, allá!” o "¡Miren, aquí está!”. No vayan, no los sigan.</w:t>
       </w:r>
     </w:p>
     <w:p>
@@ -16871,7 +16871,7 @@
         <w:rPr>
           <w:lang w:val="es_ES" w:bidi="es_ES"/>
         </w:rPr>
-        <w:t xml:space="preserve"> Porque el día del Hijo del hombre, él resplandecerá como un relámpago que ilumina el cielo de un extremo al otro.</w:t>
+        <w:t xml:space="preserve"> El día en que venga el Hijo del hombre será como un relámpago que brilla de un extremo al otro del cielo.</w:t>
       </w:r>
     </w:p>
     <w:p>
@@ -16892,7 +16892,7 @@
         <w:rPr>
           <w:lang w:val="es_ES" w:bidi="es_ES"/>
         </w:rPr>
-        <w:t xml:space="preserve"> Pero primero debe sufrir mucho y ser rechazado por esta generación.</w:t>
+        <w:t xml:space="preserve"> Pero primero él debe sufrir mucho y ser rechazado por esta generación.</w:t>
       </w:r>
     </w:p>
     <w:p>
@@ -16913,7 +16913,7 @@
         <w:rPr>
           <w:lang w:val="es_ES" w:bidi="es_ES"/>
         </w:rPr>
-        <w:t xml:space="preserve"> Como en los días de Noé, así será también en los días del regreso del Hijo del hombre:</w:t>
+        <w:t xml:space="preserve"> Como en los días de Noé, así será también en los días del regreso del Hijo del hombre.</w:t>
       </w:r>
     </w:p>
     <w:p>
@@ -16934,7 +16934,7 @@
         <w:rPr>
           <w:lang w:val="es_ES" w:bidi="es_ES"/>
         </w:rPr>
-        <w:t xml:space="preserve"> la gente comía y bebía, se casaban y daban en matrimonio, hasta el día en que Noé entró en el arca; entonces vino el diluvio y los destruyó a todos.</w:t>
+        <w:t xml:space="preserve"> La gente comía y bebía, se casaba y daba en matrimonio. Lo hacían hasta el día en que Noé entró en el arca. Entonces vino el diluvio y los destruyó a todos.</w:t>
       </w:r>
     </w:p>
     <w:p>
@@ -16955,7 +16955,7 @@
         <w:rPr>
           <w:lang w:val="es_ES" w:bidi="es_ES"/>
         </w:rPr>
-        <w:t xml:space="preserve"> Será como en los días de Lot: la gente comía y bebía, compraba y vendía, plantaba y edificaba,</w:t>
+        <w:t xml:space="preserve"> Será como en los días de Lot. La gente comía y bebía, compraba y vendía, plantaba y edificaba.</w:t>
       </w:r>
     </w:p>
     <w:p>
@@ -16976,7 +16976,7 @@
         <w:rPr>
           <w:lang w:val="es_ES" w:bidi="es_ES"/>
         </w:rPr>
-        <w:t xml:space="preserve"> pero en el día en que Lot salió de Sodoma, cayó fuego y azufre del cielo, y destruyó a todos.</w:t>
+        <w:t xml:space="preserve"> Pero el día en que Lot salió de Sodoma, cayó fuego y azufre del cielo. Los destruyó a todos.</w:t>
       </w:r>
     </w:p>
     <w:p>
@@ -17018,7 +17018,7 @@
         <w:rPr>
           <w:lang w:val="es_ES" w:bidi="es_ES"/>
         </w:rPr>
-        <w:t xml:space="preserve"> En aquel día, el que esté en la azotea y tenga sus cosas dentro de la casa, que no baje a recogerlas; y el que esté en el campo no vaya a su casa.</w:t>
+        <w:t xml:space="preserve"> En aquel día, habrá quien esté en la azotea y tenga sus cosas dentro de la casa. Que no baje a recogerlas. El que esté en el campo, que no vaya a su casa.</w:t>
       </w:r>
     </w:p>
     <w:p>
@@ -17039,7 +17039,7 @@
         <w:rPr>
           <w:lang w:val="es_ES" w:bidi="es_ES"/>
         </w:rPr>
-        <w:t xml:space="preserve"> ¡Recuerden lo que le sucedió a la esposa de Lot!</w:t>
+        <w:t xml:space="preserve"> ¡Recuerden lo que le pasó a la esposa de Lot!</w:t>
       </w:r>
     </w:p>
     <w:p>
@@ -17060,7 +17060,7 @@
         <w:rPr>
           <w:lang w:val="es_ES" w:bidi="es_ES"/>
         </w:rPr>
-        <w:t xml:space="preserve"> El que procure conservar su vida la perderá para siempre; pero el que pierda su vida la conservará para siempre.</w:t>
+        <w:t xml:space="preserve"> El que quiera salvar su vida la perderá. El que la pierda la salvará.</w:t>
       </w:r>
     </w:p>
     <w:p>
@@ -17081,28 +17081,28 @@
         <w:rPr>
           <w:lang w:val="es_ES" w:bidi="es_ES"/>
         </w:rPr>
-        <w:t xml:space="preserve"> En esa noche, dos personas estarán acostadas en una misma cama: una será tomada y la otra será dejada.</w:t>
-      </w:r>
-    </w:p>
-    <w:p>
-      <w:pPr/>
-      <w:r>
-        <w:rPr>
-          <w:lang w:val="es_ES" w:bidi="es_ES"/>
-        </w:rPr>
-      </w:r>
-      <w:r>
-        <w:rPr>
-          <w:vertAlign w:val="superscript"/>
-          <w:lang w:val="es_ES" w:bidi="es_ES"/>
-        </w:rPr>
-        <w:t>36</w:t>
-      </w:r>
-      <w:r>
-        <w:rPr>
-          <w:lang w:val="es_ES" w:bidi="es_ES"/>
-        </w:rPr>
-        <w:t xml:space="preserve"> Dos mujeres estarán moliendo el grano juntas: una será tomada y la otra será dejada.</w:t>
+        <w:t xml:space="preserve"> En esa noche, 2 personas estarán acostadas en una misma cama. Una será tomada y la otra será dejada.</w:t>
+      </w:r>
+    </w:p>
+    <w:p>
+      <w:pPr/>
+      <w:r>
+        <w:rPr>
+          <w:lang w:val="es_ES" w:bidi="es_ES"/>
+        </w:rPr>
+      </w:r>
+      <w:r>
+        <w:rPr>
+          <w:vertAlign w:val="superscript"/>
+          <w:lang w:val="es_ES" w:bidi="es_ES"/>
+        </w:rPr>
+        <w:t>35-36</w:t>
+      </w:r>
+      <w:r>
+        <w:rPr>
+          <w:lang w:val="es_ES" w:bidi="es_ES"/>
+        </w:rPr>
+        <w:t xml:space="preserve"> Estarán moliendo el grano juntas 2 mujeres. Una será tomada y la otra será dejada.</w:t>
       </w:r>
     </w:p>
     <w:p>
@@ -17123,7 +17123,7 @@
         <w:rPr>
           <w:lang w:val="es_ES" w:bidi="es_ES"/>
         </w:rPr>
-        <w:t xml:space="preserve"> Le preguntaron: —¿Dónde será eso, Señor? Él les respondió: ―Donde esté el cadáver, allí se juntarán los buitres.</w:t>
+        <w:t xml:space="preserve"> Le preguntaron: —¿Dónde será eso, Señor? Él les respondió: —Donde esté el cadáver, allí se juntarán los buitres.</w:t>
       </w:r>
     </w:p>
     <w:p>
@@ -17160,7 +17160,7 @@
         <w:rPr>
           <w:lang w:val="es_ES" w:bidi="es_ES"/>
         </w:rPr>
-        <w:t xml:space="preserve"> Entonces Jesús les contó una parábola para enseñarles que deben orar siempre, sin perder el ánimo.</w:t>
+        <w:t xml:space="preserve"> Entonces Jesús les contó esta parábola. Era para enseñarles que deben orar siempre, sin perder el ánimo.</w:t>
       </w:r>
     </w:p>
     <w:p>
@@ -17181,7 +17181,7 @@
         <w:rPr>
           <w:lang w:val="es_ES" w:bidi="es_ES"/>
         </w:rPr>
-        <w:t xml:space="preserve"> Les dijo: «En cierto pueblo había un juez que no temía a Dios ni respetaba a nadie.</w:t>
+        <w:t xml:space="preserve"> Les dijo: —En cierto pueblo había un juez que no temía a Dios ni respetaba a nadie.</w:t>
       </w:r>
     </w:p>
     <w:p>
@@ -17202,7 +17202,7 @@
         <w:rPr>
           <w:lang w:val="es_ES" w:bidi="es_ES"/>
         </w:rPr>
-        <w:t xml:space="preserve"> También vivía allí una viuda que no se cansaba de decirle: “Hágame justicia contra mi adversario”.</w:t>
+        <w:t xml:space="preserve"> En ese mismo pueblo vivía una viuda. Iba constantemente a decirle: “Hazme justicia contra mi adversario”.</w:t>
       </w:r>
     </w:p>
     <w:p>
@@ -17223,7 +17223,7 @@
         <w:rPr>
           <w:lang w:val="es_ES" w:bidi="es_ES"/>
         </w:rPr>
-        <w:t xml:space="preserve"> Por un tiempo no quiso, pero después reflexionó: «Aunque no temo a Dios ni respeto a nadie,</w:t>
+        <w:t xml:space="preserve"> Por un tiempo, el juez no quiso. Después reflexionó: “No temo a Dios ni respeto a nadie.</w:t>
       </w:r>
     </w:p>
     <w:p>
@@ -17244,7 +17244,7 @@
         <w:rPr>
           <w:lang w:val="es_ES" w:bidi="es_ES"/>
         </w:rPr>
-        <w:t xml:space="preserve"> como esta viuda no para de molestarme, le haré justicia para que me deje tranquilo"».</w:t>
+        <w:t xml:space="preserve"> Pero esta viuda no para de molestarme. Así que le haré justicia para que me deje tranquilo”.</w:t>
       </w:r>
     </w:p>
     <w:p>
@@ -17265,7 +17265,7 @@
         <w:rPr>
           <w:lang w:val="es_ES" w:bidi="es_ES"/>
         </w:rPr>
-        <w:t xml:space="preserve"> Y continuó el Señor: «Escuchen lo que dijo el juez injusto.</w:t>
+        <w:t xml:space="preserve"> Y continuó el Señor: —Escuchen lo que dijo el juez injusto.</w:t>
       </w:r>
     </w:p>
     <w:p>
@@ -17286,7 +17286,7 @@
         <w:rPr>
           <w:lang w:val="es_ES" w:bidi="es_ES"/>
         </w:rPr>
-        <w:t xml:space="preserve"> ¿No creen ustedes que Dios hará sin duda justicia a sus escogidos, que claman a él día y noche? ¿Creen que tardará en responderles?</w:t>
+        <w:t xml:space="preserve"> Los escogidos de Dios claman a él día y noche. ¿No creen ustedes que Dios les hará justicia? ¿Creen que tardará en responderles?</w:t>
       </w:r>
     </w:p>
     <w:p>
@@ -17307,7 +17307,7 @@
         <w:rPr>
           <w:lang w:val="es_ES" w:bidi="es_ES"/>
         </w:rPr>
-        <w:t xml:space="preserve"> Les asaeguro que les hará justicia sin tardar; pero cuando el Hijo del hombre venga, ¿encontrará fe en la tierra?</w:t>
+        <w:t xml:space="preserve"> Les aseguro que les hará justicia sin demora. Pero cuando venga el Hijo del hombre, ¿encontrará fe en la tierra?</w:t>
       </w:r>
     </w:p>
     <w:p>
@@ -17328,7 +17328,7 @@
         <w:rPr>
           <w:lang w:val="es_ES" w:bidi="es_ES"/>
         </w:rPr>
-        <w:t xml:space="preserve"> Jesús también les contó esta parábola a algunos que confiaban en sí mismos porque se creían justos y despreciaban a los demás:</w:t>
+        <w:t xml:space="preserve"> Había allí algunos que confiaban en su propia justicia y despreciaban a los demás. Jesús les contó esta parábola:</w:t>
       </w:r>
     </w:p>
     <w:p>
@@ -17349,7 +17349,7 @@
         <w:rPr>
           <w:lang w:val="es_ES" w:bidi="es_ES"/>
         </w:rPr>
-        <w:t xml:space="preserve"> «Dos hombres subieron al templo a orar. Uno de ellos era fariseo y el otro, un recaudador de impuestos.</w:t>
+        <w:t xml:space="preserve"> —Subieron 2 hombres al templo a orar. Uno de ellos era fariseo y el otro, un recaudador de impuestos.</w:t>
       </w:r>
     </w:p>
     <w:p>
@@ -17370,7 +17370,7 @@
         <w:rPr>
           <w:lang w:val="es_ES" w:bidi="es_ES"/>
         </w:rPr>
-        <w:t xml:space="preserve"> El fariseo, puesto en pie, oraba así: “Dios, te doy gracias porque no soy como los demás hombres: ladrones, malhechores, adúlteros, ni siquiera como este cobrador de impuestos.</w:t>
+        <w:t xml:space="preserve"> El fariseo, de pie, oraba así: “Dios, te doy gracias porque no soy como los demás hombres. No soy como los ladrones, los injustos, los adúlteros. Tampoco soy como este recaudador de impuestos.</w:t>
       </w:r>
     </w:p>
     <w:p>
@@ -17391,7 +17391,7 @@
         <w:rPr>
           <w:lang w:val="es_ES" w:bidi="es_ES"/>
         </w:rPr>
-        <w:t xml:space="preserve"> Ayuno dos veces a la semana y doy la décima parte de todo lo que gano.</w:t>
+        <w:t xml:space="preserve"> Ayuno 2 veces a la semana y doy la décima parte de todo lo que gano”.</w:t>
       </w:r>
     </w:p>
     <w:p>
@@ -17412,7 +17412,7 @@
         <w:rPr>
           <w:lang w:val="es_ES" w:bidi="es_ES"/>
         </w:rPr>
-        <w:t xml:space="preserve"> El recaudador de impuestos estaba de pie, apartado, sin ni siquiera alzar los ojos al cielo, pero golpeaba su pecho y decía: “¡Dios, ten compasión de mí, que soy pecador!”.</w:t>
+        <w:t xml:space="preserve"> El recaudador de impuestos, en cambio, se quedó a cierta distancia. Ni siquiera se atrevía a levantar los ojos al cielo. Se golpeaba el pecho y decía: “Dios, ten compasión de mí, que soy pecador”.</w:t>
       </w:r>
     </w:p>
     <w:p>
@@ -17433,7 +17433,7 @@
         <w:rPr>
           <w:lang w:val="es_ES" w:bidi="es_ES"/>
         </w:rPr>
-        <w:t xml:space="preserve"> »Les aseguro que este, y no el fariseo, regresó a su casa justificado ante Dios. Porque cualquiera que se engrandece a sí mismo será humillado, y el que se humilla será engrandecido».</w:t>
+        <w:t xml:space="preserve"> Les aseguro que este hombre, y no el fariseo, regresó a su casa justificado delante de Dios. El que se enaltece será humillado, y el que se humilla será enaltecido.</w:t>
       </w:r>
     </w:p>
     <w:p>
@@ -17454,7 +17454,7 @@
         <w:rPr>
           <w:lang w:val="es_ES" w:bidi="es_ES"/>
         </w:rPr>
-        <w:t xml:space="preserve"> También le llevaban a Jesús niños pequeños para que los tocara, pero los discípulos comenzaron a reprender a los que los traían.</w:t>
+        <w:t xml:space="preserve"> También le llevaban a Jesús niños pequeños para que los tocara y bendijera. Los discípulos comenzaron a reprender a los que los traían.</w:t>
       </w:r>
     </w:p>
     <w:p>
@@ -17475,7 +17475,7 @@
         <w:rPr>
           <w:lang w:val="es_ES" w:bidi="es_ES"/>
         </w:rPr>
-        <w:t xml:space="preserve"> Pero Jesús llamó a los niños y dijo: «Dejen que los niños vengan a mí, y no se lo impidan, porque el reino de Dios es de los que son como ellos».</w:t>
+        <w:t xml:space="preserve"> Sin embargo, Jesús llamó a los niños y dijo: —Dejen que los niños vengan a mí. No se lo impidan, porque el reino de Dios es de los que son como ellos.</w:t>
       </w:r>
     </w:p>
     <w:p>
@@ -17496,7 +17496,7 @@
         <w:rPr>
           <w:lang w:val="es_ES" w:bidi="es_ES"/>
         </w:rPr>
-        <w:t xml:space="preserve"> Les aseguro que el que no reciba el reino de Dios como un niño no entrará en él».</w:t>
+        <w:t xml:space="preserve"> El que no reciba el reino de Dios como un niño no entrará en él. Se lo aseguro.</w:t>
       </w:r>
     </w:p>
     <w:p>
@@ -17559,7 +17559,7 @@
         <w:rPr>
           <w:lang w:val="es_ES" w:bidi="es_ES"/>
         </w:rPr>
-        <w:t xml:space="preserve"> Tú ya conoces los mandamientos: "No cometas adulterio, no mates, no robes, no des falso testimonio, honra a tu padre y a tu madre.</w:t>
+        <w:t xml:space="preserve"> Tú ya conoces los mandamientos: “No cometas adulterio, no mates, no robes, no des falso testimonio, honra a tu padre y a tu madre”.</w:t>
       </w:r>
     </w:p>
     <w:p>
@@ -17601,7 +17601,7 @@
         <w:rPr>
           <w:lang w:val="es_ES" w:bidi="es_ES"/>
         </w:rPr>
-        <w:t xml:space="preserve"> Jesús le respondió: —Te falta una cosa: vende todo lo que tienes y repártelo entre los pobres. Así tendrás un tesoro en el cielo. Luego ven y sígueme.</w:t>
+        <w:t xml:space="preserve"> Jesús le respondió: —Te falta una cosa. Vende todo lo que tienes y repártelo entre los pobres. Así tendrás un tesoro en el cielo. Luego ven y sígueme.</w:t>
       </w:r>
     </w:p>
     <w:p>
@@ -17622,7 +17622,7 @@
         <w:rPr>
           <w:lang w:val="es_ES" w:bidi="es_ES"/>
         </w:rPr>
-        <w:t xml:space="preserve"> el hombre, al oír esto, se puso muy triste, pues era muy rico.</w:t>
+        <w:t xml:space="preserve"> El hombre, al oír esto, se puso muy triste. Era muy rico.</w:t>
       </w:r>
     </w:p>
     <w:p>
@@ -17706,7 +17706,7 @@
         <w:rPr>
           <w:lang w:val="es_ES" w:bidi="es_ES"/>
         </w:rPr>
-        <w:t xml:space="preserve"> Jesús les respondió: —Lo que es imposible para los hombres es posible para Dios.</w:t>
+        <w:t xml:space="preserve"> Jesús les respondió: —Lo que es imposible para los seres humanos es posible para Dios.</w:t>
       </w:r>
     </w:p>
     <w:p>
@@ -17748,7 +17748,7 @@
         <w:rPr>
           <w:lang w:val="es_ES" w:bidi="es_ES"/>
         </w:rPr>
-        <w:t xml:space="preserve"> Jesús les dijo: —Y yo les aseguro que todo el que haya dejado casa, esposa, hermanos, padres o hijos por causa del reino de Dios,</w:t>
+        <w:t xml:space="preserve"> Jesús les dijo: —Y yo les aseguro de algo. Habrá quien deja casa, esposa, hermanos, padres o hijos por causa del reino de Dios.</w:t>
       </w:r>
     </w:p>
     <w:p>
@@ -17769,7 +17769,7 @@
         <w:rPr>
           <w:lang w:val="es_ES" w:bidi="es_ES"/>
         </w:rPr>
-        <w:t xml:space="preserve"> recibirá mucho más, y multiplicado, en esta vida, y en la era venidera, la vida eterna.</w:t>
+        <w:t xml:space="preserve"> Esta persona recibirá mucho más, y multiplicado, en esta vida. Y en la era venidera, recibirá la vida eterna.</w:t>
       </w:r>
     </w:p>
     <w:p>
@@ -17790,7 +17790,7 @@
         <w:rPr>
           <w:lang w:val="es_ES" w:bidi="es_ES"/>
         </w:rPr>
-        <w:t xml:space="preserve"> Entonces Jesús se reunió aparte con los doce y les dijo: «Miren, estamos subiendo a Jerusalén, y allí se cumplirá todo lo que los profetas dejaron escrito sobre el Hijo del hombre.</w:t>
+        <w:t xml:space="preserve"> Entonces Jesús tomó aparte a los 12 y les dijo: —Ahora vamos camino a Jerusalén. Allí se cumplirá todo lo que los profetas escribieron acerca del Hijo del hombre.</w:t>
       </w:r>
     </w:p>
     <w:p>
@@ -17811,7 +17811,7 @@
         <w:rPr>
           <w:lang w:val="es_ES" w:bidi="es_ES"/>
         </w:rPr>
-        <w:t xml:space="preserve"> Porque será entregado a los paganos. Se burlarán de él, lo insultarán y le escupirán.</w:t>
+        <w:t xml:space="preserve"> Será entregado a extranjeros. Se burlarán de él, lo insultarán y le escupirán.</w:t>
       </w:r>
     </w:p>
     <w:p>
@@ -17832,7 +17832,7 @@
         <w:rPr>
           <w:lang w:val="es_ES" w:bidi="es_ES"/>
         </w:rPr>
-        <w:t xml:space="preserve"> Después de azotarlo, lo matarán, y al tercer día resucitará.</w:t>
+        <w:t xml:space="preserve"> Después de azotarlo, lo matarán. Al tercer día, resucitará.</w:t>
       </w:r>
     </w:p>
     <w:p>
@@ -17853,7 +17853,7 @@
         <w:rPr>
           <w:lang w:val="es_ES" w:bidi="es_ES"/>
         </w:rPr>
-        <w:t xml:space="preserve"> Pero los discípulos no entendieron nada de esto, ni sabían de qué les hablaba.</w:t>
+        <w:t xml:space="preserve"> Pero los discípulos no entendieron nada de esto. No sabían de qué les hablaba.</w:t>
       </w:r>
     </w:p>
     <w:p>
@@ -17874,7 +17874,7 @@
         <w:rPr>
           <w:lang w:val="es_ES" w:bidi="es_ES"/>
         </w:rPr>
-        <w:t xml:space="preserve"> Sucedió que, al acercarse a Jericó, había un ciego sentado junto al camino, y pedía limosna.</w:t>
+        <w:t xml:space="preserve"> Se acercaron a Jericó. Había un ciego sentado junto al camino, y pedía limosna.</w:t>
       </w:r>
     </w:p>
     <w:p>
@@ -17937,7 +17937,7 @@
         <w:rPr>
           <w:lang w:val="es_ES" w:bidi="es_ES"/>
         </w:rPr>
-        <w:t xml:space="preserve"> El ciego gritó: —¡Jesús, Hijo de David, ten compasión de mí!</w:t>
+        <w:t xml:space="preserve"> Entonces el ciego gritó: —¡Jesús, Hijo de David, ten compasión de mí!</w:t>
       </w:r>
     </w:p>
     <w:p>
@@ -17958,7 +17958,7 @@
         <w:rPr>
           <w:lang w:val="es_ES" w:bidi="es_ES"/>
         </w:rPr>
-        <w:t xml:space="preserve"> Los que iban delante le decían que se callara, pero él gritaba con mucha más fuerza: ―¡Hijo de David, ten compasión de mí!</w:t>
+        <w:t xml:space="preserve"> Los que iban delante lo reprendían para que se callara. Pero él gritaba aún más fuerte: —¡Hijo de David, ten compasión de mí!</w:t>
       </w:r>
     </w:p>
     <w:p>
@@ -17979,7 +17979,7 @@
         <w:rPr>
           <w:lang w:val="es_ES" w:bidi="es_ES"/>
         </w:rPr>
-        <w:t xml:space="preserve"> Jesús se detuvo y mandó que alguien trajera al ciego hasta él. Cuando lo tuvo cerca, Jesús le preguntó.</w:t>
+        <w:t xml:space="preserve"> Jesús se detuvo y mandó que alguien trajera al ciego hasta él. Cuando lo tuvo cerca, Jesús le preguntó:</w:t>
       </w:r>
     </w:p>
     <w:p>
@@ -18000,7 +18000,7 @@
         <w:rPr>
           <w:lang w:val="es_ES" w:bidi="es_ES"/>
         </w:rPr>
-        <w:t xml:space="preserve"> ―¿Qué quieres que haga por ti? ―Señor, quiero ver.</w:t>
+        <w:t xml:space="preserve"> —¿Qué quieres que haga por ti? —Señor, quiero ver.</w:t>
       </w:r>
     </w:p>
     <w:p>
@@ -18021,7 +18021,7 @@
         <w:rPr>
           <w:lang w:val="es_ES" w:bidi="es_ES"/>
         </w:rPr>
-        <w:t xml:space="preserve"> Jesús le dijo: ―¡Recibe la vista! Tu fe te ha sanado.</w:t>
+        <w:t xml:space="preserve"> Jesús le dijo: —¡Recibe la vista! Tu fe te ha sanado.</w:t>
       </w:r>
     </w:p>
     <w:p>
@@ -18042,7 +18042,7 @@
         <w:rPr>
           <w:lang w:val="es_ES" w:bidi="es_ES"/>
         </w:rPr>
-        <w:t xml:space="preserve"> En ese instante, el ciego recobró la vista. Se fue siguiendo a Jesús y glorificando a Dios. Y todos los que vieron esto también alababan a Dios.</w:t>
+        <w:t xml:space="preserve"> Al instante recobró la vista. Siguió a Jesús glorificando a Dios. Toda la gente que vio esto también alababa a Dios.</w:t>
       </w:r>
     </w:p>
     <w:p>
@@ -18079,7 +18079,7 @@
         <w:rPr>
           <w:lang w:val="es_ES" w:bidi="es_ES"/>
         </w:rPr>
-        <w:t xml:space="preserve"> Jesús entró en Jericó comenzó a atravesar la ciudad.</w:t>
+        <w:t xml:space="preserve"> Jesús entró en Jericó y comenzó a atravesar la ciudad.</w:t>
       </w:r>
     </w:p>
     <w:p>
@@ -18100,7 +18100,7 @@
         <w:rPr>
           <w:lang w:val="es_ES" w:bidi="es_ES"/>
         </w:rPr>
-        <w:t xml:space="preserve"> Vivía allí un hombre llamado Zaqueo, que era jefe de los recaudadores de impuestos, y además era rico.</w:t>
+        <w:t xml:space="preserve"> Vivía allí un hombre llamado Zaqueo. Era jefe de los recaudadores de impuestos, y además era rico.</w:t>
       </w:r>
     </w:p>
     <w:p>
@@ -18121,7 +18121,7 @@
         <w:rPr>
           <w:lang w:val="es_ES" w:bidi="es_ES"/>
         </w:rPr>
-        <w:t xml:space="preserve"> Él quería ver a Jesús, pero no podía porque era de baja estatura y la multitud se lo impedía.</w:t>
+        <w:t xml:space="preserve"> Él quería ver a Jesús, pero no podía. Era de baja estatura y la multitud se lo impedía.</w:t>
       </w:r>
     </w:p>
     <w:p>
@@ -18142,7 +18142,7 @@
         <w:rPr>
           <w:lang w:val="es_ES" w:bidi="es_ES"/>
         </w:rPr>
-        <w:t xml:space="preserve"> Zaqueo corrió para llegar antes al lugar por donde Jesús iba a pasar, y se subió a un árbol sicómoro para verlo.</w:t>
+        <w:t xml:space="preserve"> Zaqueo corrió para llegar de los primeros al lugar por donde Jesús iba a pasar. Se subió a un árbol sicómoro para verlo.</w:t>
       </w:r>
     </w:p>
     <w:p>
@@ -18163,7 +18163,7 @@
         <w:rPr>
           <w:lang w:val="es_ES" w:bidi="es_ES"/>
         </w:rPr>
-        <w:t xml:space="preserve"> Cuando Jesús llegó adonde estaba, miró hacia arriba y le dijo: —Zaqueo, baja rápido, porque hoy tengo que quedarme en tu casa.</w:t>
+        <w:t xml:space="preserve"> Cuando Jesús llegó a ese lugar, miró hacia arriba y le dijo: —Zaqueo, baja pronto, porque hoy me voy a quedar en tu casa.</w:t>
       </w:r>
     </w:p>
     <w:p>
@@ -18226,7 +18226,7 @@
         <w:rPr>
           <w:lang w:val="es_ES" w:bidi="es_ES"/>
         </w:rPr>
-        <w:t xml:space="preserve"> Entonces Zaqueo se puso en pie y dijo: —Señor, voy a dar la mitad de mis bienes a los pobres; y si a alguno le he cobrado de más, le devolveré cuatro veces lo que le quité.</w:t>
+        <w:t xml:space="preserve"> Entonces Zaqueo se puso en pie y dijo: —Señor, voy a dar la mitad de mis bienes a los pobres. Si a alguno le he cobrado de más, le devolveré 4 veces lo que le quité.</w:t>
       </w:r>
     </w:p>
     <w:p>
@@ -18247,7 +18247,7 @@
         <w:rPr>
           <w:lang w:val="es_ES" w:bidi="es_ES"/>
         </w:rPr>
-        <w:t xml:space="preserve"> Jesús le dijo: —Hoy ha llegado la salvación a esta casa, porque este hombre también es hijo de Abraham.</w:t>
+        <w:t xml:space="preserve"> Jesús le dijo: —Hoy ha llegado la salvación a esta casa. Este hombre también es hijo de Abraham.</w:t>
       </w:r>
     </w:p>
     <w:p>
@@ -18268,7 +18268,7 @@
         <w:rPr>
           <w:lang w:val="es_ES" w:bidi="es_ES"/>
         </w:rPr>
-        <w:t xml:space="preserve"> Pues el Hijo del hmbre vino a buscar y a salvar lo que se había perdido.</w:t>
+        <w:t xml:space="preserve"> Pues el Hijo del hombre vino a buscar y a salvar lo que se había perdido.</w:t>
       </w:r>
     </w:p>
     <w:p>
@@ -18289,7 +18289,7 @@
         <w:rPr>
           <w:lang w:val="es_ES" w:bidi="es_ES"/>
         </w:rPr>
-        <w:t xml:space="preserve"> La gente le escuchaba y, como ya estaban cerca de Jerusalén y pensaban que el reino de Dios iba a comenzar en ese momento, Jesús les contó una parábola.</w:t>
+        <w:t xml:space="preserve"> Ya estaban cerca de Jerusalén. La gente que le escuchaba pensaba que el reino de Dios iba a comenzar en ese momento. Jesús les contó una parábola.</w:t>
       </w:r>
     </w:p>
     <w:p>
@@ -18310,7 +18310,7 @@
         <w:rPr>
           <w:lang w:val="es_ES" w:bidi="es_ES"/>
         </w:rPr>
-        <w:t xml:space="preserve"> Les dijo: «Un hombre de la nobleza fue a un país lejano para que lo coronaran rey, con la intención de regresar después su coronación.</w:t>
+        <w:t xml:space="preserve"> Les dijo: —Un hombre de la nobleza fue a un país lejano para que lo coronaran rey. Tenía la intención de regresar después de su coronación.</w:t>
       </w:r>
     </w:p>
     <w:p>
@@ -18331,7 +18331,7 @@
         <w:rPr>
           <w:lang w:val="es_ES" w:bidi="es_ES"/>
         </w:rPr>
-        <w:t xml:space="preserve"> Antes de partir, llamó a diez de sus siervos y les entregó a cada uno una buena cantidad de dinero. Les dijo: «Hagan negocio con este dinero hasta que yo vuelva».</w:t>
+        <w:t xml:space="preserve"> Antes de partir, llamó a 10 de sus siervos y les dio a cada uno una buena cantidad de dinero. Les dijo: “Hagan negocio con este dinero hasta que yo regrese”.</w:t>
       </w:r>
     </w:p>
     <w:p>
@@ -18352,7 +18352,7 @@
         <w:rPr>
           <w:lang w:val="es_ES" w:bidi="es_ES"/>
         </w:rPr>
-        <w:t xml:space="preserve"> Pero sus propios súbditos no lo querían y enviaron una delegación tras él, diciendo: “No queremos que este hombre sea nuestro rey”.</w:t>
+        <w:t xml:space="preserve"> Pero sus propios súbditos no lo querían. Enviaron una delegación tras él, diciendo: “No queremos que este hombre sea nuestro rey”.</w:t>
       </w:r>
     </w:p>
     <w:p>
@@ -18373,7 +18373,7 @@
         <w:rPr>
           <w:lang w:val="es_ES" w:bidi="es_ES"/>
         </w:rPr>
-        <w:t xml:space="preserve"> A pesar de todo, fue coronado, y cuando regresó dijo: «Traigan a esos siervos a quienes les entregué el dinero, a ver qué negocio han hecho».</w:t>
+        <w:t xml:space="preserve"> A pesar de todo, fue coronado. Cuando regresó, dijo: “Traigan a esos siervos a quienes les entregué el dinero. Veremos qué negocio han hecho”.</w:t>
       </w:r>
     </w:p>
     <w:p>
@@ -18394,7 +18394,7 @@
         <w:rPr>
           <w:lang w:val="es_ES" w:bidi="es_ES"/>
         </w:rPr>
-        <w:t xml:space="preserve"> Entonces vino el primero y dijo: «Señor, tu dinero ha producido diez veces más».</w:t>
+        <w:t xml:space="preserve"> Entonces vino el primero y dijo: “Señor, tu dinero ha producido 10 veces más”.</w:t>
       </w:r>
     </w:p>
     <w:p>
@@ -18415,7 +18415,7 @@
         <w:rPr>
           <w:lang w:val="es_ES" w:bidi="es_ES"/>
         </w:rPr>
-        <w:t xml:space="preserve"> El rey le respondió: «¡Muy bien, eres un buen siervo! Como has sido fiel en lo poco que te entregué, te nombro gobernador de diez ciudades».</w:t>
+        <w:t xml:space="preserve"> El rey le respondió: "¡Muy bien, eres un buen siervo! Como has sido fiel en lo poco que te entregué, te nombro gobernador de 10 ciudades”.</w:t>
       </w:r>
     </w:p>
     <w:p>
@@ -18436,7 +18436,7 @@
         <w:rPr>
           <w:lang w:val="es_ES" w:bidi="es_ES"/>
         </w:rPr>
-        <w:t xml:space="preserve"> El segundo vino y dijo: «Señor, tu dinero ha producido cinco veces más».</w:t>
+        <w:t xml:space="preserve"> El segundo vino y dijo: “Señor, tu dinero ha producido 5 veces más”.</w:t>
       </w:r>
     </w:p>
     <w:p>
@@ -18457,7 +18457,7 @@
         <w:rPr>
           <w:lang w:val="es_ES" w:bidi="es_ES"/>
         </w:rPr>
-        <w:t xml:space="preserve"> El rey le respondió: «A ti te nombro gobernador de cinco ciudades».</w:t>
+        <w:t xml:space="preserve"> El rey le respondió: “A ti te nombro gobernador de 5 ciudades”.</w:t>
       </w:r>
     </w:p>
     <w:p>
@@ -18478,7 +18478,7 @@
         <w:rPr>
           <w:lang w:val="es_ES" w:bidi="es_ES"/>
         </w:rPr>
-        <w:t xml:space="preserve"> »Luego llegó el otro siervo y dijo: «Señor, aquí está tu dinero, envuelto en un pañuelo y bien guardado.</w:t>
+        <w:t xml:space="preserve"> Luego llegó otro siervo y dijo: “Señor, aquí está tu dinero. Está envuelto en un pañuelo y bien guardado.</w:t>
       </w:r>
     </w:p>
     <w:p>
@@ -18499,7 +18499,7 @@
         <w:rPr>
           <w:lang w:val="es_ES" w:bidi="es_ES"/>
         </w:rPr>
-        <w:t xml:space="preserve"> Tenía miedo porque eres un hombre muy exigente que toma lo que no depositó y cosecha lo que no sembró».</w:t>
+        <w:t xml:space="preserve"> Tenía miedo porque eres un hombre muy exigente. Tomas lo que no depositaste y cosechas lo que no sembraste”.</w:t>
       </w:r>
     </w:p>
     <w:p>
@@ -18520,7 +18520,7 @@
         <w:rPr>
           <w:lang w:val="es_ES" w:bidi="es_ES"/>
         </w:rPr>
-        <w:t xml:space="preserve"> Entonces el rey le contestó: «Eres un siervo malo. Con tus mismas palabras te voy a juzgar. Si sabías que soy muy exigente, que tomo lo que no deposité y cosecho lo que no sembré,</w:t>
+        <w:t xml:space="preserve"> Entonces el rey le contestó: “Eres un siervo malo. Con tus mismas palabras te voy a juzgar. ¿Así que soy muy exigente? ¿Así que tomo lo que no deposité y cosecho lo que no sembré?</w:t>
       </w:r>
     </w:p>
     <w:p>
@@ -18541,7 +18541,7 @@
         <w:rPr>
           <w:lang w:val="es_ES" w:bidi="es_ES"/>
         </w:rPr>
-        <w:t xml:space="preserve"> ¿por qué no pusiste mi dinero en el banco, para que cuando yo regresara lo recuperara con intereses?".</w:t>
+        <w:t xml:space="preserve"> Entonces ¿por qué no pusiste mi dinero en el banco? Al menos lo hubiera recuperado con intereses”.</w:t>
       </w:r>
     </w:p>
     <w:p>
@@ -18562,7 +18562,7 @@
         <w:rPr>
           <w:lang w:val="es_ES" w:bidi="es_ES"/>
         </w:rPr>
-        <w:t xml:space="preserve"> Entonces, les dijo a los que estaban allí: «Quítenle el dinero y dénselo al que ganó diez veces más».</w:t>
+        <w:t xml:space="preserve"> Entonces, les dijo a los que estaban allí: “Quítenle el dinero y dénselo al que ganó 10 veces más”.</w:t>
       </w:r>
     </w:p>
     <w:p>
@@ -18583,7 +18583,7 @@
         <w:rPr>
           <w:lang w:val="es_ES" w:bidi="es_ES"/>
         </w:rPr>
-        <w:t xml:space="preserve"> Le dijeron: «Señor, pero si él ya tiene diez veces más».</w:t>
+        <w:t xml:space="preserve"> Le dijeron: “Señor, pero si él ya tiene 10 veces más”.</w:t>
       </w:r>
     </w:p>
     <w:p>
@@ -18604,7 +18604,7 @@
         <w:rPr>
           <w:lang w:val="es_ES" w:bidi="es_ES"/>
         </w:rPr>
-        <w:t xml:space="preserve"> El rey les respondió: «Les aseguro que al que tiene, se le dará más, pero al que no tiene, hasta lo poco que tenga se le quitará.</w:t>
+        <w:t xml:space="preserve"> El rey les respondió: “Les aseguro que al que tiene, se le dará más. Al que no tiene, hasta lo poco que tenga se le quitará.</w:t>
       </w:r>
     </w:p>
     <w:p>
@@ -18625,7 +18625,7 @@
         <w:rPr>
           <w:lang w:val="es_ES" w:bidi="es_ES"/>
         </w:rPr>
-        <w:t xml:space="preserve"> En cuanto a esos enemigos míos que no querían que yo fuera su rey, tráiganlos aquí y mátenlos delante de mí"».</w:t>
+        <w:t xml:space="preserve"> En cuanto a esos enemigos míos que no querían que yo fuera su rey, tráiganlos aquí. Mátenlos delante de mí”.</w:t>
       </w:r>
     </w:p>
     <w:p>
@@ -18667,7 +18667,7 @@
         <w:rPr>
           <w:lang w:val="es_ES" w:bidi="es_ES"/>
         </w:rPr>
-        <w:t xml:space="preserve"> Cuando se acercaba a Betfagué y Betania, junto al monte de los Olivos, envió a dos de sus discípulos y les dijo:</w:t>
+        <w:t xml:space="preserve"> Se acercaba a Betfagué y Betania, junto al monte de los Olivos. Envió a 2 de sus discípulos y les dijo:</w:t>
       </w:r>
     </w:p>
     <w:p>
@@ -18688,7 +18688,7 @@
         <w:rPr>
           <w:lang w:val="es_ES" w:bidi="es_ES"/>
         </w:rPr>
-        <w:t xml:space="preserve"> «Vayan a la aldea que está enfrente. Cuando entren, verán atado un burrito en el que nadie antes se ha montado. Desátenlo y tráiganlo.</w:t>
+        <w:t xml:space="preserve"> —Vayan a la aldea que está enfrente. Cuando entren, verán atado un burrito en el que nadie antes se ha montado. Desátenlo y tráiganlo.</w:t>
       </w:r>
     </w:p>
     <w:p>
@@ -18709,7 +18709,7 @@
         <w:rPr>
           <w:lang w:val="es_ES" w:bidi="es_ES"/>
         </w:rPr>
-        <w:t xml:space="preserve"> Si alguien les pregunta: “¿Por qué lo desatan?”, díganle: “El Señor lo necesita”».</w:t>
+        <w:t xml:space="preserve"> Si alguien les pregunta: "¿Por qué lo desatan?”, díganle: “El Señor lo necesita”.</w:t>
       </w:r>
     </w:p>
     <w:p>
@@ -18751,7 +18751,7 @@
         <w:rPr>
           <w:lang w:val="es_ES" w:bidi="es_ES"/>
         </w:rPr>
-        <w:t xml:space="preserve"> Mientras ellos desataban al burrito, los dueños les preguntaron: ―¿Por qué desatan al burrito?</w:t>
+        <w:t xml:space="preserve"> Mientras ellos desataban al burrito, los dueños les preguntaron: —¿Por qué desatan al burrito?</w:t>
       </w:r>
     </w:p>
     <w:p>
@@ -18772,7 +18772,7 @@
         <w:rPr>
           <w:lang w:val="es_ES" w:bidi="es_ES"/>
         </w:rPr>
-        <w:t xml:space="preserve"> Ellos contestaron: ―El Señor lo necesita.</w:t>
+        <w:t xml:space="preserve"> Ellos contestaron: —El Señor lo necesita.</w:t>
       </w:r>
     </w:p>
     <w:p>
@@ -18793,7 +18793,7 @@
         <w:rPr>
           <w:lang w:val="es_ES" w:bidi="es_ES"/>
         </w:rPr>
-        <w:t xml:space="preserve"> Después, llevaron al burrito a donde estaba Jesús; lo ensillaron con sus mantos y ayudaron a Jesús a montarse.</w:t>
+        <w:t xml:space="preserve"> Llevaron el burrito a donde estaba Jesús. Pusieron sus mantos sobre el animal y ayudaron a Jesús a montarse.</w:t>
       </w:r>
     </w:p>
     <w:p>
@@ -18814,7 +18814,7 @@
         <w:rPr>
           <w:lang w:val="es_ES" w:bidi="es_ES"/>
         </w:rPr>
-        <w:t xml:space="preserve"> Conforme Jesús avanzaba sobre el burrito, la gente extendía sus mantos por el camino.</w:t>
+        <w:t xml:space="preserve"> Mientras Jesús avanzaba, la gente extendía sus mantos en el camino.</w:t>
       </w:r>
     </w:p>
     <w:p>
@@ -18835,7 +18835,7 @@
         <w:rPr>
           <w:lang w:val="es_ES" w:bidi="es_ES"/>
         </w:rPr>
-        <w:t xml:space="preserve"> Cuando ya se acercaban a la bajada del monte de los Olivos, todos sus seguidores se llenaron de alegría y comenzaron a alabar a Dios por todos los milagros que habían visto. Gritaban:</w:t>
+        <w:t xml:space="preserve"> Llegaron cerca de la bajada del monte de los Olivos. Todos los discípulos se llenaron de alegría. Comenzaron a alabar a Dios en voz alta por todos los milagros que habían visto. Gritaban:</w:t>
       </w:r>
     </w:p>
     <w:p>
@@ -18856,7 +18856,7 @@
         <w:rPr>
           <w:lang w:val="es_ES" w:bidi="es_ES"/>
         </w:rPr>
-        <w:t xml:space="preserve"> ―¡Bendito el rey que viene en el nombre del Señor! ―¡Paz en el cielo y gloria en las alturas!</w:t>
+        <w:t xml:space="preserve"> —¡Bendito el rey que viene en el nombre del Señor! —¡Paz en el cielo y gloria en las alturas!</w:t>
       </w:r>
     </w:p>
     <w:p>
@@ -18877,7 +18877,7 @@
         <w:rPr>
           <w:lang w:val="es_ES" w:bidi="es_ES"/>
         </w:rPr>
-        <w:t xml:space="preserve"> Algunos de los fariseos que estaban entre la multitud le dijeron a Jesús: ―¡Maestro, reprende a tus discípulos!</w:t>
+        <w:t xml:space="preserve"> Algunos de los fariseos que estaban entre la multitud le dijeron a Jesús: —¡Maestro, reprende a tus discípulos!</w:t>
       </w:r>
     </w:p>
     <w:p>
@@ -18898,7 +18898,7 @@
         <w:rPr>
           <w:lang w:val="es_ES" w:bidi="es_ES"/>
         </w:rPr>
-        <w:t xml:space="preserve"> Él les respondió: ―Les aseguro que, si ellos se callan, las piedras gritarán.</w:t>
+        <w:t xml:space="preserve"> Él les respondió: —Si ellos se callan, las piedras gritarán. Se lo aseguro.</w:t>
       </w:r>
     </w:p>
     <w:p>
@@ -18940,7 +18940,7 @@
         <w:rPr>
           <w:lang w:val="es_ES" w:bidi="es_ES"/>
         </w:rPr>
-        <w:t xml:space="preserve"> Y dijo: ―¡Cómo quisiera que hoy entendieras lo que puede traerte paz! Pero ahora eso no lo puedes ver.</w:t>
+        <w:t xml:space="preserve"> Dijo: —¡Cómo quisiera que hoy entendieras lo que puede traerte paz! Pero ahora eso no lo puedes ver.</w:t>
       </w:r>
     </w:p>
     <w:p>
@@ -18961,7 +18961,7 @@
         <w:rPr>
           <w:lang w:val="es_ES" w:bidi="es_ES"/>
         </w:rPr>
-        <w:t xml:space="preserve"> Vendrán sobre ti días en que tus enemigos harán un muro y te rodearán, y te asediarán por todos lados.</w:t>
+        <w:t xml:space="preserve"> Vendrán sobre ti días en que tus enemigos harán un muro. Te rodearán y te asediarán por todos lados.</w:t>
       </w:r>
     </w:p>
     <w:p>
@@ -19003,7 +19003,7 @@
         <w:rPr>
           <w:lang w:val="es_ES" w:bidi="es_ES"/>
         </w:rPr>
-        <w:t xml:space="preserve"> Cuando llegó al templo, entró y comenzó a echar fuera a los que vendían allí.</w:t>
+        <w:t xml:space="preserve"> Cuando llegó al templo, comenzó a echar fuera a los que estaban vendiendo.</w:t>
       </w:r>
     </w:p>
     <w:p>
@@ -19024,7 +19024,7 @@
         <w:rPr>
           <w:lang w:val="es_ES" w:bidi="es_ES"/>
         </w:rPr>
-        <w:t xml:space="preserve"> Les dijo: ―Escrito está: “Mi casa será casa de oración”; pero ustedes la han convertido en “cueva de ladrones”.</w:t>
+        <w:t xml:space="preserve"> Les dijo: —Escrito está: “Mi templo será llamado casa de oración”. Pero ustedes la han convertido en “cueva de ladrones”.</w:t>
       </w:r>
     </w:p>
     <w:p>
@@ -19045,7 +19045,7 @@
         <w:rPr>
           <w:lang w:val="es_ES" w:bidi="es_ES"/>
         </w:rPr>
-        <w:t xml:space="preserve"> Y enseñaba cada día en el templo, y los jefes de los sacerdotes, los maestros de la ley y los líderes del pueblo intentaban matarlo.</w:t>
+        <w:t xml:space="preserve"> Él enseñaba todos los días en el templo. Los jefes de los sacerdotes, los maestros de la ley y los líderes del pueblo buscaban la manera de matarlo.</w:t>
       </w:r>
     </w:p>
     <w:p>
@@ -19066,7 +19066,7 @@
         <w:rPr>
           <w:lang w:val="es_ES" w:bidi="es_ES"/>
         </w:rPr>
-        <w:t xml:space="preserve"> Pero no encontraban la manera de hacerlo, porque todo el pueblo lo escuchaba con mucho interés.</w:t>
+        <w:t xml:space="preserve"> Pero no encontraban cómo, porque todo el pueblo lo escuchaba con mucho interés.</w:t>
       </w:r>
     </w:p>
     <w:p>
@@ -19103,7 +19103,7 @@
         <w:rPr>
           <w:lang w:val="es_ES" w:bidi="es_ES"/>
         </w:rPr>
-        <w:t xml:space="preserve"> Un día, mientras Jesús estaba enseñando a la gente en el templo y les predicaba las buenas noticias, se le acercaron los jefes de los sacerdotes, los maestros de la ley y los ancianos para hacerle esta pregunta:</w:t>
+        <w:t xml:space="preserve"> Un día, Jesús estaba enseñando a la gente en el templo y anunciando las buenas noticias. Los jefes de los sacerdotes, los maestros de la ley y los ancianos se le acercaron.</w:t>
       </w:r>
     </w:p>
     <w:p>
@@ -19124,7 +19124,7 @@
         <w:rPr>
           <w:lang w:val="es_ES" w:bidi="es_ES"/>
         </w:rPr>
-        <w:t xml:space="preserve"> —Dinos, ¿quién te ha dado autoridad para hacer estas cosas?</w:t>
+        <w:t xml:space="preserve"> Le preguntaron: —Dinos quién te ha dado autoridad para hacer estas cosas.</w:t>
       </w:r>
     </w:p>
     <w:p>
@@ -19145,7 +19145,7 @@
         <w:rPr>
           <w:lang w:val="es_ES" w:bidi="es_ES"/>
         </w:rPr>
-        <w:t xml:space="preserve"> Él les contestó:—Yo también les voy a hacer una pregunta. Respóndanme:</w:t>
+        <w:t xml:space="preserve"> Él les respondió: —Yo también les haré una pregunta. Respóndanmela.</w:t>
       </w:r>
     </w:p>
     <w:p>
@@ -19166,7 +19166,7 @@
         <w:rPr>
           <w:lang w:val="es_ES" w:bidi="es_ES"/>
         </w:rPr>
-        <w:t xml:space="preserve"> ¿El bautismo de Juan era del cielo o de los hombres?</w:t>
+        <w:t xml:space="preserve"> ¿El bautismo de Juan era del cielo o de los seres humanos?</w:t>
       </w:r>
     </w:p>
     <w:p>
@@ -19187,7 +19187,7 @@
         <w:rPr>
           <w:lang w:val="es_ES" w:bidi="es_ES"/>
         </w:rPr>
-        <w:t xml:space="preserve"> Ellos deliberaron: «Si decimos que es del cielo, nos dirá: ¿Por qué no le creyeron?</w:t>
+        <w:t xml:space="preserve"> Ellos deliberaron: —Si decimos que es del cielo, nos dirá: "¿Por qué no le creyeron?”.</w:t>
       </w:r>
     </w:p>
     <w:p>
@@ -19208,7 +19208,7 @@
         <w:rPr>
           <w:lang w:val="es_ES" w:bidi="es_ES"/>
         </w:rPr>
-        <w:t xml:space="preserve"> Pero si decimos que es de los hombres, todo el pueblo nos apedreará, porque están convencidos de que Juan era un profeta».</w:t>
+        <w:t xml:space="preserve"> Pero si decimos que es de los seres humanos, todo el pueblo nos apedreará. Están convencidos de que Juan era un profeta.</w:t>
       </w:r>
     </w:p>
     <w:p>
@@ -19250,7 +19250,7 @@
         <w:rPr>
           <w:lang w:val="es_ES" w:bidi="es_ES"/>
         </w:rPr>
-        <w:t xml:space="preserve"> Jesús les dijo: —Pues yo tampoco les voy a decir con qué autoridad hago esto.</w:t>
+        <w:t xml:space="preserve"> Jesús les dijo: —Pues yo tampoco les digo con qué autoridad hago esto.</w:t>
       </w:r>
     </w:p>
     <w:p>
@@ -19271,7 +19271,7 @@
         <w:rPr>
           <w:lang w:val="es_ES" w:bidi="es_ES"/>
         </w:rPr>
-        <w:t xml:space="preserve"> Después les contó a la gente esta parábola: —Un hombre plantó un viñedo, lo arrendó a unos labradores y luego se fue de viaje por largo tiempo.</w:t>
+        <w:t xml:space="preserve"> Después les contó a la gente esta parábola: —Un hombre plantó un viñedo y lo arrendó a unos labradores. Luego se fue de viaje por largo tiempo.</w:t>
       </w:r>
     </w:p>
     <w:p>
@@ -19292,7 +19292,7 @@
         <w:rPr>
           <w:lang w:val="es_ES" w:bidi="es_ES"/>
         </w:rPr>
-        <w:t xml:space="preserve"> Cuando llegó el tiempo de la vendimia, envió a un siervo suyo para que los labradores le dieran la parte de la cosecha que le debían. Pero los agricultores lo golpearon y lo enviaron con las manos vacías.</w:t>
+        <w:t xml:space="preserve"> Llegó el tiempo de la cosecha. Envió a un siervo para que los labradores le dieran la parte de la cosecha que le correspondía. Pero los labradores lo golpearon y lo enviaron con las manos vacías.</w:t>
       </w:r>
     </w:p>
     <w:p>
@@ -19313,7 +19313,7 @@
         <w:rPr>
           <w:lang w:val="es_ES" w:bidi="es_ES"/>
         </w:rPr>
-        <w:t xml:space="preserve"> Luego envió a otro siervo, pero también a este lo golpearon, lo humillaron y lo enviaron con las manos vacías.</w:t>
+        <w:t xml:space="preserve"> Luego envió a otro siervo. También a este lo golpearon, lo humillaron y lo enviaron con las manos vacías.</w:t>
       </w:r>
     </w:p>
     <w:p>
@@ -19334,7 +19334,7 @@
         <w:rPr>
           <w:lang w:val="es_ES" w:bidi="es_ES"/>
         </w:rPr>
-        <w:t xml:space="preserve"> Entonces envió por tercera vez a un siervo, y a este también lo hirieron y lo echaron.</w:t>
+        <w:t xml:space="preserve"> Entonces envió por tercera vez a un siervo. A este también lo hirieron y lo echaron.</w:t>
       </w:r>
     </w:p>
     <w:p>
@@ -19355,7 +19355,7 @@
         <w:rPr>
           <w:lang w:val="es_ES" w:bidi="es_ES"/>
         </w:rPr>
-        <w:t xml:space="preserve"> »Así que el dueño del viñedo pensó: “¿Qué voy a hacer? Enviaré a mi hijo, a quien tanto amo. Seguro de que a él sí lo respetarán”.</w:t>
+        <w:t xml:space="preserve"> Así que el dueño del viñedo pensó: "¿Qué voy a hacer? Enviaré a mi hijo, a quien tanto amo. Seguro de que a él sí lo respetarán”.</w:t>
       </w:r>
     </w:p>
     <w:p>
@@ -19376,7 +19376,7 @@
         <w:rPr>
           <w:lang w:val="es_ES" w:bidi="es_ES"/>
         </w:rPr>
-        <w:t xml:space="preserve"> »Pero cuando los labradores lo vieron, se dijeron entre ellos: “Este es el heredero. Vamos a matarlo y la herencia será nuestra”.</w:t>
+        <w:t xml:space="preserve"> Los labradores vieron al hijo. Entonces se dijeron entre ellos: “Este es el heredero. Vamos a matarlo, así la herencia será nuestra”.</w:t>
       </w:r>
     </w:p>
     <w:p>
@@ -19397,7 +19397,7 @@
         <w:rPr>
           <w:lang w:val="es_ES" w:bidi="es_ES"/>
         </w:rPr>
-        <w:t xml:space="preserve"> Así que lo sacaron del viñedo y lo mataron. ¿Qué creen que les hará el dueño?</w:t>
+        <w:t xml:space="preserve"> Entonces lo sacaron del viñedo y lo mataron. »¿Qué creen que les hará el dueño?</w:t>
       </w:r>
     </w:p>
     <w:p>
@@ -19418,7 +19418,7 @@
         <w:rPr>
           <w:lang w:val="es_ES" w:bidi="es_ES"/>
         </w:rPr>
-        <w:t xml:space="preserve"> Vendrá y matará a esos labradores y entregará el viñedo a otros. Al oír esto, la gente exclamó: —¡Dios no lo quiera!</w:t>
+        <w:t xml:space="preserve"> Vendrá y matará a esos labradores. Entregará el viñedo a otros. Al oír esto, la gente exclamó: —¡Dios no lo quiera!</w:t>
       </w:r>
     </w:p>
     <w:p>
@@ -19439,7 +19439,7 @@
         <w:rPr>
           <w:lang w:val="es_ES" w:bidi="es_ES"/>
         </w:rPr>
-        <w:t xml:space="preserve"> Jesús los miró fijamente y les dijo: —¿Qué quiere decir entonces esto que está escrito: »"La piedra que los constructores despreciaron ha llegado a ser la piedra más importante".</w:t>
+        <w:t xml:space="preserve"> Jesús los miró fijamente y les dijo: —¿Qué quiere decir entonces esto que está escrito: “La piedra que los constructores desecharon ha llegado a ser la piedra principal”?</w:t>
       </w:r>
     </w:p>
     <w:p>
@@ -19460,7 +19460,7 @@
         <w:rPr>
           <w:lang w:val="es_ES" w:bidi="es_ES"/>
         </w:rPr>
-        <w:t xml:space="preserve"> »El que caiga sobre esa piedra quedará hecho pedazos; y si la piedra cae sobre alguien, lo hará polvo».</w:t>
+        <w:t xml:space="preserve"> El que caiga sobre esa piedra quedará hecho pedazos. Si la piedra cae sobre alguien, lo hará polvo.</w:t>
       </w:r>
     </w:p>
     <w:p>
@@ -19481,7 +19481,7 @@
         <w:rPr>
           <w:lang w:val="es_ES" w:bidi="es_ES"/>
         </w:rPr>
-        <w:t xml:space="preserve"> Los maestros de la ley y los jefes de los sacerdotes entendieron que esta parábola iba contra ellos, así que intentaron arrestarlo en ese mismo momento, pero temían al pueblo.</w:t>
+        <w:t xml:space="preserve"> Los maestros de la ley y los jefes de los sacerdotes entendieron que esta parábola iba contra ellos. Intentaron arrestarlo en ese mismo momento, pero temían al pueblo.</w:t>
       </w:r>
     </w:p>
     <w:p>
@@ -19523,7 +19523,7 @@
         <w:rPr>
           <w:lang w:val="es_ES" w:bidi="es_ES"/>
         </w:rPr>
-        <w:t xml:space="preserve"> Los espías le dijeron: —Maestro, sabemos que dices y enseñas lo que es correcto, y que no guías por las apariencias, sino que de verdad enseñas el camino de Dios.</w:t>
+        <w:t xml:space="preserve"> Los espías le dijeron: —Maestro, sabemos que dices y enseñas lo que es correcto. Sabemos que no te guías por las apariencias, sino que de verdad enseñas el camino de Dios.</w:t>
       </w:r>
     </w:p>
     <w:p>
@@ -19544,7 +19544,7 @@
         <w:rPr>
           <w:lang w:val="es_ES" w:bidi="es_ES"/>
         </w:rPr>
-        <w:t xml:space="preserve"> ¿Nos está permitido pagar impuestos al césar o no?</w:t>
+        <w:t xml:space="preserve"> ¿Qué dices entonces? ¿Nos está permitido pagar impuestos al césar o no?</w:t>
       </w:r>
     </w:p>
     <w:p>
@@ -19565,7 +19565,7 @@
         <w:rPr>
           <w:lang w:val="es_ES" w:bidi="es_ES"/>
         </w:rPr>
-        <w:t xml:space="preserve"> Pero Jesús se dio cuenta de sus malas intenciones y les respondió:</w:t>
+        <w:t xml:space="preserve"> Jesús se dio cuenta de sus malas intenciones. Les respondió:</w:t>
       </w:r>
     </w:p>
     <w:p>
@@ -19649,7 +19649,7 @@
         <w:rPr>
           <w:lang w:val="es_ES" w:bidi="es_ES"/>
         </w:rPr>
-        <w:t xml:space="preserve"> Después, algunos de los saduceos, que no creían en la resurrección, se acercaron a Jesús y le plantearon este caso:</w:t>
+        <w:t xml:space="preserve"> Después, algunos de los saduceos, que no creían en la resurrección, se acercaron a Jesús. Le plantearon este caso:</w:t>
       </w:r>
     </w:p>
     <w:p>
@@ -19670,7 +19670,7 @@
         <w:rPr>
           <w:lang w:val="es_ES" w:bidi="es_ES"/>
         </w:rPr>
-        <w:t xml:space="preserve"> —Maestro, Moisés enseña en sus escritos que si un hombre muere sin haber tenido hijos con su esposa, el hermano de ese hombre tiene que casarse con la viuda, para dejarle descendencia a su hermano fallecido.</w:t>
+        <w:t xml:space="preserve"> —Maestro, Moisés enseña esto en sus escritos. Si un hombre muere sin haber tenido hijos con su esposa, el hermano de ese hombre tiene que casarse con la viuda. Tiene que dejarle descendencia a su hermano fallecido.</w:t>
       </w:r>
     </w:p>
     <w:p>
@@ -19691,7 +19691,7 @@
         <w:rPr>
           <w:lang w:val="es_ES" w:bidi="es_ES"/>
         </w:rPr>
-        <w:t xml:space="preserve"> Resulta que había siete hermanos. El primero se casó, pero murió sin tener hijos.</w:t>
+        <w:t xml:space="preserve"> Resulta que había 7 hermanos. El primero se casó, pero murió sin tener hijos.</w:t>
       </w:r>
     </w:p>
     <w:p>
@@ -19712,7 +19712,7 @@
         <w:rPr>
           <w:lang w:val="es_ES" w:bidi="es_ES"/>
         </w:rPr>
-        <w:t xml:space="preserve"> Después, el segundo hermano se casó con la viuda,</w:t>
+        <w:t xml:space="preserve"> Después, el segundo hermano se casó con la viuda.</w:t>
       </w:r>
     </w:p>
     <w:p>
@@ -19733,7 +19733,7 @@
         <w:rPr>
           <w:lang w:val="es_ES" w:bidi="es_ES"/>
         </w:rPr>
-        <w:t xml:space="preserve"> y también el tercero, y así hicieron los siete hermanos; todos murieron sin dejar descendencia.</w:t>
+        <w:t xml:space="preserve"> También el tercero se casó con ella, y así hicieron los 7 hermanos. Todos murieron sin dejar descendencia.</w:t>
       </w:r>
     </w:p>
     <w:p>
@@ -19775,7 +19775,7 @@
         <w:rPr>
           <w:lang w:val="es_ES" w:bidi="es_ES"/>
         </w:rPr>
-        <w:t xml:space="preserve"> Entonces, en la resurrección, ¿de cuál de ellos será esposa esta mujer, ya que llegó a estar casada con los siete?</w:t>
+        <w:t xml:space="preserve"> Entonces, en la resurrección, ¿de cuál de ellos será esposa esta mujer? Pues llegó a estar casada con los 7 hermanos.</w:t>
       </w:r>
     </w:p>
     <w:p>
@@ -19796,7 +19796,7 @@
         <w:rPr>
           <w:lang w:val="es_ES" w:bidi="es_ES"/>
         </w:rPr>
-        <w:t xml:space="preserve"> Jesús les contestó: —Los hijos de este mundo se casan y son dados en matrimonio,</w:t>
+        <w:t xml:space="preserve"> Jesús les contestó: —Los hijos de este mundo se casan y son dados en matrimonio.</w:t>
       </w:r>
     </w:p>
     <w:p>
@@ -19817,7 +19817,7 @@
         <w:rPr>
           <w:lang w:val="es_ES" w:bidi="es_ES"/>
         </w:rPr>
-        <w:t xml:space="preserve"> pero los que son considerados dignos de resucitar y vivir en el mundo venidero no se casan ni son dados en matrimonio.</w:t>
+        <w:t xml:space="preserve"> Pero los que son considerados dignos de resucitar y vivir en el mundo venidero no se casan ni son dados en matrimonio.</w:t>
       </w:r>
     </w:p>
     <w:p>
@@ -19838,7 +19838,7 @@
         <w:rPr>
           <w:lang w:val="es_ES" w:bidi="es_ES"/>
         </w:rPr>
-        <w:t xml:space="preserve"> Ya no podrán morir; serán como los ángeles. Son hijos de Dios, pues participan de la resurrección.</w:t>
+        <w:t xml:space="preserve"> Ya no podrán morir. Serán como los ángeles. Son hijos de Dios, pues participan de la resurrección.</w:t>
       </w:r>
     </w:p>
     <w:p>
@@ -19859,7 +19859,7 @@
         <w:rPr>
           <w:lang w:val="es_ES" w:bidi="es_ES"/>
         </w:rPr>
-        <w:t xml:space="preserve"> En cuanto a que los muertos resucitan, Moisés mismo lo da a entender en el pasaje de la zarza, pues llama al Señor “el Dios de Abraham, el Dios de Isaac y el Dios de Jacob”.</w:t>
+        <w:t xml:space="preserve"> En cuanto a que los muertos resucitan, Moisés mismo lo da a entender en el pasaje de la zarza. Llama al Señor “el Dios de Abraham, de Isaac y de Jacob”.</w:t>
       </w:r>
     </w:p>
     <w:p>
@@ -19880,7 +19880,7 @@
         <w:rPr>
           <w:lang w:val="es_ES" w:bidi="es_ES"/>
         </w:rPr>
-        <w:t xml:space="preserve"> Dios no es el Dios de muertos, sino de vivos, para él todos ellos están vivos.</w:t>
+        <w:t xml:space="preserve"> Dios no es el Dios de muertos, sino de vivos. Para él todos ellos están vivos.</w:t>
       </w:r>
     </w:p>
     <w:p>
@@ -19901,7 +19901,7 @@
         <w:rPr>
           <w:lang w:val="es_ES" w:bidi="es_ES"/>
         </w:rPr>
-        <w:t xml:space="preserve"> Algunos de los maestros de la ley respondieron: ―¡Muy buena respuesta, Maestro!</w:t>
+        <w:t xml:space="preserve"> Algunos de los maestros de la ley respondieron: —¡Muy buena respuesta, Maestro!</w:t>
       </w:r>
     </w:p>
     <w:p>
@@ -19943,7 +19943,7 @@
         <w:rPr>
           <w:lang w:val="es_ES" w:bidi="es_ES"/>
         </w:rPr>
-        <w:t xml:space="preserve"> Entonces Jesús les preguntó: ―¿Por qué dicen que el Cristo es hijo de David?</w:t>
+        <w:t xml:space="preserve"> Entonces Jesús les preguntó: —¿Por qué dicen que el Cristo es hijo de David?</w:t>
       </w:r>
     </w:p>
     <w:p>
@@ -19964,7 +19964,7 @@
         <w:rPr>
           <w:lang w:val="es_ES" w:bidi="es_ES"/>
         </w:rPr>
-        <w:t xml:space="preserve"> David mismo dice en el libro de los Salmos: “El Señor dijo a mi Señor: 'Siéntate a mi derecha,</w:t>
+        <w:t xml:space="preserve"> David mismo dice en el libro de Salmos: “Así dijo el Señor a mi Señor: Siéntate a mi derecha</w:t>
       </w:r>
     </w:p>
     <w:p>
@@ -19985,7 +19985,7 @@
         <w:rPr>
           <w:lang w:val="es_ES" w:bidi="es_ES"/>
         </w:rPr>
-        <w:t xml:space="preserve"> hasta que ponga a tus enemigos por estrado de tus pies'”.</w:t>
+        <w:t xml:space="preserve"> hasta que ponga a tus enemigos bajo tus pies”.</w:t>
       </w:r>
     </w:p>
     <w:p>
@@ -20006,7 +20006,7 @@
         <w:rPr>
           <w:lang w:val="es_ES" w:bidi="es_ES"/>
         </w:rPr>
-        <w:t xml:space="preserve"> »Si David lo llama "Señor", ¿cómo puede ser entonces su hijo?».</w:t>
+        <w:t xml:space="preserve"> Si David lo llama Señor, ¿cómo puede ser entonces su hijo?</w:t>
       </w:r>
     </w:p>
     <w:p>
@@ -20048,7 +20048,7 @@
         <w:rPr>
           <w:lang w:val="es_ES" w:bidi="es_ES"/>
         </w:rPr>
-        <w:t xml:space="preserve"> ―Cuídense de los maestros de la ley. A ellos les encanta pasearse con ropas lujosas y que los saluden en las plazas. Les encanta ocupar los primeros asientos en la sinagoga y los mejores lugares en los banquetes.</w:t>
+        <w:t xml:space="preserve"> —Cuídense de los maestros de la ley. Les encanta pasearse con ropas lujosas y que los saluden en las plazas. Les encanta ocupar los primeros asientos en las sinagogas y los lugares de honor en los banquetes.</w:t>
       </w:r>
     </w:p>
     <w:p>
@@ -20069,7 +20069,7 @@
         <w:rPr>
           <w:lang w:val="es_ES" w:bidi="es_ES"/>
         </w:rPr>
-        <w:t xml:space="preserve"> »Les quitan sus bienes a las viudas y a la vez hacen largas oraciones para impresionar. El castigo para ellos será peor».</w:t>
+        <w:t xml:space="preserve"> Se quedan con las casas de las viudas y disimulan diciendo largas oraciones. Estos recibirán mayor castigo.</w:t>
       </w:r>
     </w:p>
     <w:p>
@@ -20106,7 +20106,7 @@
         <w:rPr>
           <w:lang w:val="es_ES" w:bidi="es_ES"/>
         </w:rPr>
-        <w:t xml:space="preserve"> Jesús estaba observando cómo los ricos echaban sus ofrendas en las alcancías del templo.</w:t>
+        <w:t xml:space="preserve"> Jesús estaba observando cómo los ricos echaban sus ofrendas en las cajas del templo.</w:t>
       </w:r>
     </w:p>
     <w:p>
@@ -20127,7 +20127,7 @@
         <w:rPr>
           <w:lang w:val="es_ES" w:bidi="es_ES"/>
         </w:rPr>
-        <w:t xml:space="preserve"> También vio a una viuda pobre que echaba dos moneditas de cobre que valían muy poco.</w:t>
+        <w:t xml:space="preserve"> También vio a una viuda pobre que echaba 2 moneditas de cobre. Valían muy poco.</w:t>
       </w:r>
     </w:p>
     <w:p>
@@ -20148,7 +20148,7 @@
         <w:rPr>
           <w:lang w:val="es_ES" w:bidi="es_ES"/>
         </w:rPr>
-        <w:t xml:space="preserve"> Jesús dijo: ―Les aseguro que esta viuda echó más que todos ellos,</w:t>
+        <w:t xml:space="preserve"> Jesús dijo: —Les aseguro que esta viuda echó más que todos ellos.</w:t>
       </w:r>
     </w:p>
     <w:p>
@@ -20169,7 +20169,7 @@
         <w:rPr>
           <w:lang w:val="es_ES" w:bidi="es_ES"/>
         </w:rPr>
-        <w:t xml:space="preserve"> porque todos ellos dieron de lo que les sobraba; pero ella, aun siendo tan pobre, dio todo su sustento.</w:t>
+        <w:t xml:space="preserve"> Todos ellos dieron de lo que les sobraba. Ella, aun siendo tan pobre, dio todo su sustento.</w:t>
       </w:r>
     </w:p>
     <w:p>
@@ -20190,7 +20190,7 @@
         <w:rPr>
           <w:lang w:val="es_ES" w:bidi="es_ES"/>
         </w:rPr>
-        <w:t xml:space="preserve"> Algunos de sus discípulos hablaban del templo, de cómo estaba adornado con piedras impresionantes y ofrendas dedicadas a Dios. Pero Jesús les dijo:</w:t>
+        <w:t xml:space="preserve"> Algunos de sus discípulos hablaban del templo. Comentaban las hermosas piedras y las ofrendas dedicadas a Dios con que estaba adornado. Pero Jesús les dijo:</w:t>
       </w:r>
     </w:p>
     <w:p>
@@ -20211,7 +20211,7 @@
         <w:rPr>
           <w:lang w:val="es_ES" w:bidi="es_ES"/>
         </w:rPr>
-        <w:t xml:space="preserve"> ―¿Ven todo esto? Llegará el día en que no quedará piedra sobre piedra. Todo será destruido.</w:t>
+        <w:t xml:space="preserve"> —¿Ven todo esto? Llegará el día en que no quedará piedra sobre piedra. Todo será destruido.</w:t>
       </w:r>
     </w:p>
     <w:p>
@@ -20232,7 +20232,7 @@
         <w:rPr>
           <w:lang w:val="es_ES" w:bidi="es_ES"/>
         </w:rPr>
-        <w:t xml:space="preserve"> Le preguntaron: ―Maestro, ¿cuándo sucederá eso? ¿Cuál será la señal de que está a punto de suceder?</w:t>
+        <w:t xml:space="preserve"> Le preguntaron: —Maestro, ¿cuándo sucederá eso? ¿Cuál será la señal de que está a punto de suceder?</w:t>
       </w:r>
     </w:p>
     <w:p>
@@ -20253,7 +20253,7 @@
         <w:rPr>
           <w:lang w:val="es_ES" w:bidi="es_ES"/>
         </w:rPr>
-        <w:t xml:space="preserve"> Jesús les respondió: —Cuidado, no se dejen engañar, porque vendrán muchos en mi nombre, diciendo: “Yo soy el Mesías” y “El tiempo está cerca”. No los sigan.</w:t>
+        <w:t xml:space="preserve"> Jesús les dijo: —Cuidado. No se dejen engañar. Vendrán muchos en mi nombre. Dirán: “Yo soy” y “El tiempo ya está cerca”. No los sigan.</w:t>
       </w:r>
     </w:p>
     <w:p>
@@ -20274,7 +20274,7 @@
         <w:rPr>
           <w:lang w:val="es_ES" w:bidi="es_ES"/>
         </w:rPr>
-        <w:t xml:space="preserve"> Cuando oigan hablar de guerras y revueltas, no se alarmen, porque es necesario que estas cosas sucedan primero, pero el fin no vendrá inmediatamente después.</w:t>
+        <w:t xml:space="preserve"> Cuando oigan hablar de guerras y revueltas, no se alarmen. Es necesario que estas cosas sucedan primero. Pero el fin no vendrá inmediatamente después.</w:t>
       </w:r>
     </w:p>
     <w:p>
@@ -20295,7 +20295,7 @@
         <w:rPr>
           <w:lang w:val="es_ES" w:bidi="es_ES"/>
         </w:rPr>
-        <w:t xml:space="preserve"> Continuó diciéndoles: ―Se enfrentarán unas naciones a otras, y unos reinos a otros.</w:t>
+        <w:t xml:space="preserve"> Continuó diciéndoles: —Se enfrentarán unas naciones a otras, y unos reinos a otros.</w:t>
       </w:r>
     </w:p>
     <w:p>
@@ -20316,7 +20316,7 @@
         <w:rPr>
           <w:lang w:val="es_ES" w:bidi="es_ES"/>
         </w:rPr>
-        <w:t xml:space="preserve"> Habrá grandes terremotos, así como hambre y plagas en difrerentes lugares; sucederán cosas espantosas y habrá grandes señales del cielo.</w:t>
+        <w:t xml:space="preserve"> Habrá grandes terremotos, así como hambre y plagas en diferentes lugares. Sucederán cosas espantosas y habrá grandes señales del cielo.</w:t>
       </w:r>
     </w:p>
     <w:p>
@@ -20337,7 +20337,7 @@
         <w:rPr>
           <w:lang w:val="es_ES" w:bidi="es_ES"/>
         </w:rPr>
-        <w:t xml:space="preserve"> »Pero antes que todo esto suceda, echarán mano de ustedes y los perseguirán. Los entregarán a las sinagogas y serán encarcelados. Por causa de mi nombre, los llevarán ante reyes y gobernadores.</w:t>
+        <w:t xml:space="preserve"> Pero antes que todo esto suceda, echarán mano de ustedes y los perseguirán. Los entregarán a las sinagogas y serán encarcelados. Por causa de mi nombre, los llevarán ante reyes y gobernadores.</w:t>
       </w:r>
     </w:p>
     <w:p>
@@ -20358,7 +20358,7 @@
         <w:rPr>
           <w:lang w:val="es_ES" w:bidi="es_ES"/>
         </w:rPr>
-        <w:t xml:space="preserve"> Esto les brindará la oportunidad de dar testimonio.</w:t>
+        <w:t xml:space="preserve"> Esto les dará la oportunidad de dar testimonio.</w:t>
       </w:r>
     </w:p>
     <w:p>
@@ -20379,7 +20379,7 @@
         <w:rPr>
           <w:lang w:val="es_ES" w:bidi="es_ES"/>
         </w:rPr>
-        <w:t xml:space="preserve"> Pero no se preocupen por preparar de antemano su defensa,</w:t>
+        <w:t xml:space="preserve"> Pero no se preocupen por preparar de antemano su defensa.</w:t>
       </w:r>
     </w:p>
     <w:p>
@@ -20400,7 +20400,7 @@
         <w:rPr>
           <w:lang w:val="es_ES" w:bidi="es_ES"/>
         </w:rPr>
-        <w:t xml:space="preserve"> pues yo mismo les daré las palabras adecuadas y sabias para responder, y ninguno de sus enemigos podrá resistirles ni contradecirles.</w:t>
+        <w:t xml:space="preserve"> Yo mismo les daré las palabras adecuadas y sabias para responder. Ninguno de sus enemigos podrá resistirles ni contradecirles.</w:t>
       </w:r>
     </w:p>
     <w:p>
@@ -20526,7 +20526,7 @@
         <w:rPr>
           <w:lang w:val="es_ES" w:bidi="es_ES"/>
         </w:rPr>
-        <w:t xml:space="preserve"> Los que estén en Judea, huyan a las montañas; los que estén en la ciudad salgan de ella; y los que estén en el campo no entren en la ciudad.</w:t>
+        <w:t xml:space="preserve"> Los que estén en Judea huyan a las montañas. Los que estén en la ciudad salgan de ella. Y los que estén en el campo no entren en la ciudad.</w:t>
       </w:r>
     </w:p>
     <w:p>
@@ -20547,7 +20547,7 @@
         <w:rPr>
           <w:lang w:val="es_ES" w:bidi="es_ES"/>
         </w:rPr>
-        <w:t xml:space="preserve"> Esos días serán de juicio y en ellos se cumplirá todo lo que está escrito.</w:t>
+        <w:t xml:space="preserve"> Esos serán días de juicio, y se cumplirá todo lo que está escrito.</w:t>
       </w:r>
     </w:p>
     <w:p>
@@ -20568,7 +20568,7 @@
         <w:rPr>
           <w:lang w:val="es_ES" w:bidi="es_ES"/>
         </w:rPr>
-        <w:t xml:space="preserve"> ¡Ay de las que estén embarazadas o amamantando en aquellos días! Porque habrá mucha angustia en la tierra y castigo contra este pueblo.</w:t>
+        <w:t xml:space="preserve"> ¡Ay de las que estén embarazadas o amamantando en aquellos días! Habrá mucha angustia en la tierra y castigo contra este pueblo.</w:t>
       </w:r>
     </w:p>
     <w:p>
@@ -20589,7 +20589,7 @@
         <w:rPr>
           <w:lang w:val="es_ES" w:bidi="es_ES"/>
         </w:rPr>
-        <w:t xml:space="preserve"> Unos caerán por la espada y serán llevados cautivos a todas las naciones. Los paganos pisotearán a Jerusalén, hasta que se cumplan los tiempos señalados para ellos.</w:t>
+        <w:t xml:space="preserve"> Unos morirán por la espada y a otros los llevarán cautivos a todas las naciones. Los extranjeros pisotearán Jerusalén hasta que se cumpla el tiempo señalado para ellos.</w:t>
       </w:r>
     </w:p>
     <w:p>
@@ -20610,7 +20610,7 @@
         <w:rPr>
           <w:lang w:val="es_ES" w:bidi="es_ES"/>
         </w:rPr>
-        <w:t xml:space="preserve"> Habrá señales en el sol, la luna y las estrellas. En la tierra, habrá gran confusión y angustia entre las naciones por el estruendo del mar y de las olas.</w:t>
+        <w:t xml:space="preserve"> Habrá señales en el sol, en la luna y en las estrellas. En la tierra, las naciones estarán angustiadas y confundidas por el rugido del mar y el estruendo de las olas.</w:t>
       </w:r>
     </w:p>
     <w:p>
@@ -20631,7 +20631,7 @@
         <w:rPr>
           <w:lang w:val="es_ES" w:bidi="es_ES"/>
         </w:rPr>
-        <w:t xml:space="preserve"> Los hombres se desmayarán de terror ante lo que va a suceder en el mundo, pues todos los cuerpos celestes serán sacudidos.</w:t>
+        <w:t xml:space="preserve"> Las personas se desmayarán de terror por lo que le va a suceder al mundo. Todos los cuerpos celestes serán sacudidos.</w:t>
       </w:r>
     </w:p>
     <w:p>
@@ -20673,7 +20673,7 @@
         <w:rPr>
           <w:lang w:val="es_ES" w:bidi="es_ES"/>
         </w:rPr>
-        <w:t xml:space="preserve"> Cuando estas cosas comiencen a suceder, anímense y levanten la cabeza, porque su redención está cerca».</w:t>
+        <w:t xml:space="preserve"> Cuando estas cosas comiencen a suceder, anímense y levanten la cabeza. Su redención está cerca.</w:t>
       </w:r>
     </w:p>
     <w:p>
@@ -20694,7 +20694,7 @@
         <w:rPr>
           <w:lang w:val="es_ES" w:bidi="es_ES"/>
         </w:rPr>
-        <w:t xml:space="preserve"> También les dijo: ―Fíjense en la higuera o en cualquier otro árbol.</w:t>
+        <w:t xml:space="preserve"> También les dijo: —Fíjense en la higuera o en cualquier otro árbol.</w:t>
       </w:r>
     </w:p>
     <w:p>
@@ -20715,7 +20715,7 @@
         <w:rPr>
           <w:lang w:val="es_ES" w:bidi="es_ES"/>
         </w:rPr>
-        <w:t xml:space="preserve"> »Cuando las hojas comienzan a brotar, ustedes las ven y saben que el verano se acerca.</w:t>
+        <w:t xml:space="preserve"> Cuando las hojas comienzan a brotar, ustedes las ven y saben que el verano se acerca.</w:t>
       </w:r>
     </w:p>
     <w:p>
@@ -20799,7 +20799,7 @@
         <w:rPr>
           <w:lang w:val="es_ES" w:bidi="es_ES"/>
         </w:rPr>
-        <w:t xml:space="preserve"> »¡Cuidado! No vaya a ser que por el vicio, las borracheras y todas las preocupaciones de esta vida se les endurezca el corazón. Ese día puede llegar cuando menos lo esperen.</w:t>
+        <w:t xml:space="preserve"> ¡Tengan cuidado! No sea que sus corazones se vuelvan insensibles. La insensibilidad viene por los excesos, la embriaguez y las preocupaciones de esta vida. Ese día puede caer sobre ustedes de repente.</w:t>
       </w:r>
     </w:p>
     <w:p>
@@ -20841,7 +20841,7 @@
         <w:rPr>
           <w:lang w:val="es_ES" w:bidi="es_ES"/>
         </w:rPr>
-        <w:t xml:space="preserve"> No bajen la guardia. Oren para que puedan escapar de todo lo que va a suceder, para así poderpresentarse delante del Hijo del hombre».</w:t>
+        <w:t xml:space="preserve"> No bajen la guardia. Oren para que puedan escapar de todo lo que va a suceder. Y oren para poder presentarse delante del Hijo del hombre.</w:t>
       </w:r>
     </w:p>
     <w:p>
@@ -20862,7 +20862,7 @@
         <w:rPr>
           <w:lang w:val="es_ES" w:bidi="es_ES"/>
         </w:rPr>
-        <w:t xml:space="preserve"> Durante el día Jesús enseñaba en el templo, pero por la noche salía de la ciudad para pasarla en el monte de los Olivos,</w:t>
+        <w:t xml:space="preserve"> Durante el día Jesús enseñaba en el templo. Por la noche salía de la ciudad para pasarla en el monte de los Olivos.</w:t>
       </w:r>
     </w:p>
     <w:p>
@@ -20883,7 +20883,7 @@
         <w:rPr>
           <w:lang w:val="es_ES" w:bidi="es_ES"/>
         </w:rPr>
-        <w:t xml:space="preserve"> y toda la gente madrugaba para ir a escucharlo al templo.</w:t>
+        <w:t xml:space="preserve"> Toda la gente madrugaba para ir a escucharlo al templo.</w:t>
       </w:r>
     </w:p>
     <w:p>
@@ -20941,7 +20941,7 @@
         <w:rPr>
           <w:lang w:val="es_ES" w:bidi="es_ES"/>
         </w:rPr>
-        <w:t xml:space="preserve"> Los jefes de los sacerdotes y los maestros de la ley buscaban cómo matar a Jesús, pero como temían al pueblo, querían hacerlo en secreto.</w:t>
+        <w:t xml:space="preserve"> Los jefes de los sacerdotes y los maestros de la ley buscaban cómo matar a Jesús, pero temían al pueblo.</w:t>
       </w:r>
     </w:p>
     <w:p>
@@ -20962,7 +20962,7 @@
         <w:rPr>
           <w:lang w:val="es_ES" w:bidi="es_ES"/>
         </w:rPr>
-        <w:t xml:space="preserve"> Entonces Satanás entró en Judas, uno de los doce, al que llamaban Iscariote.</w:t>
+        <w:t xml:space="preserve"> Entonces Satanás entró en Judas. Era uno de los 12 y lo llamaban Iscariote.</w:t>
       </w:r>
     </w:p>
     <w:p>
@@ -20983,7 +20983,7 @@
         <w:rPr>
           <w:lang w:val="es_ES" w:bidi="es_ES"/>
         </w:rPr>
-        <w:t xml:space="preserve"> Y Judas fue a hablar con los jefes de los sacerdotes y los capitanes del templo para acordar cómo les entregaría a Jesús.</w:t>
+        <w:t xml:space="preserve"> Judas fue a hablar con los jefes de los sacerdotes y los capitanes del templo. Quería acordar cómo les entregaría a Jesús.</w:t>
       </w:r>
     </w:p>
     <w:p>
@@ -21025,7 +21025,7 @@
         <w:rPr>
           <w:lang w:val="es_ES" w:bidi="es_ES"/>
         </w:rPr>
-        <w:t xml:space="preserve"> Judas aceptó y comenzó a buscar la oportunidad de entregárselo cuando no hubiera gente alrededor.</w:t>
+        <w:t xml:space="preserve"> Judas aceptó. Comenzó a buscar la oportunidad de entregárselo cuando no hubiera gente alrededor.</w:t>
       </w:r>
     </w:p>
     <w:p>
@@ -21046,7 +21046,7 @@
         <w:rPr>
           <w:lang w:val="es_ES" w:bidi="es_ES"/>
         </w:rPr>
-        <w:t xml:space="preserve"> Cuando llegó el día de la fiesta de los panes sin levadura, en que se sacrificaba el cordero de la Pascua,</w:t>
+        <w:t xml:space="preserve"> Llegó el día de la fiesta de los panes sin levadura, cuando se sacrificaba el cordero de la Pascua.</w:t>
       </w:r>
     </w:p>
     <w:p>
@@ -21088,7 +21088,7 @@
         <w:rPr>
           <w:lang w:val="es_ES" w:bidi="es_ES"/>
         </w:rPr>
-        <w:t xml:space="preserve"> Ellos le preguntaron: ―¿Dónde quieres que la preparemos?</w:t>
+        <w:t xml:space="preserve"> Ellos le preguntaron: —¿Dónde quieres que la preparemos?</w:t>
       </w:r>
     </w:p>
     <w:p>
@@ -21109,7 +21109,7 @@
         <w:rPr>
           <w:lang w:val="es_ES" w:bidi="es_ES"/>
         </w:rPr>
-        <w:t xml:space="preserve"> Él les contestó: ―Cuando entren en la ciudad, verán a un hombre que lleva un cántaro de agua. Síganlo hasta la casa en que entre,</w:t>
+        <w:t xml:space="preserve"> Él les contestó: —Cuando entren en la ciudad, verán a un hombre que lleva un cántaro de agua. Síganlo hasta la casa donde entre.</w:t>
       </w:r>
     </w:p>
     <w:p>
@@ -21130,7 +21130,7 @@
         <w:rPr>
           <w:lang w:val="es_ES" w:bidi="es_ES"/>
         </w:rPr>
-        <w:t xml:space="preserve"> y díganle al dueño de esa casa: "El Maestro quiere saber dónde está el lugar donde comerá la Pascua con sus discípulos".</w:t>
+        <w:t xml:space="preserve"> Díganle al dueño de esa casa: “El Maestro quiere saber dónde está el lugar donde comerá la Pascua con sus discípulos”.</w:t>
       </w:r>
     </w:p>
     <w:p>
@@ -21151,7 +21151,7 @@
         <w:rPr>
           <w:lang w:val="es_ES" w:bidi="es_ES"/>
         </w:rPr>
-        <w:t xml:space="preserve"> Y él les mostrará un gran sala en la parte de arriba, ya amueblada; preparen allí la cena.</w:t>
+        <w:t xml:space="preserve"> Y él les mostrará un sala grande en la parte de arriba, ya amueblada. Preparen allí la cena.</w:t>
       </w:r>
     </w:p>
     <w:p>
@@ -21214,7 +21214,7 @@
         <w:rPr>
           <w:lang w:val="es_ES" w:bidi="es_ES"/>
         </w:rPr>
-        <w:t xml:space="preserve"> Él les dijo: —Cuánto he deseado comer esta Pascua con ustedes, antes de mis padecimientos,</w:t>
+        <w:t xml:space="preserve"> Él les dijo: —Cuánto he deseado comer esta Pascua con ustedes, antes de que comiencen mis sufrimientos.</w:t>
       </w:r>
     </w:p>
     <w:p>
@@ -21235,7 +21235,7 @@
         <w:rPr>
           <w:lang w:val="es_ES" w:bidi="es_ES"/>
         </w:rPr>
-        <w:t xml:space="preserve"> pues les aseguro que no volveré a comer esta Pascua hasta que tenga su pleno cumplimiento en el reino de Dios.</w:t>
+        <w:t xml:space="preserve"> No volveré a comerla hasta que tenga su pleno cumplimiento en el reino de Dios. Se lo aseguro.</w:t>
       </w:r>
     </w:p>
     <w:p>
@@ -21277,7 +21277,7 @@
         <w:rPr>
           <w:lang w:val="es_ES" w:bidi="es_ES"/>
         </w:rPr>
-        <w:t xml:space="preserve"> Les aseguro que no volveré a beber del fruto de la vid hasta que venga el reino de Dios.</w:t>
+        <w:t xml:space="preserve"> No volveré a beber del fruto de la vid hasta que venga el reino de Dios. Se lo aseguro.</w:t>
       </w:r>
     </w:p>
     <w:p>
@@ -21298,7 +21298,7 @@
         <w:rPr>
           <w:lang w:val="es_ES" w:bidi="es_ES"/>
         </w:rPr>
-        <w:t xml:space="preserve"> Entonces tomó el pan, dio gracias a Dios por él, lo partió, se lo pasó a ellos y dijo: —Este pan es mi cuerpo, que es entregado por ustedes. Hagan esto en memoria de mí.</w:t>
+        <w:t xml:space="preserve"> Entonces tomó el pan y dio gracias a Dios por él. Lo partió, se lo pasó a ellos y dijo: —Este pan es mi cuerpo, que es entregado por ustedes. Hagan esto en memoria de mí.</w:t>
       </w:r>
     </w:p>
     <w:p>
@@ -21319,7 +21319,7 @@
         <w:rPr>
           <w:lang w:val="es_ES" w:bidi="es_ES"/>
         </w:rPr>
-        <w:t xml:space="preserve"> Después de la cena, tomó la copa y dijo: —Esta copa es el nuevo pacto en mi sangre, que es derramada por ustedes.</w:t>
+        <w:t xml:space="preserve"> Después de la cena, tomó la copa y dijo: —Esta copa es el nuevo pacto en mi sangre. Mi sangre es derramada en favor de ustedes.</w:t>
       </w:r>
     </w:p>
     <w:p>
@@ -21340,7 +21340,7 @@
         <w:rPr>
           <w:lang w:val="es_ES" w:bidi="es_ES"/>
         </w:rPr>
-        <w:t xml:space="preserve"> Pero miren, la mano del que me entrega está aquí, junto a la mía, sobre la mesa.</w:t>
+        <w:t xml:space="preserve"> Pero miren. La mano del que me entrega está aquí, junto a la mía, sobre la mesa.</w:t>
       </w:r>
     </w:p>
     <w:p>
@@ -21361,7 +21361,7 @@
         <w:rPr>
           <w:lang w:val="es_ES" w:bidi="es_ES"/>
         </w:rPr>
-        <w:t xml:space="preserve"> El Hijo del Hombre debe morir según lo que está determinado; pero ¡ay de aquel que lo traiciona!</w:t>
+        <w:t xml:space="preserve"> El Hijo del hombre irá por donde está determinado para él. Pero ¡ay de aquel que lo entrega!</w:t>
       </w:r>
     </w:p>
     <w:p>
@@ -21424,7 +21424,7 @@
         <w:rPr>
           <w:lang w:val="es_ES" w:bidi="es_ES"/>
         </w:rPr>
-        <w:t xml:space="preserve"> Jesús les dijo: “Los reyes de las naciones oprimen a su pueblo, y los que tienen autoridad sobre ellos se hacen llamar benefactores.</w:t>
+        <w:t xml:space="preserve"> Jesús les dijo: —Los reyes de las naciones oprimen a su pueblo. Los que tienen autoridad sobre ellos se hacen llamar benefactores.</w:t>
       </w:r>
     </w:p>
     <w:p>
@@ -21445,7 +21445,7 @@
         <w:rPr>
           <w:lang w:val="es_ES" w:bidi="es_ES"/>
         </w:rPr>
-        <w:t xml:space="preserve"> Pero ustedes no deben actuar así; el más importante entre ustedes debe hacerse como el más pequeño, y el que manda debe hacerse como el que sirve.</w:t>
+        <w:t xml:space="preserve"> Pero ustedes no deben actuar así. El más importante entre ustedes debe hacerse como el más pequeño. El que manda debe hacerse como el que sirve.</w:t>
       </w:r>
     </w:p>
     <w:p>
@@ -21466,7 +21466,7 @@
         <w:rPr>
           <w:lang w:val="es_ES" w:bidi="es_ES"/>
         </w:rPr>
-        <w:t xml:space="preserve"> Porque, ¿quién es más importante, el que está sentado a la mesa o el que sirve? ¿No es el que está sentado a la mesa? Sin embargo, yo estoy en medio de ustedes como el que sirve.</w:t>
+        <w:t xml:space="preserve"> ¿Quién es más importante, el que está sentado a la mesa o el que sirve? ¿No es el que está sentado a la mesa? Sin embargo, yo estoy en medio de ustedes como el que sirve.</w:t>
       </w:r>
     </w:p>
     <w:p>
@@ -21529,7 +21529,7 @@
         <w:rPr>
           <w:lang w:val="es_ES" w:bidi="es_ES"/>
         </w:rPr>
-        <w:t xml:space="preserve"> Así, comerán y beberán en mi mesa en mi reino, y se sentarán en tronos para gobernar a las doce tribus de Israel.</w:t>
+        <w:t xml:space="preserve"> Así, comerán y beberán en mi mesa en mi reino. Se sentarán en tronos para gobernar a las 12 tribus de Israel.</w:t>
       </w:r>
     </w:p>
     <w:p>
@@ -21550,7 +21550,7 @@
         <w:rPr>
           <w:lang w:val="es_ES" w:bidi="es_ES"/>
         </w:rPr>
-        <w:t xml:space="preserve"> »Simón, Simón, mira que Satanás ha pedido permiso para zarandearlos como se zarandea el trigo.</w:t>
+        <w:t xml:space="preserve"> »¡Simón, Simón! Satanás ha pedido permiso para zarandearlos como se zarandea el trigo.</w:t>
       </w:r>
     </w:p>
     <w:p>
@@ -21571,7 +21571,7 @@
         <w:rPr>
           <w:lang w:val="es_ES" w:bidi="es_ES"/>
         </w:rPr>
-        <w:t xml:space="preserve"> Pero yo he orado por ti, para que tu fe no falle; y cuando hayas vuelto a mí, fortalece a tus hermanos.</w:t>
+        <w:t xml:space="preserve"> Pero yo he orado por ti, para que tu fe no falle. Cuando hayas vuelto a mí, fortalece a tus hermanos.</w:t>
       </w:r>
     </w:p>
     <w:p>
@@ -21592,7 +21592,7 @@
         <w:rPr>
           <w:lang w:val="es_ES" w:bidi="es_ES"/>
         </w:rPr>
-        <w:t xml:space="preserve"> Pedro respondió: ―Señor, yo estoy dispuesto a ir contigo a la cárcel y hasta a la muerte.</w:t>
+        <w:t xml:space="preserve"> Pedro respondió: —Señor, yo estoy dispuesto a ir contigo a la cárcel y hasta a la muerte.</w:t>
       </w:r>
     </w:p>
     <w:p>
@@ -21613,7 +21613,7 @@
         <w:rPr>
           <w:lang w:val="es_ES" w:bidi="es_ES"/>
         </w:rPr>
-        <w:t xml:space="preserve"> Él le dijo: ―Pedro, te aseguro que hoy mismo, antes de que el gallo cante, me negarás tres veces.</w:t>
+        <w:t xml:space="preserve"> Él le dijo: —Pedro, te aseguro de algo. Hoy mismo, antes de que el gallo cante, me negarás 3 veces.</w:t>
       </w:r>
     </w:p>
     <w:p>
@@ -21634,7 +21634,7 @@
         <w:rPr>
           <w:lang w:val="es_ES" w:bidi="es_ES"/>
         </w:rPr>
-        <w:t xml:space="preserve"> Luego les dijo a todos: ―Cuando los envié sin dinero ni bolsa ni sandalias, ¿les faltó algo? Ellos respondieron: ―Nada.</w:t>
+        <w:t xml:space="preserve"> Luego Jesús les dijo a todos: —Cuando los envié sin dinero ni bolsa ni sandalias, ¿les faltó algo? Ellos respondieron: —Nada.</w:t>
       </w:r>
     </w:p>
     <w:p>
@@ -21655,7 +21655,7 @@
         <w:rPr>
           <w:lang w:val="es_ES" w:bidi="es_ES"/>
         </w:rPr>
-        <w:t xml:space="preserve"> ―Pero ahora les digo: El que tenga dinero, que lo lleve, y también el que tenga una bolsa. El que no tenga espada venda su manto y compre una.</w:t>
+        <w:t xml:space="preserve"> —Pero ahora les digo algo más. El que tenga dinero, que lo lleve, y también el que tenga una bolsa. El que no tenga espada, venda su manto y compre una.</w:t>
       </w:r>
     </w:p>
     <w:p>
@@ -21676,7 +21676,7 @@
         <w:rPr>
           <w:lang w:val="es_ES" w:bidi="es_ES"/>
         </w:rPr>
-        <w:t xml:space="preserve"> Porque les aseguro que debe cumplirse en mí esto que está escrito: »Y fue contado entre los malhechores". Lo que está escrito acerca de mí se está cumpliendo.</w:t>
+        <w:t xml:space="preserve"> Les aseguro que debe cumplirse en mí esto que está escrito: “Fue contado entre los rebeldes”. Lo que está escrito acerca de mí se está cumpliendo.</w:t>
       </w:r>
     </w:p>
     <w:p>
@@ -21697,7 +21697,7 @@
         <w:rPr>
           <w:lang w:val="es_ES" w:bidi="es_ES"/>
         </w:rPr>
-        <w:t xml:space="preserve"> Los discípulos le dijeron: ―Señor, mira, aquí hay dos espadas. Y él les contestó: ―¡Basta!</w:t>
+        <w:t xml:space="preserve"> Los discípulos le dijeron: —Señor, mira, aquí hay 2 espadas. Y él les contestó: —¡Basta!</w:t>
       </w:r>
     </w:p>
     <w:p>
@@ -21718,7 +21718,7 @@
         <w:rPr>
           <w:lang w:val="es_ES" w:bidi="es_ES"/>
         </w:rPr>
-        <w:t xml:space="preserve"> Jesús salió de la ciudad con sus discípulos y se dirigió al monte de los Olivos, como solía hacer.</w:t>
+        <w:t xml:space="preserve"> Jesús salió de la ciudad con sus discípulos y se dirigió al monte de los Olivos. Era su costumbre.</w:t>
       </w:r>
     </w:p>
     <w:p>
@@ -21739,7 +21739,7 @@
         <w:rPr>
           <w:lang w:val="es_ES" w:bidi="es_ES"/>
         </w:rPr>
-        <w:t xml:space="preserve"> Cuando llegaron, les dijo: «Oren para no caer en tentación».</w:t>
+        <w:t xml:space="preserve"> Cuando llegaron, les dijo: —Oren para no caer en tentación.</w:t>
       </w:r>
     </w:p>
     <w:p>
@@ -21760,7 +21760,7 @@
         <w:rPr>
           <w:lang w:val="es_ES" w:bidi="es_ES"/>
         </w:rPr>
-        <w:t xml:space="preserve"> Entonces se apartó de ellos a bastante distancia, se arrodilló y se puso a orar.</w:t>
+        <w:t xml:space="preserve"> Entonces se apartó de ellos a bastante distancia. Se arrodilló y se puso a orar:</w:t>
       </w:r>
     </w:p>
     <w:p>
@@ -21781,7 +21781,7 @@
         <w:rPr>
           <w:lang w:val="es_ES" w:bidi="es_ES"/>
         </w:rPr>
-        <w:t xml:space="preserve"> «Padre, si quieres, evita que tenga que beber este trago amargo. Pero que no se haga mi voluntad, sino la tuya».</w:t>
+        <w:t xml:space="preserve"> —Padre, si quieres, evita que tenga que beber este trago amargo. Pero que no se haga mi voluntad, sino la tuya.</w:t>
       </w:r>
     </w:p>
     <w:p>
@@ -21823,7 +21823,7 @@
         <w:rPr>
           <w:lang w:val="es_ES" w:bidi="es_ES"/>
         </w:rPr>
-        <w:t xml:space="preserve"> Estaba muy angustiado, comenzó a orar con más intensidad y su sudor caía al suelo como grandes gotas de sangre.</w:t>
+        <w:t xml:space="preserve"> Jesús estaba muy angustiado. Comenzó a orar con más intensidad. Su sudor caía al suelo como grandes gotas de sangre.</w:t>
       </w:r>
     </w:p>
     <w:p>
@@ -21844,7 +21844,7 @@
         <w:rPr>
           <w:lang w:val="es_ES" w:bidi="es_ES"/>
         </w:rPr>
-        <w:t xml:space="preserve"> Cuando terminó de orar, regresó adonde estaban los discípulos y los encontró dormidos, agotados por la tristeza.</w:t>
+        <w:t xml:space="preserve"> Cuando terminó de orar, regresó adonde estaban los discípulos. Los encontró dormidos, agotados por la tristeza.</w:t>
       </w:r>
     </w:p>
     <w:p>
@@ -21865,7 +21865,7 @@
         <w:rPr>
           <w:lang w:val="es_ES" w:bidi="es_ES"/>
         </w:rPr>
-        <w:t xml:space="preserve"> Les dijo: «¿Por qué están durmiendo? Levántense y oren para no caer en tentación».</w:t>
+        <w:t xml:space="preserve"> Les dijo: —¿Por qué están durmiendo? Levántense y oren para no caer en la tentación.</w:t>
       </w:r>
     </w:p>
     <w:p>
@@ -21886,7 +21886,7 @@
         <w:rPr>
           <w:lang w:val="es_ES" w:bidi="es_ES"/>
         </w:rPr>
-        <w:t xml:space="preserve"> Mientras Jesús decía esto, llegó una multitud, y al frente estaba Judas, que era uno de los doce. Este se acercó para besar a Jesús,</w:t>
+        <w:t xml:space="preserve"> Mientras Jesús decía esto, llegó una multitud. Al frente estaba Judas, que era uno de los 12. Este se acercó para besar a Jesús.</w:t>
       </w:r>
     </w:p>
     <w:p>
@@ -21907,7 +21907,7 @@
         <w:rPr>
           <w:lang w:val="es_ES" w:bidi="es_ES"/>
         </w:rPr>
-        <w:t xml:space="preserve"> pero Jesús le preguntó: —Judas, ¿con un beso traicionas al Hijo del hombre?</w:t>
+        <w:t xml:space="preserve"> Jesús le preguntó: —Judas, ¿con un beso traicionas al Hijo del hombre?</w:t>
       </w:r>
     </w:p>
     <w:p>
@@ -21970,7 +21970,7 @@
         <w:rPr>
           <w:lang w:val="es_ES" w:bidi="es_ES"/>
         </w:rPr>
-        <w:t xml:space="preserve"> Jesús ordenó: —¡Basta ya, déjenlos! Entonces tocó la oreja del hombre y lo sanó.</w:t>
+        <w:t xml:space="preserve"> Jesús ordenó: —¡Déjenlos! Entonces tocó la oreja del hombre y lo sanó.</w:t>
       </w:r>
     </w:p>
     <w:p>
@@ -22012,7 +22012,7 @@
         <w:rPr>
           <w:lang w:val="es_ES" w:bidi="es_ES"/>
         </w:rPr>
-        <w:t xml:space="preserve"> Estuve con ustedes todos los días en el templo y no se atrevieron a arrestarme. Pero esta es la hora de ustedes, la hora en que reina la oscuridad.</w:t>
+        <w:t xml:space="preserve"> Estuve con ustedes todos los días en el templo, y no me arrestaron. Pero esta es la hora de ustedes, la hora en que reina la oscuridad.</w:t>
       </w:r>
     </w:p>
     <w:p>
@@ -22054,7 +22054,7 @@
         <w:rPr>
           <w:lang w:val="es_ES" w:bidi="es_ES"/>
         </w:rPr>
-        <w:t xml:space="preserve"> Encendieron una fogata en el patio y se sentaron alrededor de él. Pedro se sentó en medio de ellos.</w:t>
+        <w:t xml:space="preserve"> Encendieron una fogata en medio del patio y se sentaron alrededor. Pedro también se sentó con ellos.</w:t>
       </w:r>
     </w:p>
     <w:p>
@@ -22075,7 +22075,7 @@
         <w:rPr>
           <w:lang w:val="es_ES" w:bidi="es_ES"/>
         </w:rPr>
-        <w:t xml:space="preserve"> Una criada, al verlo sentado junto al fuego, se le quedó mirando y dijo: —¡Este estaba con él!</w:t>
+        <w:t xml:space="preserve"> Una criada lo vio sentado junto al fuego. Se le quedó mirando y dijo: —¡Este estaba con él!</w:t>
       </w:r>
     </w:p>
     <w:p>
@@ -22096,7 +22096,7 @@
         <w:rPr>
           <w:lang w:val="es_ES" w:bidi="es_ES"/>
         </w:rPr>
-        <w:t xml:space="preserve"> Pero él lo negó: ―Mujer, yo no lo conozco.</w:t>
+        <w:t xml:space="preserve"> Pero él lo negó: —Mujer, yo no lo conozco.</w:t>
       </w:r>
     </w:p>
     <w:p>
@@ -22117,7 +22117,7 @@
         <w:rPr>
           <w:lang w:val="es_ES" w:bidi="es_ES"/>
         </w:rPr>
-        <w:t xml:space="preserve"> Poco después, lo vio otro que dijo: ―¡Tú también eres uno de ellos! Pedro respondió: ―¡No, hombre, no lo soy!</w:t>
+        <w:t xml:space="preserve"> Poco después, lo vio otro que dijo: —¡Tú también eres uno de ellos! Pedro respondió: —¡No, hombre, no lo soy!</w:t>
       </w:r>
     </w:p>
     <w:p>
@@ -22138,7 +22138,7 @@
         <w:rPr>
           <w:lang w:val="es_ES" w:bidi="es_ES"/>
         </w:rPr>
-        <w:t xml:space="preserve"> Como una hora más tarde, otro insistió: ―Seguro que este estaba con él, pues es de Galilea.</w:t>
+        <w:t xml:space="preserve"> Como una hora más tarde, otro insistió: —Seguro que este estaba con él, pues es de Galilea.</w:t>
       </w:r>
     </w:p>
     <w:p>
@@ -22159,7 +22159,7 @@
         <w:rPr>
           <w:lang w:val="es_ES" w:bidi="es_ES"/>
         </w:rPr>
-        <w:t xml:space="preserve"> Pedro respondió: ―¡Hombre, no sé de qué hablas! Y en el momento de decir esto, el gallo cantó.</w:t>
+        <w:t xml:space="preserve"> Pedro respondió: —¡Hombre, no sé de qué hablas! Y en el momento de decir esto, el gallo cantó.</w:t>
       </w:r>
     </w:p>
     <w:p>
@@ -22180,7 +22180,7 @@
         <w:rPr>
           <w:lang w:val="es_ES" w:bidi="es_ES"/>
         </w:rPr>
-        <w:t xml:space="preserve"> El Señor se volvió hacia Pedro y le miró fijamente. Entonces Pedro recordó lo que el Señor le había dicho: «Hoy mismo, antes de que el gallo cante tres veces, negarás que me conoces».﻿</w:t>
+        <w:t xml:space="preserve"> El Señor se volvió hacia Pedro y lo miró fijamente. Entonces Pedro recordó lo que el Señor le había dicho: “Hoy mismo, antes de que el gallo cante, 3 veces negarás que me conoces”.</w:t>
       </w:r>
     </w:p>
     <w:p>
@@ -22243,7 +22243,7 @@
         <w:rPr>
           <w:lang w:val="es_ES" w:bidi="es_ES"/>
         </w:rPr>
-        <w:t xml:space="preserve"> Le vendaron los ojos y le decían: ―¡Adivina quién te golpeó!</w:t>
+        <w:t xml:space="preserve"> Le vendaron los ojos y le decían: —¡Adivina quién te golpeó!</w:t>
       </w:r>
     </w:p>
     <w:p>
@@ -22285,7 +22285,7 @@
         <w:rPr>
           <w:lang w:val="es_ES" w:bidi="es_ES"/>
         </w:rPr>
-        <w:t xml:space="preserve"> Cuando amaneció, se reunieron los ancianos del pueblo, los jefes de los sacerdotes y los maestros de la ley y llevaron a Jesús ante el Consejo. Allí le preguntaron:</w:t>
+        <w:t xml:space="preserve"> Cuando amaneció, se reunieron los ancianos del pueblo, los jefes de los sacerdotes y los maestros de la ley. Llevaron a Jesús ante el consejo judío y le preguntaron:</w:t>
       </w:r>
     </w:p>
     <w:p>
@@ -22306,7 +22306,7 @@
         <w:rPr>
           <w:lang w:val="es_ES" w:bidi="es_ES"/>
         </w:rPr>
-        <w:t xml:space="preserve"> ―Dinos, ¿eres tú el Cristo? Jesús les contestó: ―Si les diera la respuesta, no me creerían.</w:t>
+        <w:t xml:space="preserve"> —Dinos, ¿eres tú el Cristo? Jesús les contestó: —Si les diera la respuesta, no me creerían.</w:t>
       </w:r>
     </w:p>
     <w:p>
@@ -22369,7 +22369,7 @@
         <w:rPr>
           <w:lang w:val="es_ES" w:bidi="es_ES"/>
         </w:rPr>
-        <w:t xml:space="preserve"> Todos a una voz le preguntaron: ―Entonces, ¿eres tú el Hijo de Dios? Él les contestó: ―Ustedes mismos lo han dicho.</w:t>
+        <w:t xml:space="preserve"> Todos a una voz le preguntaron: —Entonces, ¿eres tú el Hijo de Dios? Él les contestó: —Ustedes mismos lo han dicho.</w:t>
       </w:r>
     </w:p>
     <w:p>
@@ -22390,7 +22390,7 @@
         <w:rPr>
           <w:lang w:val="es_ES" w:bidi="es_ES"/>
         </w:rPr>
-        <w:t xml:space="preserve"> Entonces decidieron: ―¿Qué más testigos necesitamos? Acabamosde oírlo de sus propios labios.</w:t>
+        <w:t xml:space="preserve"> Entonces decidieron: —¿Qué más testigos necesitamos? Acabamos de oírlo de sus propios labios.</w:t>
       </w:r>
     </w:p>
     <w:p>
@@ -22448,7 +22448,7 @@
         <w:rPr>
           <w:lang w:val="es_ES" w:bidi="es_ES"/>
         </w:rPr>
-        <w:t xml:space="preserve"> Comenzaron a acusarlo, diciendo: ―Hemos encontrado a este hombre alborotando a nuestra nación. Está en contra de que se paguen impuestos al emperador y asegura que es el Cristo, un rey.</w:t>
+        <w:t xml:space="preserve"> Comenzaron a acusarlo, diciendo: —Hemos encontrado a este hombre alborotando a nuestra nación. Está en contra de que se paguen impuestos al césar. Asegura que es el Cristo, un rey.</w:t>
       </w:r>
     </w:p>
     <w:p>
@@ -22469,7 +22469,7 @@
         <w:rPr>
           <w:lang w:val="es_ES" w:bidi="es_ES"/>
         </w:rPr>
-        <w:t xml:space="preserve"> Pilato le preguntó a Jesús: ―¿Eres tú el rey de los judíos? Él respondió: ―Tú mismo lo dices.</w:t>
+        <w:t xml:space="preserve"> Pilato le preguntó a Jesús: —¿Eres tú el rey de los judíos? Él respondió: —Tú mismo lo dices.</w:t>
       </w:r>
     </w:p>
     <w:p>
@@ -22490,7 +22490,7 @@
         <w:rPr>
           <w:lang w:val="es_ES" w:bidi="es_ES"/>
         </w:rPr>
-        <w:t xml:space="preserve"> Entonces Pilato le dijo a los jefes de los sacerdotes y al pueblo: ―No encuentro nada de lo que este hombre sea culpable.</w:t>
+        <w:t xml:space="preserve"> Entonces Pilato les dijo a los jefes de los sacerdotes y al pueblo: —No encuentro que este hombre sea culpable de nada.</w:t>
       </w:r>
     </w:p>
     <w:p>
@@ -22511,7 +22511,7 @@
         <w:rPr>
           <w:lang w:val="es_ES" w:bidi="es_ES"/>
         </w:rPr>
-        <w:t xml:space="preserve"> Pero ellos insistían: ―Con sus enseñanzas alborota al pueblo por toda Judea. Comenzó en Galilea y ya ha llegado hasta aquí.</w:t>
+        <w:t xml:space="preserve"> Pero ellos insistían: —Con sus enseñanzas alborota al pueblo por toda Judea. Comenzó en Galilea y ya ha llegado hasta aquí.</w:t>
       </w:r>
     </w:p>
     <w:p>
@@ -22553,7 +22553,7 @@
         <w:rPr>
           <w:lang w:val="es_ES" w:bidi="es_ES"/>
         </w:rPr>
-        <w:t xml:space="preserve"> Al enterarse de que era galileo y por tanto estaba bajo la jurisdicción de Herodes, se lo envió a él, que en esos días estaba en Jerusalén.</w:t>
+        <w:t xml:space="preserve"> Se enteró de que sí era galileo. Por tanto, estaba bajo la jurisdicción de Herodes. En esos días Herodes estaba en Jerusalén. Pilato se lo envió a él.</w:t>
       </w:r>
     </w:p>
     <w:p>
@@ -22574,7 +22574,7 @@
         <w:rPr>
           <w:lang w:val="es_ES" w:bidi="es_ES"/>
         </w:rPr>
-        <w:t xml:space="preserve"> Cuando Herodes vio a Jesús, se puso muy contento porque ya hacía tiempo que quería verlo. Había oído acerca de él y esperaba verlo hacer algún milagro.</w:t>
+        <w:t xml:space="preserve"> Cuando Herodes vio a Jesús, se alegró porque hacía mucho tiempo que quería verlo. Había oído hablar de él y esperaba verlo hacer algún milagro.</w:t>
       </w:r>
     </w:p>
     <w:p>
@@ -22616,7 +22616,7 @@
         <w:rPr>
           <w:lang w:val="es_ES" w:bidi="es_ES"/>
         </w:rPr>
-        <w:t xml:space="preserve"> También estaban allí los jefes de los sacerdotes y los maestros de la ley, acusándolo con gran insistencia.</w:t>
+        <w:t xml:space="preserve"> También estaban allí los jefes de los sacerdotes y los maestros de la ley. Acusaban a Jesús con gran insistencia.</w:t>
       </w:r>
     </w:p>
     <w:p>
@@ -22637,7 +22637,7 @@
         <w:rPr>
           <w:lang w:val="es_ES" w:bidi="es_ES"/>
         </w:rPr>
-        <w:t xml:space="preserve"> Entonces Herodes y sus soldados lo trataron con desprecio y, como burla, le pusieron un manto de lujo y lo enviaron de vuelta a Pilato.</w:t>
+        <w:t xml:space="preserve"> Entonces Herodes y sus soldados lo trataron con desprecio. Como burla, le pusieron un manto de lujo y lo enviaron de vuelta a Pilato.</w:t>
       </w:r>
     </w:p>
     <w:p>
@@ -22658,7 +22658,7 @@
         <w:rPr>
           <w:lang w:val="es_ES" w:bidi="es_ES"/>
         </w:rPr>
-        <w:t xml:space="preserve"> Antes de eso, Herodes y Pilato no se llevaban bien, pero desde ese día se hicieron amigos.</w:t>
+        <w:t xml:space="preserve"> Herodes y Pilato no se llevaban bien, pero desde ese día se hicieron amigos.</w:t>
       </w:r>
     </w:p>
     <w:p>
@@ -22679,7 +22679,7 @@
         <w:rPr>
           <w:lang w:val="es_ES" w:bidi="es_ES"/>
         </w:rPr>
-        <w:t xml:space="preserve"> Entonces Pilato convocó a los jefes de los sacerdotes, a los líderes y al pueblo,</w:t>
+        <w:t xml:space="preserve"> Pilato convocó a los jefes de los sacerdotes, a los gobernantes y al pueblo.</w:t>
       </w:r>
     </w:p>
     <w:p>
@@ -22700,7 +22700,7 @@
         <w:rPr>
           <w:lang w:val="es_ES" w:bidi="es_ES"/>
         </w:rPr>
-        <w:t xml:space="preserve"> y les dijo: ―Ustedes me trajeron a este hombre acusado de incitar a la rebelión. Pero ya lo he interrogado delante de ustedes y no veo que sea culpable de sus acusaciones.</w:t>
+        <w:t xml:space="preserve"> Les dijo: —Ustedes me trajeron a este hombre acusado de incitar a la rebelión. Pero ya lo he interrogado delante de ustedes y no veo que sea culpable de sus acusaciones.</w:t>
       </w:r>
     </w:p>
     <w:p>
@@ -22721,22 +22721,22 @@
         <w:rPr>
           <w:lang w:val="es_ES" w:bidi="es_ES"/>
         </w:rPr>
-        <w:t xml:space="preserve"> Herodes tampoco lo encontró culpable, por eso nos lo envió de vuelta. Este hombre no ha hecho nada que merezca la muerte,</w:t>
-      </w:r>
-    </w:p>
-    <w:p>
-      <w:pPr/>
-      <w:r>
-        <w:rPr>
-          <w:lang w:val="es_ES" w:bidi="es_ES"/>
-        </w:rPr>
-      </w:r>
-      <w:r>
-        <w:rPr>
-          <w:vertAlign w:val="superscript"/>
-          <w:lang w:val="es_ES" w:bidi="es_ES"/>
-        </w:rPr>
-        <w:t>16</w:t>
+        <w:t xml:space="preserve"> Herodes tampoco lo encontró culpable, por eso nos lo envió de vuelta. Este hombre no ha hecho nada que merezca la muerte.</w:t>
+      </w:r>
+    </w:p>
+    <w:p>
+      <w:pPr/>
+      <w:r>
+        <w:rPr>
+          <w:lang w:val="es_ES" w:bidi="es_ES"/>
+        </w:rPr>
+      </w:r>
+      <w:r>
+        <w:rPr>
+          <w:vertAlign w:val="superscript"/>
+          <w:lang w:val="es_ES" w:bidi="es_ES"/>
+        </w:rPr>
+        <w:t>16-17</w:t>
       </w:r>
       <w:r>
         <w:rPr>
@@ -22763,7 +22763,7 @@
         <w:rPr>
           <w:lang w:val="es_ES" w:bidi="es_ES"/>
         </w:rPr>
-        <w:t xml:space="preserve"> Pero todos gritaban al unísono: ―¡Llévate a ese! ¡Libera a Barrabás!</w:t>
+        <w:t xml:space="preserve"> Pero todos gritaban al unísono: —¡Llévate a ese! ¡Libera a Barrabás!</w:t>
       </w:r>
     </w:p>
     <w:p>
@@ -22805,7 +22805,7 @@
         <w:rPr>
           <w:lang w:val="es_ES" w:bidi="es_ES"/>
         </w:rPr>
-        <w:t xml:space="preserve"> Pilato, como quería liberar a Jesús, volvió a dirigirse al pueblo.</w:t>
+        <w:t xml:space="preserve"> Pilato quería liberar a Jesús. Por eso, volvió a hablarle al pueblo.</w:t>
       </w:r>
     </w:p>
     <w:p>
@@ -22826,7 +22826,7 @@
         <w:rPr>
           <w:lang w:val="es_ES" w:bidi="es_ES"/>
         </w:rPr>
-        <w:t xml:space="preserve"> Pero la gente se puso a gritar: ―¡Crucifícalo! ¡Crucifícalo!</w:t>
+        <w:t xml:space="preserve"> Pero la gente se puso a gritar: —¡Crucifícalo! ¡Crucifícalo!</w:t>
       </w:r>
     </w:p>
     <w:p>
@@ -22868,7 +22868,7 @@
         <w:rPr>
           <w:lang w:val="es_ES" w:bidi="es_ES"/>
         </w:rPr>
-        <w:t xml:space="preserve"> Pero ellos insistieron a gritos en que lo crucificara, y sus gritos se impusieron.</w:t>
+        <w:t xml:space="preserve"> Sin embargo, ellos insistieron a gritos en que lo crucificara. Sus gritos se impusieron.</w:t>
       </w:r>
     </w:p>
     <w:p>
@@ -22889,7 +22889,7 @@
         <w:rPr>
           <w:lang w:val="es_ES" w:bidi="es_ES"/>
         </w:rPr>
-        <w:t xml:space="preserve"> Pilato les concedió lo que pedían.</w:t>
+        <w:t xml:space="preserve"> Pilato, finalmente, les concedió lo que pedían.</w:t>
       </w:r>
     </w:p>
     <w:p>
@@ -22910,7 +22910,7 @@
         <w:rPr>
           <w:lang w:val="es_ES" w:bidi="es_ES"/>
         </w:rPr>
-        <w:t xml:space="preserve"> Ordenó que dejaran libre al hombre que estaba preso por rebelión y homicidio, y les entregó a Jesús para que hicieran con él lo que quisieran.</w:t>
+        <w:t xml:space="preserve"> Ordenó que dejaran libre al hombre que estaba preso por rebelión y homicidio. Les entregó a Jesús para que hicieran con él lo que quisieran.</w:t>
       </w:r>
     </w:p>
     <w:p>
@@ -22931,7 +22931,7 @@
         <w:rPr>
           <w:lang w:val="es_ES" w:bidi="es_ES"/>
         </w:rPr>
-        <w:t xml:space="preserve"> Cuando se lo llevaban, obligaron a un hombre de Cirene, un tal Simón, que en ese momento volvía del campo, a que fuera detrás de Jesús cargando la cruz.</w:t>
+        <w:t xml:space="preserve"> Se lo llevaban. En ese momento volvía del campo un hombre de Cirene, un tal Simón. Lo obligaron a que fuera detrás de Jesús cargando la cruz.</w:t>
       </w:r>
     </w:p>
     <w:p>
@@ -22952,7 +22952,7 @@
         <w:rPr>
           <w:lang w:val="es_ES" w:bidi="es_ES"/>
         </w:rPr>
-        <w:t xml:space="preserve"> Mucha gente del pueblo lo seguía. Entre ellos había muchas mujeres que lloraban por él y se golpeaban el pecho.</w:t>
+        <w:t xml:space="preserve"> Mucha gente del pueblo lo seguía. Lo seguían también muchas mujeres que lloraban y se lamentaban por él.</w:t>
       </w:r>
     </w:p>
     <w:p>
@@ -22973,7 +22973,7 @@
         <w:rPr>
           <w:lang w:val="es_ES" w:bidi="es_ES"/>
         </w:rPr>
-        <w:t xml:space="preserve"> Jesús se volvió hacia ellas y les dijo: —Hijas de Jerusalén, no lloren por mí, lloren más bien por ustedes y por sus hijos.</w:t>
+        <w:t xml:space="preserve"> Jesús se volvió hacia ellas y les dijo: —Hijas de Jerusalén, no lloren por mí. Lloren más bien por ustedes y por sus hijos.</w:t>
       </w:r>
     </w:p>
     <w:p>
@@ -22994,7 +22994,7 @@
         <w:rPr>
           <w:lang w:val="es_ES" w:bidi="es_ES"/>
         </w:rPr>
-        <w:t xml:space="preserve"> Miren, se acerca el día en que dirán: “¡Dichosas las estériles, que nunca dieron a luz ni tuvieron que amamantar!”.</w:t>
+        <w:t xml:space="preserve"> Miren, se acerca el día en que dirán: "¡Dichosas las estériles! ¡Felices las que nunca dieron a luz ni tuvieron que amamantar!”.</w:t>
       </w:r>
     </w:p>
     <w:p>
@@ -23015,7 +23015,7 @@
         <w:rPr>
           <w:lang w:val="es_ES" w:bidi="es_ES"/>
         </w:rPr>
-        <w:t xml:space="preserve"> Entonces dirán a las montañas: “¡Caigan sobre nosotros!”, y a las colinas: “¡Cúbrannos!”,</w:t>
+        <w:t xml:space="preserve"> Entonces dirán a las colinas: “¡Caigan sobre nosotros!”. Dirán a las montañas: “¡Cúbrannos!”.</w:t>
       </w:r>
     </w:p>
     <w:p>
@@ -23036,7 +23036,7 @@
         <w:rPr>
           <w:lang w:val="es_ES" w:bidi="es_ES"/>
         </w:rPr>
-        <w:t xml:space="preserve"> porque si hacen estas cosas cuando el árbol está verde, ¿qué no harán cuando esté seco?</w:t>
+        <w:t xml:space="preserve"> Si hacen estas cosas cuando el árbol está verde, ¿qué no harán cuando esté seco?</w:t>
       </w:r>
     </w:p>
     <w:p>
@@ -23057,7 +23057,7 @@
         <w:rPr>
           <w:lang w:val="es_ES" w:bidi="es_ES"/>
         </w:rPr>
-        <w:t xml:space="preserve"> Llevaban con él a otros dos para matarlos, que eran criminales.</w:t>
+        <w:t xml:space="preserve"> Llevaban con él a otros 2 para matarlos. Eran criminales.</w:t>
       </w:r>
     </w:p>
     <w:p>
@@ -23078,7 +23078,7 @@
         <w:rPr>
           <w:lang w:val="es_ES" w:bidi="es_ES"/>
         </w:rPr>
-        <w:t xml:space="preserve"> Cuando llegaron al lugar llamado la Calavera, lo crucificaron, y también a los criminales, uno a suderecha y otro a su izquierda.</w:t>
+        <w:t xml:space="preserve"> Cuando llegaron al lugar llamado la Calavera, lo crucificaron. También crucificaron a los criminales, uno a su derecha y otro a su izquierda.</w:t>
       </w:r>
     </w:p>
     <w:p>
@@ -23099,7 +23099,7 @@
         <w:rPr>
           <w:lang w:val="es_ES" w:bidi="es_ES"/>
         </w:rPr>
-        <w:t xml:space="preserve"> Jesús dijo: ―Padre, perdónalos porque no saben lo que hacen. Mientras tanto, ellos echaban suertes para ver quién se quedaba con la ropa de Jesús.</w:t>
+        <w:t xml:space="preserve"> Jesús dijo: —Padre, perdónalos porque no saben lo que hacen. Mientras tanto, ellos echaban suertes para ver quién se quedaba con la ropa de Jesús.</w:t>
       </w:r>
     </w:p>
     <w:p>
@@ -23120,7 +23120,7 @@
         <w:rPr>
           <w:lang w:val="es_ES" w:bidi="es_ES"/>
         </w:rPr>
-        <w:t xml:space="preserve"> La gente se quedó allí mirando; y los gobernantes se burlaban de él. Decían: ―Si es el Cristo de Dios, el Escogido, que se salve a sí mismo como salvó a otros.</w:t>
+        <w:t xml:space="preserve"> La gente se mantuvo allí mirando. Los líderes se burlaban de él. Decían: —Si es el Cristo de Dios, el Escogido, que se salve a sí mismo como salvó a otros.</w:t>
       </w:r>
     </w:p>
     <w:p>
@@ -23183,7 +23183,7 @@
         <w:rPr>
           <w:lang w:val="es_ES" w:bidi="es_ES"/>
         </w:rPr>
-        <w:t xml:space="preserve"> Sobre él habían puesto un letrero que decía: «Este es el rey de los judíos».</w:t>
+        <w:t xml:space="preserve"> Sobre él habían puesto un letrero que decía: “Este es el rey de los judíos”.</w:t>
       </w:r>
     </w:p>
     <w:p>
@@ -23204,7 +23204,7 @@
         <w:rPr>
           <w:lang w:val="es_ES" w:bidi="es_ES"/>
         </w:rPr>
-        <w:t xml:space="preserve"> Uno de los criminales crucificados junto a él también empezó a insultarlo: ―¿No eres tú el Cristo? ¡Pues sálvate a ti mismo y a nosotros!</w:t>
+        <w:t xml:space="preserve"> Uno de los criminales crucificados junto a él también empezó a insultarlo: —¿No eres tú el Cristo? ¡Pues sálvate a ti mismo y a nosotros!</w:t>
       </w:r>
     </w:p>
     <w:p>
@@ -23225,7 +23225,7 @@
         <w:rPr>
           <w:lang w:val="es_ES" w:bidi="es_ES"/>
         </w:rPr>
-        <w:t xml:space="preserve"> Pero el otro criminal lo reprendió: ―¿Ni siquiera tienes temor de Dios, aun sufriendo el mismo castigo?</w:t>
+        <w:t xml:space="preserve"> Pero el otro criminal lo reprendió: —¿Ni siquiera tienes temor de Dios, aun sufriendo el mismo castigo?</w:t>
       </w:r>
     </w:p>
     <w:p>
@@ -23246,7 +23246,7 @@
         <w:rPr>
           <w:lang w:val="es_ES" w:bidi="es_ES"/>
         </w:rPr>
-        <w:t xml:space="preserve"> Nosotros merecemos este castigo y sufrimos por los delitos que hemos hecho; pero este no ha hecho nada malo.</w:t>
+        <w:t xml:space="preserve"> Nosotros merecemos este castigo. Sufrimos por los delitos que hemos hecho. Pero este no ha hecho nada malo.</w:t>
       </w:r>
     </w:p>
     <w:p>
@@ -23267,7 +23267,7 @@
         <w:rPr>
           <w:lang w:val="es_ES" w:bidi="es_ES"/>
         </w:rPr>
-        <w:t xml:space="preserve"> Luego dijo: ―Jesús, acuérdate de mí cuando vengas en tu reino.</w:t>
+        <w:t xml:space="preserve"> Luego dijo: —Jesús, acuérdate de mí cuando vengas en tu reino.</w:t>
       </w:r>
     </w:p>
     <w:p>
@@ -23288,7 +23288,7 @@
         <w:rPr>
           <w:lang w:val="es_ES" w:bidi="es_ES"/>
         </w:rPr>
-        <w:t xml:space="preserve"> Jesús le contestó: ―Te aseguro que hoy estarás conmigo en el paraíso.</w:t>
+        <w:t xml:space="preserve"> Jesús le contestó: —Te aseguro que hoy estarás conmigo en el paraíso.</w:t>
       </w:r>
     </w:p>
     <w:p>
@@ -23309,7 +23309,7 @@
         <w:rPr>
           <w:lang w:val="es_ES" w:bidi="es_ES"/>
         </w:rPr>
-        <w:t xml:space="preserve"> Desde el mediodía y hasta las tres de la tarde,el mediodía … tarde. Lit. la hora sexta … la hora novena." class="footnote-marker"&gt;1 toda la tierra quedó en oscuridad,</w:t>
+        <w:t xml:space="preserve"> Desde el mediodía y hasta las 3 de la tarde, toda la tierra quedó en oscuridad.</w:t>
       </w:r>
     </w:p>
     <w:p>
@@ -23330,7 +23330,7 @@
         <w:rPr>
           <w:lang w:val="es_ES" w:bidi="es_ES"/>
         </w:rPr>
-        <w:t xml:space="preserve"> pues el sol se oscureció. Y la cortina del santuario del templo se rasgó por la mitad.</w:t>
+        <w:t xml:space="preserve"> El sol se oscureció. Y la cortina del santuario del templo se rasgó por la mitad.</w:t>
       </w:r>
     </w:p>
     <w:p>
@@ -23351,7 +23351,7 @@
         <w:rPr>
           <w:lang w:val="es_ES" w:bidi="es_ES"/>
         </w:rPr>
-        <w:t xml:space="preserve"> Entonces Jesús gritó con fuerza: ―¡Padre, en tus manos encomiendo mi espíritu! Y al decir esto, expiró.</w:t>
+        <w:t xml:space="preserve"> Entonces Jesús gritó con fuerza: —¡Padre, en tus manos encomiendo mi espíritu! Al decir esto, expiró.</w:t>
       </w:r>
     </w:p>
     <w:p>
@@ -23372,7 +23372,7 @@
         <w:rPr>
           <w:lang w:val="es_ES" w:bidi="es_ES"/>
         </w:rPr>
-        <w:t xml:space="preserve"> El capitán romano, al ver lo que había sucedido, alabó a Dios y dijo: ―¡Verdaderamente este hombre era justo!</w:t>
+        <w:t xml:space="preserve"> El capitán romano vio lo que había sucedido. Entonces alabó a Dios y dijo: —¡Verdaderamente este hombre era justo!</w:t>
       </w:r>
     </w:p>
     <w:p>
@@ -23393,7 +23393,7 @@
         <w:rPr>
           <w:lang w:val="es_ES" w:bidi="es_ES"/>
         </w:rPr>
-        <w:t xml:space="preserve"> Los que estaban allí reunidos para presenciar aquel espectáculo, al ver lo ocurrido, se fueron de allí golpeándose el pecho.</w:t>
+        <w:t xml:space="preserve"> Los que estaban allí reunidos para presenciar aquel espectáculo vieron lo ocurrido. Se fueron de allí golpeándose el pecho.</w:t>
       </w:r>
     </w:p>
     <w:p>
@@ -23414,7 +23414,7 @@
         <w:rPr>
           <w:lang w:val="es_ES" w:bidi="es_ES"/>
         </w:rPr>
-        <w:t xml:space="preserve"> Pero todos los conocidos de Jesús y las mujeres que lo habían seguido desde Galilea se quedaron mirando desde lejos.</w:t>
+        <w:t xml:space="preserve"> Todos los conocidos de Jesús y las mujeres que lo habían seguido desde Galilea se quedaron mirando desde lejos.</w:t>
       </w:r>
     </w:p>
     <w:p>
@@ -23435,7 +23435,7 @@
         <w:rPr>
           <w:lang w:val="es_ES" w:bidi="es_ES"/>
         </w:rPr>
-        <w:t xml:space="preserve"> Había un hombre llamado José, que era bueno y justo. Era miembro del Consejo,</w:t>
+        <w:t xml:space="preserve"> Había un hombre llamado José, que era bueno y justo. Era miembro del consejo judío.</w:t>
       </w:r>
     </w:p>
     <w:p>
@@ -23456,7 +23456,7 @@
         <w:rPr>
           <w:lang w:val="es_ES" w:bidi="es_ES"/>
         </w:rPr>
-        <w:t xml:space="preserve"> pero él no había estado de acuerdo con lo que hicieron y decidieron los demás del Consejo. José era de Arimatea, un pueblo de la región de Judea, y esperaba el reino de Dios.</w:t>
+        <w:t xml:space="preserve"> Sin embargo, no había estado de acuerdo con la decisión ni con las acciones de los demás. Este hombre era de Arimatea, un pueblo de Judea, y esperaba el reino de Dios.</w:t>
       </w:r>
     </w:p>
     <w:p>
@@ -23498,7 +23498,7 @@
         <w:rPr>
           <w:lang w:val="es_ES" w:bidi="es_ES"/>
         </w:rPr>
-        <w:t xml:space="preserve"> Después de bajarlo, lo envolvió en una sábana de lino y lo puso en un sepulcro cavado en la roca. Nunca se había sepultado a nadie en ese sepulcro.</w:t>
+        <w:t xml:space="preserve"> Después de bajarlo, lo envolvió en una sábana de lino. Lo puso en un sepulcro cavado en la roca. Nunca se había sepultado a nadie en ese sepulcro.</w:t>
       </w:r>
     </w:p>
     <w:p>
@@ -23519,7 +23519,7 @@
         <w:rPr>
           <w:lang w:val="es_ES" w:bidi="es_ES"/>
         </w:rPr>
-        <w:t xml:space="preserve"> Era el día en que se preparaban para el descanso del sábado, que estaba a punto de comenzar.</w:t>
+        <w:t xml:space="preserve"> Era el día de preparación, y el día de reposo estaba a punto de comenzar.</w:t>
       </w:r>
     </w:p>
     <w:p>
@@ -23540,7 +23540,7 @@
         <w:rPr>
           <w:lang w:val="es_ES" w:bidi="es_ES"/>
         </w:rPr>
-        <w:t xml:space="preserve"> Las mujeres que habían acompañado a Jesús desde Galilea siguieron a José hasta el sepulcro y observaron cómo colocaban el cuerpo.</w:t>
+        <w:t xml:space="preserve"> Las mujeres que habían seguido a Jesús desde Galilea acompañaron a José. Vieron el sepulcro y cómo colocaban el cuerpo.</w:t>
       </w:r>
     </w:p>
     <w:p>
@@ -23561,7 +23561,7 @@
         <w:rPr>
           <w:lang w:val="es_ES" w:bidi="es_ES"/>
         </w:rPr>
-        <w:t xml:space="preserve"> Luego regresaron a su casa y prepararon especias aromáticas y perfumes. Después guardaron el reposo del sábado, como lo manda la ley.</w:t>
+        <w:t xml:space="preserve"> Luego regresaron a sus casas y prepararon especias aromáticas y perfumes. Después guardaron el descanso del día de reposo, como lo manda la ley.</w:t>
       </w:r>
     </w:p>
     <w:p>
@@ -23598,7 +23598,7 @@
         <w:rPr>
           <w:lang w:val="es_ES" w:bidi="es_ES"/>
         </w:rPr>
-        <w:t xml:space="preserve"> El primer día de la semana, muy temprano, las mujeres fueron al sepulcro llevando las especias aromáticas que habían preparado.</w:t>
+        <w:t xml:space="preserve"> El primer día de la semana, muy temprano, las mujeres fueron al sepulcro. Llevaban las especias aromáticas que habían preparado.</w:t>
       </w:r>
     </w:p>
     <w:p>
@@ -23619,7 +23619,7 @@
         <w:rPr>
           <w:lang w:val="es_ES" w:bidi="es_ES"/>
         </w:rPr>
-        <w:t xml:space="preserve"> Encontraron que la piedra que sellaba el sepulcro había sido quitada,</w:t>
+        <w:t xml:space="preserve"> Encontraron que la piedra que sellaba el sepulcro había sido quitada.</w:t>
       </w:r>
     </w:p>
     <w:p>
@@ -23640,7 +23640,7 @@
         <w:rPr>
           <w:lang w:val="es_ES" w:bidi="es_ES"/>
         </w:rPr>
-        <w:t xml:space="preserve"> y al entrar no estaba el cuerpo del Señor Jesús.</w:t>
+        <w:t xml:space="preserve"> Al entrar vieron que no estaba el cuerpo del Señor Jesús.</w:t>
       </w:r>
     </w:p>
     <w:p>
@@ -23661,7 +23661,7 @@
         <w:rPr>
           <w:lang w:val="es_ES" w:bidi="es_ES"/>
         </w:rPr>
-        <w:t xml:space="preserve"> Estaban perplejas, no sabían qué había pasado. Entonces vieron a dos hombres con ropas resplandecientes, de pie junto a ellas.</w:t>
+        <w:t xml:space="preserve"> Estaban confundidas, pues no sabían qué había pasado. Entonces vieron a 2 hombres vestidos con ropas brillantes. Estaban de pie junto a ellas.</w:t>
       </w:r>
     </w:p>
     <w:p>
@@ -23682,7 +23682,7 @@
         <w:rPr>
           <w:lang w:val="es_ES" w:bidi="es_ES"/>
         </w:rPr>
-        <w:t xml:space="preserve"> Se asustaron y se postraron hasta tocar el suelo con el rostro. Pero ellos les dijeron: ―¿Por qué buscan entre los muertos al que vive?</w:t>
+        <w:t xml:space="preserve"> Se asustaron y se postraron hasta tocar el suelo con el rostro. Pero ellos les dijeron: —¿Por qué buscan entre los muertos al que vive?</w:t>
       </w:r>
     </w:p>
     <w:p>
@@ -23703,7 +23703,7 @@
         <w:rPr>
           <w:lang w:val="es_ES" w:bidi="es_ES"/>
         </w:rPr>
-        <w:t xml:space="preserve"> No está aquí; ¡ha resucitado! Recuerden lo que les dijo cuando aún estaba con ustedes en Galilea:</w:t>
+        <w:t xml:space="preserve"> No está aquí. ¡Ha resucitado! Recuerden lo que les dijo cuando aún estaba con ustedes en Galilea:</w:t>
       </w:r>
     </w:p>
     <w:p>
@@ -23724,7 +23724,7 @@
         <w:rPr>
           <w:lang w:val="es_ES" w:bidi="es_ES"/>
         </w:rPr>
-        <w:t xml:space="preserve"> “El Hijo del hombre tiene que ser entregado en manos de hombres malvados, y lo crucificarán, pero al tercer día resucitará”.</w:t>
+        <w:t xml:space="preserve"> "El Hijo del hombre tiene que ser entregado en manos de personas malvadas. Lo crucificarán, pero al tercer día resucitará”.</w:t>
       </w:r>
     </w:p>
     <w:p>
@@ -23766,7 +23766,7 @@
         <w:rPr>
           <w:lang w:val="es_ES" w:bidi="es_ES"/>
         </w:rPr>
-        <w:t xml:space="preserve"> Cuando regresaron del sepulcro, les contaron a los once y a los demás lo que había pasado.</w:t>
+        <w:t xml:space="preserve"> Regresaron del sepulcro. Les contaron a los 11 y a todos los demás lo que había pasado.</w:t>
       </w:r>
     </w:p>
     <w:p>
@@ -23787,7 +23787,7 @@
         <w:rPr>
           <w:lang w:val="es_ES" w:bidi="es_ES"/>
         </w:rPr>
-        <w:t xml:space="preserve"> Estas mujeres eran María Magdalena, Juana, María la madre de Santiago, y las demás que las acompañaban.</w:t>
+        <w:t xml:space="preserve"> Estas mujeres eran María Magdalena; Juana; María, la madre de Santiago; y las demás que las acompañaban.</w:t>
       </w:r>
     </w:p>
     <w:p>
@@ -23808,7 +23808,7 @@
         <w:rPr>
           <w:lang w:val="es_ES" w:bidi="es_ES"/>
         </w:rPr>
-        <w:t xml:space="preserve"> Pero a los discípulos les pareció que lo que decían era una locura y no las creyeron.</w:t>
+        <w:t xml:space="preserve"> Pero a los discípulos les pareció que lo que decían era una locura. No les creyeron.</w:t>
       </w:r>
     </w:p>
     <w:p>
@@ -23850,7 +23850,7 @@
         <w:rPr>
           <w:lang w:val="es_ES" w:bidi="es_ES"/>
         </w:rPr>
-        <w:t xml:space="preserve"> Ese mismo día, dos de los discípulos se dirigían a un pueblo llamado Emaús, a unos once kilómetrosonce kilómetros: Lit. sesenta estadios." class="footnote-marker"&gt;1 de Jerusalén.</w:t>
+        <w:t xml:space="preserve"> Ese mismo día, 2 de los discípulos se dirigían a un pueblo llamado Emaús, a unos 11 kilómetros de Jerusalén.</w:t>
       </w:r>
     </w:p>
     <w:p>
@@ -23892,7 +23892,7 @@
         <w:rPr>
           <w:lang w:val="es_ES" w:bidi="es_ES"/>
         </w:rPr>
-        <w:t xml:space="preserve"> Sucedió que, mientras ellos hablaban y discutían, Jesús mismo se acercó y se puso a caminar con ellos,</w:t>
+        <w:t xml:space="preserve"> Mientras ellos hablaban y discutían, Jesús mismo se acercó. Se puso a caminar con ellos.</w:t>
       </w:r>
     </w:p>
     <w:p>
@@ -23913,7 +23913,7 @@
         <w:rPr>
           <w:lang w:val="es_ES" w:bidi="es_ES"/>
         </w:rPr>
-        <w:t xml:space="preserve"> pero no lo reconocieron, pues sus ojos estaban velados.</w:t>
+        <w:t xml:space="preserve"> No lo reconocieron porque sus ojos estaban velados.</w:t>
       </w:r>
     </w:p>
     <w:p>
@@ -23934,7 +23934,7 @@
         <w:rPr>
           <w:lang w:val="es_ES" w:bidi="es_ES"/>
         </w:rPr>
-        <w:t xml:space="preserve"> Él les preguntó: —¿De qué vienen hablando por el camino? Se detuvieron; tenían los rostros llenos de tristeza.</w:t>
+        <w:t xml:space="preserve"> Él les preguntó: —¿De qué vienen hablando por el camino? Se detuvieron. Tenían los rostros llenos de tristeza.</w:t>
       </w:r>
     </w:p>
     <w:p>
@@ -23976,7 +23976,7 @@
         <w:rPr>
           <w:lang w:val="es_ES" w:bidi="es_ES"/>
         </w:rPr>
-        <w:t xml:space="preserve"> Él les preguntó: —¿Qué es lo que ha pasado? Ellos le respondieron: —Lo de Jesús de Nazaret. Era un profeta poderoso en obras y palabras delante de Dios y de todo el pueblo.</w:t>
+        <w:t xml:space="preserve"> Él les preguntó: —¿Qué es lo que ha pasado? Ellos le respondieron: —Lo de Jesús de Nazaret. Era un profeta. Era poderoso en obras y palabras delante de Dios y de todo el pueblo.</w:t>
       </w:r>
     </w:p>
     <w:p>
@@ -23997,7 +23997,7 @@
         <w:rPr>
           <w:lang w:val="es_ES" w:bidi="es_ES"/>
         </w:rPr>
-        <w:t xml:space="preserve"> Los jefes de los sacerdotes y nuestros gobernantes lo entregaron para que lo condenaran a muerte y lo crucificaron.</w:t>
+        <w:t xml:space="preserve"> Los jefes de los sacerdotes y nuestros gobernantes lo entregaron para que lo condenaran a muerte y lo crucificaran.</w:t>
       </w:r>
     </w:p>
     <w:p>
@@ -24018,7 +24018,7 @@
         <w:rPr>
           <w:lang w:val="es_ES" w:bidi="es_ES"/>
         </w:rPr>
-        <w:t xml:space="preserve"> Pero nosotros esperábamos que él era el que iba a redimir a Israel. Además, ya hace tres días que todo esto sucedió.</w:t>
+        <w:t xml:space="preserve"> Nosotros teníamos la esperanza de que él sería quien liberara a Israel. Pero ya han pasado 3 días desde que sucedió todo esto.</w:t>
       </w:r>
     </w:p>
     <w:p>
@@ -24039,7 +24039,7 @@
         <w:rPr>
           <w:lang w:val="es_ES" w:bidi="es_ES"/>
         </w:rPr>
-        <w:t xml:space="preserve"> Esta mañana, algunas de las mujeres de entre nosotros nos dejaron asombrados. Muy temprano, fueron al sepulcro,</w:t>
+        <w:t xml:space="preserve"> Esta mañana, algunas de las mujeres de nuestro grupo nos dejaron asombrados. Muy temprano fueron al sepulcro,</w:t>
       </w:r>
     </w:p>
     <w:p>
@@ -24060,7 +24060,7 @@
         <w:rPr>
           <w:lang w:val="es_ES" w:bidi="es_ES"/>
         </w:rPr>
-        <w:t xml:space="preserve"> pero no encontraron su cuerpo. Cuando volvieron, nos contaron que se les habían aparecido unos ángeles y les habían dicho que él está vivo.</w:t>
+        <w:t xml:space="preserve"> pero no encontraron su cuerpo. Cuando volvieron, nos contaron que se les habían aparecido unos ángeles. Estos les habían dicho que Jesús está vivo.</w:t>
       </w:r>
     </w:p>
     <w:p>
@@ -24081,7 +24081,7 @@
         <w:rPr>
           <w:lang w:val="es_ES" w:bidi="es_ES"/>
         </w:rPr>
-        <w:t xml:space="preserve"> Algunos de los nuestros fueron al sepulcro y lo encontraron tal como habían contado las mujeres, y no lo vieron a él.</w:t>
+        <w:t xml:space="preserve"> Algunos de los nuestros fueron al sepulcro y lo encontraron tal como habían contado las mujeres. No lo vieron a él.</w:t>
       </w:r>
     </w:p>
     <w:p>
@@ -24102,7 +24102,7 @@
         <w:rPr>
           <w:lang w:val="es_ES" w:bidi="es_ES"/>
         </w:rPr>
-        <w:t xml:space="preserve"> Jesús les dijo: ―¡Qué torpes son ustedes! ¡Qué corazón tan lento tienen para creer todo lo que dijeron los profetas!</w:t>
+        <w:t xml:space="preserve"> Jesús les dijo: —¡Qué torpes son ustedes! ¡Qué corazón tan lento tienen para creer todo lo que dijeron los profetas!</w:t>
       </w:r>
     </w:p>
     <w:p>
@@ -24144,7 +24144,7 @@
         <w:rPr>
           <w:lang w:val="es_ES" w:bidi="es_ES"/>
         </w:rPr>
-        <w:t xml:space="preserve"> Entonces, comenzando por Moisés y siguiendo por todos los profetas, les explicó todo lo que decían las Escrituras acerca de él.</w:t>
+        <w:t xml:space="preserve"> Entonces les explicó todo lo que decían las Escrituras acerca de él. Comenzó por Moisés y siguió por todos los profetas.</w:t>
       </w:r>
     </w:p>
     <w:p>
@@ -24165,7 +24165,7 @@
         <w:rPr>
           <w:lang w:val="es_ES" w:bidi="es_ES"/>
         </w:rPr>
-        <w:t xml:space="preserve"> Cuando ya estaban cerca del pueblo adonde iban, Jesús hizo como que iba más lejos;</w:t>
+        <w:t xml:space="preserve"> Se acercaron al pueblo adonde iban. Jesús hizo como que iba a seguir adelante.</w:t>
       </w:r>
     </w:p>
     <w:p>
@@ -24186,7 +24186,7 @@
         <w:rPr>
           <w:lang w:val="es_ES" w:bidi="es_ES"/>
         </w:rPr>
-        <w:t xml:space="preserve"> pero ellos le insistieron: ―Quédate con nosotros, se ha hecho muy tarde y ya es casi de noche. Así que entró para quedarse con ellos.</w:t>
+        <w:t xml:space="preserve"> Pero ellos le insistieron: —Quédate con nosotros. Se ha hecho muy tarde y ya es casi de noche. Así que entró para quedarse con ellos.</w:t>
       </w:r>
     </w:p>
     <w:p>
@@ -24207,7 +24207,7 @@
         <w:rPr>
           <w:lang w:val="es_ES" w:bidi="es_ES"/>
         </w:rPr>
-        <w:t xml:space="preserve"> Mientras estaban sentados a la mesa, tomó el pan, lo bendijo, lo partió y se lo dio a ellos.</w:t>
+        <w:t xml:space="preserve"> Mientras estaban sentados a la mesa, tomó el pan y lo bendijo. Lo partió y se lo dio a ellos.</w:t>
       </w:r>
     </w:p>
     <w:p>
@@ -24228,7 +24228,7 @@
         <w:rPr>
           <w:lang w:val="es_ES" w:bidi="es_ES"/>
         </w:rPr>
-        <w:t xml:space="preserve"> En ese momento se les abrieron los ojos y lo reconocieron, pero él desapareció.</w:t>
+        <w:t xml:space="preserve"> En ese momento se les abrieron los ojos y lo reconocieron. Pero él desapareció.</w:t>
       </w:r>
     </w:p>
     <w:p>
@@ -24249,7 +24249,7 @@
         <w:rPr>
           <w:lang w:val="es_ES" w:bidi="es_ES"/>
         </w:rPr>
-        <w:t xml:space="preserve"> Y ellos se decían uno al otro: ―¿No ardía nuestro corazón durante el camino mientras él nos hablaba y nos explicaba las Escrituras?</w:t>
+        <w:t xml:space="preserve"> Ellos se decían el uno al otro: —¿No ardía nuestro corazón durante el camino mientras él nos hablaba y nos explicaba las Escrituras?</w:t>
       </w:r>
     </w:p>
     <w:p>
@@ -24270,7 +24270,7 @@
         <w:rPr>
           <w:lang w:val="es_ES" w:bidi="es_ES"/>
         </w:rPr>
-        <w:t xml:space="preserve"> Al instante, se pusieron en camino y regresaron a Jerusalén. Allí encontraron reunidos a los once y a los otros que estaban con ellos.</w:t>
+        <w:t xml:space="preserve"> Al instante, se pusieron en camino y regresaron a Jerusalén. Allí encontraron reunidos a los 11 y a los otros que estaban con ellos.</w:t>
       </w:r>
     </w:p>
     <w:p>
@@ -24291,7 +24291,7 @@
         <w:rPr>
           <w:lang w:val="es_ES" w:bidi="es_ES"/>
         </w:rPr>
-        <w:t xml:space="preserve"> Estos decían: ―¡Es verdad! ¡El Señor ha resucitado, y se le apareció a Simón!</w:t>
+        <w:t xml:space="preserve"> Estos decían: —¡Es verdad! ¡El Señor ha resucitado, y se le apareció a Simón!</w:t>
       </w:r>
     </w:p>
     <w:p>
@@ -24312,7 +24312,7 @@
         <w:rPr>
           <w:lang w:val="es_ES" w:bidi="es_ES"/>
         </w:rPr>
-        <w:t xml:space="preserve"> Aquellos dos también contaron lo que les había pasado en el camino, y cómo lo reconocieron cuando Jesús partió el pan.</w:t>
+        <w:t xml:space="preserve"> Aquellos 2 también contaron lo que les había pasado en el camino. Contaron cómo lo reconocieron cuando Jesús partió el pan.</w:t>
       </w:r>
     </w:p>
     <w:p>
@@ -24333,7 +24333,7 @@
         <w:rPr>
           <w:lang w:val="es_ES" w:bidi="es_ES"/>
         </w:rPr>
-        <w:t xml:space="preserve"> Todavía estaban en esta conversación cuando Jesús mismo se puso en medio de ellos y les dijo: ―La paz sea con ustedes.</w:t>
+        <w:t xml:space="preserve"> Todavía estaban en esta conversación cuando Jesús mismo se puso en medio de ellos. Les dijo: —La paz sea con ustedes.</w:t>
       </w:r>
     </w:p>
     <w:p>
@@ -24375,7 +24375,7 @@
         <w:rPr>
           <w:lang w:val="es_ES" w:bidi="es_ES"/>
         </w:rPr>
-        <w:t xml:space="preserve"> Él les preguntó: ―¿Por qué están tan asustados? ¿Por qué dudan tanto?</w:t>
+        <w:t xml:space="preserve"> Él les preguntó: —¿Por qué están tan asustados? ¿Por qué dudan tanto?</w:t>
       </w:r>
     </w:p>
     <w:p>
@@ -24396,7 +24396,7 @@
         <w:rPr>
           <w:lang w:val="es_ES" w:bidi="es_ES"/>
         </w:rPr>
-        <w:t xml:space="preserve"> Miren mis manos y mis pies. ¡Soy yo! Tóquenme, compruébenlo, porque un espíritu no tiene carne ni huesos como ven que yo los tengo.</w:t>
+        <w:t xml:space="preserve"> Miren mis manos y mis pies. ¡Soy yo! Tóquenme, compruébenlo. Un espíritu no tiene carne ni huesos como ven que yo los tengo.</w:t>
       </w:r>
     </w:p>
     <w:p>
@@ -24438,7 +24438,7 @@
         <w:rPr>
           <w:lang w:val="es_ES" w:bidi="es_ES"/>
         </w:rPr>
-        <w:t xml:space="preserve"> Ellos estaban tan alegres y asustados a la vez que no lo podían creer. Entonces les preguntó: ―¿Tienen algo de comer?</w:t>
+        <w:t xml:space="preserve"> Ellos estaban tan alegres y asustados a la vez que no lo podían creer. Entonces les preguntó: —¿Tienen algo de comer?</w:t>
       </w:r>
     </w:p>
     <w:p>
@@ -24459,7 +24459,7 @@
         <w:rPr>
           <w:lang w:val="es_ES" w:bidi="es_ES"/>
         </w:rPr>
-        <w:t xml:space="preserve"> Le dieron un pedazo de pescado asado,</w:t>
+        <w:t xml:space="preserve"> Le dieron un pedazo de pescado asado.</w:t>
       </w:r>
     </w:p>
     <w:p>
@@ -24480,7 +24480,7 @@
         <w:rPr>
           <w:lang w:val="es_ES" w:bidi="es_ES"/>
         </w:rPr>
-        <w:t xml:space="preserve"> y él lo tomó y se lo comió delante de ellos.</w:t>
+        <w:t xml:space="preserve"> Él lo tomó y se lo comió delante de ellos.</w:t>
       </w:r>
     </w:p>
     <w:p>
@@ -24501,7 +24501,7 @@
         <w:rPr>
           <w:lang w:val="es_ES" w:bidi="es_ES"/>
         </w:rPr>
-        <w:t xml:space="preserve"> ―Recuerden que cuando todavía estaba con ustedes, les decía que tenía que cumplirse todo lo que está escrito acerca de mí en la Ley de Moisés, en los Profetas y en los Salmos.</w:t>
+        <w:t xml:space="preserve"> —Recuerden cuando aún estaba con ustedes. Les dije que tenía que cumplirse todo lo que está escrito sobre mí. Está escrito en la ley de Moisés, en los escritos de los profetas y en el libro de Salmos.</w:t>
       </w:r>
     </w:p>
     <w:p>
@@ -24543,7 +24543,7 @@
         <w:rPr>
           <w:lang w:val="es_ES" w:bidi="es_ES"/>
         </w:rPr>
-        <w:t xml:space="preserve"> Les explicó: ―Está escrito que el Cristo padecerá y resucitará al tercer día.</w:t>
+        <w:t xml:space="preserve"> Les explicó: —Está escrito que el Cristo padecerá y resucitará al tercer día.</w:t>
       </w:r>
     </w:p>
     <w:p>
@@ -24564,7 +24564,7 @@
         <w:rPr>
           <w:lang w:val="es_ES" w:bidi="es_ES"/>
         </w:rPr>
-        <w:t xml:space="preserve"> Y en su nombre se predicará el arrepentimiento y el perdón de pecados a todas las naciones, comenzando desde Jerusalén.</w:t>
+        <w:t xml:space="preserve"> En su nombre se predicará el arrepentimiento y el perdón de pecados a todas las naciones. Se comenzará desde Jerusalén.</w:t>
       </w:r>
     </w:p>
     <w:p>
@@ -24606,7 +24606,7 @@
         <w:rPr>
           <w:lang w:val="es_ES" w:bidi="es_ES"/>
         </w:rPr>
-        <w:t xml:space="preserve"> Ahora yo mismo voy a enviarles lo que prometió mi Padre; ustedes quédense en la ciudad hasta que sean revestidos del poder de lo alto.</w:t>
+        <w:t xml:space="preserve"> Ahora yo mismo voy a enviarles lo que prometió mi Padre. Ustedes quédense en la ciudad hasta que sean llenos con poder del cielo.</w:t>
       </w:r>
     </w:p>
     <w:p>
@@ -24648,7 +24648,7 @@
         <w:rPr>
           <w:lang w:val="es_ES" w:bidi="es_ES"/>
         </w:rPr>
-        <w:t xml:space="preserve"> Y sucedió que, mientras los bendecía, se alejó de ellos y fue llevado al cielo.</w:t>
+        <w:t xml:space="preserve"> Mientras los bendecía, sucedió que se alejó de ellos. Fue llevado al cielo.</w:t>
       </w:r>
     </w:p>
     <w:p>
@@ -24669,7 +24669,7 @@
         <w:rPr>
           <w:lang w:val="es_ES" w:bidi="es_ES"/>
         </w:rPr>
-        <w:t xml:space="preserve"> Los discípulos lo adoraron, luego regresaron a Jerusalén llenos de alegría.</w:t>
+        <w:t xml:space="preserve"> Ellos lo adoraron. Regresaron a Jerusalén llenos de gran alegría.</w:t>
       </w:r>
     </w:p>
     <w:p>
@@ -24690,7 +24690,7 @@
         <w:rPr>
           <w:lang w:val="es_ES" w:bidi="es_ES"/>
         </w:rPr>
-        <w:t xml:space="preserve"> Y estaban continuamente en el templo, alabando a Dios.</w:t>
+        <w:t xml:space="preserve"> Desde entonces estaban continuamente en el templo alabando a Dios.</w:t>
       </w:r>
     </w:p>
     <w:sectPr>
